--- a/Catana_Erhan_1411B.docx
+++ b/Catana_Erhan_1411B.docx
@@ -287,7 +287,10 @@
           <w:lang w:val="ro-RO"/>
         </w:rPr>
       </w:pPr>
-      <w:r>
+    </w:p>
+    <w:p>
+      <w:pPr>
+        <w:ind w:firstLine="720"/>
         <w:rPr>
           <w:rFonts w:ascii="Times New Roman" w:hAnsi="Times New Roman" w:cs="Times New Roman"/>
           <w:b/>
@@ -296,7 +299,16 @@
           <w:szCs w:val="32"/>
           <w:lang w:val="ro-RO"/>
         </w:rPr>
-        <w:lastRenderedPageBreak/>
+      </w:pPr>
+      <w:r>
+        <w:rPr>
+          <w:rFonts w:ascii="Times New Roman" w:hAnsi="Times New Roman" w:cs="Times New Roman"/>
+          <w:b/>
+          <w:bCs/>
+          <w:sz w:val="32"/>
+          <w:szCs w:val="32"/>
+          <w:lang w:val="ro-RO"/>
+        </w:rPr>
         <w:t>Tema proiectului</w:t>
       </w:r>
     </w:p>
@@ -677,6 +689,13 @@
         </w:rPr>
         <w:t>.</w:t>
       </w:r>
+    </w:p>
+    <w:p>
+      <w:pPr>
+        <w:rPr>
+          <w:rFonts w:ascii="Times New Roman" w:hAnsi="Times New Roman" w:cs="Times New Roman"/>
+        </w:rPr>
+      </w:pPr>
     </w:p>
     <w:p>
       <w:pPr>
@@ -694,16 +713,20 @@
         </w:numPr>
         <w:rPr>
           <w:rFonts w:ascii="Times New Roman" w:hAnsi="Times New Roman" w:cs="Times New Roman"/>
-          <w:sz w:val="32"/>
-          <w:szCs w:val="32"/>
-          <w:lang w:val="ro-RO"/>
-        </w:rPr>
-      </w:pPr>
-      <w:r>
-        <w:rPr>
-          <w:rFonts w:ascii="Times New Roman" w:hAnsi="Times New Roman" w:cs="Times New Roman"/>
-          <w:sz w:val="32"/>
-          <w:szCs w:val="32"/>
+          <w:b/>
+          <w:bCs/>
+          <w:sz w:val="28"/>
+          <w:szCs w:val="28"/>
+          <w:lang w:val="ro-RO"/>
+        </w:rPr>
+      </w:pPr>
+      <w:r>
+        <w:rPr>
+          <w:rFonts w:ascii="Times New Roman" w:hAnsi="Times New Roman" w:cs="Times New Roman"/>
+          <w:b/>
+          <w:bCs/>
+          <w:sz w:val="28"/>
+          <w:szCs w:val="28"/>
           <w:lang w:val="ro-RO"/>
         </w:rPr>
         <w:t>Descrierea problemei</w:t>
@@ -777,6 +800,22 @@
         </w:rPr>
         <w:t>Orice triunghi echilateral este și triunghi isoscel.</w:t>
       </w:r>
+    </w:p>
+    <w:p>
+      <w:pPr>
+        <w:rPr>
+          <w:rFonts w:ascii="Times New Roman" w:hAnsi="Times New Roman" w:cs="Times New Roman"/>
+          <w:lang w:val="ro-RO"/>
+        </w:rPr>
+      </w:pPr>
+    </w:p>
+    <w:p>
+      <w:pPr>
+        <w:rPr>
+          <w:rFonts w:ascii="Times New Roman" w:hAnsi="Times New Roman" w:cs="Times New Roman"/>
+          <w:lang w:val="ro-RO"/>
+        </w:rPr>
+      </w:pPr>
     </w:p>
     <w:p>
       <w:pPr>
@@ -795,16 +834,20 @@
         </w:numPr>
         <w:rPr>
           <w:rFonts w:ascii="Times New Roman" w:hAnsi="Times New Roman" w:cs="Times New Roman"/>
-          <w:sz w:val="32"/>
-          <w:szCs w:val="32"/>
-          <w:lang w:val="ro-RO"/>
-        </w:rPr>
-      </w:pPr>
-      <w:r>
-        <w:rPr>
-          <w:rFonts w:ascii="Times New Roman" w:hAnsi="Times New Roman" w:cs="Times New Roman"/>
-          <w:sz w:val="32"/>
-          <w:szCs w:val="32"/>
+          <w:b/>
+          <w:bCs/>
+          <w:sz w:val="28"/>
+          <w:szCs w:val="28"/>
+          <w:lang w:val="ro-RO"/>
+        </w:rPr>
+      </w:pPr>
+      <w:r>
+        <w:rPr>
+          <w:rFonts w:ascii="Times New Roman" w:hAnsi="Times New Roman" w:cs="Times New Roman"/>
+          <w:b/>
+          <w:bCs/>
+          <w:sz w:val="28"/>
+          <w:szCs w:val="28"/>
           <w:lang w:val="ro-RO"/>
         </w:rPr>
         <w:t>Teoremele</w:t>
@@ -812,8 +855,10 @@
       <w:r>
         <w:rPr>
           <w:rFonts w:ascii="Times New Roman" w:hAnsi="Times New Roman" w:cs="Times New Roman"/>
-          <w:sz w:val="32"/>
-          <w:szCs w:val="32"/>
+          <w:b/>
+          <w:bCs/>
+          <w:sz w:val="28"/>
+          <w:szCs w:val="28"/>
           <w:lang w:val="ro-RO"/>
         </w:rPr>
         <w:t xml:space="preserve"> demonstrate</w:t>
@@ -888,26 +933,117 @@
           <w:rFonts w:ascii="Times New Roman" w:hAnsi="Times New Roman" w:cs="Times New Roman"/>
           <w:color w:val="C00000"/>
         </w:rPr>
-        <w:t>n² = (2 * k)² = 4 * k²</w:t>
-      </w:r>
-      <w:r>
-        <w:rPr>
-          <w:rFonts w:ascii="Times New Roman" w:hAnsi="Times New Roman" w:cs="Times New Roman"/>
-          <w:color w:val="C00000"/>
+        <w:t xml:space="preserve">n² = (2 * k)² = 4 * k² </w:t>
+      </w:r>
+      <w:r>
+        <w:rPr>
+          <w:rFonts w:ascii="Times New Roman" w:hAnsi="Times New Roman" w:cs="Times New Roman"/>
+        </w:rPr>
+        <w:t xml:space="preserve">, care </w:t>
+      </w:r>
+      <w:proofErr w:type="spellStart"/>
+      <w:r>
+        <w:rPr>
+          <w:rFonts w:ascii="Times New Roman" w:hAnsi="Times New Roman" w:cs="Times New Roman"/>
+        </w:rPr>
+        <w:t>este</w:t>
+      </w:r>
+      <w:proofErr w:type="spellEnd"/>
+      <w:r>
+        <w:rPr>
+          <w:rFonts w:ascii="Times New Roman" w:hAnsi="Times New Roman" w:cs="Times New Roman"/>
         </w:rPr>
         <w:t xml:space="preserve"> </w:t>
       </w:r>
-      <w:r>
-        <w:rPr>
-          <w:rFonts w:ascii="Times New Roman" w:hAnsi="Times New Roman" w:cs="Times New Roman"/>
-        </w:rPr>
-        <w:t xml:space="preserve">, care </w:t>
-      </w:r>
       <w:proofErr w:type="spellStart"/>
       <w:r>
         <w:rPr>
           <w:rFonts w:ascii="Times New Roman" w:hAnsi="Times New Roman" w:cs="Times New Roman"/>
         </w:rPr>
+        <w:t>multiplu</w:t>
+      </w:r>
+      <w:proofErr w:type="spellEnd"/>
+      <w:r>
+        <w:rPr>
+          <w:rFonts w:ascii="Times New Roman" w:hAnsi="Times New Roman" w:cs="Times New Roman"/>
+        </w:rPr>
+        <w:t xml:space="preserve"> de 2, </w:t>
+      </w:r>
+      <w:proofErr w:type="spellStart"/>
+      <w:r>
+        <w:rPr>
+          <w:rFonts w:ascii="Times New Roman" w:hAnsi="Times New Roman" w:cs="Times New Roman"/>
+        </w:rPr>
+        <w:t>prin</w:t>
+      </w:r>
+      <w:proofErr w:type="spellEnd"/>
+      <w:r>
+        <w:rPr>
+          <w:rFonts w:ascii="Times New Roman" w:hAnsi="Times New Roman" w:cs="Times New Roman"/>
+        </w:rPr>
+        <w:t xml:space="preserve"> </w:t>
+      </w:r>
+      <w:proofErr w:type="spellStart"/>
+      <w:r>
+        <w:rPr>
+          <w:rFonts w:ascii="Times New Roman" w:hAnsi="Times New Roman" w:cs="Times New Roman"/>
+        </w:rPr>
+        <w:t>urmare</w:t>
+      </w:r>
+      <w:proofErr w:type="spellEnd"/>
+      <w:r>
+        <w:rPr>
+          <w:rFonts w:ascii="Times New Roman" w:hAnsi="Times New Roman" w:cs="Times New Roman"/>
+        </w:rPr>
+        <w:t xml:space="preserve">, </w:t>
+      </w:r>
+      <w:proofErr w:type="spellStart"/>
+      <w:r>
+        <w:rPr>
+          <w:rFonts w:ascii="Times New Roman" w:hAnsi="Times New Roman" w:cs="Times New Roman"/>
+        </w:rPr>
+        <w:t>pătratul</w:t>
+      </w:r>
+      <w:proofErr w:type="spellEnd"/>
+      <w:r>
+        <w:rPr>
+          <w:rFonts w:ascii="Times New Roman" w:hAnsi="Times New Roman" w:cs="Times New Roman"/>
+        </w:rPr>
+        <w:t xml:space="preserve"> </w:t>
+      </w:r>
+      <w:proofErr w:type="spellStart"/>
+      <w:r>
+        <w:rPr>
+          <w:rFonts w:ascii="Times New Roman" w:hAnsi="Times New Roman" w:cs="Times New Roman"/>
+        </w:rPr>
+        <w:t>unui</w:t>
+      </w:r>
+      <w:proofErr w:type="spellEnd"/>
+      <w:r>
+        <w:rPr>
+          <w:rFonts w:ascii="Times New Roman" w:hAnsi="Times New Roman" w:cs="Times New Roman"/>
+        </w:rPr>
+        <w:t xml:space="preserve"> </w:t>
+      </w:r>
+      <w:proofErr w:type="spellStart"/>
+      <w:r>
+        <w:rPr>
+          <w:rFonts w:ascii="Times New Roman" w:hAnsi="Times New Roman" w:cs="Times New Roman"/>
+        </w:rPr>
+        <w:t>număr</w:t>
+      </w:r>
+      <w:proofErr w:type="spellEnd"/>
+      <w:r>
+        <w:rPr>
+          <w:rFonts w:ascii="Times New Roman" w:hAnsi="Times New Roman" w:cs="Times New Roman"/>
+        </w:rPr>
+        <w:t xml:space="preserve"> par </w:t>
+      </w:r>
+      <w:proofErr w:type="spellStart"/>
+      <w:r>
+        <w:rPr>
+          <w:rFonts w:ascii="Times New Roman" w:hAnsi="Times New Roman" w:cs="Times New Roman"/>
+        </w:rPr>
         <w:t>este</w:t>
       </w:r>
       <w:proofErr w:type="spellEnd"/>
@@ -915,127 +1051,22 @@
         <w:rPr>
           <w:rFonts w:ascii="Times New Roman" w:hAnsi="Times New Roman" w:cs="Times New Roman"/>
         </w:rPr>
-        <w:t xml:space="preserve"> </w:t>
+        <w:t xml:space="preserve">, de </w:t>
       </w:r>
       <w:proofErr w:type="spellStart"/>
       <w:r>
         <w:rPr>
           <w:rFonts w:ascii="Times New Roman" w:hAnsi="Times New Roman" w:cs="Times New Roman"/>
         </w:rPr>
-        <w:t>multiplu</w:t>
+        <w:t>asemenea</w:t>
       </w:r>
       <w:proofErr w:type="spellEnd"/>
       <w:r>
         <w:rPr>
           <w:rFonts w:ascii="Times New Roman" w:hAnsi="Times New Roman" w:cs="Times New Roman"/>
         </w:rPr>
-        <w:t xml:space="preserve"> de 2, </w:t>
-      </w:r>
-      <w:proofErr w:type="spellStart"/>
-      <w:r>
-        <w:rPr>
-          <w:rFonts w:ascii="Times New Roman" w:hAnsi="Times New Roman" w:cs="Times New Roman"/>
-        </w:rPr>
-        <w:t>prin</w:t>
-      </w:r>
-      <w:proofErr w:type="spellEnd"/>
-      <w:r>
-        <w:rPr>
-          <w:rFonts w:ascii="Times New Roman" w:hAnsi="Times New Roman" w:cs="Times New Roman"/>
-        </w:rPr>
-        <w:t xml:space="preserve"> </w:t>
-      </w:r>
-      <w:proofErr w:type="spellStart"/>
-      <w:r>
-        <w:rPr>
-          <w:rFonts w:ascii="Times New Roman" w:hAnsi="Times New Roman" w:cs="Times New Roman"/>
-        </w:rPr>
-        <w:t>urmare</w:t>
-      </w:r>
-      <w:proofErr w:type="spellEnd"/>
-      <w:r>
-        <w:rPr>
-          <w:rFonts w:ascii="Times New Roman" w:hAnsi="Times New Roman" w:cs="Times New Roman"/>
-        </w:rPr>
-        <w:t xml:space="preserve">, </w:t>
-      </w:r>
-      <w:proofErr w:type="spellStart"/>
-      <w:r>
-        <w:rPr>
-          <w:rFonts w:ascii="Times New Roman" w:hAnsi="Times New Roman" w:cs="Times New Roman"/>
-        </w:rPr>
-        <w:t>pătratul</w:t>
-      </w:r>
-      <w:proofErr w:type="spellEnd"/>
-      <w:r>
-        <w:rPr>
-          <w:rFonts w:ascii="Times New Roman" w:hAnsi="Times New Roman" w:cs="Times New Roman"/>
-        </w:rPr>
-        <w:t xml:space="preserve"> </w:t>
-      </w:r>
-      <w:proofErr w:type="spellStart"/>
-      <w:r>
-        <w:rPr>
-          <w:rFonts w:ascii="Times New Roman" w:hAnsi="Times New Roman" w:cs="Times New Roman"/>
-        </w:rPr>
-        <w:t>unui</w:t>
-      </w:r>
-      <w:proofErr w:type="spellEnd"/>
-      <w:r>
-        <w:rPr>
-          <w:rFonts w:ascii="Times New Roman" w:hAnsi="Times New Roman" w:cs="Times New Roman"/>
-        </w:rPr>
-        <w:t xml:space="preserve"> </w:t>
-      </w:r>
-      <w:proofErr w:type="spellStart"/>
-      <w:r>
-        <w:rPr>
-          <w:rFonts w:ascii="Times New Roman" w:hAnsi="Times New Roman" w:cs="Times New Roman"/>
-        </w:rPr>
-        <w:t>număr</w:t>
-      </w:r>
-      <w:proofErr w:type="spellEnd"/>
-      <w:r>
-        <w:rPr>
-          <w:rFonts w:ascii="Times New Roman" w:hAnsi="Times New Roman" w:cs="Times New Roman"/>
-        </w:rPr>
-        <w:t xml:space="preserve"> par </w:t>
-      </w:r>
-      <w:proofErr w:type="spellStart"/>
-      <w:r>
-        <w:rPr>
-          <w:rFonts w:ascii="Times New Roman" w:hAnsi="Times New Roman" w:cs="Times New Roman"/>
-        </w:rPr>
-        <w:t>este</w:t>
-      </w:r>
-      <w:proofErr w:type="spellEnd"/>
-      <w:r>
-        <w:rPr>
-          <w:rFonts w:ascii="Times New Roman" w:hAnsi="Times New Roman" w:cs="Times New Roman"/>
-        </w:rPr>
-        <w:t xml:space="preserve">, de </w:t>
-      </w:r>
-      <w:proofErr w:type="spellStart"/>
-      <w:r>
-        <w:rPr>
-          <w:rFonts w:ascii="Times New Roman" w:hAnsi="Times New Roman" w:cs="Times New Roman"/>
-        </w:rPr>
-        <w:t>asemenea</w:t>
-      </w:r>
-      <w:proofErr w:type="spellEnd"/>
-      <w:r>
-        <w:rPr>
-          <w:rFonts w:ascii="Times New Roman" w:hAnsi="Times New Roman" w:cs="Times New Roman"/>
-        </w:rPr>
         <w:t>, par.</w:t>
       </w:r>
-    </w:p>
-    <w:p>
-      <w:pPr>
-        <w:rPr>
-          <w:rFonts w:ascii="Times New Roman" w:hAnsi="Times New Roman" w:cs="Times New Roman"/>
-        </w:rPr>
-      </w:pPr>
     </w:p>
     <w:p>
       <w:pPr>
@@ -1111,18 +1142,486 @@
     </w:p>
     <w:p>
       <w:pPr>
-        <w:jc w:val="center"/>
-        <w:rPr>
-          <w:rFonts w:ascii="Times New Roman" w:hAnsi="Times New Roman" w:cs="Times New Roman"/>
-          <w:lang w:val="ro-RO"/>
-        </w:rPr>
-      </w:pPr>
-      <w:r>
-        <w:rPr>
-          <w:rFonts w:ascii="Times New Roman" w:hAnsi="Times New Roman" w:cs="Times New Roman"/>
-          <w:lang w:val="ro-RO"/>
-        </w:rPr>
-        <w:t xml:space="preserve"> </w:t>
+        <w:rPr>
+          <w:rFonts w:ascii="Times New Roman" w:hAnsi="Times New Roman" w:cs="Times New Roman"/>
+          <w:lang w:val="ro-RO"/>
+        </w:rPr>
+      </w:pPr>
+    </w:p>
+    <w:p>
+      <w:pPr>
+        <w:rPr>
+          <w:rFonts w:ascii="Times New Roman" w:hAnsi="Times New Roman" w:cs="Times New Roman"/>
+          <w:lang w:val="ro-RO"/>
+        </w:rPr>
+      </w:pPr>
+    </w:p>
+    <w:p>
+      <w:pPr>
+        <w:pStyle w:val="ListParagraph"/>
+        <w:numPr>
+          <w:ilvl w:val="0"/>
+          <w:numId w:val="2"/>
+        </w:numPr>
+        <w:rPr>
+          <w:rFonts w:ascii="Times New Roman" w:hAnsi="Times New Roman" w:cs="Times New Roman"/>
+          <w:b/>
+          <w:bCs/>
+          <w:sz w:val="28"/>
+          <w:szCs w:val="28"/>
+          <w:lang w:val="ro-RO"/>
+        </w:rPr>
+      </w:pPr>
+      <w:r>
+        <w:rPr>
+          <w:rFonts w:ascii="Times New Roman" w:hAnsi="Times New Roman" w:cs="Times New Roman"/>
+          <w:b/>
+          <w:bCs/>
+          <w:sz w:val="28"/>
+          <w:szCs w:val="28"/>
+          <w:lang w:val="ro-RO"/>
+        </w:rPr>
+        <w:t>Aspecte teoretice privind algoritmul</w:t>
+      </w:r>
+    </w:p>
+    <w:p>
+      <w:pPr>
+        <w:pStyle w:val="ListParagraph"/>
+        <w:rPr>
+          <w:rFonts w:ascii="Times New Roman" w:hAnsi="Times New Roman" w:cs="Times New Roman"/>
+          <w:b/>
+          <w:bCs/>
+          <w:sz w:val="28"/>
+          <w:szCs w:val="28"/>
+          <w:lang w:val="ro-RO"/>
+        </w:rPr>
+      </w:pPr>
+    </w:p>
+    <w:p>
+      <w:pPr>
+        <w:pStyle w:val="ListParagraph"/>
+        <w:numPr>
+          <w:ilvl w:val="1"/>
+          <w:numId w:val="2"/>
+        </w:numPr>
+        <w:rPr>
+          <w:rFonts w:ascii="Times New Roman" w:hAnsi="Times New Roman" w:cs="Times New Roman"/>
+          <w:b/>
+          <w:bCs/>
+          <w:lang w:val="ro-RO"/>
+        </w:rPr>
+      </w:pPr>
+      <w:r>
+        <w:rPr>
+          <w:rFonts w:ascii="Times New Roman" w:hAnsi="Times New Roman" w:cs="Times New Roman"/>
+          <w:b/>
+          <w:bCs/>
+          <w:lang w:val="ro-RO"/>
+        </w:rPr>
+        <w:t>Logica de ordinul I și inferența predicativă</w:t>
+      </w:r>
+    </w:p>
+    <w:p>
+      <w:pPr>
+        <w:ind w:left="720"/>
+        <w:rPr>
+          <w:rFonts w:ascii="Times New Roman" w:hAnsi="Times New Roman" w:cs="Times New Roman"/>
+          <w:lang w:val="ro-RO"/>
+        </w:rPr>
+      </w:pPr>
+      <w:r>
+        <w:rPr>
+          <w:rFonts w:ascii="Times New Roman" w:hAnsi="Times New Roman" w:cs="Times New Roman"/>
+          <w:lang w:val="ro-RO"/>
+        </w:rPr>
+        <w:t xml:space="preserve">Logica de ordinul I permite reprezentarea cunoștințelor sub formă de obiecte, proprietăți </w:t>
+      </w:r>
+    </w:p>
+    <w:p>
+      <w:pPr>
+        <w:rPr>
+          <w:rFonts w:ascii="Times New Roman" w:hAnsi="Times New Roman" w:cs="Times New Roman"/>
+          <w:lang w:val="ro-RO"/>
+        </w:rPr>
+      </w:pPr>
+      <w:r>
+        <w:rPr>
+          <w:rFonts w:ascii="Times New Roman" w:hAnsi="Times New Roman" w:cs="Times New Roman"/>
+          <w:lang w:val="ro-RO"/>
+        </w:rPr>
+        <w:t xml:space="preserve">și relații. Spre deosebire de logica propozițională, aceasta utilizează predicate cu argumente, variabile și constante. </w:t>
+      </w:r>
+    </w:p>
+    <w:p>
+      <w:pPr>
+        <w:rPr>
+          <w:rFonts w:ascii="Times New Roman" w:hAnsi="Times New Roman" w:cs="Times New Roman"/>
+          <w:lang w:val="ro-RO"/>
+        </w:rPr>
+      </w:pPr>
+      <w:r>
+        <w:rPr>
+          <w:rFonts w:ascii="Times New Roman" w:hAnsi="Times New Roman" w:cs="Times New Roman"/>
+          <w:lang w:val="ro-RO"/>
+        </w:rPr>
+        <w:t>În cadrul proiectului sunt utilizate:</w:t>
+      </w:r>
+    </w:p>
+    <w:p>
+      <w:pPr>
+        <w:pStyle w:val="ListParagraph"/>
+        <w:numPr>
+          <w:ilvl w:val="0"/>
+          <w:numId w:val="7"/>
+        </w:numPr>
+        <w:rPr>
+          <w:rFonts w:ascii="Times New Roman" w:hAnsi="Times New Roman" w:cs="Times New Roman"/>
+          <w:lang w:val="ro-RO"/>
+        </w:rPr>
+      </w:pPr>
+      <w:r>
+        <w:rPr>
+          <w:rFonts w:ascii="Times New Roman" w:hAnsi="Times New Roman" w:cs="Times New Roman"/>
+          <w:lang w:val="ro-RO"/>
+        </w:rPr>
+        <w:t>Constante: n, n2, t</w:t>
+      </w:r>
+    </w:p>
+    <w:p>
+      <w:pPr>
+        <w:pStyle w:val="ListParagraph"/>
+        <w:numPr>
+          <w:ilvl w:val="0"/>
+          <w:numId w:val="7"/>
+        </w:numPr>
+        <w:rPr>
+          <w:rFonts w:ascii="Times New Roman" w:hAnsi="Times New Roman" w:cs="Times New Roman"/>
+          <w:lang w:val="ro-RO"/>
+        </w:rPr>
+      </w:pPr>
+      <w:r>
+        <w:rPr>
+          <w:rFonts w:ascii="Times New Roman" w:hAnsi="Times New Roman" w:cs="Times New Roman"/>
+          <w:lang w:val="ro-RO"/>
+        </w:rPr>
+        <w:t>Variabile: ?X ?Y ?T</w:t>
+      </w:r>
+    </w:p>
+    <w:p>
+      <w:pPr>
+        <w:pStyle w:val="ListParagraph"/>
+        <w:numPr>
+          <w:ilvl w:val="0"/>
+          <w:numId w:val="7"/>
+        </w:numPr>
+        <w:rPr>
+          <w:rFonts w:ascii="Times New Roman" w:hAnsi="Times New Roman" w:cs="Times New Roman"/>
+          <w:lang w:val="ro-RO"/>
+        </w:rPr>
+      </w:pPr>
+      <w:r>
+        <w:rPr>
+          <w:rFonts w:ascii="Times New Roman" w:hAnsi="Times New Roman" w:cs="Times New Roman"/>
+          <w:lang w:val="ro-RO"/>
+        </w:rPr>
+        <w:t>Predicate: Par(x), Isoscel(t), Patrat(x,y)</w:t>
+      </w:r>
+    </w:p>
+    <w:p>
+      <w:pPr>
+        <w:pStyle w:val="ListParagraph"/>
+        <w:numPr>
+          <w:ilvl w:val="0"/>
+          <w:numId w:val="7"/>
+        </w:numPr>
+        <w:rPr>
+          <w:rFonts w:ascii="Times New Roman" w:hAnsi="Times New Roman" w:cs="Times New Roman"/>
+          <w:lang w:val="ro-RO"/>
+        </w:rPr>
+      </w:pPr>
+      <w:r>
+        <w:rPr>
+          <w:rFonts w:ascii="Times New Roman" w:hAnsi="Times New Roman" w:cs="Times New Roman"/>
+          <w:lang w:val="ro-RO"/>
+        </w:rPr>
+        <w:t>Reguli de inferență de tip IF-THEN</w:t>
+      </w:r>
+    </w:p>
+    <w:p>
+      <w:pPr>
+        <w:ind w:left="360"/>
+        <w:rPr>
+          <w:rFonts w:ascii="Times New Roman" w:hAnsi="Times New Roman" w:cs="Times New Roman"/>
+          <w:lang w:val="ro-RO"/>
+        </w:rPr>
+      </w:pPr>
+    </w:p>
+    <w:p>
+      <w:pPr>
+        <w:pStyle w:val="ListParagraph"/>
+        <w:numPr>
+          <w:ilvl w:val="1"/>
+          <w:numId w:val="2"/>
+        </w:numPr>
+        <w:rPr>
+          <w:rFonts w:ascii="Times New Roman" w:hAnsi="Times New Roman" w:cs="Times New Roman"/>
+          <w:b/>
+          <w:bCs/>
+          <w:lang w:val="ro-RO"/>
+        </w:rPr>
+      </w:pPr>
+      <w:r>
+        <w:rPr>
+          <w:rFonts w:ascii="Times New Roman" w:hAnsi="Times New Roman" w:cs="Times New Roman"/>
+          <w:b/>
+          <w:bCs/>
+          <w:lang w:val="ro-RO"/>
+        </w:rPr>
+        <w:t>Raționamentul înainte (Forword Chaining)</w:t>
+      </w:r>
+    </w:p>
+    <w:p>
+      <w:pPr>
+        <w:rPr>
+          <w:rFonts w:ascii="Times New Roman" w:hAnsi="Times New Roman" w:cs="Times New Roman"/>
+          <w:lang w:val="ro-RO"/>
+        </w:rPr>
+      </w:pPr>
+      <w:r>
+        <w:rPr>
+          <w:rFonts w:ascii="Times New Roman" w:hAnsi="Times New Roman" w:cs="Times New Roman"/>
+          <w:lang w:val="ro-RO"/>
+        </w:rPr>
+        <w:t>Este</w:t>
+      </w:r>
+      <w:r>
+        <w:rPr>
+          <w:rFonts w:ascii="Times New Roman" w:hAnsi="Times New Roman" w:cs="Times New Roman"/>
+          <w:lang w:val="ro-RO"/>
+        </w:rPr>
+        <w:t xml:space="preserve"> o metodă în care sistemul pronește de la fapte cunoscute și aplică regulile pentru a genera noi fapte. Procesul se repetă până nu mai pot fi deduse informații suplimentare.</w:t>
+      </w:r>
+    </w:p>
+    <w:p>
+      <w:pPr>
+        <w:rPr>
+          <w:rFonts w:ascii="Times New Roman" w:hAnsi="Times New Roman" w:cs="Times New Roman"/>
+          <w:lang w:val="ro-RO"/>
+        </w:rPr>
+      </w:pPr>
+      <w:r>
+        <w:rPr>
+          <w:rFonts w:ascii="Times New Roman" w:hAnsi="Times New Roman" w:cs="Times New Roman"/>
+          <w:lang w:val="ro-RO"/>
+        </w:rPr>
+        <w:t>Etapele algoritmului sunt:</w:t>
+      </w:r>
+    </w:p>
+    <w:p>
+      <w:pPr>
+        <w:rPr>
+          <w:rFonts w:ascii="Times New Roman" w:hAnsi="Times New Roman" w:cs="Times New Roman"/>
+          <w:lang w:val="ro-RO"/>
+        </w:rPr>
+      </w:pPr>
+      <w:r>
+        <w:rPr>
+          <w:rFonts w:ascii="Times New Roman" w:hAnsi="Times New Roman" w:cs="Times New Roman"/>
+          <w:lang w:val="ro-RO"/>
+        </w:rPr>
+        <w:t>- Portrivirea premiselor cu faptele existente</w:t>
+      </w:r>
+    </w:p>
+    <w:p>
+      <w:pPr>
+        <w:rPr>
+          <w:rFonts w:ascii="Times New Roman" w:hAnsi="Times New Roman" w:cs="Times New Roman"/>
+          <w:lang w:val="ro-RO"/>
+        </w:rPr>
+      </w:pPr>
+      <w:r>
+        <w:rPr>
+          <w:rFonts w:ascii="Times New Roman" w:hAnsi="Times New Roman" w:cs="Times New Roman"/>
+          <w:lang w:val="ro-RO"/>
+        </w:rPr>
+        <w:t>- Unificarea variabilelor</w:t>
+      </w:r>
+    </w:p>
+    <w:p>
+      <w:pPr>
+        <w:rPr>
+          <w:rFonts w:ascii="Times New Roman" w:hAnsi="Times New Roman" w:cs="Times New Roman"/>
+          <w:lang w:val="ro-RO"/>
+        </w:rPr>
+      </w:pPr>
+      <w:r>
+        <w:rPr>
+          <w:rFonts w:ascii="Times New Roman" w:hAnsi="Times New Roman" w:cs="Times New Roman"/>
+          <w:lang w:val="ro-RO"/>
+        </w:rPr>
+        <w:t>- Generarea concluziei</w:t>
+      </w:r>
+    </w:p>
+    <w:p>
+      <w:pPr>
+        <w:rPr>
+          <w:rFonts w:ascii="Times New Roman" w:hAnsi="Times New Roman" w:cs="Times New Roman"/>
+          <w:lang w:val="ro-RO"/>
+        </w:rPr>
+      </w:pPr>
+      <w:r>
+        <w:rPr>
+          <w:rFonts w:ascii="Times New Roman" w:hAnsi="Times New Roman" w:cs="Times New Roman"/>
+          <w:lang w:val="ro-RO"/>
+        </w:rPr>
+        <w:t>- Actualizarea bazei de fapte</w:t>
+      </w:r>
+    </w:p>
+    <w:p>
+      <w:pPr>
+        <w:ind w:firstLine="720"/>
+        <w:rPr>
+          <w:rFonts w:ascii="Times New Roman" w:hAnsi="Times New Roman" w:cs="Times New Roman"/>
+          <w:lang w:val="ro-RO"/>
+        </w:rPr>
+      </w:pPr>
+      <w:r>
+        <w:rPr>
+          <w:rFonts w:ascii="Times New Roman" w:hAnsi="Times New Roman" w:cs="Times New Roman"/>
+          <w:lang w:val="ro-RO"/>
+        </w:rPr>
+        <w:t>Exemplu:</w:t>
+      </w:r>
+    </w:p>
+    <w:p>
+      <w:pPr>
+        <w:rPr>
+          <w:rFonts w:ascii="Times New Roman" w:hAnsi="Times New Roman" w:cs="Times New Roman"/>
+          <w:lang w:val="ro-RO"/>
+        </w:rPr>
+      </w:pPr>
+      <w:r>
+        <w:rPr>
+          <w:noProof/>
+        </w:rPr>
+        <w:drawing>
+          <wp:inline distT="0" distB="0" distL="0" distR="0" wp14:anchorId="627322A6" wp14:editId="312D6A7E">
+            <wp:extent cx="5943600" cy="2115820"/>
+            <wp:effectExtent l="0" t="0" r="0" b="0"/>
+            <wp:docPr id="1028514849" name="Picture 1"/>
+            <wp:cNvGraphicFramePr>
+              <a:graphicFrameLocks xmlns:a="http://schemas.openxmlformats.org/drawingml/2006/main" noChangeAspect="1"/>
+            </wp:cNvGraphicFramePr>
+            <a:graphic xmlns:a="http://schemas.openxmlformats.org/drawingml/2006/main">
+              <a:graphicData uri="http://schemas.openxmlformats.org/drawingml/2006/picture">
+                <pic:pic xmlns:pic="http://schemas.openxmlformats.org/drawingml/2006/picture">
+                  <pic:nvPicPr>
+                    <pic:cNvPr id="1028514849" name=""/>
+                    <pic:cNvPicPr/>
+                  </pic:nvPicPr>
+                  <pic:blipFill>
+                    <a:blip r:embed="rId7"/>
+                    <a:stretch>
+                      <a:fillRect/>
+                    </a:stretch>
+                  </pic:blipFill>
+                  <pic:spPr>
+                    <a:xfrm>
+                      <a:off x="0" y="0"/>
+                      <a:ext cx="5943600" cy="2115820"/>
+                    </a:xfrm>
+                    <a:prstGeom prst="rect">
+                      <a:avLst/>
+                    </a:prstGeom>
+                  </pic:spPr>
+                </pic:pic>
+              </a:graphicData>
+            </a:graphic>
+          </wp:inline>
+        </w:drawing>
+      </w:r>
+    </w:p>
+    <w:p>
+      <w:pPr>
+        <w:pStyle w:val="ListParagraph"/>
+        <w:numPr>
+          <w:ilvl w:val="1"/>
+          <w:numId w:val="2"/>
+        </w:numPr>
+        <w:rPr>
+          <w:rFonts w:ascii="Times New Roman" w:hAnsi="Times New Roman" w:cs="Times New Roman"/>
+          <w:b/>
+          <w:bCs/>
+          <w:lang w:val="ro-RO"/>
+        </w:rPr>
+      </w:pPr>
+      <w:r>
+        <w:rPr>
+          <w:rFonts w:ascii="Times New Roman" w:hAnsi="Times New Roman" w:cs="Times New Roman"/>
+          <w:b/>
+          <w:bCs/>
+          <w:lang w:val="ro-RO"/>
+        </w:rPr>
+        <w:lastRenderedPageBreak/>
+        <w:t>Procesul de unifcare</w:t>
+      </w:r>
+    </w:p>
+    <w:p>
+      <w:pPr>
+        <w:rPr>
+          <w:rFonts w:ascii="Times New Roman" w:hAnsi="Times New Roman" w:cs="Times New Roman"/>
+          <w:lang w:val="ro-RO"/>
+        </w:rPr>
+      </w:pPr>
+      <w:r>
+        <w:rPr>
+          <w:rFonts w:ascii="Times New Roman" w:hAnsi="Times New Roman" w:cs="Times New Roman"/>
+          <w:lang w:val="ro-RO"/>
+        </w:rPr>
+        <w:t>Unificarea</w:t>
+      </w:r>
+      <w:r>
+        <w:rPr>
+          <w:rFonts w:ascii="Times New Roman" w:hAnsi="Times New Roman" w:cs="Times New Roman"/>
+          <w:lang w:val="ro-RO"/>
+        </w:rPr>
+        <w:t xml:space="preserve"> reprezintă mecanismul prin care variabilele din predicate sunt asociate cu valori concrete. Algoritmul de unificare verifică compatibilitatea dintre predicate și gestionează substituțiile necesare pentru deducerea concluziei.</w:t>
+      </w:r>
+    </w:p>
+    <w:p>
+      <w:pPr>
+        <w:rPr>
+          <w:rFonts w:ascii="Times New Roman" w:hAnsi="Times New Roman" w:cs="Times New Roman"/>
+          <w:lang w:val="ro-RO"/>
+        </w:rPr>
+      </w:pPr>
+    </w:p>
+    <w:p>
+      <w:pPr>
+        <w:pStyle w:val="ListParagraph"/>
+        <w:numPr>
+          <w:ilvl w:val="0"/>
+          <w:numId w:val="2"/>
+        </w:numPr>
+        <w:rPr>
+          <w:rFonts w:ascii="Times New Roman" w:hAnsi="Times New Roman" w:cs="Times New Roman"/>
+          <w:b/>
+          <w:bCs/>
+          <w:sz w:val="28"/>
+          <w:szCs w:val="28"/>
+          <w:lang w:val="ro-RO"/>
+        </w:rPr>
+      </w:pPr>
+      <w:r>
+        <w:rPr>
+          <w:rFonts w:ascii="Times New Roman" w:hAnsi="Times New Roman" w:cs="Times New Roman"/>
+          <w:b/>
+          <w:bCs/>
+          <w:sz w:val="28"/>
+          <w:szCs w:val="28"/>
+          <w:lang w:val="ro-RO"/>
+        </w:rPr>
+        <w:t>Modalitatea de rezolvare</w:t>
       </w:r>
     </w:p>
     <w:sectPr>
@@ -1277,6 +1776,127 @@
     </w:lvl>
   </w:abstractNum>
   <w:abstractNum w:abstractNumId="1" w15:restartNumberingAfterBreak="0">
+    <w:nsid w:val="03E753D7"/>
+    <w:multiLevelType w:val="multilevel"/>
+    <w:tmpl w:val="44FA8EB0"/>
+    <w:lvl w:ilvl="0">
+      <w:start w:val="1"/>
+      <w:numFmt w:val="decimal"/>
+      <w:lvlText w:val="%1."/>
+      <w:lvlJc w:val="left"/>
+      <w:pPr>
+        <w:ind w:left="720" w:hanging="360"/>
+      </w:pPr>
+      <w:rPr>
+        <w:rFonts w:hint="default"/>
+      </w:rPr>
+    </w:lvl>
+    <w:lvl w:ilvl="1">
+      <w:start w:val="1"/>
+      <w:numFmt w:val="decimal"/>
+      <w:isLgl/>
+      <w:lvlText w:val="%1.%2"/>
+      <w:lvlJc w:val="left"/>
+      <w:pPr>
+        <w:ind w:left="1080" w:hanging="360"/>
+      </w:pPr>
+      <w:rPr>
+        <w:rFonts w:hint="default"/>
+      </w:rPr>
+    </w:lvl>
+    <w:lvl w:ilvl="2">
+      <w:start w:val="1"/>
+      <w:numFmt w:val="decimal"/>
+      <w:isLgl/>
+      <w:lvlText w:val="%1.%2.%3"/>
+      <w:lvlJc w:val="left"/>
+      <w:pPr>
+        <w:ind w:left="1800" w:hanging="720"/>
+      </w:pPr>
+      <w:rPr>
+        <w:rFonts w:hint="default"/>
+      </w:rPr>
+    </w:lvl>
+    <w:lvl w:ilvl="3">
+      <w:start w:val="1"/>
+      <w:numFmt w:val="decimal"/>
+      <w:isLgl/>
+      <w:lvlText w:val="%1.%2.%3.%4"/>
+      <w:lvlJc w:val="left"/>
+      <w:pPr>
+        <w:ind w:left="2160" w:hanging="720"/>
+      </w:pPr>
+      <w:rPr>
+        <w:rFonts w:hint="default"/>
+      </w:rPr>
+    </w:lvl>
+    <w:lvl w:ilvl="4">
+      <w:start w:val="1"/>
+      <w:numFmt w:val="decimal"/>
+      <w:isLgl/>
+      <w:lvlText w:val="%1.%2.%3.%4.%5"/>
+      <w:lvlJc w:val="left"/>
+      <w:pPr>
+        <w:ind w:left="2880" w:hanging="1080"/>
+      </w:pPr>
+      <w:rPr>
+        <w:rFonts w:hint="default"/>
+      </w:rPr>
+    </w:lvl>
+    <w:lvl w:ilvl="5">
+      <w:start w:val="1"/>
+      <w:numFmt w:val="decimal"/>
+      <w:isLgl/>
+      <w:lvlText w:val="%1.%2.%3.%4.%5.%6"/>
+      <w:lvlJc w:val="left"/>
+      <w:pPr>
+        <w:ind w:left="3240" w:hanging="1080"/>
+      </w:pPr>
+      <w:rPr>
+        <w:rFonts w:hint="default"/>
+      </w:rPr>
+    </w:lvl>
+    <w:lvl w:ilvl="6">
+      <w:start w:val="1"/>
+      <w:numFmt w:val="decimal"/>
+      <w:isLgl/>
+      <w:lvlText w:val="%1.%2.%3.%4.%5.%6.%7"/>
+      <w:lvlJc w:val="left"/>
+      <w:pPr>
+        <w:ind w:left="3960" w:hanging="1440"/>
+      </w:pPr>
+      <w:rPr>
+        <w:rFonts w:hint="default"/>
+      </w:rPr>
+    </w:lvl>
+    <w:lvl w:ilvl="7">
+      <w:start w:val="1"/>
+      <w:numFmt w:val="decimal"/>
+      <w:isLgl/>
+      <w:lvlText w:val="%1.%2.%3.%4.%5.%6.%7.%8"/>
+      <w:lvlJc w:val="left"/>
+      <w:pPr>
+        <w:ind w:left="4320" w:hanging="1440"/>
+      </w:pPr>
+      <w:rPr>
+        <w:rFonts w:hint="default"/>
+      </w:rPr>
+    </w:lvl>
+    <w:lvl w:ilvl="8">
+      <w:start w:val="1"/>
+      <w:numFmt w:val="decimal"/>
+      <w:isLgl/>
+      <w:lvlText w:val="%1.%2.%3.%4.%5.%6.%7.%8.%9"/>
+      <w:lvlJc w:val="left"/>
+      <w:pPr>
+        <w:ind w:left="5040" w:hanging="1800"/>
+      </w:pPr>
+      <w:rPr>
+        <w:rFonts w:hint="default"/>
+      </w:rPr>
+    </w:lvl>
+  </w:abstractNum>
+  <w:abstractNum w:abstractNumId="2" w15:restartNumberingAfterBreak="0">
     <w:nsid w:val="0B195F17"/>
     <w:multiLevelType w:val="hybridMultilevel"/>
     <w:tmpl w:val="6A443E62"/>
@@ -1365,7 +1985,7 @@
       </w:pPr>
     </w:lvl>
   </w:abstractNum>
-  <w:abstractNum w:abstractNumId="2" w15:restartNumberingAfterBreak="0">
+  <w:abstractNum w:abstractNumId="3" w15:restartNumberingAfterBreak="0">
     <w:nsid w:val="441E7387"/>
     <w:multiLevelType w:val="hybridMultilevel"/>
     <w:tmpl w:val="ED7C61B6"/>
@@ -1454,11 +2074,210 @@
       </w:pPr>
     </w:lvl>
   </w:abstractNum>
-  <w:abstractNum w:abstractNumId="3" w15:restartNumberingAfterBreak="0">
+  <w:abstractNum w:abstractNumId="4" w15:restartNumberingAfterBreak="0">
+    <w:nsid w:val="51E454F8"/>
+    <w:multiLevelType w:val="hybridMultilevel"/>
+    <w:tmpl w:val="ECE6F4C4"/>
+    <w:lvl w:ilvl="0" w:tplc="04090001">
+      <w:start w:val="1"/>
+      <w:numFmt w:val="bullet"/>
+      <w:lvlText w:val=""/>
+      <w:lvlJc w:val="left"/>
+      <w:pPr>
+        <w:ind w:left="720" w:hanging="360"/>
+      </w:pPr>
+      <w:rPr>
+        <w:rFonts w:ascii="Symbol" w:hAnsi="Symbol" w:hint="default"/>
+      </w:rPr>
+    </w:lvl>
+    <w:lvl w:ilvl="1" w:tplc="04090003" w:tentative="1">
+      <w:start w:val="1"/>
+      <w:numFmt w:val="bullet"/>
+      <w:lvlText w:val="o"/>
+      <w:lvlJc w:val="left"/>
+      <w:pPr>
+        <w:ind w:left="1440" w:hanging="360"/>
+      </w:pPr>
+      <w:rPr>
+        <w:rFonts w:ascii="Courier New" w:hAnsi="Courier New" w:cs="Courier New" w:hint="default"/>
+      </w:rPr>
+    </w:lvl>
+    <w:lvl w:ilvl="2" w:tplc="04090005" w:tentative="1">
+      <w:start w:val="1"/>
+      <w:numFmt w:val="bullet"/>
+      <w:lvlText w:val=""/>
+      <w:lvlJc w:val="left"/>
+      <w:pPr>
+        <w:ind w:left="2160" w:hanging="360"/>
+      </w:pPr>
+      <w:rPr>
+        <w:rFonts w:ascii="Wingdings" w:hAnsi="Wingdings" w:hint="default"/>
+      </w:rPr>
+    </w:lvl>
+    <w:lvl w:ilvl="3" w:tplc="04090001" w:tentative="1">
+      <w:start w:val="1"/>
+      <w:numFmt w:val="bullet"/>
+      <w:lvlText w:val=""/>
+      <w:lvlJc w:val="left"/>
+      <w:pPr>
+        <w:ind w:left="2880" w:hanging="360"/>
+      </w:pPr>
+      <w:rPr>
+        <w:rFonts w:ascii="Symbol" w:hAnsi="Symbol" w:hint="default"/>
+      </w:rPr>
+    </w:lvl>
+    <w:lvl w:ilvl="4" w:tplc="04090003" w:tentative="1">
+      <w:start w:val="1"/>
+      <w:numFmt w:val="bullet"/>
+      <w:lvlText w:val="o"/>
+      <w:lvlJc w:val="left"/>
+      <w:pPr>
+        <w:ind w:left="3600" w:hanging="360"/>
+      </w:pPr>
+      <w:rPr>
+        <w:rFonts w:ascii="Courier New" w:hAnsi="Courier New" w:cs="Courier New" w:hint="default"/>
+      </w:rPr>
+    </w:lvl>
+    <w:lvl w:ilvl="5" w:tplc="04090005" w:tentative="1">
+      <w:start w:val="1"/>
+      <w:numFmt w:val="bullet"/>
+      <w:lvlText w:val=""/>
+      <w:lvlJc w:val="left"/>
+      <w:pPr>
+        <w:ind w:left="4320" w:hanging="360"/>
+      </w:pPr>
+      <w:rPr>
+        <w:rFonts w:ascii="Wingdings" w:hAnsi="Wingdings" w:hint="default"/>
+      </w:rPr>
+    </w:lvl>
+    <w:lvl w:ilvl="6" w:tplc="04090001" w:tentative="1">
+      <w:start w:val="1"/>
+      <w:numFmt w:val="bullet"/>
+      <w:lvlText w:val=""/>
+      <w:lvlJc w:val="left"/>
+      <w:pPr>
+        <w:ind w:left="5040" w:hanging="360"/>
+      </w:pPr>
+      <w:rPr>
+        <w:rFonts w:ascii="Symbol" w:hAnsi="Symbol" w:hint="default"/>
+      </w:rPr>
+    </w:lvl>
+    <w:lvl w:ilvl="7" w:tplc="04090003" w:tentative="1">
+      <w:start w:val="1"/>
+      <w:numFmt w:val="bullet"/>
+      <w:lvlText w:val="o"/>
+      <w:lvlJc w:val="left"/>
+      <w:pPr>
+        <w:ind w:left="5760" w:hanging="360"/>
+      </w:pPr>
+      <w:rPr>
+        <w:rFonts w:ascii="Courier New" w:hAnsi="Courier New" w:cs="Courier New" w:hint="default"/>
+      </w:rPr>
+    </w:lvl>
+    <w:lvl w:ilvl="8" w:tplc="04090005" w:tentative="1">
+      <w:start w:val="1"/>
+      <w:numFmt w:val="bullet"/>
+      <w:lvlText w:val=""/>
+      <w:lvlJc w:val="left"/>
+      <w:pPr>
+        <w:ind w:left="6480" w:hanging="360"/>
+      </w:pPr>
+      <w:rPr>
+        <w:rFonts w:ascii="Wingdings" w:hAnsi="Wingdings" w:hint="default"/>
+      </w:rPr>
+    </w:lvl>
+  </w:abstractNum>
+  <w:abstractNum w:abstractNumId="5" w15:restartNumberingAfterBreak="0">
+    <w:nsid w:val="66EE0594"/>
+    <w:multiLevelType w:val="multilevel"/>
+    <w:tmpl w:val="0409001F"/>
+    <w:lvl w:ilvl="0">
+      <w:start w:val="1"/>
+      <w:numFmt w:val="decimal"/>
+      <w:lvlText w:val="%1."/>
+      <w:lvlJc w:val="left"/>
+      <w:pPr>
+        <w:ind w:left="360" w:hanging="360"/>
+      </w:pPr>
+    </w:lvl>
+    <w:lvl w:ilvl="1">
+      <w:start w:val="1"/>
+      <w:numFmt w:val="decimal"/>
+      <w:lvlText w:val="%1.%2."/>
+      <w:lvlJc w:val="left"/>
+      <w:pPr>
+        <w:ind w:left="792" w:hanging="432"/>
+      </w:pPr>
+    </w:lvl>
+    <w:lvl w:ilvl="2">
+      <w:start w:val="1"/>
+      <w:numFmt w:val="decimal"/>
+      <w:lvlText w:val="%1.%2.%3."/>
+      <w:lvlJc w:val="left"/>
+      <w:pPr>
+        <w:ind w:left="1224" w:hanging="504"/>
+      </w:pPr>
+    </w:lvl>
+    <w:lvl w:ilvl="3">
+      <w:start w:val="1"/>
+      <w:numFmt w:val="decimal"/>
+      <w:lvlText w:val="%1.%2.%3.%4."/>
+      <w:lvlJc w:val="left"/>
+      <w:pPr>
+        <w:ind w:left="1728" w:hanging="648"/>
+      </w:pPr>
+    </w:lvl>
+    <w:lvl w:ilvl="4">
+      <w:start w:val="1"/>
+      <w:numFmt w:val="decimal"/>
+      <w:lvlText w:val="%1.%2.%3.%4.%5."/>
+      <w:lvlJc w:val="left"/>
+      <w:pPr>
+        <w:ind w:left="2232" w:hanging="792"/>
+      </w:pPr>
+    </w:lvl>
+    <w:lvl w:ilvl="5">
+      <w:start w:val="1"/>
+      <w:numFmt w:val="decimal"/>
+      <w:lvlText w:val="%1.%2.%3.%4.%5.%6."/>
+      <w:lvlJc w:val="left"/>
+      <w:pPr>
+        <w:ind w:left="2736" w:hanging="936"/>
+      </w:pPr>
+    </w:lvl>
+    <w:lvl w:ilvl="6">
+      <w:start w:val="1"/>
+      <w:numFmt w:val="decimal"/>
+      <w:lvlText w:val="%1.%2.%3.%4.%5.%6.%7."/>
+      <w:lvlJc w:val="left"/>
+      <w:pPr>
+        <w:ind w:left="3240" w:hanging="1080"/>
+      </w:pPr>
+    </w:lvl>
+    <w:lvl w:ilvl="7">
+      <w:start w:val="1"/>
+      <w:numFmt w:val="decimal"/>
+      <w:lvlText w:val="%1.%2.%3.%4.%5.%6.%7.%8."/>
+      <w:lvlJc w:val="left"/>
+      <w:pPr>
+        <w:ind w:left="3744" w:hanging="1224"/>
+      </w:pPr>
+    </w:lvl>
+    <w:lvl w:ilvl="8">
+      <w:start w:val="1"/>
+      <w:numFmt w:val="decimal"/>
+      <w:lvlText w:val="%1.%2.%3.%4.%5.%6.%7.%8.%9."/>
+      <w:lvlJc w:val="left"/>
+      <w:pPr>
+        <w:ind w:left="4320" w:hanging="1440"/>
+      </w:pPr>
+    </w:lvl>
+  </w:abstractNum>
+  <w:abstractNum w:abstractNumId="6" w15:restartNumberingAfterBreak="0">
     <w:nsid w:val="6B294B16"/>
-    <w:multiLevelType w:val="hybridMultilevel"/>
-    <w:tmpl w:val="AEE07928"/>
-    <w:lvl w:ilvl="0" w:tplc="0409000F">
+    <w:multiLevelType w:val="multilevel"/>
+    <w:tmpl w:val="44FA8EB0"/>
+    <w:lvl w:ilvl="0">
       <w:start w:val="1"/>
       <w:numFmt w:val="decimal"/>
       <w:lvlText w:val="%1."/>
@@ -1470,90 +2289,220 @@
         <w:rFonts w:hint="default"/>
       </w:rPr>
     </w:lvl>
-    <w:lvl w:ilvl="1" w:tplc="04090019" w:tentative="1">
-      <w:start w:val="1"/>
-      <w:numFmt w:val="lowerLetter"/>
-      <w:lvlText w:val="%2."/>
-      <w:lvlJc w:val="left"/>
-      <w:pPr>
-        <w:ind w:left="1440" w:hanging="360"/>
-      </w:pPr>
-    </w:lvl>
-    <w:lvl w:ilvl="2" w:tplc="0409001B" w:tentative="1">
-      <w:start w:val="1"/>
-      <w:numFmt w:val="lowerRoman"/>
-      <w:lvlText w:val="%3."/>
-      <w:lvlJc w:val="right"/>
-      <w:pPr>
-        <w:ind w:left="2160" w:hanging="180"/>
-      </w:pPr>
-    </w:lvl>
-    <w:lvl w:ilvl="3" w:tplc="0409000F" w:tentative="1">
-      <w:start w:val="1"/>
-      <w:numFmt w:val="decimal"/>
-      <w:lvlText w:val="%4."/>
-      <w:lvlJc w:val="left"/>
-      <w:pPr>
-        <w:ind w:left="2880" w:hanging="360"/>
-      </w:pPr>
-    </w:lvl>
-    <w:lvl w:ilvl="4" w:tplc="04090019" w:tentative="1">
-      <w:start w:val="1"/>
-      <w:numFmt w:val="lowerLetter"/>
-      <w:lvlText w:val="%5."/>
-      <w:lvlJc w:val="left"/>
-      <w:pPr>
-        <w:ind w:left="3600" w:hanging="360"/>
-      </w:pPr>
-    </w:lvl>
-    <w:lvl w:ilvl="5" w:tplc="0409001B" w:tentative="1">
-      <w:start w:val="1"/>
-      <w:numFmt w:val="lowerRoman"/>
-      <w:lvlText w:val="%6."/>
-      <w:lvlJc w:val="right"/>
-      <w:pPr>
-        <w:ind w:left="4320" w:hanging="180"/>
-      </w:pPr>
-    </w:lvl>
-    <w:lvl w:ilvl="6" w:tplc="0409000F" w:tentative="1">
-      <w:start w:val="1"/>
-      <w:numFmt w:val="decimal"/>
-      <w:lvlText w:val="%7."/>
-      <w:lvlJc w:val="left"/>
-      <w:pPr>
-        <w:ind w:left="5040" w:hanging="360"/>
-      </w:pPr>
-    </w:lvl>
-    <w:lvl w:ilvl="7" w:tplc="04090019" w:tentative="1">
-      <w:start w:val="1"/>
-      <w:numFmt w:val="lowerLetter"/>
-      <w:lvlText w:val="%8."/>
-      <w:lvlJc w:val="left"/>
-      <w:pPr>
-        <w:ind w:left="5760" w:hanging="360"/>
-      </w:pPr>
-    </w:lvl>
-    <w:lvl w:ilvl="8" w:tplc="0409001B" w:tentative="1">
-      <w:start w:val="1"/>
-      <w:numFmt w:val="lowerRoman"/>
-      <w:lvlText w:val="%9."/>
-      <w:lvlJc w:val="right"/>
-      <w:pPr>
-        <w:ind w:left="6480" w:hanging="180"/>
+    <w:lvl w:ilvl="1">
+      <w:start w:val="1"/>
+      <w:numFmt w:val="decimal"/>
+      <w:isLgl/>
+      <w:lvlText w:val="%1.%2"/>
+      <w:lvlJc w:val="left"/>
+      <w:pPr>
+        <w:ind w:left="1080" w:hanging="360"/>
+      </w:pPr>
+      <w:rPr>
+        <w:rFonts w:hint="default"/>
+      </w:rPr>
+    </w:lvl>
+    <w:lvl w:ilvl="2">
+      <w:start w:val="1"/>
+      <w:numFmt w:val="decimal"/>
+      <w:isLgl/>
+      <w:lvlText w:val="%1.%2.%3"/>
+      <w:lvlJc w:val="left"/>
+      <w:pPr>
+        <w:ind w:left="1800" w:hanging="720"/>
+      </w:pPr>
+      <w:rPr>
+        <w:rFonts w:hint="default"/>
+      </w:rPr>
+    </w:lvl>
+    <w:lvl w:ilvl="3">
+      <w:start w:val="1"/>
+      <w:numFmt w:val="decimal"/>
+      <w:isLgl/>
+      <w:lvlText w:val="%1.%2.%3.%4"/>
+      <w:lvlJc w:val="left"/>
+      <w:pPr>
+        <w:ind w:left="2160" w:hanging="720"/>
+      </w:pPr>
+      <w:rPr>
+        <w:rFonts w:hint="default"/>
+      </w:rPr>
+    </w:lvl>
+    <w:lvl w:ilvl="4">
+      <w:start w:val="1"/>
+      <w:numFmt w:val="decimal"/>
+      <w:isLgl/>
+      <w:lvlText w:val="%1.%2.%3.%4.%5"/>
+      <w:lvlJc w:val="left"/>
+      <w:pPr>
+        <w:ind w:left="2880" w:hanging="1080"/>
+      </w:pPr>
+      <w:rPr>
+        <w:rFonts w:hint="default"/>
+      </w:rPr>
+    </w:lvl>
+    <w:lvl w:ilvl="5">
+      <w:start w:val="1"/>
+      <w:numFmt w:val="decimal"/>
+      <w:isLgl/>
+      <w:lvlText w:val="%1.%2.%3.%4.%5.%6"/>
+      <w:lvlJc w:val="left"/>
+      <w:pPr>
+        <w:ind w:left="3240" w:hanging="1080"/>
+      </w:pPr>
+      <w:rPr>
+        <w:rFonts w:hint="default"/>
+      </w:rPr>
+    </w:lvl>
+    <w:lvl w:ilvl="6">
+      <w:start w:val="1"/>
+      <w:numFmt w:val="decimal"/>
+      <w:isLgl/>
+      <w:lvlText w:val="%1.%2.%3.%4.%5.%6.%7"/>
+      <w:lvlJc w:val="left"/>
+      <w:pPr>
+        <w:ind w:left="3960" w:hanging="1440"/>
+      </w:pPr>
+      <w:rPr>
+        <w:rFonts w:hint="default"/>
+      </w:rPr>
+    </w:lvl>
+    <w:lvl w:ilvl="7">
+      <w:start w:val="1"/>
+      <w:numFmt w:val="decimal"/>
+      <w:isLgl/>
+      <w:lvlText w:val="%1.%2.%3.%4.%5.%6.%7.%8"/>
+      <w:lvlJc w:val="left"/>
+      <w:pPr>
+        <w:ind w:left="4320" w:hanging="1440"/>
+      </w:pPr>
+      <w:rPr>
+        <w:rFonts w:hint="default"/>
+      </w:rPr>
+    </w:lvl>
+    <w:lvl w:ilvl="8">
+      <w:start w:val="1"/>
+      <w:numFmt w:val="decimal"/>
+      <w:isLgl/>
+      <w:lvlText w:val="%1.%2.%3.%4.%5.%6.%7.%8.%9"/>
+      <w:lvlJc w:val="left"/>
+      <w:pPr>
+        <w:ind w:left="5040" w:hanging="1800"/>
+      </w:pPr>
+      <w:rPr>
+        <w:rFonts w:hint="default"/>
+      </w:rPr>
+    </w:lvl>
+  </w:abstractNum>
+  <w:abstractNum w:abstractNumId="7" w15:restartNumberingAfterBreak="0">
+    <w:nsid w:val="6F903D1A"/>
+    <w:multiLevelType w:val="multilevel"/>
+    <w:tmpl w:val="0409001F"/>
+    <w:lvl w:ilvl="0">
+      <w:start w:val="1"/>
+      <w:numFmt w:val="decimal"/>
+      <w:lvlText w:val="%1."/>
+      <w:lvlJc w:val="left"/>
+      <w:pPr>
+        <w:ind w:left="360" w:hanging="360"/>
+      </w:pPr>
+    </w:lvl>
+    <w:lvl w:ilvl="1">
+      <w:start w:val="1"/>
+      <w:numFmt w:val="decimal"/>
+      <w:lvlText w:val="%1.%2."/>
+      <w:lvlJc w:val="left"/>
+      <w:pPr>
+        <w:ind w:left="792" w:hanging="432"/>
+      </w:pPr>
+    </w:lvl>
+    <w:lvl w:ilvl="2">
+      <w:start w:val="1"/>
+      <w:numFmt w:val="decimal"/>
+      <w:lvlText w:val="%1.%2.%3."/>
+      <w:lvlJc w:val="left"/>
+      <w:pPr>
+        <w:ind w:left="1224" w:hanging="504"/>
+      </w:pPr>
+    </w:lvl>
+    <w:lvl w:ilvl="3">
+      <w:start w:val="1"/>
+      <w:numFmt w:val="decimal"/>
+      <w:lvlText w:val="%1.%2.%3.%4."/>
+      <w:lvlJc w:val="left"/>
+      <w:pPr>
+        <w:ind w:left="1728" w:hanging="648"/>
+      </w:pPr>
+    </w:lvl>
+    <w:lvl w:ilvl="4">
+      <w:start w:val="1"/>
+      <w:numFmt w:val="decimal"/>
+      <w:lvlText w:val="%1.%2.%3.%4.%5."/>
+      <w:lvlJc w:val="left"/>
+      <w:pPr>
+        <w:ind w:left="2232" w:hanging="792"/>
+      </w:pPr>
+    </w:lvl>
+    <w:lvl w:ilvl="5">
+      <w:start w:val="1"/>
+      <w:numFmt w:val="decimal"/>
+      <w:lvlText w:val="%1.%2.%3.%4.%5.%6."/>
+      <w:lvlJc w:val="left"/>
+      <w:pPr>
+        <w:ind w:left="2736" w:hanging="936"/>
+      </w:pPr>
+    </w:lvl>
+    <w:lvl w:ilvl="6">
+      <w:start w:val="1"/>
+      <w:numFmt w:val="decimal"/>
+      <w:lvlText w:val="%1.%2.%3.%4.%5.%6.%7."/>
+      <w:lvlJc w:val="left"/>
+      <w:pPr>
+        <w:ind w:left="3240" w:hanging="1080"/>
+      </w:pPr>
+    </w:lvl>
+    <w:lvl w:ilvl="7">
+      <w:start w:val="1"/>
+      <w:numFmt w:val="decimal"/>
+      <w:lvlText w:val="%1.%2.%3.%4.%5.%6.%7.%8."/>
+      <w:lvlJc w:val="left"/>
+      <w:pPr>
+        <w:ind w:left="3744" w:hanging="1224"/>
+      </w:pPr>
+    </w:lvl>
+    <w:lvl w:ilvl="8">
+      <w:start w:val="1"/>
+      <w:numFmt w:val="decimal"/>
+      <w:lvlText w:val="%1.%2.%3.%4.%5.%6.%7.%8.%9."/>
+      <w:lvlJc w:val="left"/>
+      <w:pPr>
+        <w:ind w:left="4320" w:hanging="1440"/>
       </w:pPr>
     </w:lvl>
   </w:abstractNum>
   <w:num w:numId="1" w16cid:durableId="664281754">
-    <w:abstractNumId w:val="1"/>
+    <w:abstractNumId w:val="2"/>
   </w:num>
   <w:num w:numId="2" w16cid:durableId="488597741">
-    <w:abstractNumId w:val="3"/>
+    <w:abstractNumId w:val="6"/>
   </w:num>
   <w:num w:numId="3" w16cid:durableId="404763471">
     <w:abstractNumId w:val="0"/>
   </w:num>
   <w:num w:numId="4" w16cid:durableId="935482310">
-    <w:abstractNumId w:val="2"/>
+    <w:abstractNumId w:val="3"/>
+  </w:num>
+  <w:num w:numId="5" w16cid:durableId="1077899093">
+    <w:abstractNumId w:val="7"/>
+  </w:num>
+  <w:num w:numId="6" w16cid:durableId="67845796">
+    <w:abstractNumId w:val="5"/>
+  </w:num>
+  <w:num w:numId="7" w16cid:durableId="1962375688">
+    <w:abstractNumId w:val="4"/>
+  </w:num>
+  <w:num w:numId="8" w16cid:durableId="1596092947">
+    <w:abstractNumId w:val="1"/>
   </w:num>
 </w:numbering>
 </file>
@@ -2161,6 +3110,7 @@
   <w:style w:type="character" w:default="1" w:styleId="DefaultParagraphFont">
     <w:name w:val="Default Paragraph Font"/>
     <w:uiPriority w:val="1"/>
+    <w:semiHidden/>
     <w:unhideWhenUsed/>
   </w:style>
   <w:style w:type="table" w:default="1" w:styleId="TableNormal">

--- a/Catana_Erhan_1411B.docx
+++ b/Catana_Erhan_1411B.docx
@@ -1,6 +1,6 @@
 
 <file path=word/document.xml><?xml version="1.0" encoding="utf-8"?>
-<w:document xmlns:wpc="http://schemas.microsoft.com/office/word/2010/wordprocessingCanvas" xmlns:cx="http://schemas.microsoft.com/office/drawing/2014/chartex" xmlns:cx1="http://schemas.microsoft.com/office/drawing/2015/9/8/chartex" xmlns:cx2="http://schemas.microsoft.com/office/drawing/2015/10/21/chartex" xmlns:cx3="http://schemas.microsoft.com/office/drawing/2016/5/9/chartex" xmlns:cx4="http://schemas.microsoft.com/office/drawing/2016/5/10/chartex" xmlns:cx5="http://schemas.microsoft.com/office/drawing/2016/5/11/chartex" xmlns:cx6="http://schemas.microsoft.com/office/drawing/2016/5/12/chartex" xmlns:cx7="http://schemas.microsoft.com/office/drawing/2016/5/13/chartex" xmlns:cx8="http://schemas.microsoft.com/office/drawing/2016/5/14/chartex" xmlns:mc="http://schemas.openxmlformats.org/markup-compatibility/2006" xmlns:aink="http://schemas.microsoft.com/office/drawing/2016/ink" xmlns:am3d="http://schemas.microsoft.com/office/drawing/2017/model3d" xmlns:o="urn:schemas-microsoft-com:office:office" xmlns:oel="http://schemas.microsoft.com/office/2019/extlst" xmlns:r="http://schemas.openxmlformats.org/officeDocument/2006/relationships" xmlns:m="http://schemas.openxmlformats.org/officeDocument/2006/math" xmlns:v="urn:schemas-microsoft-com:vml" xmlns:wp14="http://schemas.microsoft.com/office/word/2010/wordprocessingDrawing" xmlns:wp="http://schemas.openxmlformats.org/drawingml/2006/wordprocessingDrawing" xmlns:w10="urn:schemas-microsoft-com:office:word" xmlns:w="http://schemas.openxmlformats.org/wordprocessingml/2006/main" xmlns:w14="http://schemas.microsoft.com/office/word/2010/wordml" xmlns:w15="http://schemas.microsoft.com/office/word/2012/wordml" xmlns:w16cex="http://schemas.microsoft.com/office/word/2018/wordml/cex" xmlns:w16cid="http://schemas.microsoft.com/office/word/2016/wordml/cid" xmlns:w16="http://schemas.microsoft.com/office/word/2018/wordml" xmlns:w16du="http://schemas.microsoft.com/office/word/2023/wordml/word16du" xmlns:w16sdtdh="http://schemas.microsoft.com/office/word/2020/wordml/sdtdatahash" xmlns:w16sdtfl="http://schemas.microsoft.com/office/word/2024/wordml/sdtformatlock" xmlns:w16se="http://schemas.microsoft.com/office/word/2015/wordml/symex" xmlns:wpg="http://schemas.microsoft.com/office/word/2010/wordprocessingGroup" xmlns:wpi="http://schemas.microsoft.com/office/word/2010/wordprocessingInk" xmlns:wne="http://schemas.microsoft.com/office/word/2006/wordml" xmlns:wps="http://schemas.microsoft.com/office/word/2010/wordprocessingShape" mc:Ignorable="w14 w15 w16se w16cid w16 w16cex w16sdtdh w16sdtfl w16du wp14">
+<w:document xmlns:wpc="http://schemas.microsoft.com/office/word/2010/wordprocessingCanvas" xmlns:cx="http://schemas.microsoft.com/office/drawing/2014/chartex" xmlns:cx1="http://schemas.microsoft.com/office/drawing/2015/9/8/chartex" xmlns:cx2="http://schemas.microsoft.com/office/drawing/2015/10/21/chartex" xmlns:cx3="http://schemas.microsoft.com/office/drawing/2016/5/9/chartex" xmlns:cx4="http://schemas.microsoft.com/office/drawing/2016/5/10/chartex" xmlns:cx5="http://schemas.microsoft.com/office/drawing/2016/5/11/chartex" xmlns:cx6="http://schemas.microsoft.com/office/drawing/2016/5/12/chartex" xmlns:cx7="http://schemas.microsoft.com/office/drawing/2016/5/13/chartex" xmlns:cx8="http://schemas.microsoft.com/office/drawing/2016/5/14/chartex" xmlns:mc="http://schemas.openxmlformats.org/markup-compatibility/2006" xmlns:aink="http://schemas.microsoft.com/office/drawing/2016/ink" xmlns:am3d="http://schemas.microsoft.com/office/drawing/2017/model3d" xmlns:o="urn:schemas-microsoft-com:office:office" xmlns:r="http://schemas.openxmlformats.org/officeDocument/2006/relationships" xmlns:m="http://schemas.openxmlformats.org/officeDocument/2006/math" xmlns:v="urn:schemas-microsoft-com:vml" xmlns:wp14="http://schemas.microsoft.com/office/word/2010/wordprocessingDrawing" xmlns:wp="http://schemas.openxmlformats.org/drawingml/2006/wordprocessingDrawing" xmlns:w10="urn:schemas-microsoft-com:office:word" xmlns:w="http://schemas.openxmlformats.org/wordprocessingml/2006/main" xmlns:w14="http://schemas.microsoft.com/office/word/2010/wordml" xmlns:w15="http://schemas.microsoft.com/office/word/2012/wordml" xmlns:w16cex="http://schemas.microsoft.com/office/word/2018/wordml/cex" xmlns:w16cid="http://schemas.microsoft.com/office/word/2016/wordml/cid" xmlns:w16="http://schemas.microsoft.com/office/word/2018/wordml" xmlns:w16sdtdh="http://schemas.microsoft.com/office/word/2020/wordml/sdtdatahash" xmlns:w16se="http://schemas.microsoft.com/office/word/2015/wordml/symex" xmlns:wpg="http://schemas.microsoft.com/office/word/2010/wordprocessingGroup" xmlns:wpi="http://schemas.microsoft.com/office/word/2010/wordprocessingInk" xmlns:wne="http://schemas.microsoft.com/office/word/2006/wordml" xmlns:wps="http://schemas.microsoft.com/office/word/2010/wordprocessingShape" mc:Ignorable="w14 w15 w16se w16cid w16 w16cex w16sdtdh wp14">
   <w:body>
     <w:p>
       <w:pPr>
@@ -86,7 +86,6 @@
           <w:lang w:val="ro-RO"/>
         </w:rPr>
       </w:pPr>
-      <w:proofErr w:type="spellStart"/>
       <w:r>
         <w:rPr>
           <w:rFonts w:ascii="Times New Roman" w:hAnsi="Times New Roman" w:cs="Times New Roman"/>
@@ -97,7 +96,6 @@
         </w:rPr>
         <w:t>Inferen</w:t>
       </w:r>
-      <w:proofErr w:type="spellEnd"/>
       <w:r>
         <w:rPr>
           <w:rFonts w:ascii="Times New Roman" w:hAnsi="Times New Roman" w:cs="Times New Roman"/>
@@ -318,395 +316,43 @@
           <w:rFonts w:ascii="Times New Roman" w:hAnsi="Times New Roman" w:cs="Times New Roman"/>
         </w:rPr>
       </w:pPr>
-      <w:proofErr w:type="spellStart"/>
-      <w:r>
-        <w:rPr>
-          <w:rFonts w:ascii="Times New Roman" w:hAnsi="Times New Roman" w:cs="Times New Roman"/>
-        </w:rPr>
-        <w:t>Inferență</w:t>
-      </w:r>
-      <w:proofErr w:type="spellEnd"/>
-      <w:r>
-        <w:rPr>
-          <w:rFonts w:ascii="Times New Roman" w:hAnsi="Times New Roman" w:cs="Times New Roman"/>
-        </w:rPr>
-        <w:t xml:space="preserve"> </w:t>
-      </w:r>
-      <w:proofErr w:type="spellStart"/>
-      <w:r>
-        <w:rPr>
-          <w:rFonts w:ascii="Times New Roman" w:hAnsi="Times New Roman" w:cs="Times New Roman"/>
-        </w:rPr>
-        <w:t>predicativă</w:t>
-      </w:r>
-      <w:proofErr w:type="spellEnd"/>
-      <w:r>
-        <w:rPr>
-          <w:rFonts w:ascii="Times New Roman" w:hAnsi="Times New Roman" w:cs="Times New Roman"/>
-        </w:rPr>
-        <w:t xml:space="preserve"> </w:t>
-      </w:r>
-      <w:proofErr w:type="spellStart"/>
-      <w:r>
-        <w:rPr>
-          <w:rFonts w:ascii="Times New Roman" w:hAnsi="Times New Roman" w:cs="Times New Roman"/>
-        </w:rPr>
-        <w:t>prin</w:t>
-      </w:r>
-      <w:proofErr w:type="spellEnd"/>
-      <w:r>
-        <w:rPr>
-          <w:rFonts w:ascii="Times New Roman" w:hAnsi="Times New Roman" w:cs="Times New Roman"/>
-        </w:rPr>
-        <w:t xml:space="preserve"> </w:t>
-      </w:r>
-      <w:proofErr w:type="spellStart"/>
-      <w:r>
-        <w:rPr>
-          <w:rFonts w:ascii="Times New Roman" w:hAnsi="Times New Roman" w:cs="Times New Roman"/>
-        </w:rPr>
-        <w:t>raționament</w:t>
-      </w:r>
-      <w:proofErr w:type="spellEnd"/>
-      <w:r>
-        <w:rPr>
-          <w:rFonts w:ascii="Times New Roman" w:hAnsi="Times New Roman" w:cs="Times New Roman"/>
-        </w:rPr>
-        <w:t xml:space="preserve"> </w:t>
-      </w:r>
-      <w:proofErr w:type="spellStart"/>
-      <w:r>
-        <w:rPr>
-          <w:rFonts w:ascii="Times New Roman" w:hAnsi="Times New Roman" w:cs="Times New Roman"/>
-        </w:rPr>
-        <w:t>înainte</w:t>
-      </w:r>
-      <w:proofErr w:type="spellEnd"/>
-      <w:r>
-        <w:rPr>
-          <w:rFonts w:ascii="Times New Roman" w:hAnsi="Times New Roman" w:cs="Times New Roman"/>
-        </w:rPr>
-        <w:t xml:space="preserve"> </w:t>
-      </w:r>
-    </w:p>
-    <w:p>
-      <w:pPr>
-        <w:rPr>
-          <w:rFonts w:ascii="Times New Roman" w:hAnsi="Times New Roman" w:cs="Times New Roman"/>
-        </w:rPr>
-      </w:pPr>
-      <w:proofErr w:type="spellStart"/>
-      <w:r>
-        <w:rPr>
-          <w:rFonts w:ascii="Times New Roman" w:hAnsi="Times New Roman" w:cs="Times New Roman"/>
-        </w:rPr>
-        <w:t>Trebuie</w:t>
-      </w:r>
-      <w:proofErr w:type="spellEnd"/>
-      <w:r>
-        <w:rPr>
-          <w:rFonts w:ascii="Times New Roman" w:hAnsi="Times New Roman" w:cs="Times New Roman"/>
-        </w:rPr>
-        <w:t xml:space="preserve"> </w:t>
-      </w:r>
-      <w:proofErr w:type="spellStart"/>
-      <w:r>
-        <w:rPr>
-          <w:rFonts w:ascii="Times New Roman" w:hAnsi="Times New Roman" w:cs="Times New Roman"/>
-        </w:rPr>
-        <w:t>alese</w:t>
-      </w:r>
-      <w:proofErr w:type="spellEnd"/>
-      <w:r>
-        <w:rPr>
-          <w:rFonts w:ascii="Times New Roman" w:hAnsi="Times New Roman" w:cs="Times New Roman"/>
-        </w:rPr>
-        <w:t xml:space="preserve"> </w:t>
-      </w:r>
-      <w:proofErr w:type="spellStart"/>
-      <w:r>
-        <w:rPr>
-          <w:rFonts w:ascii="Times New Roman" w:hAnsi="Times New Roman" w:cs="Times New Roman"/>
-        </w:rPr>
-        <w:t>pentru</w:t>
-      </w:r>
-      <w:proofErr w:type="spellEnd"/>
-      <w:r>
-        <w:rPr>
-          <w:rFonts w:ascii="Times New Roman" w:hAnsi="Times New Roman" w:cs="Times New Roman"/>
-        </w:rPr>
-        <w:t xml:space="preserve"> </w:t>
-      </w:r>
-      <w:proofErr w:type="spellStart"/>
-      <w:r>
-        <w:rPr>
-          <w:rFonts w:ascii="Times New Roman" w:hAnsi="Times New Roman" w:cs="Times New Roman"/>
-        </w:rPr>
-        <w:t>demonstrație</w:t>
-      </w:r>
-      <w:proofErr w:type="spellEnd"/>
-      <w:r>
-        <w:rPr>
-          <w:rFonts w:ascii="Times New Roman" w:hAnsi="Times New Roman" w:cs="Times New Roman"/>
-        </w:rPr>
-        <w:t xml:space="preserve"> cel </w:t>
-      </w:r>
-      <w:proofErr w:type="spellStart"/>
-      <w:r>
-        <w:rPr>
-          <w:rFonts w:ascii="Times New Roman" w:hAnsi="Times New Roman" w:cs="Times New Roman"/>
-        </w:rPr>
-        <w:t>puțin</w:t>
-      </w:r>
-      <w:proofErr w:type="spellEnd"/>
-      <w:r>
-        <w:rPr>
-          <w:rFonts w:ascii="Times New Roman" w:hAnsi="Times New Roman" w:cs="Times New Roman"/>
-        </w:rPr>
-        <w:t xml:space="preserve"> </w:t>
-      </w:r>
-      <w:proofErr w:type="spellStart"/>
-      <w:r>
-        <w:rPr>
-          <w:rFonts w:ascii="Times New Roman" w:hAnsi="Times New Roman" w:cs="Times New Roman"/>
-        </w:rPr>
-        <w:t>două</w:t>
-      </w:r>
-      <w:proofErr w:type="spellEnd"/>
-      <w:r>
-        <w:rPr>
-          <w:rFonts w:ascii="Times New Roman" w:hAnsi="Times New Roman" w:cs="Times New Roman"/>
-        </w:rPr>
-        <w:t xml:space="preserve"> </w:t>
-      </w:r>
-      <w:proofErr w:type="spellStart"/>
-      <w:r>
-        <w:rPr>
-          <w:rFonts w:ascii="Times New Roman" w:hAnsi="Times New Roman" w:cs="Times New Roman"/>
-        </w:rPr>
-        <w:t>probleme</w:t>
-      </w:r>
-      <w:proofErr w:type="spellEnd"/>
-      <w:r>
-        <w:rPr>
-          <w:rFonts w:ascii="Times New Roman" w:hAnsi="Times New Roman" w:cs="Times New Roman"/>
-        </w:rPr>
-        <w:t>/</w:t>
-      </w:r>
-      <w:proofErr w:type="spellStart"/>
-      <w:r>
-        <w:rPr>
-          <w:rFonts w:ascii="Times New Roman" w:hAnsi="Times New Roman" w:cs="Times New Roman"/>
-        </w:rPr>
-        <w:t>teoreme</w:t>
-      </w:r>
-      <w:proofErr w:type="spellEnd"/>
-      <w:r>
-        <w:rPr>
-          <w:rFonts w:ascii="Times New Roman" w:hAnsi="Times New Roman" w:cs="Times New Roman"/>
-        </w:rPr>
-        <w:t xml:space="preserve"> care </w:t>
-      </w:r>
-      <w:proofErr w:type="spellStart"/>
-      <w:r>
-        <w:rPr>
-          <w:rFonts w:ascii="Times New Roman" w:hAnsi="Times New Roman" w:cs="Times New Roman"/>
-        </w:rPr>
-        <w:t>să</w:t>
-      </w:r>
-      <w:proofErr w:type="spellEnd"/>
-      <w:r>
-        <w:rPr>
-          <w:rFonts w:ascii="Times New Roman" w:hAnsi="Times New Roman" w:cs="Times New Roman"/>
-        </w:rPr>
-        <w:t xml:space="preserve"> </w:t>
-      </w:r>
-      <w:proofErr w:type="spellStart"/>
-      <w:r>
-        <w:rPr>
-          <w:rFonts w:ascii="Times New Roman" w:hAnsi="Times New Roman" w:cs="Times New Roman"/>
-        </w:rPr>
-        <w:t>aibă</w:t>
-      </w:r>
-      <w:proofErr w:type="spellEnd"/>
-      <w:r>
-        <w:rPr>
-          <w:rFonts w:ascii="Times New Roman" w:hAnsi="Times New Roman" w:cs="Times New Roman"/>
-        </w:rPr>
-        <w:t xml:space="preserve"> o </w:t>
-      </w:r>
-      <w:proofErr w:type="spellStart"/>
-      <w:r>
-        <w:rPr>
-          <w:rFonts w:ascii="Times New Roman" w:hAnsi="Times New Roman" w:cs="Times New Roman"/>
-        </w:rPr>
-        <w:t>anumită</w:t>
-      </w:r>
-      <w:proofErr w:type="spellEnd"/>
-      <w:r>
-        <w:rPr>
-          <w:rFonts w:ascii="Times New Roman" w:hAnsi="Times New Roman" w:cs="Times New Roman"/>
-        </w:rPr>
-        <w:t xml:space="preserve"> </w:t>
-      </w:r>
-      <w:proofErr w:type="spellStart"/>
-      <w:r>
-        <w:rPr>
-          <w:rFonts w:ascii="Times New Roman" w:hAnsi="Times New Roman" w:cs="Times New Roman"/>
-        </w:rPr>
-        <w:t>relevanță</w:t>
-      </w:r>
-      <w:proofErr w:type="spellEnd"/>
-      <w:r>
-        <w:rPr>
-          <w:rFonts w:ascii="Times New Roman" w:hAnsi="Times New Roman" w:cs="Times New Roman"/>
-        </w:rPr>
-        <w:t xml:space="preserve"> </w:t>
-      </w:r>
-      <w:proofErr w:type="spellStart"/>
-      <w:r>
-        <w:rPr>
-          <w:rFonts w:ascii="Times New Roman" w:hAnsi="Times New Roman" w:cs="Times New Roman"/>
-        </w:rPr>
-        <w:t>matematică</w:t>
-      </w:r>
-      <w:proofErr w:type="spellEnd"/>
-      <w:r>
-        <w:rPr>
-          <w:rFonts w:ascii="Times New Roman" w:hAnsi="Times New Roman" w:cs="Times New Roman"/>
-        </w:rPr>
-        <w:t xml:space="preserve">, </w:t>
-      </w:r>
-      <w:proofErr w:type="spellStart"/>
-      <w:r>
-        <w:rPr>
-          <w:rFonts w:ascii="Times New Roman" w:hAnsi="Times New Roman" w:cs="Times New Roman"/>
-        </w:rPr>
-        <w:t>dar</w:t>
-      </w:r>
-      <w:proofErr w:type="spellEnd"/>
-      <w:r>
-        <w:rPr>
-          <w:rFonts w:ascii="Times New Roman" w:hAnsi="Times New Roman" w:cs="Times New Roman"/>
-        </w:rPr>
-        <w:t xml:space="preserve"> </w:t>
-      </w:r>
-      <w:proofErr w:type="spellStart"/>
-      <w:r>
-        <w:rPr>
-          <w:rFonts w:ascii="Times New Roman" w:hAnsi="Times New Roman" w:cs="Times New Roman"/>
-        </w:rPr>
-        <w:t>pentru</w:t>
-      </w:r>
-      <w:proofErr w:type="spellEnd"/>
-      <w:r>
-        <w:rPr>
-          <w:rFonts w:ascii="Times New Roman" w:hAnsi="Times New Roman" w:cs="Times New Roman"/>
-        </w:rPr>
-        <w:t xml:space="preserve"> care </w:t>
-      </w:r>
-      <w:proofErr w:type="spellStart"/>
-      <w:r>
-        <w:rPr>
-          <w:rFonts w:ascii="Times New Roman" w:hAnsi="Times New Roman" w:cs="Times New Roman"/>
-        </w:rPr>
-        <w:t>premisele</w:t>
-      </w:r>
-      <w:proofErr w:type="spellEnd"/>
-      <w:r>
-        <w:rPr>
-          <w:rFonts w:ascii="Times New Roman" w:hAnsi="Times New Roman" w:cs="Times New Roman"/>
-        </w:rPr>
-        <w:t xml:space="preserve"> </w:t>
-      </w:r>
-      <w:proofErr w:type="spellStart"/>
-      <w:r>
-        <w:rPr>
-          <w:rFonts w:ascii="Times New Roman" w:hAnsi="Times New Roman" w:cs="Times New Roman"/>
-        </w:rPr>
-        <w:t>să</w:t>
-      </w:r>
-      <w:proofErr w:type="spellEnd"/>
-      <w:r>
-        <w:rPr>
-          <w:rFonts w:ascii="Times New Roman" w:hAnsi="Times New Roman" w:cs="Times New Roman"/>
-        </w:rPr>
-        <w:t xml:space="preserve"> nu fie </w:t>
-      </w:r>
-      <w:proofErr w:type="spellStart"/>
-      <w:r>
-        <w:rPr>
-          <w:rFonts w:ascii="Times New Roman" w:hAnsi="Times New Roman" w:cs="Times New Roman"/>
-        </w:rPr>
-        <w:t>foarte</w:t>
-      </w:r>
-      <w:proofErr w:type="spellEnd"/>
-      <w:r>
-        <w:rPr>
-          <w:rFonts w:ascii="Times New Roman" w:hAnsi="Times New Roman" w:cs="Times New Roman"/>
-        </w:rPr>
-        <w:t xml:space="preserve"> </w:t>
-      </w:r>
-      <w:proofErr w:type="spellStart"/>
-      <w:r>
-        <w:rPr>
-          <w:rFonts w:ascii="Times New Roman" w:hAnsi="Times New Roman" w:cs="Times New Roman"/>
-        </w:rPr>
-        <w:t>numeroase</w:t>
-      </w:r>
-      <w:proofErr w:type="spellEnd"/>
-      <w:r>
-        <w:rPr>
-          <w:rFonts w:ascii="Times New Roman" w:hAnsi="Times New Roman" w:cs="Times New Roman"/>
-        </w:rPr>
-        <w:t xml:space="preserve"> </w:t>
-      </w:r>
-      <w:proofErr w:type="spellStart"/>
-      <w:r>
-        <w:rPr>
-          <w:rFonts w:ascii="Times New Roman" w:hAnsi="Times New Roman" w:cs="Times New Roman"/>
-        </w:rPr>
-        <w:t>sau</w:t>
-      </w:r>
-      <w:proofErr w:type="spellEnd"/>
-      <w:r>
-        <w:rPr>
-          <w:rFonts w:ascii="Times New Roman" w:hAnsi="Times New Roman" w:cs="Times New Roman"/>
-        </w:rPr>
-        <w:t xml:space="preserve"> </w:t>
-      </w:r>
-      <w:proofErr w:type="spellStart"/>
-      <w:r>
-        <w:rPr>
-          <w:rFonts w:ascii="Times New Roman" w:hAnsi="Times New Roman" w:cs="Times New Roman"/>
-        </w:rPr>
-        <w:t>complexe</w:t>
-      </w:r>
-      <w:proofErr w:type="spellEnd"/>
-      <w:r>
-        <w:rPr>
-          <w:rFonts w:ascii="Times New Roman" w:hAnsi="Times New Roman" w:cs="Times New Roman"/>
-        </w:rPr>
-        <w:t>.</w:t>
-      </w:r>
-    </w:p>
-    <w:p>
-      <w:pPr>
-        <w:rPr>
-          <w:rFonts w:ascii="Times New Roman" w:hAnsi="Times New Roman" w:cs="Times New Roman"/>
-        </w:rPr>
-      </w:pPr>
-    </w:p>
-    <w:p>
-      <w:pPr>
-        <w:rPr>
-          <w:rFonts w:ascii="Times New Roman" w:hAnsi="Times New Roman" w:cs="Times New Roman"/>
-        </w:rPr>
-      </w:pPr>
-    </w:p>
-    <w:p>
-      <w:pPr>
-        <w:pStyle w:val="ListParagraph"/>
+      <w:r>
+        <w:rPr>
+          <w:rFonts w:ascii="Times New Roman" w:hAnsi="Times New Roman" w:cs="Times New Roman"/>
+        </w:rPr>
+        <w:t xml:space="preserve">Inferență predicativă prin raționament înainte </w:t>
+      </w:r>
+    </w:p>
+    <w:p>
+      <w:pPr>
+        <w:rPr>
+          <w:rFonts w:ascii="Times New Roman" w:hAnsi="Times New Roman" w:cs="Times New Roman"/>
+        </w:rPr>
+      </w:pPr>
+      <w:r>
+        <w:rPr>
+          <w:rFonts w:ascii="Times New Roman" w:hAnsi="Times New Roman" w:cs="Times New Roman"/>
+        </w:rPr>
+        <w:t>Trebuie alese pentru demonstrație cel puțin două probleme/teoreme care să aibă o anumită relevanță matematică, dar pentru care premisele să nu fie foarte numeroase sau complexe.</w:t>
+      </w:r>
+    </w:p>
+    <w:p>
+      <w:pPr>
+        <w:rPr>
+          <w:rFonts w:ascii="Times New Roman" w:hAnsi="Times New Roman" w:cs="Times New Roman"/>
+        </w:rPr>
+      </w:pPr>
+    </w:p>
+    <w:p>
+      <w:pPr>
+        <w:rPr>
+          <w:rFonts w:ascii="Times New Roman" w:hAnsi="Times New Roman" w:cs="Times New Roman"/>
+        </w:rPr>
+      </w:pPr>
+    </w:p>
+    <w:p>
+      <w:pPr>
+        <w:pStyle w:val="Listparagraf"/>
         <w:numPr>
           <w:ilvl w:val="0"/>
           <w:numId w:val="2"/>
@@ -827,7 +473,7 @@
     </w:p>
     <w:p>
       <w:pPr>
-        <w:pStyle w:val="ListParagraph"/>
+        <w:pStyle w:val="Listparagraf"/>
         <w:numPr>
           <w:ilvl w:val="0"/>
           <w:numId w:val="2"/>
@@ -866,7 +512,7 @@
     </w:p>
     <w:p>
       <w:pPr>
-        <w:pStyle w:val="ListParagraph"/>
+        <w:pStyle w:val="Listparagraf"/>
         <w:numPr>
           <w:ilvl w:val="0"/>
           <w:numId w:val="4"/>
@@ -939,145 +585,19 @@
         <w:rPr>
           <w:rFonts w:ascii="Times New Roman" w:hAnsi="Times New Roman" w:cs="Times New Roman"/>
         </w:rPr>
-        <w:t xml:space="preserve">, care </w:t>
-      </w:r>
-      <w:proofErr w:type="spellStart"/>
-      <w:r>
-        <w:rPr>
-          <w:rFonts w:ascii="Times New Roman" w:hAnsi="Times New Roman" w:cs="Times New Roman"/>
-        </w:rPr>
-        <w:t>este</w:t>
-      </w:r>
-      <w:proofErr w:type="spellEnd"/>
-      <w:r>
-        <w:rPr>
-          <w:rFonts w:ascii="Times New Roman" w:hAnsi="Times New Roman" w:cs="Times New Roman"/>
-        </w:rPr>
-        <w:t xml:space="preserve"> </w:t>
-      </w:r>
-      <w:proofErr w:type="spellStart"/>
-      <w:r>
-        <w:rPr>
-          <w:rFonts w:ascii="Times New Roman" w:hAnsi="Times New Roman" w:cs="Times New Roman"/>
-        </w:rPr>
-        <w:t>multiplu</w:t>
-      </w:r>
-      <w:proofErr w:type="spellEnd"/>
-      <w:r>
-        <w:rPr>
-          <w:rFonts w:ascii="Times New Roman" w:hAnsi="Times New Roman" w:cs="Times New Roman"/>
-        </w:rPr>
-        <w:t xml:space="preserve"> de 2, </w:t>
-      </w:r>
-      <w:proofErr w:type="spellStart"/>
-      <w:r>
-        <w:rPr>
-          <w:rFonts w:ascii="Times New Roman" w:hAnsi="Times New Roman" w:cs="Times New Roman"/>
-        </w:rPr>
-        <w:t>prin</w:t>
-      </w:r>
-      <w:proofErr w:type="spellEnd"/>
-      <w:r>
-        <w:rPr>
-          <w:rFonts w:ascii="Times New Roman" w:hAnsi="Times New Roman" w:cs="Times New Roman"/>
-        </w:rPr>
-        <w:t xml:space="preserve"> </w:t>
-      </w:r>
-      <w:proofErr w:type="spellStart"/>
-      <w:r>
-        <w:rPr>
-          <w:rFonts w:ascii="Times New Roman" w:hAnsi="Times New Roman" w:cs="Times New Roman"/>
-        </w:rPr>
-        <w:t>urmare</w:t>
-      </w:r>
-      <w:proofErr w:type="spellEnd"/>
-      <w:r>
-        <w:rPr>
-          <w:rFonts w:ascii="Times New Roman" w:hAnsi="Times New Roman" w:cs="Times New Roman"/>
-        </w:rPr>
-        <w:t xml:space="preserve">, </w:t>
-      </w:r>
-      <w:proofErr w:type="spellStart"/>
-      <w:r>
-        <w:rPr>
-          <w:rFonts w:ascii="Times New Roman" w:hAnsi="Times New Roman" w:cs="Times New Roman"/>
-        </w:rPr>
-        <w:t>pătratul</w:t>
-      </w:r>
-      <w:proofErr w:type="spellEnd"/>
-      <w:r>
-        <w:rPr>
-          <w:rFonts w:ascii="Times New Roman" w:hAnsi="Times New Roman" w:cs="Times New Roman"/>
-        </w:rPr>
-        <w:t xml:space="preserve"> </w:t>
-      </w:r>
-      <w:proofErr w:type="spellStart"/>
-      <w:r>
-        <w:rPr>
-          <w:rFonts w:ascii="Times New Roman" w:hAnsi="Times New Roman" w:cs="Times New Roman"/>
-        </w:rPr>
-        <w:t>unui</w:t>
-      </w:r>
-      <w:proofErr w:type="spellEnd"/>
-      <w:r>
-        <w:rPr>
-          <w:rFonts w:ascii="Times New Roman" w:hAnsi="Times New Roman" w:cs="Times New Roman"/>
-        </w:rPr>
-        <w:t xml:space="preserve"> </w:t>
-      </w:r>
-      <w:proofErr w:type="spellStart"/>
-      <w:r>
-        <w:rPr>
-          <w:rFonts w:ascii="Times New Roman" w:hAnsi="Times New Roman" w:cs="Times New Roman"/>
-        </w:rPr>
-        <w:t>număr</w:t>
-      </w:r>
-      <w:proofErr w:type="spellEnd"/>
-      <w:r>
-        <w:rPr>
-          <w:rFonts w:ascii="Times New Roman" w:hAnsi="Times New Roman" w:cs="Times New Roman"/>
-        </w:rPr>
-        <w:t xml:space="preserve"> par </w:t>
-      </w:r>
-      <w:proofErr w:type="spellStart"/>
-      <w:r>
-        <w:rPr>
-          <w:rFonts w:ascii="Times New Roman" w:hAnsi="Times New Roman" w:cs="Times New Roman"/>
-        </w:rPr>
-        <w:t>este</w:t>
-      </w:r>
-      <w:proofErr w:type="spellEnd"/>
-      <w:r>
-        <w:rPr>
-          <w:rFonts w:ascii="Times New Roman" w:hAnsi="Times New Roman" w:cs="Times New Roman"/>
-        </w:rPr>
-        <w:t xml:space="preserve">, de </w:t>
-      </w:r>
-      <w:proofErr w:type="spellStart"/>
-      <w:r>
-        <w:rPr>
-          <w:rFonts w:ascii="Times New Roman" w:hAnsi="Times New Roman" w:cs="Times New Roman"/>
-        </w:rPr>
-        <w:t>asemenea</w:t>
-      </w:r>
-      <w:proofErr w:type="spellEnd"/>
-      <w:r>
-        <w:rPr>
-          <w:rFonts w:ascii="Times New Roman" w:hAnsi="Times New Roman" w:cs="Times New Roman"/>
-        </w:rPr>
-        <w:t>, par.</w:t>
-      </w:r>
-    </w:p>
-    <w:p>
-      <w:pPr>
-        <w:rPr>
-          <w:rFonts w:ascii="Times New Roman" w:hAnsi="Times New Roman" w:cs="Times New Roman"/>
-        </w:rPr>
-      </w:pPr>
-    </w:p>
-    <w:p>
-      <w:pPr>
-        <w:pStyle w:val="ListParagraph"/>
+        <w:t>, care este multiplu de 2, prin urmare, pătratul unui număr par este, de asemenea, par.</w:t>
+      </w:r>
+    </w:p>
+    <w:p>
+      <w:pPr>
+        <w:rPr>
+          <w:rFonts w:ascii="Times New Roman" w:hAnsi="Times New Roman" w:cs="Times New Roman"/>
+        </w:rPr>
+      </w:pPr>
+    </w:p>
+    <w:p>
+      <w:pPr>
+        <w:pStyle w:val="Listparagraf"/>
         <w:numPr>
           <w:ilvl w:val="0"/>
           <w:numId w:val="4"/>
@@ -1158,7 +678,7 @@
     </w:p>
     <w:p>
       <w:pPr>
-        <w:pStyle w:val="ListParagraph"/>
+        <w:pStyle w:val="Listparagraf"/>
         <w:numPr>
           <w:ilvl w:val="0"/>
           <w:numId w:val="2"/>
@@ -1186,7 +706,7 @@
     </w:p>
     <w:p>
       <w:pPr>
-        <w:pStyle w:val="ListParagraph"/>
+        <w:pStyle w:val="Listparagraf"/>
         <w:rPr>
           <w:rFonts w:ascii="Times New Roman" w:hAnsi="Times New Roman" w:cs="Times New Roman"/>
           <w:b/>
@@ -1199,7 +719,7 @@
     </w:p>
     <w:p>
       <w:pPr>
-        <w:pStyle w:val="ListParagraph"/>
+        <w:pStyle w:val="Listparagraf"/>
         <w:numPr>
           <w:ilvl w:val="1"/>
           <w:numId w:val="2"/>
@@ -1269,7 +789,7 @@
     </w:p>
     <w:p>
       <w:pPr>
-        <w:pStyle w:val="ListParagraph"/>
+        <w:pStyle w:val="Listparagraf"/>
         <w:numPr>
           <w:ilvl w:val="0"/>
           <w:numId w:val="7"/>
@@ -1289,7 +809,7 @@
     </w:p>
     <w:p>
       <w:pPr>
-        <w:pStyle w:val="ListParagraph"/>
+        <w:pStyle w:val="Listparagraf"/>
         <w:numPr>
           <w:ilvl w:val="0"/>
           <w:numId w:val="7"/>
@@ -1309,7 +829,7 @@
     </w:p>
     <w:p>
       <w:pPr>
-        <w:pStyle w:val="ListParagraph"/>
+        <w:pStyle w:val="Listparagraf"/>
         <w:numPr>
           <w:ilvl w:val="0"/>
           <w:numId w:val="7"/>
@@ -1329,7 +849,7 @@
     </w:p>
     <w:p>
       <w:pPr>
-        <w:pStyle w:val="ListParagraph"/>
+        <w:pStyle w:val="Listparagraf"/>
         <w:numPr>
           <w:ilvl w:val="0"/>
           <w:numId w:val="7"/>
@@ -1358,7 +878,7 @@
     </w:p>
     <w:p>
       <w:pPr>
-        <w:pStyle w:val="ListParagraph"/>
+        <w:pStyle w:val="Listparagraf"/>
         <w:numPr>
           <w:ilvl w:val="1"/>
           <w:numId w:val="2"/>
@@ -1543,7 +1063,7 @@
     </w:p>
     <w:p>
       <w:pPr>
-        <w:pStyle w:val="ListParagraph"/>
+        <w:pStyle w:val="Listparagraf"/>
         <w:numPr>
           <w:ilvl w:val="1"/>
           <w:numId w:val="2"/>
@@ -1598,7 +1118,7 @@
     </w:p>
     <w:p>
       <w:pPr>
-        <w:pStyle w:val="ListParagraph"/>
+        <w:pStyle w:val="Listparagraf"/>
         <w:numPr>
           <w:ilvl w:val="0"/>
           <w:numId w:val="2"/>
@@ -1622,6 +1142,1407 @@
           <w:lang w:val="ro-RO"/>
         </w:rPr>
         <w:t>Modalitatea de rezolvare</w:t>
+      </w:r>
+    </w:p>
+    <w:p>
+      <w:pPr>
+        <w:pStyle w:val="Listparagraf"/>
+        <w:numPr>
+          <w:ilvl w:val="1"/>
+          <w:numId w:val="2"/>
+        </w:numPr>
+        <w:rPr>
+          <w:rFonts w:ascii="Times New Roman" w:hAnsi="Times New Roman" w:cs="Times New Roman"/>
+          <w:b/>
+          <w:bCs/>
+        </w:rPr>
+      </w:pPr>
+      <w:r>
+        <w:rPr>
+          <w:rFonts w:ascii="Times New Roman" w:hAnsi="Times New Roman" w:cs="Times New Roman"/>
+          <w:b/>
+          <w:bCs/>
+        </w:rPr>
+        <w:t>Arhitectura sistemului</w:t>
+      </w:r>
+    </w:p>
+    <w:p>
+      <w:pPr>
+        <w:rPr>
+          <w:rFonts w:ascii="Times New Roman" w:hAnsi="Times New Roman" w:cs="Times New Roman"/>
+        </w:rPr>
+      </w:pPr>
+      <w:r>
+        <w:rPr>
+          <w:rFonts w:ascii="Times New Roman" w:hAnsi="Times New Roman" w:cs="Times New Roman"/>
+        </w:rPr>
+        <w:t>Implementarea este realizată în limbajul C#, utilizând programarea orientată pe obiect. Structura aplicației este următoarea:</w:t>
+      </w:r>
+    </w:p>
+    <w:p>
+      <w:pPr>
+        <w:rPr>
+          <w:rFonts w:ascii="Times New Roman" w:hAnsi="Times New Roman" w:cs="Times New Roman"/>
+        </w:rPr>
+      </w:pPr>
+      <w:r>
+        <w:rPr>
+          <w:rFonts w:ascii="Times New Roman" w:hAnsi="Times New Roman" w:cs="Times New Roman"/>
+        </w:rPr>
+        <w:t>-</w:t>
+      </w:r>
+      <w:r>
+        <w:rPr>
+          <w:rFonts w:ascii="Times New Roman" w:hAnsi="Times New Roman" w:cs="Times New Roman"/>
+          <w:b/>
+          <w:bCs/>
+        </w:rPr>
+        <w:t>Predicate.cs</w:t>
+      </w:r>
+      <w:r>
+        <w:rPr>
+          <w:rFonts w:ascii="Times New Roman" w:hAnsi="Times New Roman" w:cs="Times New Roman"/>
+        </w:rPr>
+        <w:t xml:space="preserve"> – definirea predicatelor logice și a mecanismului de unificare</w:t>
+      </w:r>
+      <w:r>
+        <w:rPr>
+          <w:rFonts w:ascii="Times New Roman" w:hAnsi="Times New Roman" w:cs="Times New Roman"/>
+        </w:rPr>
+        <w:t>;</w:t>
+      </w:r>
+    </w:p>
+    <w:p>
+      <w:pPr>
+        <w:rPr>
+          <w:rFonts w:ascii="Times New Roman" w:hAnsi="Times New Roman" w:cs="Times New Roman"/>
+        </w:rPr>
+      </w:pPr>
+      <w:r>
+        <w:rPr>
+          <w:rFonts w:ascii="Times New Roman" w:hAnsi="Times New Roman" w:cs="Times New Roman"/>
+        </w:rPr>
+        <w:t>-</w:t>
+      </w:r>
+      <w:r>
+        <w:rPr>
+          <w:rFonts w:ascii="Times New Roman" w:hAnsi="Times New Roman" w:cs="Times New Roman"/>
+          <w:b/>
+          <w:bCs/>
+        </w:rPr>
+        <w:t>Rule.cs</w:t>
+      </w:r>
+      <w:r>
+        <w:rPr>
+          <w:rFonts w:ascii="Times New Roman" w:hAnsi="Times New Roman" w:cs="Times New Roman"/>
+        </w:rPr>
+        <w:t xml:space="preserve"> – reprezentarea regulilor de inferență</w:t>
+      </w:r>
+      <w:r>
+        <w:rPr>
+          <w:rFonts w:ascii="Times New Roman" w:hAnsi="Times New Roman" w:cs="Times New Roman"/>
+        </w:rPr>
+        <w:t>;</w:t>
+      </w:r>
+    </w:p>
+    <w:p>
+      <w:pPr>
+        <w:rPr>
+          <w:rFonts w:ascii="Times New Roman" w:hAnsi="Times New Roman" w:cs="Times New Roman"/>
+        </w:rPr>
+      </w:pPr>
+      <w:r>
+        <w:rPr>
+          <w:rFonts w:ascii="Times New Roman" w:hAnsi="Times New Roman" w:cs="Times New Roman"/>
+        </w:rPr>
+        <w:t>-</w:t>
+      </w:r>
+      <w:r>
+        <w:rPr>
+          <w:rFonts w:ascii="Times New Roman" w:hAnsi="Times New Roman" w:cs="Times New Roman"/>
+          <w:b/>
+          <w:bCs/>
+        </w:rPr>
+        <w:t>KnowledgeBase.cs</w:t>
+      </w:r>
+      <w:r>
+        <w:rPr>
+          <w:rFonts w:ascii="Times New Roman" w:hAnsi="Times New Roman" w:cs="Times New Roman"/>
+        </w:rPr>
+        <w:t xml:space="preserve"> – gestionarea bazei de fapte și reguli</w:t>
+      </w:r>
+      <w:r>
+        <w:rPr>
+          <w:rFonts w:ascii="Times New Roman" w:hAnsi="Times New Roman" w:cs="Times New Roman"/>
+        </w:rPr>
+        <w:t>;</w:t>
+      </w:r>
+    </w:p>
+    <w:p>
+      <w:pPr>
+        <w:rPr>
+          <w:rFonts w:ascii="Times New Roman" w:hAnsi="Times New Roman" w:cs="Times New Roman"/>
+        </w:rPr>
+      </w:pPr>
+      <w:r>
+        <w:rPr>
+          <w:rFonts w:ascii="Times New Roman" w:hAnsi="Times New Roman" w:cs="Times New Roman"/>
+        </w:rPr>
+        <w:t>-</w:t>
+      </w:r>
+      <w:r>
+        <w:rPr>
+          <w:rFonts w:ascii="Times New Roman" w:hAnsi="Times New Roman" w:cs="Times New Roman"/>
+          <w:b/>
+          <w:bCs/>
+        </w:rPr>
+        <w:t>InferenceEngine.cs</w:t>
+      </w:r>
+      <w:r>
+        <w:rPr>
+          <w:rFonts w:ascii="Times New Roman" w:hAnsi="Times New Roman" w:cs="Times New Roman"/>
+        </w:rPr>
+        <w:t xml:space="preserve"> – implementarea algoritmului Forward Chaining</w:t>
+      </w:r>
+      <w:r>
+        <w:rPr>
+          <w:rFonts w:ascii="Times New Roman" w:hAnsi="Times New Roman" w:cs="Times New Roman"/>
+        </w:rPr>
+        <w:t>;</w:t>
+      </w:r>
+    </w:p>
+    <w:p>
+      <w:pPr>
+        <w:rPr>
+          <w:rFonts w:ascii="Times New Roman" w:hAnsi="Times New Roman" w:cs="Times New Roman"/>
+        </w:rPr>
+      </w:pPr>
+      <w:r>
+        <w:rPr>
+          <w:rFonts w:ascii="Times New Roman" w:hAnsi="Times New Roman" w:cs="Times New Roman"/>
+        </w:rPr>
+        <w:t>-</w:t>
+      </w:r>
+      <w:r>
+        <w:rPr>
+          <w:rFonts w:ascii="Times New Roman" w:hAnsi="Times New Roman" w:cs="Times New Roman"/>
+          <w:b/>
+          <w:bCs/>
+        </w:rPr>
+        <w:t>Program.cs</w:t>
+      </w:r>
+      <w:r>
+        <w:rPr>
+          <w:rFonts w:ascii="Times New Roman" w:hAnsi="Times New Roman" w:cs="Times New Roman"/>
+        </w:rPr>
+        <w:t xml:space="preserve"> – rularea demonstrațiilor și afișarea rezultatelor</w:t>
+      </w:r>
+      <w:r>
+        <w:rPr>
+          <w:rFonts w:ascii="Times New Roman" w:hAnsi="Times New Roman" w:cs="Times New Roman"/>
+        </w:rPr>
+        <w:t>.</w:t>
+      </w:r>
+    </w:p>
+    <w:p>
+      <w:pPr>
+        <w:rPr>
+          <w:rFonts w:ascii="Times New Roman" w:hAnsi="Times New Roman" w:cs="Times New Roman"/>
+          <w:b/>
+          <w:bCs/>
+        </w:rPr>
+      </w:pPr>
+      <w:r>
+        <w:rPr>
+          <w:rFonts w:ascii="Times New Roman" w:hAnsi="Times New Roman" w:cs="Times New Roman"/>
+        </w:rPr>
+        <w:tab/>
+      </w:r>
+      <w:r>
+        <w:rPr>
+          <w:rFonts w:ascii="Times New Roman" w:hAnsi="Times New Roman" w:cs="Times New Roman"/>
+          <w:b/>
+          <w:bCs/>
+        </w:rPr>
+        <w:t>4.2 Modelarea cunoștințelor</w:t>
+      </w:r>
+    </w:p>
+    <w:p>
+      <w:pPr>
+        <w:rPr>
+          <w:rFonts w:ascii="Times New Roman" w:hAnsi="Times New Roman" w:cs="Times New Roman"/>
+        </w:rPr>
+      </w:pPr>
+      <w:r>
+        <w:rPr>
+          <w:rFonts w:ascii="Times New Roman" w:hAnsi="Times New Roman" w:cs="Times New Roman"/>
+        </w:rPr>
+        <w:t>Teoremele matematice au fost transpuse în predicate simple:</w:t>
+      </w:r>
+    </w:p>
+    <w:p>
+      <w:pPr>
+        <w:rPr>
+          <w:rFonts w:ascii="Times New Roman" w:hAnsi="Times New Roman" w:cs="Times New Roman"/>
+        </w:rPr>
+      </w:pPr>
+      <w:r>
+        <w:rPr>
+          <w:rFonts w:ascii="Times New Roman" w:hAnsi="Times New Roman" w:cs="Times New Roman"/>
+        </w:rPr>
+        <w:t xml:space="preserve">- Par(x) </w:t>
+      </w:r>
+    </w:p>
+    <w:p>
+      <w:pPr>
+        <w:rPr>
+          <w:rFonts w:ascii="Times New Roman" w:hAnsi="Times New Roman" w:cs="Times New Roman"/>
+        </w:rPr>
+      </w:pPr>
+      <w:r>
+        <w:rPr>
+          <w:rFonts w:ascii="Times New Roman" w:hAnsi="Times New Roman" w:cs="Times New Roman"/>
+        </w:rPr>
+        <w:t xml:space="preserve">- </w:t>
+      </w:r>
+      <w:proofErr w:type="gramStart"/>
+      <w:r>
+        <w:rPr>
+          <w:rFonts w:ascii="Times New Roman" w:hAnsi="Times New Roman" w:cs="Times New Roman"/>
+        </w:rPr>
+        <w:t>Patrat(</w:t>
+      </w:r>
+      <w:proofErr w:type="gramEnd"/>
+      <w:r>
+        <w:rPr>
+          <w:rFonts w:ascii="Times New Roman" w:hAnsi="Times New Roman" w:cs="Times New Roman"/>
+        </w:rPr>
+        <w:t xml:space="preserve">x, y) </w:t>
+      </w:r>
+    </w:p>
+    <w:p>
+      <w:pPr>
+        <w:rPr>
+          <w:rFonts w:ascii="Times New Roman" w:hAnsi="Times New Roman" w:cs="Times New Roman"/>
+        </w:rPr>
+      </w:pPr>
+      <w:r>
+        <w:rPr>
+          <w:rFonts w:ascii="Times New Roman" w:hAnsi="Times New Roman" w:cs="Times New Roman"/>
+        </w:rPr>
+        <w:t xml:space="preserve">- Echilateral(t) </w:t>
+      </w:r>
+    </w:p>
+    <w:p>
+      <w:pPr>
+        <w:rPr>
+          <w:rFonts w:ascii="Times New Roman" w:hAnsi="Times New Roman" w:cs="Times New Roman"/>
+        </w:rPr>
+      </w:pPr>
+      <w:r>
+        <w:rPr>
+          <w:rFonts w:ascii="Times New Roman" w:hAnsi="Times New Roman" w:cs="Times New Roman"/>
+        </w:rPr>
+        <w:t>- Isoscel(t)</w:t>
+      </w:r>
+    </w:p>
+    <w:p>
+      <w:pPr>
+        <w:rPr>
+          <w:rFonts w:ascii="Times New Roman" w:hAnsi="Times New Roman" w:cs="Times New Roman"/>
+        </w:rPr>
+      </w:pPr>
+      <w:r>
+        <w:rPr>
+          <w:rFonts w:ascii="Times New Roman" w:hAnsi="Times New Roman" w:cs="Times New Roman"/>
+        </w:rPr>
+        <w:t>Regulile definesc relațiile dintre aceste predicate și permit deducerea concluziilor.</w:t>
+      </w:r>
+    </w:p>
+    <w:p>
+      <w:pPr>
+        <w:rPr>
+          <w:rFonts w:ascii="Times New Roman" w:hAnsi="Times New Roman" w:cs="Times New Roman"/>
+        </w:rPr>
+      </w:pPr>
+    </w:p>
+    <w:p>
+      <w:pPr>
+        <w:rPr>
+          <w:rFonts w:ascii="Times New Roman" w:hAnsi="Times New Roman" w:cs="Times New Roman"/>
+        </w:rPr>
+      </w:pPr>
+    </w:p>
+    <w:p>
+      <w:pPr>
+        <w:rPr>
+          <w:rFonts w:ascii="Times New Roman" w:hAnsi="Times New Roman" w:cs="Times New Roman"/>
+        </w:rPr>
+      </w:pPr>
+    </w:p>
+    <w:p>
+      <w:pPr>
+        <w:rPr>
+          <w:rFonts w:ascii="Times New Roman" w:hAnsi="Times New Roman" w:cs="Times New Roman"/>
+        </w:rPr>
+      </w:pPr>
+    </w:p>
+    <w:p>
+      <w:pPr>
+        <w:rPr>
+          <w:rFonts w:ascii="Times New Roman" w:hAnsi="Times New Roman" w:cs="Times New Roman"/>
+        </w:rPr>
+      </w:pPr>
+    </w:p>
+    <w:p>
+      <w:pPr>
+        <w:rPr>
+          <w:rFonts w:ascii="Times New Roman" w:hAnsi="Times New Roman" w:cs="Times New Roman"/>
+        </w:rPr>
+      </w:pPr>
+    </w:p>
+    <w:p>
+      <w:pPr>
+        <w:rPr>
+          <w:rFonts w:ascii="Times New Roman" w:hAnsi="Times New Roman" w:cs="Times New Roman"/>
+        </w:rPr>
+      </w:pPr>
+    </w:p>
+    <w:p>
+      <w:pPr>
+        <w:pStyle w:val="Listparagraf"/>
+        <w:numPr>
+          <w:ilvl w:val="0"/>
+          <w:numId w:val="2"/>
+        </w:numPr>
+        <w:rPr>
+          <w:rFonts w:ascii="Times New Roman" w:hAnsi="Times New Roman" w:cs="Times New Roman"/>
+          <w:b/>
+          <w:bCs/>
+          <w:sz w:val="28"/>
+          <w:szCs w:val="28"/>
+        </w:rPr>
+      </w:pPr>
+      <w:r>
+        <w:rPr>
+          <w:rFonts w:ascii="Times New Roman" w:hAnsi="Times New Roman" w:cs="Times New Roman"/>
+          <w:b/>
+          <w:bCs/>
+          <w:sz w:val="28"/>
+          <w:szCs w:val="28"/>
+        </w:rPr>
+        <w:lastRenderedPageBreak/>
+        <w:t>Listarea părților semnificative din codul sursă</w:t>
+      </w:r>
+    </w:p>
+    <w:p>
+      <w:pPr>
+        <w:ind w:left="270"/>
+        <w:rPr>
+          <w:rFonts w:ascii="Times New Roman" w:hAnsi="Times New Roman" w:cs="Times New Roman"/>
+          <w:b/>
+          <w:bCs/>
+          <w:sz w:val="28"/>
+          <w:szCs w:val="28"/>
+        </w:rPr>
+      </w:pPr>
+    </w:p>
+    <w:p>
+      <w:pPr>
+        <w:rPr>
+          <w:rFonts w:ascii="Times New Roman" w:hAnsi="Times New Roman" w:cs="Times New Roman"/>
+          <w:b/>
+          <w:bCs/>
+        </w:rPr>
+      </w:pPr>
+      <w:r>
+        <w:rPr>
+          <w:rFonts w:ascii="Times New Roman" w:hAnsi="Times New Roman" w:cs="Times New Roman"/>
+          <w:b/>
+          <w:bCs/>
+        </w:rPr>
+        <w:t xml:space="preserve">Motorul de inferență – bucla principală </w:t>
+      </w:r>
+      <w:proofErr w:type="gramStart"/>
+      <w:r>
+        <w:rPr>
+          <w:rFonts w:ascii="Times New Roman" w:hAnsi="Times New Roman" w:cs="Times New Roman"/>
+          <w:b/>
+          <w:bCs/>
+        </w:rPr>
+        <w:t>a</w:t>
+      </w:r>
+      <w:proofErr w:type="gramEnd"/>
+      <w:r>
+        <w:rPr>
+          <w:rFonts w:ascii="Times New Roman" w:hAnsi="Times New Roman" w:cs="Times New Roman"/>
+          <w:b/>
+          <w:bCs/>
+        </w:rPr>
+        <w:t xml:space="preserve"> algoritmului Forward Chaining.</w:t>
+      </w:r>
+    </w:p>
+    <w:p>
+      <w:pPr>
+        <w:rPr>
+          <w:rFonts w:ascii="Times New Roman" w:hAnsi="Times New Roman" w:cs="Times New Roman"/>
+          <w:b/>
+          <w:bCs/>
+          <w:sz w:val="28"/>
+          <w:szCs w:val="28"/>
+        </w:rPr>
+      </w:pPr>
+      <w:r>
+        <w:rPr>
+          <w:rFonts w:ascii="Times New Roman" w:hAnsi="Times New Roman" w:cs="Times New Roman"/>
+          <w:b/>
+          <w:bCs/>
+          <w:noProof/>
+          <w:sz w:val="28"/>
+          <w:szCs w:val="28"/>
+        </w:rPr>
+        <w:drawing>
+          <wp:inline distT="0" distB="0" distL="0" distR="0" wp14:anchorId="298ACC13" wp14:editId="02864C3D">
+            <wp:extent cx="5890260" cy="3093720"/>
+            <wp:effectExtent l="0" t="0" r="0" b="0"/>
+            <wp:docPr id="1" name="Imagine 1"/>
+            <wp:cNvGraphicFramePr>
+              <a:graphicFrameLocks xmlns:a="http://schemas.openxmlformats.org/drawingml/2006/main" noChangeAspect="1"/>
+            </wp:cNvGraphicFramePr>
+            <a:graphic xmlns:a="http://schemas.openxmlformats.org/drawingml/2006/main">
+              <a:graphicData uri="http://schemas.openxmlformats.org/drawingml/2006/picture">
+                <pic:pic xmlns:pic="http://schemas.openxmlformats.org/drawingml/2006/picture">
+                  <pic:nvPicPr>
+                    <pic:cNvPr id="0" name="Picture 1"/>
+                    <pic:cNvPicPr>
+                      <a:picLocks noChangeAspect="1" noChangeArrowheads="1"/>
+                    </pic:cNvPicPr>
+                  </pic:nvPicPr>
+                  <pic:blipFill>
+                    <a:blip r:embed="rId8">
+                      <a:extLst>
+                        <a:ext uri="{28A0092B-C50C-407E-A947-70E740481C1C}">
+                          <a14:useLocalDpi xmlns:a14="http://schemas.microsoft.com/office/drawing/2010/main" val="0"/>
+                        </a:ext>
+                      </a:extLst>
+                    </a:blip>
+                    <a:srcRect/>
+                    <a:stretch>
+                      <a:fillRect/>
+                    </a:stretch>
+                  </pic:blipFill>
+                  <pic:spPr bwMode="auto">
+                    <a:xfrm>
+                      <a:off x="0" y="0"/>
+                      <a:ext cx="5890260" cy="3093720"/>
+                    </a:xfrm>
+                    <a:prstGeom prst="rect">
+                      <a:avLst/>
+                    </a:prstGeom>
+                    <a:noFill/>
+                    <a:ln>
+                      <a:noFill/>
+                    </a:ln>
+                  </pic:spPr>
+                </pic:pic>
+              </a:graphicData>
+            </a:graphic>
+          </wp:inline>
+        </w:drawing>
+      </w:r>
+    </w:p>
+    <w:p>
+      <w:pPr>
+        <w:rPr>
+          <w:rFonts w:ascii="Times New Roman" w:hAnsi="Times New Roman" w:cs="Times New Roman"/>
+        </w:rPr>
+      </w:pPr>
+      <w:r>
+        <w:rPr>
+          <w:rFonts w:ascii="Times New Roman" w:hAnsi="Times New Roman" w:cs="Times New Roman"/>
+        </w:rPr>
+        <w:t>Fragmentul de cod prezintă inițializarea procesului de inferență și parcurgerea regulilor din baza de cunoștințe, precum și verificarea potrivirii premiselor cu faptele existente prin unificare.</w:t>
+      </w:r>
+    </w:p>
+    <w:p>
+      <w:pPr>
+        <w:rPr>
+          <w:rFonts w:ascii="Times New Roman" w:hAnsi="Times New Roman" w:cs="Times New Roman"/>
+        </w:rPr>
+      </w:pPr>
+    </w:p>
+    <w:p>
+      <w:pPr>
+        <w:rPr>
+          <w:rFonts w:ascii="Times New Roman" w:hAnsi="Times New Roman" w:cs="Times New Roman"/>
+          <w:b/>
+          <w:bCs/>
+        </w:rPr>
+      </w:pPr>
+      <w:r>
+        <w:rPr>
+          <w:rFonts w:ascii="Times New Roman" w:hAnsi="Times New Roman" w:cs="Times New Roman"/>
+          <w:b/>
+          <w:bCs/>
+        </w:rPr>
+        <w:t>Motorul de inferență – generarea concluziilor.</w:t>
+      </w:r>
+    </w:p>
+    <w:p>
+      <w:pPr>
+        <w:rPr>
+          <w:rFonts w:ascii="Times New Roman" w:hAnsi="Times New Roman" w:cs="Times New Roman"/>
+          <w:b/>
+          <w:bCs/>
+        </w:rPr>
+      </w:pPr>
+      <w:r>
+        <w:rPr>
+          <w:rFonts w:ascii="Times New Roman" w:hAnsi="Times New Roman" w:cs="Times New Roman"/>
+          <w:b/>
+          <w:bCs/>
+          <w:noProof/>
+        </w:rPr>
+        <w:drawing>
+          <wp:inline distT="0" distB="0" distL="0" distR="0" wp14:anchorId="1A44A337" wp14:editId="77C78E6B">
+            <wp:extent cx="5935980" cy="2865120"/>
+            <wp:effectExtent l="0" t="0" r="7620" b="0"/>
+            <wp:docPr id="2" name="Imagine 2"/>
+            <wp:cNvGraphicFramePr>
+              <a:graphicFrameLocks xmlns:a="http://schemas.openxmlformats.org/drawingml/2006/main" noChangeAspect="1"/>
+            </wp:cNvGraphicFramePr>
+            <a:graphic xmlns:a="http://schemas.openxmlformats.org/drawingml/2006/main">
+              <a:graphicData uri="http://schemas.openxmlformats.org/drawingml/2006/picture">
+                <pic:pic xmlns:pic="http://schemas.openxmlformats.org/drawingml/2006/picture">
+                  <pic:nvPicPr>
+                    <pic:cNvPr id="0" name="Picture 2"/>
+                    <pic:cNvPicPr>
+                      <a:picLocks noChangeAspect="1" noChangeArrowheads="1"/>
+                    </pic:cNvPicPr>
+                  </pic:nvPicPr>
+                  <pic:blipFill>
+                    <a:blip r:embed="rId9">
+                      <a:extLst>
+                        <a:ext uri="{28A0092B-C50C-407E-A947-70E740481C1C}">
+                          <a14:useLocalDpi xmlns:a14="http://schemas.microsoft.com/office/drawing/2010/main" val="0"/>
+                        </a:ext>
+                      </a:extLst>
+                    </a:blip>
+                    <a:srcRect/>
+                    <a:stretch>
+                      <a:fillRect/>
+                    </a:stretch>
+                  </pic:blipFill>
+                  <pic:spPr bwMode="auto">
+                    <a:xfrm>
+                      <a:off x="0" y="0"/>
+                      <a:ext cx="5935980" cy="2865120"/>
+                    </a:xfrm>
+                    <a:prstGeom prst="rect">
+                      <a:avLst/>
+                    </a:prstGeom>
+                    <a:noFill/>
+                    <a:ln>
+                      <a:noFill/>
+                    </a:ln>
+                  </pic:spPr>
+                </pic:pic>
+              </a:graphicData>
+            </a:graphic>
+          </wp:inline>
+        </w:drawing>
+      </w:r>
+    </w:p>
+    <w:p>
+      <w:pPr>
+        <w:rPr>
+          <w:rFonts w:ascii="Times New Roman" w:hAnsi="Times New Roman" w:cs="Times New Roman"/>
+        </w:rPr>
+      </w:pPr>
+      <w:r>
+        <w:rPr>
+          <w:rFonts w:ascii="Times New Roman" w:hAnsi="Times New Roman" w:cs="Times New Roman"/>
+        </w:rPr>
+        <w:lastRenderedPageBreak/>
+        <w:t>Această parte a codului realizează aplicarea substituțiilor asupra concluziei regulii și adăugarea faptelor noi în baza de cunoștințe,</w:t>
+      </w:r>
+      <w:r>
+        <w:rPr>
+          <w:rFonts w:ascii="Times New Roman" w:hAnsi="Times New Roman" w:cs="Times New Roman"/>
+        </w:rPr>
+        <w:t xml:space="preserve"> </w:t>
+      </w:r>
+      <w:r>
+        <w:rPr>
+          <w:rFonts w:ascii="Times New Roman" w:hAnsi="Times New Roman" w:cs="Times New Roman"/>
+        </w:rPr>
+        <w:t>continuând procesul până când nu mai pot fi deduse informații suplimentare.</w:t>
+      </w:r>
+    </w:p>
+    <w:p>
+      <w:pPr>
+        <w:rPr>
+          <w:rFonts w:ascii="Times New Roman" w:hAnsi="Times New Roman" w:cs="Times New Roman"/>
+        </w:rPr>
+      </w:pPr>
+    </w:p>
+    <w:p>
+      <w:pPr>
+        <w:rPr>
+          <w:rFonts w:ascii="Times New Roman" w:hAnsi="Times New Roman" w:cs="Times New Roman"/>
+          <w:b/>
+          <w:bCs/>
+        </w:rPr>
+      </w:pPr>
+      <w:r>
+        <w:rPr>
+          <w:rFonts w:ascii="Times New Roman" w:hAnsi="Times New Roman" w:cs="Times New Roman"/>
+          <w:b/>
+          <w:bCs/>
+        </w:rPr>
+        <w:t>Implementarea algoritmului de unificare a predicatelor.</w:t>
+      </w:r>
+    </w:p>
+    <w:p>
+      <w:pPr>
+        <w:rPr>
+          <w:rFonts w:ascii="Times New Roman" w:hAnsi="Times New Roman" w:cs="Times New Roman"/>
+          <w:b/>
+          <w:bCs/>
+        </w:rPr>
+      </w:pPr>
+      <w:r>
+        <w:rPr>
+          <w:rFonts w:ascii="Times New Roman" w:hAnsi="Times New Roman" w:cs="Times New Roman"/>
+          <w:b/>
+          <w:bCs/>
+          <w:noProof/>
+        </w:rPr>
+        <w:drawing>
+          <wp:inline distT="0" distB="0" distL="0" distR="0" wp14:anchorId="46C9C3DA" wp14:editId="0B56C8A8">
+            <wp:extent cx="5935980" cy="2484120"/>
+            <wp:effectExtent l="0" t="0" r="7620" b="0"/>
+            <wp:docPr id="3" name="Imagine 3"/>
+            <wp:cNvGraphicFramePr>
+              <a:graphicFrameLocks xmlns:a="http://schemas.openxmlformats.org/drawingml/2006/main" noChangeAspect="1"/>
+            </wp:cNvGraphicFramePr>
+            <a:graphic xmlns:a="http://schemas.openxmlformats.org/drawingml/2006/main">
+              <a:graphicData uri="http://schemas.openxmlformats.org/drawingml/2006/picture">
+                <pic:pic xmlns:pic="http://schemas.openxmlformats.org/drawingml/2006/picture">
+                  <pic:nvPicPr>
+                    <pic:cNvPr id="0" name="Picture 3"/>
+                    <pic:cNvPicPr>
+                      <a:picLocks noChangeAspect="1" noChangeArrowheads="1"/>
+                    </pic:cNvPicPr>
+                  </pic:nvPicPr>
+                  <pic:blipFill>
+                    <a:blip r:embed="rId10">
+                      <a:extLst>
+                        <a:ext uri="{28A0092B-C50C-407E-A947-70E740481C1C}">
+                          <a14:useLocalDpi xmlns:a14="http://schemas.microsoft.com/office/drawing/2010/main" val="0"/>
+                        </a:ext>
+                      </a:extLst>
+                    </a:blip>
+                    <a:srcRect/>
+                    <a:stretch>
+                      <a:fillRect/>
+                    </a:stretch>
+                  </pic:blipFill>
+                  <pic:spPr bwMode="auto">
+                    <a:xfrm>
+                      <a:off x="0" y="0"/>
+                      <a:ext cx="5935980" cy="2484120"/>
+                    </a:xfrm>
+                    <a:prstGeom prst="rect">
+                      <a:avLst/>
+                    </a:prstGeom>
+                    <a:noFill/>
+                    <a:ln>
+                      <a:noFill/>
+                    </a:ln>
+                  </pic:spPr>
+                </pic:pic>
+              </a:graphicData>
+            </a:graphic>
+          </wp:inline>
+        </w:drawing>
+      </w:r>
+    </w:p>
+    <w:p>
+      <w:pPr>
+        <w:rPr>
+          <w:rFonts w:ascii="Times New Roman" w:hAnsi="Times New Roman" w:cs="Times New Roman"/>
+        </w:rPr>
+      </w:pPr>
+      <w:r>
+        <w:rPr>
+          <w:rFonts w:ascii="Times New Roman" w:hAnsi="Times New Roman" w:cs="Times New Roman"/>
+        </w:rPr>
+        <w:t>Metoda CanUnify verifică dacă două predicate se pot unifica prin compararea numelui și a numărului de argumente. Variabilele sunt identificate prin prefixul „?”, iar în cazul în care sunt întâlnite, acestea sunt asociate cu valorile corespunzătoare prin intermediul unui dicționar de substituții. Dacă apare un conflict între constante, unificarea eșuează.</w:t>
+      </w:r>
+    </w:p>
+    <w:p>
+      <w:pPr>
+        <w:rPr>
+          <w:rFonts w:ascii="Times New Roman" w:hAnsi="Times New Roman" w:cs="Times New Roman"/>
+        </w:rPr>
+      </w:pPr>
+    </w:p>
+    <w:p>
+      <w:pPr>
+        <w:rPr>
+          <w:rFonts w:ascii="Times New Roman" w:hAnsi="Times New Roman" w:cs="Times New Roman"/>
+        </w:rPr>
+      </w:pPr>
+    </w:p>
+    <w:p>
+      <w:pPr>
+        <w:rPr>
+          <w:rFonts w:ascii="Times New Roman" w:hAnsi="Times New Roman" w:cs="Times New Roman"/>
+        </w:rPr>
+      </w:pPr>
+    </w:p>
+    <w:p>
+      <w:pPr>
+        <w:rPr>
+          <w:rFonts w:ascii="Times New Roman" w:hAnsi="Times New Roman" w:cs="Times New Roman"/>
+        </w:rPr>
+      </w:pPr>
+    </w:p>
+    <w:p>
+      <w:pPr>
+        <w:rPr>
+          <w:rFonts w:ascii="Times New Roman" w:hAnsi="Times New Roman" w:cs="Times New Roman"/>
+        </w:rPr>
+      </w:pPr>
+    </w:p>
+    <w:p>
+      <w:pPr>
+        <w:rPr>
+          <w:rFonts w:ascii="Times New Roman" w:hAnsi="Times New Roman" w:cs="Times New Roman"/>
+        </w:rPr>
+      </w:pPr>
+    </w:p>
+    <w:p>
+      <w:pPr>
+        <w:rPr>
+          <w:rFonts w:ascii="Times New Roman" w:hAnsi="Times New Roman" w:cs="Times New Roman"/>
+        </w:rPr>
+      </w:pPr>
+    </w:p>
+    <w:p>
+      <w:pPr>
+        <w:rPr>
+          <w:rFonts w:ascii="Times New Roman" w:hAnsi="Times New Roman" w:cs="Times New Roman"/>
+        </w:rPr>
+      </w:pPr>
+    </w:p>
+    <w:p>
+      <w:pPr>
+        <w:rPr>
+          <w:rFonts w:ascii="Times New Roman" w:hAnsi="Times New Roman" w:cs="Times New Roman"/>
+        </w:rPr>
+      </w:pPr>
+    </w:p>
+    <w:p>
+      <w:pPr>
+        <w:rPr>
+          <w:rFonts w:ascii="Times New Roman" w:hAnsi="Times New Roman" w:cs="Times New Roman"/>
+        </w:rPr>
+      </w:pPr>
+    </w:p>
+    <w:p>
+      <w:pPr>
+        <w:rPr>
+          <w:rFonts w:ascii="Times New Roman" w:hAnsi="Times New Roman" w:cs="Times New Roman"/>
+        </w:rPr>
+      </w:pPr>
+    </w:p>
+    <w:p>
+      <w:pPr>
+        <w:pStyle w:val="Listparagraf"/>
+        <w:numPr>
+          <w:ilvl w:val="0"/>
+          <w:numId w:val="2"/>
+        </w:numPr>
+        <w:rPr>
+          <w:rFonts w:ascii="Times New Roman" w:hAnsi="Times New Roman" w:cs="Times New Roman"/>
+          <w:b/>
+          <w:bCs/>
+          <w:sz w:val="28"/>
+          <w:szCs w:val="28"/>
+        </w:rPr>
+      </w:pPr>
+      <w:r>
+        <w:rPr>
+          <w:rFonts w:ascii="Times New Roman" w:hAnsi="Times New Roman" w:cs="Times New Roman"/>
+          <w:b/>
+          <w:bCs/>
+          <w:sz w:val="28"/>
+          <w:szCs w:val="28"/>
+        </w:rPr>
+        <w:lastRenderedPageBreak/>
+        <w:t>Rezultatele obținute</w:t>
+      </w:r>
+    </w:p>
+    <w:p>
+      <w:pPr>
+        <w:rPr>
+          <w:rFonts w:ascii="Times New Roman" w:hAnsi="Times New Roman" w:cs="Times New Roman"/>
+          <w:b/>
+          <w:bCs/>
+          <w:sz w:val="28"/>
+          <w:szCs w:val="28"/>
+        </w:rPr>
+      </w:pPr>
+      <w:r>
+        <w:rPr>
+          <w:rFonts w:ascii="Times New Roman" w:hAnsi="Times New Roman" w:cs="Times New Roman"/>
+          <w:b/>
+          <w:bCs/>
+          <w:noProof/>
+          <w:sz w:val="28"/>
+          <w:szCs w:val="28"/>
+        </w:rPr>
+        <w:drawing>
+          <wp:inline distT="0" distB="0" distL="0" distR="0" wp14:anchorId="563D9BEE" wp14:editId="3E919BA0">
+            <wp:extent cx="5935980" cy="5234940"/>
+            <wp:effectExtent l="0" t="0" r="7620" b="3810"/>
+            <wp:docPr id="4" name="Imagine 4"/>
+            <wp:cNvGraphicFramePr>
+              <a:graphicFrameLocks xmlns:a="http://schemas.openxmlformats.org/drawingml/2006/main" noChangeAspect="1"/>
+            </wp:cNvGraphicFramePr>
+            <a:graphic xmlns:a="http://schemas.openxmlformats.org/drawingml/2006/main">
+              <a:graphicData uri="http://schemas.openxmlformats.org/drawingml/2006/picture">
+                <pic:pic xmlns:pic="http://schemas.openxmlformats.org/drawingml/2006/picture">
+                  <pic:nvPicPr>
+                    <pic:cNvPr id="0" name="Picture 4"/>
+                    <pic:cNvPicPr>
+                      <a:picLocks noChangeAspect="1" noChangeArrowheads="1"/>
+                    </pic:cNvPicPr>
+                  </pic:nvPicPr>
+                  <pic:blipFill>
+                    <a:blip r:embed="rId11">
+                      <a:extLst>
+                        <a:ext uri="{28A0092B-C50C-407E-A947-70E740481C1C}">
+                          <a14:useLocalDpi xmlns:a14="http://schemas.microsoft.com/office/drawing/2010/main" val="0"/>
+                        </a:ext>
+                      </a:extLst>
+                    </a:blip>
+                    <a:srcRect/>
+                    <a:stretch>
+                      <a:fillRect/>
+                    </a:stretch>
+                  </pic:blipFill>
+                  <pic:spPr bwMode="auto">
+                    <a:xfrm>
+                      <a:off x="0" y="0"/>
+                      <a:ext cx="5935980" cy="5234940"/>
+                    </a:xfrm>
+                    <a:prstGeom prst="rect">
+                      <a:avLst/>
+                    </a:prstGeom>
+                    <a:noFill/>
+                    <a:ln>
+                      <a:noFill/>
+                    </a:ln>
+                  </pic:spPr>
+                </pic:pic>
+              </a:graphicData>
+            </a:graphic>
+          </wp:inline>
+        </w:drawing>
+      </w:r>
+    </w:p>
+    <w:p>
+      <w:pPr>
+        <w:pStyle w:val="Listparagraf"/>
+        <w:numPr>
+          <w:ilvl w:val="1"/>
+          <w:numId w:val="2"/>
+        </w:numPr>
+        <w:rPr>
+          <w:rFonts w:ascii="Times New Roman" w:hAnsi="Times New Roman" w:cs="Times New Roman"/>
+          <w:b/>
+          <w:bCs/>
+        </w:rPr>
+      </w:pPr>
+      <w:r>
+        <w:rPr>
+          <w:rFonts w:ascii="Times New Roman" w:hAnsi="Times New Roman" w:cs="Times New Roman"/>
+          <w:b/>
+          <w:bCs/>
+        </w:rPr>
+        <w:t xml:space="preserve">Teorema numărului par </w:t>
+      </w:r>
+    </w:p>
+    <w:p>
+      <w:pPr>
+        <w:rPr>
+          <w:rFonts w:ascii="Times New Roman" w:hAnsi="Times New Roman" w:cs="Times New Roman"/>
+        </w:rPr>
+      </w:pPr>
+      <w:r>
+        <w:rPr>
+          <w:rFonts w:ascii="Times New Roman" w:hAnsi="Times New Roman" w:cs="Times New Roman"/>
+        </w:rPr>
+        <w:t xml:space="preserve">Pornind de la faptele inițiale Par(n) și </w:t>
+      </w:r>
+      <w:proofErr w:type="gramStart"/>
+      <w:r>
+        <w:rPr>
+          <w:rFonts w:ascii="Times New Roman" w:hAnsi="Times New Roman" w:cs="Times New Roman"/>
+        </w:rPr>
+        <w:t>Patrat(</w:t>
+      </w:r>
+      <w:proofErr w:type="gramEnd"/>
+      <w:r>
+        <w:rPr>
+          <w:rFonts w:ascii="Times New Roman" w:hAnsi="Times New Roman" w:cs="Times New Roman"/>
+        </w:rPr>
+        <w:t xml:space="preserve">n, n2) , sistemul aplică regula definită și deduce Par(n2) . </w:t>
+      </w:r>
+    </w:p>
+    <w:p>
+      <w:pPr>
+        <w:pStyle w:val="Listparagraf"/>
+        <w:numPr>
+          <w:ilvl w:val="1"/>
+          <w:numId w:val="2"/>
+        </w:numPr>
+        <w:rPr>
+          <w:rFonts w:ascii="Times New Roman" w:hAnsi="Times New Roman" w:cs="Times New Roman"/>
+          <w:b/>
+          <w:bCs/>
+        </w:rPr>
+      </w:pPr>
+      <w:r>
+        <w:rPr>
+          <w:rFonts w:ascii="Times New Roman" w:hAnsi="Times New Roman" w:cs="Times New Roman"/>
+          <w:b/>
+          <w:bCs/>
+        </w:rPr>
+        <w:t xml:space="preserve">Teorema triunghiului echilateral </w:t>
+      </w:r>
+    </w:p>
+    <w:p>
+      <w:pPr>
+        <w:rPr>
+          <w:rFonts w:ascii="Times New Roman" w:hAnsi="Times New Roman" w:cs="Times New Roman"/>
+        </w:rPr>
+      </w:pPr>
+      <w:r>
+        <w:rPr>
+          <w:rFonts w:ascii="Times New Roman" w:hAnsi="Times New Roman" w:cs="Times New Roman"/>
+        </w:rPr>
+        <w:t>Din faptul Echilateral(t</w:t>
+      </w:r>
+      <w:proofErr w:type="gramStart"/>
+      <w:r>
+        <w:rPr>
+          <w:rFonts w:ascii="Times New Roman" w:hAnsi="Times New Roman" w:cs="Times New Roman"/>
+        </w:rPr>
+        <w:t>) ,</w:t>
+      </w:r>
+      <w:proofErr w:type="gramEnd"/>
+      <w:r>
+        <w:rPr>
+          <w:rFonts w:ascii="Times New Roman" w:hAnsi="Times New Roman" w:cs="Times New Roman"/>
+        </w:rPr>
+        <w:t xml:space="preserve"> motorul de inferență deduce Isoscel(t) într-un singur pas logic. Rezultatele sunt afișate în consolă, împreună cu pașii de inferență.</w:t>
+      </w:r>
+    </w:p>
+    <w:p>
+      <w:pPr>
+        <w:rPr>
+          <w:rFonts w:ascii="Times New Roman" w:hAnsi="Times New Roman" w:cs="Times New Roman"/>
+        </w:rPr>
+      </w:pPr>
+    </w:p>
+    <w:p>
+      <w:pPr>
+        <w:rPr>
+          <w:rFonts w:ascii="Times New Roman" w:hAnsi="Times New Roman" w:cs="Times New Roman"/>
+        </w:rPr>
+      </w:pPr>
+    </w:p>
+    <w:p>
+      <w:pPr>
+        <w:rPr>
+          <w:rFonts w:ascii="Times New Roman" w:hAnsi="Times New Roman" w:cs="Times New Roman"/>
+        </w:rPr>
+      </w:pPr>
+    </w:p>
+    <w:p>
+      <w:pPr>
+        <w:pStyle w:val="Listparagraf"/>
+        <w:numPr>
+          <w:ilvl w:val="0"/>
+          <w:numId w:val="2"/>
+        </w:numPr>
+        <w:rPr>
+          <w:rFonts w:ascii="Times New Roman" w:hAnsi="Times New Roman" w:cs="Times New Roman"/>
+          <w:b/>
+          <w:bCs/>
+          <w:sz w:val="28"/>
+          <w:szCs w:val="28"/>
+        </w:rPr>
+      </w:pPr>
+      <w:r>
+        <w:rPr>
+          <w:rFonts w:ascii="Times New Roman" w:hAnsi="Times New Roman" w:cs="Times New Roman"/>
+          <w:b/>
+          <w:bCs/>
+          <w:sz w:val="28"/>
+          <w:szCs w:val="28"/>
+        </w:rPr>
+        <w:lastRenderedPageBreak/>
+        <w:t>Concluzii</w:t>
+      </w:r>
+    </w:p>
+    <w:p>
+      <w:pPr>
+        <w:rPr>
+          <w:rFonts w:ascii="Times New Roman" w:hAnsi="Times New Roman" w:cs="Times New Roman"/>
+        </w:rPr>
+      </w:pPr>
+      <w:r>
+        <w:rPr>
+          <w:rFonts w:ascii="Times New Roman" w:hAnsi="Times New Roman" w:cs="Times New Roman"/>
+        </w:rPr>
+        <w:t xml:space="preserve">Proiectul demonstrează aplicabilitatea logicii predicative și a raționamentului înainte în demonstrarea automată a teoremelor matematice. Implementarea confirmă eficiența abordării data-driven pentru probleme simbolice simple. </w:t>
+      </w:r>
+    </w:p>
+    <w:p>
+      <w:pPr>
+        <w:rPr>
+          <w:rFonts w:ascii="Times New Roman" w:hAnsi="Times New Roman" w:cs="Times New Roman"/>
+        </w:rPr>
+      </w:pPr>
+      <w:r>
+        <w:rPr>
+          <w:rFonts w:ascii="Times New Roman" w:hAnsi="Times New Roman" w:cs="Times New Roman"/>
+        </w:rPr>
+        <w:t>Soluția este extensibilă și poate fi adaptată pentru un număr mai mare de teoreme și reguli.</w:t>
+      </w:r>
+    </w:p>
+    <w:p>
+      <w:pPr>
+        <w:rPr>
+          <w:rFonts w:ascii="Times New Roman" w:hAnsi="Times New Roman" w:cs="Times New Roman"/>
+        </w:rPr>
+      </w:pPr>
+    </w:p>
+    <w:p>
+      <w:pPr>
+        <w:pStyle w:val="Listparagraf"/>
+        <w:numPr>
+          <w:ilvl w:val="0"/>
+          <w:numId w:val="2"/>
+        </w:numPr>
+        <w:rPr>
+          <w:rFonts w:ascii="Times New Roman" w:hAnsi="Times New Roman" w:cs="Times New Roman"/>
+          <w:b/>
+          <w:bCs/>
+          <w:sz w:val="28"/>
+          <w:szCs w:val="28"/>
+        </w:rPr>
+      </w:pPr>
+      <w:r>
+        <w:rPr>
+          <w:rFonts w:ascii="Times New Roman" w:hAnsi="Times New Roman" w:cs="Times New Roman"/>
+          <w:b/>
+          <w:bCs/>
+          <w:sz w:val="28"/>
+          <w:szCs w:val="28"/>
+        </w:rPr>
+        <w:t>Contribu</w:t>
+      </w:r>
+      <w:r>
+        <w:rPr>
+          <w:rFonts w:ascii="Times New Roman" w:hAnsi="Times New Roman" w:cs="Times New Roman"/>
+          <w:b/>
+          <w:bCs/>
+          <w:sz w:val="28"/>
+          <w:szCs w:val="28"/>
+          <w:lang w:val="ro-RO"/>
+        </w:rPr>
+        <w:t>ția fiecărui membru</w:t>
+      </w:r>
+    </w:p>
+    <w:p>
+      <w:pPr>
+        <w:pStyle w:val="Listparagraf"/>
+        <w:numPr>
+          <w:ilvl w:val="1"/>
+          <w:numId w:val="2"/>
+        </w:numPr>
+        <w:rPr>
+          <w:rFonts w:ascii="Times New Roman" w:hAnsi="Times New Roman" w:cs="Times New Roman"/>
+        </w:rPr>
+      </w:pPr>
+      <w:r>
+        <w:rPr>
+          <w:rFonts w:ascii="Times New Roman" w:hAnsi="Times New Roman" w:cs="Times New Roman"/>
+        </w:rPr>
+        <w:t xml:space="preserve">Contribuție Catană Ricardo-Marcelin </w:t>
+      </w:r>
+    </w:p>
+    <w:p>
+      <w:pPr>
+        <w:pStyle w:val="Listparagraf"/>
+        <w:numPr>
+          <w:ilvl w:val="0"/>
+          <w:numId w:val="11"/>
+        </w:numPr>
+        <w:rPr>
+          <w:rFonts w:ascii="Times New Roman" w:hAnsi="Times New Roman" w:cs="Times New Roman"/>
+          <w:b/>
+          <w:bCs/>
+          <w:sz w:val="28"/>
+          <w:szCs w:val="28"/>
+        </w:rPr>
+      </w:pPr>
+      <w:r>
+        <w:rPr>
+          <w:rFonts w:ascii="Times New Roman" w:hAnsi="Times New Roman" w:cs="Times New Roman"/>
+        </w:rPr>
+        <w:t>Configurare repository GitHub</w:t>
+      </w:r>
+    </w:p>
+    <w:p>
+      <w:pPr>
+        <w:pStyle w:val="Listparagraf"/>
+        <w:numPr>
+          <w:ilvl w:val="0"/>
+          <w:numId w:val="11"/>
+        </w:numPr>
+        <w:rPr>
+          <w:rFonts w:ascii="Times New Roman" w:hAnsi="Times New Roman" w:cs="Times New Roman"/>
+          <w:b/>
+          <w:bCs/>
+          <w:sz w:val="28"/>
+          <w:szCs w:val="28"/>
+        </w:rPr>
+      </w:pPr>
+      <w:r>
+        <w:rPr>
+          <w:rFonts w:ascii="Times New Roman" w:hAnsi="Times New Roman" w:cs="Times New Roman"/>
+        </w:rPr>
+        <w:t>Secțiunile 1-3 &amp; 8-9 ale documentației</w:t>
+      </w:r>
+    </w:p>
+    <w:p>
+      <w:pPr>
+        <w:pStyle w:val="Listparagraf"/>
+        <w:numPr>
+          <w:ilvl w:val="0"/>
+          <w:numId w:val="11"/>
+        </w:numPr>
+        <w:rPr>
+          <w:rFonts w:ascii="Times New Roman" w:hAnsi="Times New Roman" w:cs="Times New Roman"/>
+          <w:b/>
+          <w:bCs/>
+          <w:sz w:val="28"/>
+          <w:szCs w:val="28"/>
+        </w:rPr>
+      </w:pPr>
+      <w:r>
+        <w:rPr>
+          <w:rFonts w:ascii="Times New Roman" w:hAnsi="Times New Roman" w:cs="Times New Roman"/>
+        </w:rPr>
+        <w:t xml:space="preserve">Rule.cs, Predicate.cs, KnowledgeBase.cs </w:t>
+      </w:r>
+    </w:p>
+    <w:p>
+      <w:pPr>
+        <w:pStyle w:val="Listparagraf"/>
+        <w:numPr>
+          <w:ilvl w:val="0"/>
+          <w:numId w:val="11"/>
+        </w:numPr>
+        <w:rPr>
+          <w:rFonts w:ascii="Times New Roman" w:hAnsi="Times New Roman" w:cs="Times New Roman"/>
+          <w:b/>
+          <w:bCs/>
+          <w:sz w:val="28"/>
+          <w:szCs w:val="28"/>
+        </w:rPr>
+      </w:pPr>
+      <w:r>
+        <w:rPr>
+          <w:rFonts w:ascii="Times New Roman" w:hAnsi="Times New Roman" w:cs="Times New Roman"/>
+        </w:rPr>
+        <w:t>Revizuire documentație</w:t>
+      </w:r>
+    </w:p>
+    <w:p>
+      <w:pPr>
+        <w:pStyle w:val="Listparagraf"/>
+        <w:numPr>
+          <w:ilvl w:val="1"/>
+          <w:numId w:val="2"/>
+        </w:numPr>
+        <w:rPr>
+          <w:rFonts w:ascii="Times New Roman" w:hAnsi="Times New Roman" w:cs="Times New Roman"/>
+        </w:rPr>
+      </w:pPr>
+      <w:r>
+        <w:rPr>
+          <w:rFonts w:ascii="Times New Roman" w:hAnsi="Times New Roman" w:cs="Times New Roman"/>
+        </w:rPr>
+        <w:t>Contribuție Erhan Robert Gabriel</w:t>
+      </w:r>
+    </w:p>
+    <w:p>
+      <w:pPr>
+        <w:pStyle w:val="Listparagraf"/>
+        <w:numPr>
+          <w:ilvl w:val="0"/>
+          <w:numId w:val="11"/>
+        </w:numPr>
+        <w:rPr>
+          <w:rFonts w:ascii="Times New Roman" w:hAnsi="Times New Roman" w:cs="Times New Roman"/>
+        </w:rPr>
+      </w:pPr>
+      <w:r>
+        <w:rPr>
+          <w:rFonts w:ascii="Times New Roman" w:hAnsi="Times New Roman" w:cs="Times New Roman"/>
+        </w:rPr>
+        <w:t>Realizare schelet proiect</w:t>
+      </w:r>
+    </w:p>
+    <w:p>
+      <w:pPr>
+        <w:pStyle w:val="Listparagraf"/>
+        <w:numPr>
+          <w:ilvl w:val="0"/>
+          <w:numId w:val="11"/>
+        </w:numPr>
+        <w:rPr>
+          <w:rFonts w:ascii="Times New Roman" w:hAnsi="Times New Roman" w:cs="Times New Roman"/>
+        </w:rPr>
+      </w:pPr>
+      <w:r>
+        <w:rPr>
+          <w:rFonts w:ascii="Times New Roman" w:hAnsi="Times New Roman" w:cs="Times New Roman"/>
+        </w:rPr>
+        <w:t>Secțiunile 4-7 ale documentației</w:t>
+      </w:r>
+    </w:p>
+    <w:p>
+      <w:pPr>
+        <w:pStyle w:val="Listparagraf"/>
+        <w:numPr>
+          <w:ilvl w:val="0"/>
+          <w:numId w:val="11"/>
+        </w:numPr>
+        <w:rPr>
+          <w:rFonts w:ascii="Times New Roman" w:hAnsi="Times New Roman" w:cs="Times New Roman"/>
+        </w:rPr>
+      </w:pPr>
+      <w:r>
+        <w:rPr>
+          <w:rFonts w:ascii="Times New Roman" w:hAnsi="Times New Roman" w:cs="Times New Roman"/>
+        </w:rPr>
+        <w:t>Program.cs &amp; InferenceEngine.cs</w:t>
+      </w:r>
+    </w:p>
+    <w:p>
+      <w:pPr>
+        <w:pStyle w:val="Listparagraf"/>
+        <w:numPr>
+          <w:ilvl w:val="0"/>
+          <w:numId w:val="11"/>
+        </w:numPr>
+        <w:rPr>
+          <w:rFonts w:ascii="Times New Roman" w:hAnsi="Times New Roman" w:cs="Times New Roman"/>
+        </w:rPr>
+      </w:pPr>
+      <w:r>
+        <w:rPr>
+          <w:rFonts w:ascii="Times New Roman" w:hAnsi="Times New Roman" w:cs="Times New Roman"/>
+        </w:rPr>
+        <w:t>Revizuire documentație</w:t>
+      </w:r>
+    </w:p>
+    <w:p>
+      <w:pPr>
+        <w:rPr>
+          <w:rFonts w:ascii="Times New Roman" w:hAnsi="Times New Roman" w:cs="Times New Roman"/>
+        </w:rPr>
+      </w:pPr>
+    </w:p>
+    <w:p>
+      <w:pPr>
+        <w:pStyle w:val="Listparagraf"/>
+        <w:numPr>
+          <w:ilvl w:val="0"/>
+          <w:numId w:val="2"/>
+        </w:numPr>
+        <w:rPr>
+          <w:rFonts w:ascii="Times New Roman" w:hAnsi="Times New Roman" w:cs="Times New Roman"/>
+          <w:b/>
+          <w:bCs/>
+          <w:sz w:val="28"/>
+          <w:szCs w:val="28"/>
+        </w:rPr>
+      </w:pPr>
+      <w:r>
+        <w:rPr>
+          <w:rFonts w:ascii="Times New Roman" w:hAnsi="Times New Roman" w:cs="Times New Roman"/>
+          <w:b/>
+          <w:bCs/>
+          <w:sz w:val="28"/>
+          <w:szCs w:val="28"/>
+        </w:rPr>
+        <w:t>Bibliografie</w:t>
+      </w:r>
+    </w:p>
+    <w:p>
+      <w:pPr>
+        <w:pStyle w:val="Listparagraf"/>
+        <w:ind w:left="630"/>
+      </w:pPr>
+      <w:r>
+        <w:t xml:space="preserve">[1] Curs 6: Metode de inferenta in logica propozitionala si predicativa Sursa: </w:t>
+      </w:r>
+      <w:r>
+        <w:t>https://florinleon.byethost24.com/curs_ia.html?i=1</w:t>
+      </w:r>
+    </w:p>
+    <w:p>
+      <w:pPr>
+        <w:pStyle w:val="Listparagraf"/>
+        <w:ind w:left="630"/>
+      </w:pPr>
+      <w:r>
+        <w:t xml:space="preserve">[2] </w:t>
+      </w:r>
+      <w:r>
+        <w:t>https://ro.wikipedia.org/wiki/Num%C4%83r_par</w:t>
+      </w:r>
+    </w:p>
+    <w:p>
+      <w:pPr>
+        <w:pStyle w:val="Listparagraf"/>
+        <w:ind w:left="630"/>
+        <w:rPr>
+          <w:rFonts w:ascii="Times New Roman" w:hAnsi="Times New Roman" w:cs="Times New Roman"/>
+          <w:b/>
+          <w:bCs/>
+          <w:sz w:val="28"/>
+          <w:szCs w:val="28"/>
+        </w:rPr>
+      </w:pPr>
+      <w:r>
+        <w:t>[3]</w:t>
+      </w:r>
+      <w:r>
+        <w:t xml:space="preserve"> </w:t>
+      </w:r>
+      <w:r>
+        <w:t>https://mquest.ro/home/learnunit?id=189</w:t>
       </w:r>
     </w:p>
     <w:sectPr>
@@ -1635,7 +2556,7 @@
 </file>
 
 <file path=word/endnotes.xml><?xml version="1.0" encoding="utf-8"?>
-<w:endnotes xmlns:wpc="http://schemas.microsoft.com/office/word/2010/wordprocessingCanvas" xmlns:cx="http://schemas.microsoft.com/office/drawing/2014/chartex" xmlns:cx1="http://schemas.microsoft.com/office/drawing/2015/9/8/chartex" xmlns:cx2="http://schemas.microsoft.com/office/drawing/2015/10/21/chartex" xmlns:cx3="http://schemas.microsoft.com/office/drawing/2016/5/9/chartex" xmlns:cx4="http://schemas.microsoft.com/office/drawing/2016/5/10/chartex" xmlns:cx5="http://schemas.microsoft.com/office/drawing/2016/5/11/chartex" xmlns:cx6="http://schemas.microsoft.com/office/drawing/2016/5/12/chartex" xmlns:cx7="http://schemas.microsoft.com/office/drawing/2016/5/13/chartex" xmlns:cx8="http://schemas.microsoft.com/office/drawing/2016/5/14/chartex" xmlns:mc="http://schemas.openxmlformats.org/markup-compatibility/2006" xmlns:aink="http://schemas.microsoft.com/office/drawing/2016/ink" xmlns:am3d="http://schemas.microsoft.com/office/drawing/2017/model3d" xmlns:o="urn:schemas-microsoft-com:office:office" xmlns:oel="http://schemas.microsoft.com/office/2019/extlst" xmlns:r="http://schemas.openxmlformats.org/officeDocument/2006/relationships" xmlns:m="http://schemas.openxmlformats.org/officeDocument/2006/math" xmlns:v="urn:schemas-microsoft-com:vml" xmlns:wp14="http://schemas.microsoft.com/office/word/2010/wordprocessingDrawing" xmlns:wp="http://schemas.openxmlformats.org/drawingml/2006/wordprocessingDrawing" xmlns:w10="urn:schemas-microsoft-com:office:word" xmlns:w="http://schemas.openxmlformats.org/wordprocessingml/2006/main" xmlns:w14="http://schemas.microsoft.com/office/word/2010/wordml" xmlns:w15="http://schemas.microsoft.com/office/word/2012/wordml" xmlns:w16cex="http://schemas.microsoft.com/office/word/2018/wordml/cex" xmlns:w16cid="http://schemas.microsoft.com/office/word/2016/wordml/cid" xmlns:w16="http://schemas.microsoft.com/office/word/2018/wordml" xmlns:w16du="http://schemas.microsoft.com/office/word/2023/wordml/word16du" xmlns:w16sdtdh="http://schemas.microsoft.com/office/word/2020/wordml/sdtdatahash" xmlns:w16sdtfl="http://schemas.microsoft.com/office/word/2024/wordml/sdtformatlock" xmlns:w16se="http://schemas.microsoft.com/office/word/2015/wordml/symex" xmlns:wpg="http://schemas.microsoft.com/office/word/2010/wordprocessingGroup" xmlns:wpi="http://schemas.microsoft.com/office/word/2010/wordprocessingInk" xmlns:wne="http://schemas.microsoft.com/office/word/2006/wordml" xmlns:wps="http://schemas.microsoft.com/office/word/2010/wordprocessingShape" mc:Ignorable="w14 w15 w16se w16cid w16 w16cex w16sdtdh w16sdtfl w16du wp14">
+<w:endnotes xmlns:wpc="http://schemas.microsoft.com/office/word/2010/wordprocessingCanvas" xmlns:cx="http://schemas.microsoft.com/office/drawing/2014/chartex" xmlns:cx1="http://schemas.microsoft.com/office/drawing/2015/9/8/chartex" xmlns:cx2="http://schemas.microsoft.com/office/drawing/2015/10/21/chartex" xmlns:cx3="http://schemas.microsoft.com/office/drawing/2016/5/9/chartex" xmlns:cx4="http://schemas.microsoft.com/office/drawing/2016/5/10/chartex" xmlns:cx5="http://schemas.microsoft.com/office/drawing/2016/5/11/chartex" xmlns:cx6="http://schemas.microsoft.com/office/drawing/2016/5/12/chartex" xmlns:cx7="http://schemas.microsoft.com/office/drawing/2016/5/13/chartex" xmlns:cx8="http://schemas.microsoft.com/office/drawing/2016/5/14/chartex" xmlns:mc="http://schemas.openxmlformats.org/markup-compatibility/2006" xmlns:aink="http://schemas.microsoft.com/office/drawing/2016/ink" xmlns:am3d="http://schemas.microsoft.com/office/drawing/2017/model3d" xmlns:o="urn:schemas-microsoft-com:office:office" xmlns:r="http://schemas.openxmlformats.org/officeDocument/2006/relationships" xmlns:m="http://schemas.openxmlformats.org/officeDocument/2006/math" xmlns:v="urn:schemas-microsoft-com:vml" xmlns:wp14="http://schemas.microsoft.com/office/word/2010/wordprocessingDrawing" xmlns:wp="http://schemas.openxmlformats.org/drawingml/2006/wordprocessingDrawing" xmlns:w10="urn:schemas-microsoft-com:office:word" xmlns:w="http://schemas.openxmlformats.org/wordprocessingml/2006/main" xmlns:w14="http://schemas.microsoft.com/office/word/2010/wordml" xmlns:w15="http://schemas.microsoft.com/office/word/2012/wordml" xmlns:w16cex="http://schemas.microsoft.com/office/word/2018/wordml/cex" xmlns:w16cid="http://schemas.microsoft.com/office/word/2016/wordml/cid" xmlns:w16="http://schemas.microsoft.com/office/word/2018/wordml" xmlns:w16sdtdh="http://schemas.microsoft.com/office/word/2020/wordml/sdtdatahash" xmlns:w16se="http://schemas.microsoft.com/office/word/2015/wordml/symex" xmlns:wpg="http://schemas.microsoft.com/office/word/2010/wordprocessingGroup" xmlns:wpi="http://schemas.microsoft.com/office/word/2010/wordprocessingInk" xmlns:wne="http://schemas.microsoft.com/office/word/2006/wordml" xmlns:wps="http://schemas.microsoft.com/office/word/2010/wordprocessingShape" mc:Ignorable="w14 w15 w16se w16cid w16 w16cex w16sdtdh wp14">
   <w:endnote w:type="separator" w:id="-1">
     <w:p>
       <w:pPr>
@@ -1660,7 +2581,7 @@
 </file>
 
 <file path=word/footnotes.xml><?xml version="1.0" encoding="utf-8"?>
-<w:footnotes xmlns:wpc="http://schemas.microsoft.com/office/word/2010/wordprocessingCanvas" xmlns:cx="http://schemas.microsoft.com/office/drawing/2014/chartex" xmlns:cx1="http://schemas.microsoft.com/office/drawing/2015/9/8/chartex" xmlns:cx2="http://schemas.microsoft.com/office/drawing/2015/10/21/chartex" xmlns:cx3="http://schemas.microsoft.com/office/drawing/2016/5/9/chartex" xmlns:cx4="http://schemas.microsoft.com/office/drawing/2016/5/10/chartex" xmlns:cx5="http://schemas.microsoft.com/office/drawing/2016/5/11/chartex" xmlns:cx6="http://schemas.microsoft.com/office/drawing/2016/5/12/chartex" xmlns:cx7="http://schemas.microsoft.com/office/drawing/2016/5/13/chartex" xmlns:cx8="http://schemas.microsoft.com/office/drawing/2016/5/14/chartex" xmlns:mc="http://schemas.openxmlformats.org/markup-compatibility/2006" xmlns:aink="http://schemas.microsoft.com/office/drawing/2016/ink" xmlns:am3d="http://schemas.microsoft.com/office/drawing/2017/model3d" xmlns:o="urn:schemas-microsoft-com:office:office" xmlns:oel="http://schemas.microsoft.com/office/2019/extlst" xmlns:r="http://schemas.openxmlformats.org/officeDocument/2006/relationships" xmlns:m="http://schemas.openxmlformats.org/officeDocument/2006/math" xmlns:v="urn:schemas-microsoft-com:vml" xmlns:wp14="http://schemas.microsoft.com/office/word/2010/wordprocessingDrawing" xmlns:wp="http://schemas.openxmlformats.org/drawingml/2006/wordprocessingDrawing" xmlns:w10="urn:schemas-microsoft-com:office:word" xmlns:w="http://schemas.openxmlformats.org/wordprocessingml/2006/main" xmlns:w14="http://schemas.microsoft.com/office/word/2010/wordml" xmlns:w15="http://schemas.microsoft.com/office/word/2012/wordml" xmlns:w16cex="http://schemas.microsoft.com/office/word/2018/wordml/cex" xmlns:w16cid="http://schemas.microsoft.com/office/word/2016/wordml/cid" xmlns:w16="http://schemas.microsoft.com/office/word/2018/wordml" xmlns:w16du="http://schemas.microsoft.com/office/word/2023/wordml/word16du" xmlns:w16sdtdh="http://schemas.microsoft.com/office/word/2020/wordml/sdtdatahash" xmlns:w16sdtfl="http://schemas.microsoft.com/office/word/2024/wordml/sdtformatlock" xmlns:w16se="http://schemas.microsoft.com/office/word/2015/wordml/symex" xmlns:wpg="http://schemas.microsoft.com/office/word/2010/wordprocessingGroup" xmlns:wpi="http://schemas.microsoft.com/office/word/2010/wordprocessingInk" xmlns:wne="http://schemas.microsoft.com/office/word/2006/wordml" xmlns:wps="http://schemas.microsoft.com/office/word/2010/wordprocessingShape" mc:Ignorable="w14 w15 w16se w16cid w16 w16cex w16sdtdh w16sdtfl w16du wp14">
+<w:footnotes xmlns:wpc="http://schemas.microsoft.com/office/word/2010/wordprocessingCanvas" xmlns:cx="http://schemas.microsoft.com/office/drawing/2014/chartex" xmlns:cx1="http://schemas.microsoft.com/office/drawing/2015/9/8/chartex" xmlns:cx2="http://schemas.microsoft.com/office/drawing/2015/10/21/chartex" xmlns:cx3="http://schemas.microsoft.com/office/drawing/2016/5/9/chartex" xmlns:cx4="http://schemas.microsoft.com/office/drawing/2016/5/10/chartex" xmlns:cx5="http://schemas.microsoft.com/office/drawing/2016/5/11/chartex" xmlns:cx6="http://schemas.microsoft.com/office/drawing/2016/5/12/chartex" xmlns:cx7="http://schemas.microsoft.com/office/drawing/2016/5/13/chartex" xmlns:cx8="http://schemas.microsoft.com/office/drawing/2016/5/14/chartex" xmlns:mc="http://schemas.openxmlformats.org/markup-compatibility/2006" xmlns:aink="http://schemas.microsoft.com/office/drawing/2016/ink" xmlns:am3d="http://schemas.microsoft.com/office/drawing/2017/model3d" xmlns:o="urn:schemas-microsoft-com:office:office" xmlns:r="http://schemas.openxmlformats.org/officeDocument/2006/relationships" xmlns:m="http://schemas.openxmlformats.org/officeDocument/2006/math" xmlns:v="urn:schemas-microsoft-com:vml" xmlns:wp14="http://schemas.microsoft.com/office/word/2010/wordprocessingDrawing" xmlns:wp="http://schemas.openxmlformats.org/drawingml/2006/wordprocessingDrawing" xmlns:w10="urn:schemas-microsoft-com:office:word" xmlns:w="http://schemas.openxmlformats.org/wordprocessingml/2006/main" xmlns:w14="http://schemas.microsoft.com/office/word/2010/wordml" xmlns:w15="http://schemas.microsoft.com/office/word/2012/wordml" xmlns:w16cex="http://schemas.microsoft.com/office/word/2018/wordml/cex" xmlns:w16cid="http://schemas.microsoft.com/office/word/2016/wordml/cid" xmlns:w16="http://schemas.microsoft.com/office/word/2018/wordml" xmlns:w16sdtdh="http://schemas.microsoft.com/office/word/2020/wordml/sdtdatahash" xmlns:w16se="http://schemas.microsoft.com/office/word/2015/wordml/symex" xmlns:wpg="http://schemas.microsoft.com/office/word/2010/wordprocessingGroup" xmlns:wpi="http://schemas.microsoft.com/office/word/2010/wordprocessingInk" xmlns:wne="http://schemas.microsoft.com/office/word/2006/wordml" xmlns:wps="http://schemas.microsoft.com/office/word/2010/wordprocessingShape" mc:Ignorable="w14 w15 w16se w16cid w16 w16cex w16sdtdh wp14">
   <w:footnote w:type="separator" w:id="-1">
     <w:p>
       <w:pPr>
@@ -1685,7 +2606,7 @@
 </file>
 
 <file path=word/numbering.xml><?xml version="1.0" encoding="utf-8"?>
-<w:numbering xmlns:wpc="http://schemas.microsoft.com/office/word/2010/wordprocessingCanvas" xmlns:cx="http://schemas.microsoft.com/office/drawing/2014/chartex" xmlns:cx1="http://schemas.microsoft.com/office/drawing/2015/9/8/chartex" xmlns:cx2="http://schemas.microsoft.com/office/drawing/2015/10/21/chartex" xmlns:cx3="http://schemas.microsoft.com/office/drawing/2016/5/9/chartex" xmlns:cx4="http://schemas.microsoft.com/office/drawing/2016/5/10/chartex" xmlns:cx5="http://schemas.microsoft.com/office/drawing/2016/5/11/chartex" xmlns:cx6="http://schemas.microsoft.com/office/drawing/2016/5/12/chartex" xmlns:cx7="http://schemas.microsoft.com/office/drawing/2016/5/13/chartex" xmlns:cx8="http://schemas.microsoft.com/office/drawing/2016/5/14/chartex" xmlns:mc="http://schemas.openxmlformats.org/markup-compatibility/2006" xmlns:aink="http://schemas.microsoft.com/office/drawing/2016/ink" xmlns:am3d="http://schemas.microsoft.com/office/drawing/2017/model3d" xmlns:o="urn:schemas-microsoft-com:office:office" xmlns:oel="http://schemas.microsoft.com/office/2019/extlst" xmlns:r="http://schemas.openxmlformats.org/officeDocument/2006/relationships" xmlns:m="http://schemas.openxmlformats.org/officeDocument/2006/math" xmlns:v="urn:schemas-microsoft-com:vml" xmlns:wp14="http://schemas.microsoft.com/office/word/2010/wordprocessingDrawing" xmlns:wp="http://schemas.openxmlformats.org/drawingml/2006/wordprocessingDrawing" xmlns:w10="urn:schemas-microsoft-com:office:word" xmlns:w="http://schemas.openxmlformats.org/wordprocessingml/2006/main" xmlns:w14="http://schemas.microsoft.com/office/word/2010/wordml" xmlns:w15="http://schemas.microsoft.com/office/word/2012/wordml" xmlns:w16cex="http://schemas.microsoft.com/office/word/2018/wordml/cex" xmlns:w16cid="http://schemas.microsoft.com/office/word/2016/wordml/cid" xmlns:w16="http://schemas.microsoft.com/office/word/2018/wordml" xmlns:w16du="http://schemas.microsoft.com/office/word/2023/wordml/word16du" xmlns:w16sdtdh="http://schemas.microsoft.com/office/word/2020/wordml/sdtdatahash" xmlns:w16sdtfl="http://schemas.microsoft.com/office/word/2024/wordml/sdtformatlock" xmlns:w16se="http://schemas.microsoft.com/office/word/2015/wordml/symex" xmlns:wpg="http://schemas.microsoft.com/office/word/2010/wordprocessingGroup" xmlns:wpi="http://schemas.microsoft.com/office/word/2010/wordprocessingInk" xmlns:wne="http://schemas.microsoft.com/office/word/2006/wordml" xmlns:wps="http://schemas.microsoft.com/office/word/2010/wordprocessingShape" mc:Ignorable="w14 w15 w16se w16cid w16 w16cex w16sdtdh w16sdtfl w16du wp14">
+<w:numbering xmlns:wpc="http://schemas.microsoft.com/office/word/2010/wordprocessingCanvas" xmlns:cx="http://schemas.microsoft.com/office/drawing/2014/chartex" xmlns:cx1="http://schemas.microsoft.com/office/drawing/2015/9/8/chartex" xmlns:cx2="http://schemas.microsoft.com/office/drawing/2015/10/21/chartex" xmlns:cx3="http://schemas.microsoft.com/office/drawing/2016/5/9/chartex" xmlns:cx4="http://schemas.microsoft.com/office/drawing/2016/5/10/chartex" xmlns:cx5="http://schemas.microsoft.com/office/drawing/2016/5/11/chartex" xmlns:cx6="http://schemas.microsoft.com/office/drawing/2016/5/12/chartex" xmlns:cx7="http://schemas.microsoft.com/office/drawing/2016/5/13/chartex" xmlns:cx8="http://schemas.microsoft.com/office/drawing/2016/5/14/chartex" xmlns:mc="http://schemas.openxmlformats.org/markup-compatibility/2006" xmlns:aink="http://schemas.microsoft.com/office/drawing/2016/ink" xmlns:am3d="http://schemas.microsoft.com/office/drawing/2017/model3d" xmlns:o="urn:schemas-microsoft-com:office:office" xmlns:r="http://schemas.openxmlformats.org/officeDocument/2006/relationships" xmlns:m="http://schemas.openxmlformats.org/officeDocument/2006/math" xmlns:v="urn:schemas-microsoft-com:vml" xmlns:wp14="http://schemas.microsoft.com/office/word/2010/wordprocessingDrawing" xmlns:wp="http://schemas.openxmlformats.org/drawingml/2006/wordprocessingDrawing" xmlns:w10="urn:schemas-microsoft-com:office:word" xmlns:w="http://schemas.openxmlformats.org/wordprocessingml/2006/main" xmlns:w14="http://schemas.microsoft.com/office/word/2010/wordml" xmlns:w15="http://schemas.microsoft.com/office/word/2012/wordml" xmlns:w16cex="http://schemas.microsoft.com/office/word/2018/wordml/cex" xmlns:w16cid="http://schemas.microsoft.com/office/word/2016/wordml/cid" xmlns:w16="http://schemas.microsoft.com/office/word/2018/wordml" xmlns:w16sdtdh="http://schemas.microsoft.com/office/word/2020/wordml/sdtdatahash" xmlns:w16se="http://schemas.microsoft.com/office/word/2015/wordml/symex" xmlns:wpg="http://schemas.microsoft.com/office/word/2010/wordprocessingGroup" xmlns:wpi="http://schemas.microsoft.com/office/word/2010/wordprocessingInk" xmlns:wne="http://schemas.microsoft.com/office/word/2006/wordml" xmlns:wps="http://schemas.microsoft.com/office/word/2010/wordprocessingShape" mc:Ignorable="w14 w15 w16se w16cid w16 w16cex w16sdtdh wp14">
   <w:abstractNum w:abstractNumId="0" w15:restartNumberingAfterBreak="0">
     <w:nsid w:val="02AD50AE"/>
     <w:multiLevelType w:val="hybridMultilevel"/>
@@ -1776,6 +2697,127 @@
     </w:lvl>
   </w:abstractNum>
   <w:abstractNum w:abstractNumId="1" w15:restartNumberingAfterBreak="0">
+    <w:nsid w:val="02C91247"/>
+    <w:multiLevelType w:val="multilevel"/>
+    <w:tmpl w:val="44FA8EB0"/>
+    <w:lvl w:ilvl="0">
+      <w:start w:val="1"/>
+      <w:numFmt w:val="decimal"/>
+      <w:lvlText w:val="%1."/>
+      <w:lvlJc w:val="left"/>
+      <w:pPr>
+        <w:ind w:left="720" w:hanging="360"/>
+      </w:pPr>
+      <w:rPr>
+        <w:rFonts w:hint="default"/>
+      </w:rPr>
+    </w:lvl>
+    <w:lvl w:ilvl="1">
+      <w:start w:val="1"/>
+      <w:numFmt w:val="decimal"/>
+      <w:isLgl/>
+      <w:lvlText w:val="%1.%2"/>
+      <w:lvlJc w:val="left"/>
+      <w:pPr>
+        <w:ind w:left="1080" w:hanging="360"/>
+      </w:pPr>
+      <w:rPr>
+        <w:rFonts w:hint="default"/>
+      </w:rPr>
+    </w:lvl>
+    <w:lvl w:ilvl="2">
+      <w:start w:val="1"/>
+      <w:numFmt w:val="decimal"/>
+      <w:isLgl/>
+      <w:lvlText w:val="%1.%2.%3"/>
+      <w:lvlJc w:val="left"/>
+      <w:pPr>
+        <w:ind w:left="1800" w:hanging="720"/>
+      </w:pPr>
+      <w:rPr>
+        <w:rFonts w:hint="default"/>
+      </w:rPr>
+    </w:lvl>
+    <w:lvl w:ilvl="3">
+      <w:start w:val="1"/>
+      <w:numFmt w:val="decimal"/>
+      <w:isLgl/>
+      <w:lvlText w:val="%1.%2.%3.%4"/>
+      <w:lvlJc w:val="left"/>
+      <w:pPr>
+        <w:ind w:left="2160" w:hanging="720"/>
+      </w:pPr>
+      <w:rPr>
+        <w:rFonts w:hint="default"/>
+      </w:rPr>
+    </w:lvl>
+    <w:lvl w:ilvl="4">
+      <w:start w:val="1"/>
+      <w:numFmt w:val="decimal"/>
+      <w:isLgl/>
+      <w:lvlText w:val="%1.%2.%3.%4.%5"/>
+      <w:lvlJc w:val="left"/>
+      <w:pPr>
+        <w:ind w:left="2880" w:hanging="1080"/>
+      </w:pPr>
+      <w:rPr>
+        <w:rFonts w:hint="default"/>
+      </w:rPr>
+    </w:lvl>
+    <w:lvl w:ilvl="5">
+      <w:start w:val="1"/>
+      <w:numFmt w:val="decimal"/>
+      <w:isLgl/>
+      <w:lvlText w:val="%1.%2.%3.%4.%5.%6"/>
+      <w:lvlJc w:val="left"/>
+      <w:pPr>
+        <w:ind w:left="3240" w:hanging="1080"/>
+      </w:pPr>
+      <w:rPr>
+        <w:rFonts w:hint="default"/>
+      </w:rPr>
+    </w:lvl>
+    <w:lvl w:ilvl="6">
+      <w:start w:val="1"/>
+      <w:numFmt w:val="decimal"/>
+      <w:isLgl/>
+      <w:lvlText w:val="%1.%2.%3.%4.%5.%6.%7"/>
+      <w:lvlJc w:val="left"/>
+      <w:pPr>
+        <w:ind w:left="3960" w:hanging="1440"/>
+      </w:pPr>
+      <w:rPr>
+        <w:rFonts w:hint="default"/>
+      </w:rPr>
+    </w:lvl>
+    <w:lvl w:ilvl="7">
+      <w:start w:val="1"/>
+      <w:numFmt w:val="decimal"/>
+      <w:isLgl/>
+      <w:lvlText w:val="%1.%2.%3.%4.%5.%6.%7.%8"/>
+      <w:lvlJc w:val="left"/>
+      <w:pPr>
+        <w:ind w:left="4320" w:hanging="1440"/>
+      </w:pPr>
+      <w:rPr>
+        <w:rFonts w:hint="default"/>
+      </w:rPr>
+    </w:lvl>
+    <w:lvl w:ilvl="8">
+      <w:start w:val="1"/>
+      <w:numFmt w:val="decimal"/>
+      <w:isLgl/>
+      <w:lvlText w:val="%1.%2.%3.%4.%5.%6.%7.%8.%9"/>
+      <w:lvlJc w:val="left"/>
+      <w:pPr>
+        <w:ind w:left="5040" w:hanging="1800"/>
+      </w:pPr>
+      <w:rPr>
+        <w:rFonts w:hint="default"/>
+      </w:rPr>
+    </w:lvl>
+  </w:abstractNum>
+  <w:abstractNum w:abstractNumId="2" w15:restartNumberingAfterBreak="0">
     <w:nsid w:val="03E753D7"/>
     <w:multiLevelType w:val="multilevel"/>
     <w:tmpl w:val="44FA8EB0"/>
@@ -1896,7 +2938,7 @@
       </w:rPr>
     </w:lvl>
   </w:abstractNum>
-  <w:abstractNum w:abstractNumId="2" w15:restartNumberingAfterBreak="0">
+  <w:abstractNum w:abstractNumId="3" w15:restartNumberingAfterBreak="0">
     <w:nsid w:val="0B195F17"/>
     <w:multiLevelType w:val="hybridMultilevel"/>
     <w:tmpl w:val="6A443E62"/>
@@ -1985,7 +3027,120 @@
       </w:pPr>
     </w:lvl>
   </w:abstractNum>
-  <w:abstractNum w:abstractNumId="3" w15:restartNumberingAfterBreak="0">
+  <w:abstractNum w:abstractNumId="4" w15:restartNumberingAfterBreak="0">
+    <w:nsid w:val="1FFB1005"/>
+    <w:multiLevelType w:val="hybridMultilevel"/>
+    <w:tmpl w:val="7250C670"/>
+    <w:lvl w:ilvl="0" w:tplc="1BACEE16">
+      <w:start w:val="8"/>
+      <w:numFmt w:val="bullet"/>
+      <w:lvlText w:val="-"/>
+      <w:lvlJc w:val="left"/>
+      <w:pPr>
+        <w:ind w:left="1440" w:hanging="360"/>
+      </w:pPr>
+      <w:rPr>
+        <w:rFonts w:ascii="Times New Roman" w:eastAsiaTheme="minorHAnsi" w:hAnsi="Times New Roman" w:cs="Times New Roman" w:hint="default"/>
+      </w:rPr>
+    </w:lvl>
+    <w:lvl w:ilvl="1" w:tplc="04180003" w:tentative="1">
+      <w:start w:val="1"/>
+      <w:numFmt w:val="bullet"/>
+      <w:lvlText w:val="o"/>
+      <w:lvlJc w:val="left"/>
+      <w:pPr>
+        <w:ind w:left="2160" w:hanging="360"/>
+      </w:pPr>
+      <w:rPr>
+        <w:rFonts w:ascii="Courier New" w:hAnsi="Courier New" w:cs="Courier New" w:hint="default"/>
+      </w:rPr>
+    </w:lvl>
+    <w:lvl w:ilvl="2" w:tplc="04180005" w:tentative="1">
+      <w:start w:val="1"/>
+      <w:numFmt w:val="bullet"/>
+      <w:lvlText w:val=""/>
+      <w:lvlJc w:val="left"/>
+      <w:pPr>
+        <w:ind w:left="2880" w:hanging="360"/>
+      </w:pPr>
+      <w:rPr>
+        <w:rFonts w:ascii="Wingdings" w:hAnsi="Wingdings" w:hint="default"/>
+      </w:rPr>
+    </w:lvl>
+    <w:lvl w:ilvl="3" w:tplc="04180001" w:tentative="1">
+      <w:start w:val="1"/>
+      <w:numFmt w:val="bullet"/>
+      <w:lvlText w:val=""/>
+      <w:lvlJc w:val="left"/>
+      <w:pPr>
+        <w:ind w:left="3600" w:hanging="360"/>
+      </w:pPr>
+      <w:rPr>
+        <w:rFonts w:ascii="Symbol" w:hAnsi="Symbol" w:hint="default"/>
+      </w:rPr>
+    </w:lvl>
+    <w:lvl w:ilvl="4" w:tplc="04180003" w:tentative="1">
+      <w:start w:val="1"/>
+      <w:numFmt w:val="bullet"/>
+      <w:lvlText w:val="o"/>
+      <w:lvlJc w:val="left"/>
+      <w:pPr>
+        <w:ind w:left="4320" w:hanging="360"/>
+      </w:pPr>
+      <w:rPr>
+        <w:rFonts w:ascii="Courier New" w:hAnsi="Courier New" w:cs="Courier New" w:hint="default"/>
+      </w:rPr>
+    </w:lvl>
+    <w:lvl w:ilvl="5" w:tplc="04180005" w:tentative="1">
+      <w:start w:val="1"/>
+      <w:numFmt w:val="bullet"/>
+      <w:lvlText w:val=""/>
+      <w:lvlJc w:val="left"/>
+      <w:pPr>
+        <w:ind w:left="5040" w:hanging="360"/>
+      </w:pPr>
+      <w:rPr>
+        <w:rFonts w:ascii="Wingdings" w:hAnsi="Wingdings" w:hint="default"/>
+      </w:rPr>
+    </w:lvl>
+    <w:lvl w:ilvl="6" w:tplc="04180001" w:tentative="1">
+      <w:start w:val="1"/>
+      <w:numFmt w:val="bullet"/>
+      <w:lvlText w:val=""/>
+      <w:lvlJc w:val="left"/>
+      <w:pPr>
+        <w:ind w:left="5760" w:hanging="360"/>
+      </w:pPr>
+      <w:rPr>
+        <w:rFonts w:ascii="Symbol" w:hAnsi="Symbol" w:hint="default"/>
+      </w:rPr>
+    </w:lvl>
+    <w:lvl w:ilvl="7" w:tplc="04180003" w:tentative="1">
+      <w:start w:val="1"/>
+      <w:numFmt w:val="bullet"/>
+      <w:lvlText w:val="o"/>
+      <w:lvlJc w:val="left"/>
+      <w:pPr>
+        <w:ind w:left="6480" w:hanging="360"/>
+      </w:pPr>
+      <w:rPr>
+        <w:rFonts w:ascii="Courier New" w:hAnsi="Courier New" w:cs="Courier New" w:hint="default"/>
+      </w:rPr>
+    </w:lvl>
+    <w:lvl w:ilvl="8" w:tplc="04180005" w:tentative="1">
+      <w:start w:val="1"/>
+      <w:numFmt w:val="bullet"/>
+      <w:lvlText w:val=""/>
+      <w:lvlJc w:val="left"/>
+      <w:pPr>
+        <w:ind w:left="7200" w:hanging="360"/>
+      </w:pPr>
+      <w:rPr>
+        <w:rFonts w:ascii="Wingdings" w:hAnsi="Wingdings" w:hint="default"/>
+      </w:rPr>
+    </w:lvl>
+  </w:abstractNum>
+  <w:abstractNum w:abstractNumId="5" w15:restartNumberingAfterBreak="0">
     <w:nsid w:val="441E7387"/>
     <w:multiLevelType w:val="hybridMultilevel"/>
     <w:tmpl w:val="ED7C61B6"/>
@@ -2074,7 +3229,7 @@
       </w:pPr>
     </w:lvl>
   </w:abstractNum>
-  <w:abstractNum w:abstractNumId="4" w15:restartNumberingAfterBreak="0">
+  <w:abstractNum w:abstractNumId="6" w15:restartNumberingAfterBreak="0">
     <w:nsid w:val="51E454F8"/>
     <w:multiLevelType w:val="hybridMultilevel"/>
     <w:tmpl w:val="ECE6F4C4"/>
@@ -2187,7 +3342,120 @@
       </w:rPr>
     </w:lvl>
   </w:abstractNum>
-  <w:abstractNum w:abstractNumId="5" w15:restartNumberingAfterBreak="0">
+  <w:abstractNum w:abstractNumId="7" w15:restartNumberingAfterBreak="0">
+    <w:nsid w:val="659556A8"/>
+    <w:multiLevelType w:val="hybridMultilevel"/>
+    <w:tmpl w:val="FA5A0904"/>
+    <w:lvl w:ilvl="0" w:tplc="A042B5C0">
+      <w:start w:val="8"/>
+      <w:numFmt w:val="bullet"/>
+      <w:lvlText w:val="-"/>
+      <w:lvlJc w:val="left"/>
+      <w:pPr>
+        <w:ind w:left="1080" w:hanging="360"/>
+      </w:pPr>
+      <w:rPr>
+        <w:rFonts w:ascii="Times New Roman" w:eastAsiaTheme="minorHAnsi" w:hAnsi="Times New Roman" w:cs="Times New Roman" w:hint="default"/>
+      </w:rPr>
+    </w:lvl>
+    <w:lvl w:ilvl="1" w:tplc="04180003" w:tentative="1">
+      <w:start w:val="1"/>
+      <w:numFmt w:val="bullet"/>
+      <w:lvlText w:val="o"/>
+      <w:lvlJc w:val="left"/>
+      <w:pPr>
+        <w:ind w:left="1800" w:hanging="360"/>
+      </w:pPr>
+      <w:rPr>
+        <w:rFonts w:ascii="Courier New" w:hAnsi="Courier New" w:cs="Courier New" w:hint="default"/>
+      </w:rPr>
+    </w:lvl>
+    <w:lvl w:ilvl="2" w:tplc="04180005" w:tentative="1">
+      <w:start w:val="1"/>
+      <w:numFmt w:val="bullet"/>
+      <w:lvlText w:val=""/>
+      <w:lvlJc w:val="left"/>
+      <w:pPr>
+        <w:ind w:left="2520" w:hanging="360"/>
+      </w:pPr>
+      <w:rPr>
+        <w:rFonts w:ascii="Wingdings" w:hAnsi="Wingdings" w:hint="default"/>
+      </w:rPr>
+    </w:lvl>
+    <w:lvl w:ilvl="3" w:tplc="04180001" w:tentative="1">
+      <w:start w:val="1"/>
+      <w:numFmt w:val="bullet"/>
+      <w:lvlText w:val=""/>
+      <w:lvlJc w:val="left"/>
+      <w:pPr>
+        <w:ind w:left="3240" w:hanging="360"/>
+      </w:pPr>
+      <w:rPr>
+        <w:rFonts w:ascii="Symbol" w:hAnsi="Symbol" w:hint="default"/>
+      </w:rPr>
+    </w:lvl>
+    <w:lvl w:ilvl="4" w:tplc="04180003" w:tentative="1">
+      <w:start w:val="1"/>
+      <w:numFmt w:val="bullet"/>
+      <w:lvlText w:val="o"/>
+      <w:lvlJc w:val="left"/>
+      <w:pPr>
+        <w:ind w:left="3960" w:hanging="360"/>
+      </w:pPr>
+      <w:rPr>
+        <w:rFonts w:ascii="Courier New" w:hAnsi="Courier New" w:cs="Courier New" w:hint="default"/>
+      </w:rPr>
+    </w:lvl>
+    <w:lvl w:ilvl="5" w:tplc="04180005" w:tentative="1">
+      <w:start w:val="1"/>
+      <w:numFmt w:val="bullet"/>
+      <w:lvlText w:val=""/>
+      <w:lvlJc w:val="left"/>
+      <w:pPr>
+        <w:ind w:left="4680" w:hanging="360"/>
+      </w:pPr>
+      <w:rPr>
+        <w:rFonts w:ascii="Wingdings" w:hAnsi="Wingdings" w:hint="default"/>
+      </w:rPr>
+    </w:lvl>
+    <w:lvl w:ilvl="6" w:tplc="04180001" w:tentative="1">
+      <w:start w:val="1"/>
+      <w:numFmt w:val="bullet"/>
+      <w:lvlText w:val=""/>
+      <w:lvlJc w:val="left"/>
+      <w:pPr>
+        <w:ind w:left="5400" w:hanging="360"/>
+      </w:pPr>
+      <w:rPr>
+        <w:rFonts w:ascii="Symbol" w:hAnsi="Symbol" w:hint="default"/>
+      </w:rPr>
+    </w:lvl>
+    <w:lvl w:ilvl="7" w:tplc="04180003" w:tentative="1">
+      <w:start w:val="1"/>
+      <w:numFmt w:val="bullet"/>
+      <w:lvlText w:val="o"/>
+      <w:lvlJc w:val="left"/>
+      <w:pPr>
+        <w:ind w:left="6120" w:hanging="360"/>
+      </w:pPr>
+      <w:rPr>
+        <w:rFonts w:ascii="Courier New" w:hAnsi="Courier New" w:cs="Courier New" w:hint="default"/>
+      </w:rPr>
+    </w:lvl>
+    <w:lvl w:ilvl="8" w:tplc="04180005" w:tentative="1">
+      <w:start w:val="1"/>
+      <w:numFmt w:val="bullet"/>
+      <w:lvlText w:val=""/>
+      <w:lvlJc w:val="left"/>
+      <w:pPr>
+        <w:ind w:left="6840" w:hanging="360"/>
+      </w:pPr>
+      <w:rPr>
+        <w:rFonts w:ascii="Wingdings" w:hAnsi="Wingdings" w:hint="default"/>
+      </w:rPr>
+    </w:lvl>
+  </w:abstractNum>
+  <w:abstractNum w:abstractNumId="8" w15:restartNumberingAfterBreak="0">
     <w:nsid w:val="66EE0594"/>
     <w:multiLevelType w:val="multilevel"/>
     <w:tmpl w:val="0409001F"/>
@@ -2273,7 +3541,7 @@
       </w:pPr>
     </w:lvl>
   </w:abstractNum>
-  <w:abstractNum w:abstractNumId="6" w15:restartNumberingAfterBreak="0">
+  <w:abstractNum w:abstractNumId="9" w15:restartNumberingAfterBreak="0">
     <w:nsid w:val="6B294B16"/>
     <w:multiLevelType w:val="multilevel"/>
     <w:tmpl w:val="44FA8EB0"/>
@@ -2283,7 +3551,7 @@
       <w:lvlText w:val="%1."/>
       <w:lvlJc w:val="left"/>
       <w:pPr>
-        <w:ind w:left="720" w:hanging="360"/>
+        <w:ind w:left="630" w:hanging="360"/>
       </w:pPr>
       <w:rPr>
         <w:rFonts w:hint="default"/>
@@ -2394,7 +3662,7 @@
       </w:rPr>
     </w:lvl>
   </w:abstractNum>
-  <w:abstractNum w:abstractNumId="7" w15:restartNumberingAfterBreak="0">
+  <w:abstractNum w:abstractNumId="10" w15:restartNumberingAfterBreak="0">
     <w:nsid w:val="6F903D1A"/>
     <w:multiLevelType w:val="multilevel"/>
     <w:tmpl w:val="0409001F"/>
@@ -2480,35 +3748,44 @@
       </w:pPr>
     </w:lvl>
   </w:abstractNum>
-  <w:num w:numId="1" w16cid:durableId="664281754">
+  <w:num w:numId="1">
+    <w:abstractNumId w:val="3"/>
+  </w:num>
+  <w:num w:numId="2">
+    <w:abstractNumId w:val="9"/>
+  </w:num>
+  <w:num w:numId="3">
+    <w:abstractNumId w:val="0"/>
+  </w:num>
+  <w:num w:numId="4">
+    <w:abstractNumId w:val="5"/>
+  </w:num>
+  <w:num w:numId="5">
+    <w:abstractNumId w:val="10"/>
+  </w:num>
+  <w:num w:numId="6">
+    <w:abstractNumId w:val="8"/>
+  </w:num>
+  <w:num w:numId="7">
+    <w:abstractNumId w:val="6"/>
+  </w:num>
+  <w:num w:numId="8">
     <w:abstractNumId w:val="2"/>
   </w:num>
-  <w:num w:numId="2" w16cid:durableId="488597741">
-    <w:abstractNumId w:val="6"/>
+  <w:num w:numId="9">
+    <w:abstractNumId w:val="1"/>
   </w:num>
-  <w:num w:numId="3" w16cid:durableId="404763471">
-    <w:abstractNumId w:val="0"/>
-  </w:num>
-  <w:num w:numId="4" w16cid:durableId="935482310">
-    <w:abstractNumId w:val="3"/>
-  </w:num>
-  <w:num w:numId="5" w16cid:durableId="1077899093">
+  <w:num w:numId="10">
     <w:abstractNumId w:val="7"/>
   </w:num>
-  <w:num w:numId="6" w16cid:durableId="67845796">
-    <w:abstractNumId w:val="5"/>
-  </w:num>
-  <w:num w:numId="7" w16cid:durableId="1962375688">
+  <w:num w:numId="11">
     <w:abstractNumId w:val="4"/>
-  </w:num>
-  <w:num w:numId="8" w16cid:durableId="1596092947">
-    <w:abstractNumId w:val="1"/>
   </w:num>
 </w:numbering>
 </file>
 
 <file path=word/styles.xml><?xml version="1.0" encoding="utf-8"?>
-<w:styles xmlns:mc="http://schemas.openxmlformats.org/markup-compatibility/2006" xmlns:r="http://schemas.openxmlformats.org/officeDocument/2006/relationships" xmlns:w="http://schemas.openxmlformats.org/wordprocessingml/2006/main" xmlns:w14="http://schemas.microsoft.com/office/word/2010/wordml" xmlns:w15="http://schemas.microsoft.com/office/word/2012/wordml" xmlns:w16cex="http://schemas.microsoft.com/office/word/2018/wordml/cex" xmlns:w16cid="http://schemas.microsoft.com/office/word/2016/wordml/cid" xmlns:w16="http://schemas.microsoft.com/office/word/2018/wordml" xmlns:w16du="http://schemas.microsoft.com/office/word/2023/wordml/word16du" xmlns:w16sdtdh="http://schemas.microsoft.com/office/word/2020/wordml/sdtdatahash" xmlns:w16sdtfl="http://schemas.microsoft.com/office/word/2024/wordml/sdtformatlock" xmlns:w16se="http://schemas.microsoft.com/office/word/2015/wordml/symex" mc:Ignorable="w14 w15 w16se w16cid w16 w16cex w16sdtdh w16sdtfl w16du">
+<w:styles xmlns:mc="http://schemas.openxmlformats.org/markup-compatibility/2006" xmlns:r="http://schemas.openxmlformats.org/officeDocument/2006/relationships" xmlns:w="http://schemas.openxmlformats.org/wordprocessingml/2006/main" xmlns:w14="http://schemas.microsoft.com/office/word/2010/wordml" xmlns:w15="http://schemas.microsoft.com/office/word/2012/wordml" xmlns:w16cex="http://schemas.microsoft.com/office/word/2018/wordml/cex" xmlns:w16cid="http://schemas.microsoft.com/office/word/2016/wordml/cid" xmlns:w16="http://schemas.microsoft.com/office/word/2018/wordml" xmlns:w16sdtdh="http://schemas.microsoft.com/office/word/2020/wordml/sdtdatahash" xmlns:w16se="http://schemas.microsoft.com/office/word/2015/wordml/symex" mc:Ignorable="w14 w15 w16se w16cid w16 w16cex w16sdtdh">
   <w:docDefaults>
     <w:rPrDefault>
       <w:rPr>
@@ -2908,11 +4185,11 @@
     <w:name w:val="Normal"/>
     <w:qFormat/>
   </w:style>
-  <w:style w:type="paragraph" w:styleId="Heading1">
+  <w:style w:type="paragraph" w:styleId="Titlu1">
     <w:name w:val="heading 1"/>
     <w:basedOn w:val="Normal"/>
     <w:next w:val="Normal"/>
-    <w:link w:val="Heading1Char"/>
+    <w:link w:val="Titlu1Caracter"/>
     <w:uiPriority w:val="9"/>
     <w:qFormat/>
     <w:rsid w:val="00561C23"/>
@@ -2929,11 +4206,11 @@
       <w:szCs w:val="40"/>
     </w:rPr>
   </w:style>
-  <w:style w:type="paragraph" w:styleId="Heading2">
+  <w:style w:type="paragraph" w:styleId="Titlu2">
     <w:name w:val="heading 2"/>
     <w:basedOn w:val="Normal"/>
     <w:next w:val="Normal"/>
-    <w:link w:val="Heading2Char"/>
+    <w:link w:val="Titlu2Caracter"/>
     <w:uiPriority w:val="9"/>
     <w:semiHidden/>
     <w:unhideWhenUsed/>
@@ -2952,11 +4229,11 @@
       <w:szCs w:val="32"/>
     </w:rPr>
   </w:style>
-  <w:style w:type="paragraph" w:styleId="Heading3">
+  <w:style w:type="paragraph" w:styleId="Titlu3">
     <w:name w:val="heading 3"/>
     <w:basedOn w:val="Normal"/>
     <w:next w:val="Normal"/>
-    <w:link w:val="Heading3Char"/>
+    <w:link w:val="Titlu3Caracter"/>
     <w:uiPriority w:val="9"/>
     <w:semiHidden/>
     <w:unhideWhenUsed/>
@@ -2975,11 +4252,11 @@
       <w:szCs w:val="28"/>
     </w:rPr>
   </w:style>
-  <w:style w:type="paragraph" w:styleId="Heading4">
+  <w:style w:type="paragraph" w:styleId="Titlu4">
     <w:name w:val="heading 4"/>
     <w:basedOn w:val="Normal"/>
     <w:next w:val="Normal"/>
-    <w:link w:val="Heading4Char"/>
+    <w:link w:val="Titlu4Caracter"/>
     <w:uiPriority w:val="9"/>
     <w:semiHidden/>
     <w:unhideWhenUsed/>
@@ -2998,11 +4275,11 @@
       <w:color w:val="2F5496" w:themeColor="accent1" w:themeShade="BF"/>
     </w:rPr>
   </w:style>
-  <w:style w:type="paragraph" w:styleId="Heading5">
+  <w:style w:type="paragraph" w:styleId="Titlu5">
     <w:name w:val="heading 5"/>
     <w:basedOn w:val="Normal"/>
     <w:next w:val="Normal"/>
-    <w:link w:val="Heading5Char"/>
+    <w:link w:val="Titlu5Caracter"/>
     <w:uiPriority w:val="9"/>
     <w:semiHidden/>
     <w:unhideWhenUsed/>
@@ -3019,11 +4296,11 @@
       <w:color w:val="2F5496" w:themeColor="accent1" w:themeShade="BF"/>
     </w:rPr>
   </w:style>
-  <w:style w:type="paragraph" w:styleId="Heading6">
+  <w:style w:type="paragraph" w:styleId="Titlu6">
     <w:name w:val="heading 6"/>
     <w:basedOn w:val="Normal"/>
     <w:next w:val="Normal"/>
-    <w:link w:val="Heading6Char"/>
+    <w:link w:val="Titlu6Caracter"/>
     <w:uiPriority w:val="9"/>
     <w:semiHidden/>
     <w:unhideWhenUsed/>
@@ -3042,11 +4319,11 @@
       <w:color w:val="595959" w:themeColor="text1" w:themeTint="A6"/>
     </w:rPr>
   </w:style>
-  <w:style w:type="paragraph" w:styleId="Heading7">
+  <w:style w:type="paragraph" w:styleId="Titlu7">
     <w:name w:val="heading 7"/>
     <w:basedOn w:val="Normal"/>
     <w:next w:val="Normal"/>
-    <w:link w:val="Heading7Char"/>
+    <w:link w:val="Titlu7Caracter"/>
     <w:uiPriority w:val="9"/>
     <w:semiHidden/>
     <w:unhideWhenUsed/>
@@ -3063,11 +4340,11 @@
       <w:color w:val="595959" w:themeColor="text1" w:themeTint="A6"/>
     </w:rPr>
   </w:style>
-  <w:style w:type="paragraph" w:styleId="Heading8">
+  <w:style w:type="paragraph" w:styleId="Titlu8">
     <w:name w:val="heading 8"/>
     <w:basedOn w:val="Normal"/>
     <w:next w:val="Normal"/>
-    <w:link w:val="Heading8Char"/>
+    <w:link w:val="Titlu8Caracter"/>
     <w:uiPriority w:val="9"/>
     <w:semiHidden/>
     <w:unhideWhenUsed/>
@@ -3086,11 +4363,11 @@
       <w:color w:val="272727" w:themeColor="text1" w:themeTint="D8"/>
     </w:rPr>
   </w:style>
-  <w:style w:type="paragraph" w:styleId="Heading9">
+  <w:style w:type="paragraph" w:styleId="Titlu9">
     <w:name w:val="heading 9"/>
     <w:basedOn w:val="Normal"/>
     <w:next w:val="Normal"/>
-    <w:link w:val="Heading9Char"/>
+    <w:link w:val="Titlu9Caracter"/>
     <w:uiPriority w:val="9"/>
     <w:semiHidden/>
     <w:unhideWhenUsed/>
@@ -3107,13 +4384,13 @@
       <w:color w:val="272727" w:themeColor="text1" w:themeTint="D8"/>
     </w:rPr>
   </w:style>
-  <w:style w:type="character" w:default="1" w:styleId="DefaultParagraphFont">
+  <w:style w:type="character" w:default="1" w:styleId="Fontdeparagrafimplicit">
     <w:name w:val="Default Paragraph Font"/>
     <w:uiPriority w:val="1"/>
     <w:semiHidden/>
     <w:unhideWhenUsed/>
   </w:style>
-  <w:style w:type="table" w:default="1" w:styleId="TableNormal">
+  <w:style w:type="table" w:default="1" w:styleId="TabelNormal">
     <w:name w:val="Normal Table"/>
     <w:uiPriority w:val="99"/>
     <w:semiHidden/>
@@ -3128,16 +4405,16 @@
       </w:tblCellMar>
     </w:tblPr>
   </w:style>
-  <w:style w:type="numbering" w:default="1" w:styleId="NoList">
+  <w:style w:type="numbering" w:default="1" w:styleId="FrListare">
     <w:name w:val="No List"/>
     <w:uiPriority w:val="99"/>
     <w:semiHidden/>
     <w:unhideWhenUsed/>
   </w:style>
-  <w:style w:type="character" w:customStyle="1" w:styleId="Heading1Char">
-    <w:name w:val="Heading 1 Char"/>
-    <w:basedOn w:val="DefaultParagraphFont"/>
-    <w:link w:val="Heading1"/>
+  <w:style w:type="character" w:customStyle="1" w:styleId="Titlu1Caracter">
+    <w:name w:val="Titlu 1 Caracter"/>
+    <w:basedOn w:val="Fontdeparagrafimplicit"/>
+    <w:link w:val="Titlu1"/>
     <w:uiPriority w:val="9"/>
     <w:rsid w:val="00561C23"/>
     <w:rPr>
@@ -3147,10 +4424,10 @@
       <w:szCs w:val="40"/>
     </w:rPr>
   </w:style>
-  <w:style w:type="character" w:customStyle="1" w:styleId="Heading2Char">
-    <w:name w:val="Heading 2 Char"/>
-    <w:basedOn w:val="DefaultParagraphFont"/>
-    <w:link w:val="Heading2"/>
+  <w:style w:type="character" w:customStyle="1" w:styleId="Titlu2Caracter">
+    <w:name w:val="Titlu 2 Caracter"/>
+    <w:basedOn w:val="Fontdeparagrafimplicit"/>
+    <w:link w:val="Titlu2"/>
     <w:uiPriority w:val="9"/>
     <w:semiHidden/>
     <w:rsid w:val="00561C23"/>
@@ -3161,10 +4438,10 @@
       <w:szCs w:val="32"/>
     </w:rPr>
   </w:style>
-  <w:style w:type="character" w:customStyle="1" w:styleId="Heading3Char">
-    <w:name w:val="Heading 3 Char"/>
-    <w:basedOn w:val="DefaultParagraphFont"/>
-    <w:link w:val="Heading3"/>
+  <w:style w:type="character" w:customStyle="1" w:styleId="Titlu3Caracter">
+    <w:name w:val="Titlu 3 Caracter"/>
+    <w:basedOn w:val="Fontdeparagrafimplicit"/>
+    <w:link w:val="Titlu3"/>
     <w:uiPriority w:val="9"/>
     <w:semiHidden/>
     <w:rsid w:val="00561C23"/>
@@ -3175,10 +4452,10 @@
       <w:szCs w:val="28"/>
     </w:rPr>
   </w:style>
-  <w:style w:type="character" w:customStyle="1" w:styleId="Heading4Char">
-    <w:name w:val="Heading 4 Char"/>
-    <w:basedOn w:val="DefaultParagraphFont"/>
-    <w:link w:val="Heading4"/>
+  <w:style w:type="character" w:customStyle="1" w:styleId="Titlu4Caracter">
+    <w:name w:val="Titlu 4 Caracter"/>
+    <w:basedOn w:val="Fontdeparagrafimplicit"/>
+    <w:link w:val="Titlu4"/>
     <w:uiPriority w:val="9"/>
     <w:semiHidden/>
     <w:rsid w:val="00561C23"/>
@@ -3189,10 +4466,10 @@
       <w:color w:val="2F5496" w:themeColor="accent1" w:themeShade="BF"/>
     </w:rPr>
   </w:style>
-  <w:style w:type="character" w:customStyle="1" w:styleId="Heading5Char">
-    <w:name w:val="Heading 5 Char"/>
-    <w:basedOn w:val="DefaultParagraphFont"/>
-    <w:link w:val="Heading5"/>
+  <w:style w:type="character" w:customStyle="1" w:styleId="Titlu5Caracter">
+    <w:name w:val="Titlu 5 Caracter"/>
+    <w:basedOn w:val="Fontdeparagrafimplicit"/>
+    <w:link w:val="Titlu5"/>
     <w:uiPriority w:val="9"/>
     <w:semiHidden/>
     <w:rsid w:val="00561C23"/>
@@ -3201,10 +4478,10 @@
       <w:color w:val="2F5496" w:themeColor="accent1" w:themeShade="BF"/>
     </w:rPr>
   </w:style>
-  <w:style w:type="character" w:customStyle="1" w:styleId="Heading6Char">
-    <w:name w:val="Heading 6 Char"/>
-    <w:basedOn w:val="DefaultParagraphFont"/>
-    <w:link w:val="Heading6"/>
+  <w:style w:type="character" w:customStyle="1" w:styleId="Titlu6Caracter">
+    <w:name w:val="Titlu 6 Caracter"/>
+    <w:basedOn w:val="Fontdeparagrafimplicit"/>
+    <w:link w:val="Titlu6"/>
     <w:uiPriority w:val="9"/>
     <w:semiHidden/>
     <w:rsid w:val="00561C23"/>
@@ -3215,10 +4492,10 @@
       <w:color w:val="595959" w:themeColor="text1" w:themeTint="A6"/>
     </w:rPr>
   </w:style>
-  <w:style w:type="character" w:customStyle="1" w:styleId="Heading7Char">
-    <w:name w:val="Heading 7 Char"/>
-    <w:basedOn w:val="DefaultParagraphFont"/>
-    <w:link w:val="Heading7"/>
+  <w:style w:type="character" w:customStyle="1" w:styleId="Titlu7Caracter">
+    <w:name w:val="Titlu 7 Caracter"/>
+    <w:basedOn w:val="Fontdeparagrafimplicit"/>
+    <w:link w:val="Titlu7"/>
     <w:uiPriority w:val="9"/>
     <w:semiHidden/>
     <w:rsid w:val="00561C23"/>
@@ -3227,10 +4504,10 @@
       <w:color w:val="595959" w:themeColor="text1" w:themeTint="A6"/>
     </w:rPr>
   </w:style>
-  <w:style w:type="character" w:customStyle="1" w:styleId="Heading8Char">
-    <w:name w:val="Heading 8 Char"/>
-    <w:basedOn w:val="DefaultParagraphFont"/>
-    <w:link w:val="Heading8"/>
+  <w:style w:type="character" w:customStyle="1" w:styleId="Titlu8Caracter">
+    <w:name w:val="Titlu 8 Caracter"/>
+    <w:basedOn w:val="Fontdeparagrafimplicit"/>
+    <w:link w:val="Titlu8"/>
     <w:uiPriority w:val="9"/>
     <w:semiHidden/>
     <w:rsid w:val="00561C23"/>
@@ -3241,10 +4518,10 @@
       <w:color w:val="272727" w:themeColor="text1" w:themeTint="D8"/>
     </w:rPr>
   </w:style>
-  <w:style w:type="character" w:customStyle="1" w:styleId="Heading9Char">
-    <w:name w:val="Heading 9 Char"/>
-    <w:basedOn w:val="DefaultParagraphFont"/>
-    <w:link w:val="Heading9"/>
+  <w:style w:type="character" w:customStyle="1" w:styleId="Titlu9Caracter">
+    <w:name w:val="Titlu 9 Caracter"/>
+    <w:basedOn w:val="Fontdeparagrafimplicit"/>
+    <w:link w:val="Titlu9"/>
     <w:uiPriority w:val="9"/>
     <w:semiHidden/>
     <w:rsid w:val="00561C23"/>
@@ -3253,11 +4530,11 @@
       <w:color w:val="272727" w:themeColor="text1" w:themeTint="D8"/>
     </w:rPr>
   </w:style>
-  <w:style w:type="paragraph" w:styleId="Title">
+  <w:style w:type="paragraph" w:styleId="Titlu">
     <w:name w:val="Title"/>
     <w:basedOn w:val="Normal"/>
     <w:next w:val="Normal"/>
-    <w:link w:val="TitleChar"/>
+    <w:link w:val="TitluCaracter"/>
     <w:uiPriority w:val="10"/>
     <w:qFormat/>
     <w:rsid w:val="00561C23"/>
@@ -3273,10 +4550,10 @@
       <w:szCs w:val="56"/>
     </w:rPr>
   </w:style>
-  <w:style w:type="character" w:customStyle="1" w:styleId="TitleChar">
-    <w:name w:val="Title Char"/>
-    <w:basedOn w:val="DefaultParagraphFont"/>
-    <w:link w:val="Title"/>
+  <w:style w:type="character" w:customStyle="1" w:styleId="TitluCaracter">
+    <w:name w:val="Titlu Caracter"/>
+    <w:basedOn w:val="Fontdeparagrafimplicit"/>
+    <w:link w:val="Titlu"/>
     <w:uiPriority w:val="10"/>
     <w:rsid w:val="00561C23"/>
     <w:rPr>
@@ -3287,11 +4564,11 @@
       <w:szCs w:val="56"/>
     </w:rPr>
   </w:style>
-  <w:style w:type="paragraph" w:styleId="Subtitle">
+  <w:style w:type="paragraph" w:styleId="Subtitlu">
     <w:name w:val="Subtitle"/>
     <w:basedOn w:val="Normal"/>
     <w:next w:val="Normal"/>
-    <w:link w:val="SubtitleChar"/>
+    <w:link w:val="SubtitluCaracter"/>
     <w:uiPriority w:val="11"/>
     <w:qFormat/>
     <w:rsid w:val="00561C23"/>
@@ -3308,10 +4585,10 @@
       <w:szCs w:val="28"/>
     </w:rPr>
   </w:style>
-  <w:style w:type="character" w:customStyle="1" w:styleId="SubtitleChar">
-    <w:name w:val="Subtitle Char"/>
-    <w:basedOn w:val="DefaultParagraphFont"/>
-    <w:link w:val="Subtitle"/>
+  <w:style w:type="character" w:customStyle="1" w:styleId="SubtitluCaracter">
+    <w:name w:val="Subtitlu Caracter"/>
+    <w:basedOn w:val="Fontdeparagrafimplicit"/>
+    <w:link w:val="Subtitlu"/>
     <w:uiPriority w:val="11"/>
     <w:rsid w:val="00561C23"/>
     <w:rPr>
@@ -3322,11 +4599,11 @@
       <w:szCs w:val="28"/>
     </w:rPr>
   </w:style>
-  <w:style w:type="paragraph" w:styleId="Quote">
+  <w:style w:type="paragraph" w:styleId="Citat">
     <w:name w:val="Quote"/>
     <w:basedOn w:val="Normal"/>
     <w:next w:val="Normal"/>
-    <w:link w:val="QuoteChar"/>
+    <w:link w:val="CitatCaracter"/>
     <w:uiPriority w:val="29"/>
     <w:qFormat/>
     <w:rsid w:val="00561C23"/>
@@ -3340,10 +4617,10 @@
       <w:color w:val="404040" w:themeColor="text1" w:themeTint="BF"/>
     </w:rPr>
   </w:style>
-  <w:style w:type="character" w:customStyle="1" w:styleId="QuoteChar">
-    <w:name w:val="Quote Char"/>
-    <w:basedOn w:val="DefaultParagraphFont"/>
-    <w:link w:val="Quote"/>
+  <w:style w:type="character" w:customStyle="1" w:styleId="CitatCaracter">
+    <w:name w:val="Citat Caracter"/>
+    <w:basedOn w:val="Fontdeparagrafimplicit"/>
+    <w:link w:val="Citat"/>
     <w:uiPriority w:val="29"/>
     <w:rsid w:val="00561C23"/>
     <w:rPr>
@@ -3352,7 +4629,7 @@
       <w:color w:val="404040" w:themeColor="text1" w:themeTint="BF"/>
     </w:rPr>
   </w:style>
-  <w:style w:type="paragraph" w:styleId="ListParagraph">
+  <w:style w:type="paragraph" w:styleId="Listparagraf">
     <w:name w:val="List Paragraph"/>
     <w:basedOn w:val="Normal"/>
     <w:uiPriority w:val="34"/>
@@ -3363,9 +4640,9 @@
       <w:contextualSpacing/>
     </w:pPr>
   </w:style>
-  <w:style w:type="character" w:styleId="IntenseEmphasis">
+  <w:style w:type="character" w:styleId="Accentuareintens">
     <w:name w:val="Intense Emphasis"/>
-    <w:basedOn w:val="DefaultParagraphFont"/>
+    <w:basedOn w:val="Fontdeparagrafimplicit"/>
     <w:uiPriority w:val="21"/>
     <w:qFormat/>
     <w:rsid w:val="00561C23"/>
@@ -3375,11 +4652,11 @@
       <w:color w:val="2F5496" w:themeColor="accent1" w:themeShade="BF"/>
     </w:rPr>
   </w:style>
-  <w:style w:type="paragraph" w:styleId="IntenseQuote">
+  <w:style w:type="paragraph" w:styleId="Citatintens">
     <w:name w:val="Intense Quote"/>
     <w:basedOn w:val="Normal"/>
     <w:next w:val="Normal"/>
-    <w:link w:val="IntenseQuoteChar"/>
+    <w:link w:val="CitatintensCaracter"/>
     <w:uiPriority w:val="30"/>
     <w:qFormat/>
     <w:rsid w:val="00561C23"/>
@@ -3398,10 +4675,10 @@
       <w:color w:val="2F5496" w:themeColor="accent1" w:themeShade="BF"/>
     </w:rPr>
   </w:style>
-  <w:style w:type="character" w:customStyle="1" w:styleId="IntenseQuoteChar">
-    <w:name w:val="Intense Quote Char"/>
-    <w:basedOn w:val="DefaultParagraphFont"/>
-    <w:link w:val="IntenseQuote"/>
+  <w:style w:type="character" w:customStyle="1" w:styleId="CitatintensCaracter">
+    <w:name w:val="Citat intens Caracter"/>
+    <w:basedOn w:val="Fontdeparagrafimplicit"/>
+    <w:link w:val="Citatintens"/>
     <w:uiPriority w:val="30"/>
     <w:rsid w:val="00561C23"/>
     <w:rPr>
@@ -3410,9 +4687,9 @@
       <w:color w:val="2F5496" w:themeColor="accent1" w:themeShade="BF"/>
     </w:rPr>
   </w:style>
-  <w:style w:type="character" w:styleId="IntenseReference">
+  <w:style w:type="character" w:styleId="Referireintens">
     <w:name w:val="Intense Reference"/>
-    <w:basedOn w:val="DefaultParagraphFont"/>
+    <w:basedOn w:val="Fontdeparagrafimplicit"/>
     <w:uiPriority w:val="32"/>
     <w:qFormat/>
     <w:rsid w:val="00561C23"/>
@@ -3424,10 +4701,10 @@
       <w:spacing w:val="5"/>
     </w:rPr>
   </w:style>
-  <w:style w:type="paragraph" w:styleId="Header">
+  <w:style w:type="paragraph" w:styleId="Antet">
     <w:name w:val="header"/>
     <w:basedOn w:val="Normal"/>
-    <w:link w:val="HeaderChar"/>
+    <w:link w:val="AntetCaracter"/>
     <w:uiPriority w:val="99"/>
     <w:unhideWhenUsed/>
     <w:rsid w:val="00561C23"/>
@@ -3439,17 +4716,17 @@
       <w:spacing w:after="0" w:line="240" w:lineRule="auto"/>
     </w:pPr>
   </w:style>
-  <w:style w:type="character" w:customStyle="1" w:styleId="HeaderChar">
-    <w:name w:val="Header Char"/>
-    <w:basedOn w:val="DefaultParagraphFont"/>
-    <w:link w:val="Header"/>
+  <w:style w:type="character" w:customStyle="1" w:styleId="AntetCaracter">
+    <w:name w:val="Antet Caracter"/>
+    <w:basedOn w:val="Fontdeparagrafimplicit"/>
+    <w:link w:val="Antet"/>
     <w:uiPriority w:val="99"/>
     <w:rsid w:val="00561C23"/>
   </w:style>
-  <w:style w:type="paragraph" w:styleId="Footer">
+  <w:style w:type="paragraph" w:styleId="Subsol">
     <w:name w:val="footer"/>
     <w:basedOn w:val="Normal"/>
-    <w:link w:val="FooterChar"/>
+    <w:link w:val="SubsolCaracter"/>
     <w:uiPriority w:val="99"/>
     <w:unhideWhenUsed/>
     <w:rsid w:val="00561C23"/>
@@ -3461,16 +4738,16 @@
       <w:spacing w:after="0" w:line="240" w:lineRule="auto"/>
     </w:pPr>
   </w:style>
-  <w:style w:type="character" w:customStyle="1" w:styleId="FooterChar">
-    <w:name w:val="Footer Char"/>
-    <w:basedOn w:val="DefaultParagraphFont"/>
-    <w:link w:val="Footer"/>
+  <w:style w:type="character" w:customStyle="1" w:styleId="SubsolCaracter">
+    <w:name w:val="Subsol Caracter"/>
+    <w:basedOn w:val="Fontdeparagrafimplicit"/>
+    <w:link w:val="Subsol"/>
     <w:uiPriority w:val="99"/>
     <w:rsid w:val="00561C23"/>
   </w:style>
-  <w:style w:type="character" w:styleId="CommentReference">
+  <w:style w:type="character" w:styleId="Referincomentariu">
     <w:name w:val="annotation reference"/>
-    <w:basedOn w:val="DefaultParagraphFont"/>
+    <w:basedOn w:val="Fontdeparagrafimplicit"/>
     <w:uiPriority w:val="99"/>
     <w:semiHidden/>
     <w:unhideWhenUsed/>
@@ -3480,10 +4757,10 @@
       <w:szCs w:val="16"/>
     </w:rPr>
   </w:style>
-  <w:style w:type="paragraph" w:styleId="CommentText">
+  <w:style w:type="paragraph" w:styleId="Textcomentariu">
     <w:name w:val="annotation text"/>
     <w:basedOn w:val="Normal"/>
-    <w:link w:val="CommentTextChar"/>
+    <w:link w:val="TextcomentariuCaracter"/>
     <w:uiPriority w:val="99"/>
     <w:semiHidden/>
     <w:unhideWhenUsed/>
@@ -3496,10 +4773,10 @@
       <w:szCs w:val="20"/>
     </w:rPr>
   </w:style>
-  <w:style w:type="character" w:customStyle="1" w:styleId="CommentTextChar">
-    <w:name w:val="Comment Text Char"/>
-    <w:basedOn w:val="DefaultParagraphFont"/>
-    <w:link w:val="CommentText"/>
+  <w:style w:type="character" w:customStyle="1" w:styleId="TextcomentariuCaracter">
+    <w:name w:val="Text comentariu Caracter"/>
+    <w:basedOn w:val="Fontdeparagrafimplicit"/>
+    <w:link w:val="Textcomentariu"/>
     <w:uiPriority w:val="99"/>
     <w:semiHidden/>
     <w:rsid w:val="00561C23"/>
@@ -3508,11 +4785,11 @@
       <w:szCs w:val="20"/>
     </w:rPr>
   </w:style>
-  <w:style w:type="paragraph" w:styleId="CommentSubject">
+  <w:style w:type="paragraph" w:styleId="SubiectComentariu">
     <w:name w:val="annotation subject"/>
-    <w:basedOn w:val="CommentText"/>
-    <w:next w:val="CommentText"/>
-    <w:link w:val="CommentSubjectChar"/>
+    <w:basedOn w:val="Textcomentariu"/>
+    <w:next w:val="Textcomentariu"/>
+    <w:link w:val="SubiectComentariuCaracter"/>
     <w:uiPriority w:val="99"/>
     <w:semiHidden/>
     <w:unhideWhenUsed/>
@@ -3522,10 +4799,10 @@
       <w:bCs/>
     </w:rPr>
   </w:style>
-  <w:style w:type="character" w:customStyle="1" w:styleId="CommentSubjectChar">
-    <w:name w:val="Comment Subject Char"/>
-    <w:basedOn w:val="CommentTextChar"/>
-    <w:link w:val="CommentSubject"/>
+  <w:style w:type="character" w:customStyle="1" w:styleId="SubiectComentariuCaracter">
+    <w:name w:val="Subiect Comentariu Caracter"/>
+    <w:basedOn w:val="TextcomentariuCaracter"/>
+    <w:link w:val="SubiectComentariu"/>
     <w:uiPriority w:val="99"/>
     <w:semiHidden/>
     <w:rsid w:val="00561C23"/>

--- a/Catana_Erhan_1411B.docx
+++ b/Catana_Erhan_1411B.docx
@@ -86,6 +86,7 @@
           <w:lang w:val="ro-RO"/>
         </w:rPr>
       </w:pPr>
+      <w:proofErr w:type="spellStart"/>
       <w:r>
         <w:rPr>
           <w:rFonts w:ascii="Times New Roman" w:hAnsi="Times New Roman" w:cs="Times New Roman"/>
@@ -105,7 +106,19 @@
           <w:szCs w:val="40"/>
           <w:lang w:val="ro-RO"/>
         </w:rPr>
-        <w:t>ță predicativă prin raționament înainte</w:t>
+        <w:t>ță</w:t>
+      </w:r>
+      <w:proofErr w:type="spellEnd"/>
+      <w:r>
+        <w:rPr>
+          <w:rFonts w:ascii="Times New Roman" w:hAnsi="Times New Roman" w:cs="Times New Roman"/>
+          <w:b/>
+          <w:bCs/>
+          <w:sz w:val="40"/>
+          <w:szCs w:val="40"/>
+          <w:lang w:val="ro-RO"/>
+        </w:rPr>
+        <w:t xml:space="preserve"> predicativă prin raționament înainte</w:t>
       </w:r>
     </w:p>
     <w:p>
@@ -316,24 +329,390 @@
           <w:rFonts w:ascii="Times New Roman" w:hAnsi="Times New Roman" w:cs="Times New Roman"/>
         </w:rPr>
       </w:pPr>
-      <w:r>
-        <w:rPr>
-          <w:rFonts w:ascii="Times New Roman" w:hAnsi="Times New Roman" w:cs="Times New Roman"/>
-        </w:rPr>
-        <w:t xml:space="preserve">Inferență predicativă prin raționament înainte </w:t>
-      </w:r>
-    </w:p>
-    <w:p>
-      <w:pPr>
-        <w:rPr>
-          <w:rFonts w:ascii="Times New Roman" w:hAnsi="Times New Roman" w:cs="Times New Roman"/>
-        </w:rPr>
-      </w:pPr>
-      <w:r>
-        <w:rPr>
-          <w:rFonts w:ascii="Times New Roman" w:hAnsi="Times New Roman" w:cs="Times New Roman"/>
-        </w:rPr>
-        <w:t>Trebuie alese pentru demonstrație cel puțin două probleme/teoreme care să aibă o anumită relevanță matematică, dar pentru care premisele să nu fie foarte numeroase sau complexe.</w:t>
+      <w:proofErr w:type="spellStart"/>
+      <w:r>
+        <w:rPr>
+          <w:rFonts w:ascii="Times New Roman" w:hAnsi="Times New Roman" w:cs="Times New Roman"/>
+        </w:rPr>
+        <w:t>Inferență</w:t>
+      </w:r>
+      <w:proofErr w:type="spellEnd"/>
+      <w:r>
+        <w:rPr>
+          <w:rFonts w:ascii="Times New Roman" w:hAnsi="Times New Roman" w:cs="Times New Roman"/>
+        </w:rPr>
+        <w:t xml:space="preserve"> </w:t>
+      </w:r>
+      <w:proofErr w:type="spellStart"/>
+      <w:r>
+        <w:rPr>
+          <w:rFonts w:ascii="Times New Roman" w:hAnsi="Times New Roman" w:cs="Times New Roman"/>
+        </w:rPr>
+        <w:t>predicativă</w:t>
+      </w:r>
+      <w:proofErr w:type="spellEnd"/>
+      <w:r>
+        <w:rPr>
+          <w:rFonts w:ascii="Times New Roman" w:hAnsi="Times New Roman" w:cs="Times New Roman"/>
+        </w:rPr>
+        <w:t xml:space="preserve"> </w:t>
+      </w:r>
+      <w:proofErr w:type="spellStart"/>
+      <w:r>
+        <w:rPr>
+          <w:rFonts w:ascii="Times New Roman" w:hAnsi="Times New Roman" w:cs="Times New Roman"/>
+        </w:rPr>
+        <w:t>prin</w:t>
+      </w:r>
+      <w:proofErr w:type="spellEnd"/>
+      <w:r>
+        <w:rPr>
+          <w:rFonts w:ascii="Times New Roman" w:hAnsi="Times New Roman" w:cs="Times New Roman"/>
+        </w:rPr>
+        <w:t xml:space="preserve"> </w:t>
+      </w:r>
+      <w:proofErr w:type="spellStart"/>
+      <w:r>
+        <w:rPr>
+          <w:rFonts w:ascii="Times New Roman" w:hAnsi="Times New Roman" w:cs="Times New Roman"/>
+        </w:rPr>
+        <w:t>raționament</w:t>
+      </w:r>
+      <w:proofErr w:type="spellEnd"/>
+      <w:r>
+        <w:rPr>
+          <w:rFonts w:ascii="Times New Roman" w:hAnsi="Times New Roman" w:cs="Times New Roman"/>
+        </w:rPr>
+        <w:t xml:space="preserve"> </w:t>
+      </w:r>
+      <w:proofErr w:type="spellStart"/>
+      <w:r>
+        <w:rPr>
+          <w:rFonts w:ascii="Times New Roman" w:hAnsi="Times New Roman" w:cs="Times New Roman"/>
+        </w:rPr>
+        <w:t>înainte</w:t>
+      </w:r>
+      <w:proofErr w:type="spellEnd"/>
+      <w:r>
+        <w:rPr>
+          <w:rFonts w:ascii="Times New Roman" w:hAnsi="Times New Roman" w:cs="Times New Roman"/>
+        </w:rPr>
+        <w:t xml:space="preserve"> </w:t>
+      </w:r>
+    </w:p>
+    <w:p>
+      <w:pPr>
+        <w:rPr>
+          <w:rFonts w:ascii="Times New Roman" w:hAnsi="Times New Roman" w:cs="Times New Roman"/>
+        </w:rPr>
+      </w:pPr>
+      <w:proofErr w:type="spellStart"/>
+      <w:r>
+        <w:rPr>
+          <w:rFonts w:ascii="Times New Roman" w:hAnsi="Times New Roman" w:cs="Times New Roman"/>
+        </w:rPr>
+        <w:t>Trebuie</w:t>
+      </w:r>
+      <w:proofErr w:type="spellEnd"/>
+      <w:r>
+        <w:rPr>
+          <w:rFonts w:ascii="Times New Roman" w:hAnsi="Times New Roman" w:cs="Times New Roman"/>
+        </w:rPr>
+        <w:t xml:space="preserve"> </w:t>
+      </w:r>
+      <w:proofErr w:type="spellStart"/>
+      <w:r>
+        <w:rPr>
+          <w:rFonts w:ascii="Times New Roman" w:hAnsi="Times New Roman" w:cs="Times New Roman"/>
+        </w:rPr>
+        <w:t>alese</w:t>
+      </w:r>
+      <w:proofErr w:type="spellEnd"/>
+      <w:r>
+        <w:rPr>
+          <w:rFonts w:ascii="Times New Roman" w:hAnsi="Times New Roman" w:cs="Times New Roman"/>
+        </w:rPr>
+        <w:t xml:space="preserve"> </w:t>
+      </w:r>
+      <w:proofErr w:type="spellStart"/>
+      <w:r>
+        <w:rPr>
+          <w:rFonts w:ascii="Times New Roman" w:hAnsi="Times New Roman" w:cs="Times New Roman"/>
+        </w:rPr>
+        <w:t>pentru</w:t>
+      </w:r>
+      <w:proofErr w:type="spellEnd"/>
+      <w:r>
+        <w:rPr>
+          <w:rFonts w:ascii="Times New Roman" w:hAnsi="Times New Roman" w:cs="Times New Roman"/>
+        </w:rPr>
+        <w:t xml:space="preserve"> </w:t>
+      </w:r>
+      <w:proofErr w:type="spellStart"/>
+      <w:r>
+        <w:rPr>
+          <w:rFonts w:ascii="Times New Roman" w:hAnsi="Times New Roman" w:cs="Times New Roman"/>
+        </w:rPr>
+        <w:t>demonstrație</w:t>
+      </w:r>
+      <w:proofErr w:type="spellEnd"/>
+      <w:r>
+        <w:rPr>
+          <w:rFonts w:ascii="Times New Roman" w:hAnsi="Times New Roman" w:cs="Times New Roman"/>
+        </w:rPr>
+        <w:t xml:space="preserve"> </w:t>
+      </w:r>
+      <w:proofErr w:type="spellStart"/>
+      <w:r>
+        <w:rPr>
+          <w:rFonts w:ascii="Times New Roman" w:hAnsi="Times New Roman" w:cs="Times New Roman"/>
+        </w:rPr>
+        <w:t>cel</w:t>
+      </w:r>
+      <w:proofErr w:type="spellEnd"/>
+      <w:r>
+        <w:rPr>
+          <w:rFonts w:ascii="Times New Roman" w:hAnsi="Times New Roman" w:cs="Times New Roman"/>
+        </w:rPr>
+        <w:t xml:space="preserve"> </w:t>
+      </w:r>
+      <w:proofErr w:type="spellStart"/>
+      <w:r>
+        <w:rPr>
+          <w:rFonts w:ascii="Times New Roman" w:hAnsi="Times New Roman" w:cs="Times New Roman"/>
+        </w:rPr>
+        <w:t>puțin</w:t>
+      </w:r>
+      <w:proofErr w:type="spellEnd"/>
+      <w:r>
+        <w:rPr>
+          <w:rFonts w:ascii="Times New Roman" w:hAnsi="Times New Roman" w:cs="Times New Roman"/>
+        </w:rPr>
+        <w:t xml:space="preserve"> </w:t>
+      </w:r>
+      <w:proofErr w:type="spellStart"/>
+      <w:r>
+        <w:rPr>
+          <w:rFonts w:ascii="Times New Roman" w:hAnsi="Times New Roman" w:cs="Times New Roman"/>
+        </w:rPr>
+        <w:t>două</w:t>
+      </w:r>
+      <w:proofErr w:type="spellEnd"/>
+      <w:r>
+        <w:rPr>
+          <w:rFonts w:ascii="Times New Roman" w:hAnsi="Times New Roman" w:cs="Times New Roman"/>
+        </w:rPr>
+        <w:t xml:space="preserve"> </w:t>
+      </w:r>
+      <w:proofErr w:type="spellStart"/>
+      <w:r>
+        <w:rPr>
+          <w:rFonts w:ascii="Times New Roman" w:hAnsi="Times New Roman" w:cs="Times New Roman"/>
+        </w:rPr>
+        <w:t>probleme</w:t>
+      </w:r>
+      <w:proofErr w:type="spellEnd"/>
+      <w:r>
+        <w:rPr>
+          <w:rFonts w:ascii="Times New Roman" w:hAnsi="Times New Roman" w:cs="Times New Roman"/>
+        </w:rPr>
+        <w:t>/</w:t>
+      </w:r>
+      <w:proofErr w:type="spellStart"/>
+      <w:r>
+        <w:rPr>
+          <w:rFonts w:ascii="Times New Roman" w:hAnsi="Times New Roman" w:cs="Times New Roman"/>
+        </w:rPr>
+        <w:t>teoreme</w:t>
+      </w:r>
+      <w:proofErr w:type="spellEnd"/>
+      <w:r>
+        <w:rPr>
+          <w:rFonts w:ascii="Times New Roman" w:hAnsi="Times New Roman" w:cs="Times New Roman"/>
+        </w:rPr>
+        <w:t xml:space="preserve"> care </w:t>
+      </w:r>
+      <w:proofErr w:type="spellStart"/>
+      <w:r>
+        <w:rPr>
+          <w:rFonts w:ascii="Times New Roman" w:hAnsi="Times New Roman" w:cs="Times New Roman"/>
+        </w:rPr>
+        <w:t>să</w:t>
+      </w:r>
+      <w:proofErr w:type="spellEnd"/>
+      <w:r>
+        <w:rPr>
+          <w:rFonts w:ascii="Times New Roman" w:hAnsi="Times New Roman" w:cs="Times New Roman"/>
+        </w:rPr>
+        <w:t xml:space="preserve"> </w:t>
+      </w:r>
+      <w:proofErr w:type="spellStart"/>
+      <w:r>
+        <w:rPr>
+          <w:rFonts w:ascii="Times New Roman" w:hAnsi="Times New Roman" w:cs="Times New Roman"/>
+        </w:rPr>
+        <w:t>aibă</w:t>
+      </w:r>
+      <w:proofErr w:type="spellEnd"/>
+      <w:r>
+        <w:rPr>
+          <w:rFonts w:ascii="Times New Roman" w:hAnsi="Times New Roman" w:cs="Times New Roman"/>
+        </w:rPr>
+        <w:t xml:space="preserve"> o </w:t>
+      </w:r>
+      <w:proofErr w:type="spellStart"/>
+      <w:r>
+        <w:rPr>
+          <w:rFonts w:ascii="Times New Roman" w:hAnsi="Times New Roman" w:cs="Times New Roman"/>
+        </w:rPr>
+        <w:t>anumită</w:t>
+      </w:r>
+      <w:proofErr w:type="spellEnd"/>
+      <w:r>
+        <w:rPr>
+          <w:rFonts w:ascii="Times New Roman" w:hAnsi="Times New Roman" w:cs="Times New Roman"/>
+        </w:rPr>
+        <w:t xml:space="preserve"> </w:t>
+      </w:r>
+      <w:proofErr w:type="spellStart"/>
+      <w:r>
+        <w:rPr>
+          <w:rFonts w:ascii="Times New Roman" w:hAnsi="Times New Roman" w:cs="Times New Roman"/>
+        </w:rPr>
+        <w:t>relevanță</w:t>
+      </w:r>
+      <w:proofErr w:type="spellEnd"/>
+      <w:r>
+        <w:rPr>
+          <w:rFonts w:ascii="Times New Roman" w:hAnsi="Times New Roman" w:cs="Times New Roman"/>
+        </w:rPr>
+        <w:t xml:space="preserve"> </w:t>
+      </w:r>
+      <w:proofErr w:type="spellStart"/>
+      <w:r>
+        <w:rPr>
+          <w:rFonts w:ascii="Times New Roman" w:hAnsi="Times New Roman" w:cs="Times New Roman"/>
+        </w:rPr>
+        <w:t>matematică</w:t>
+      </w:r>
+      <w:proofErr w:type="spellEnd"/>
+      <w:r>
+        <w:rPr>
+          <w:rFonts w:ascii="Times New Roman" w:hAnsi="Times New Roman" w:cs="Times New Roman"/>
+        </w:rPr>
+        <w:t xml:space="preserve">, </w:t>
+      </w:r>
+      <w:proofErr w:type="spellStart"/>
+      <w:r>
+        <w:rPr>
+          <w:rFonts w:ascii="Times New Roman" w:hAnsi="Times New Roman" w:cs="Times New Roman"/>
+        </w:rPr>
+        <w:t>dar</w:t>
+      </w:r>
+      <w:proofErr w:type="spellEnd"/>
+      <w:r>
+        <w:rPr>
+          <w:rFonts w:ascii="Times New Roman" w:hAnsi="Times New Roman" w:cs="Times New Roman"/>
+        </w:rPr>
+        <w:t xml:space="preserve"> </w:t>
+      </w:r>
+      <w:proofErr w:type="spellStart"/>
+      <w:r>
+        <w:rPr>
+          <w:rFonts w:ascii="Times New Roman" w:hAnsi="Times New Roman" w:cs="Times New Roman"/>
+        </w:rPr>
+        <w:t>pentru</w:t>
+      </w:r>
+      <w:proofErr w:type="spellEnd"/>
+      <w:r>
+        <w:rPr>
+          <w:rFonts w:ascii="Times New Roman" w:hAnsi="Times New Roman" w:cs="Times New Roman"/>
+        </w:rPr>
+        <w:t xml:space="preserve"> care </w:t>
+      </w:r>
+      <w:proofErr w:type="spellStart"/>
+      <w:r>
+        <w:rPr>
+          <w:rFonts w:ascii="Times New Roman" w:hAnsi="Times New Roman" w:cs="Times New Roman"/>
+        </w:rPr>
+        <w:t>premisele</w:t>
+      </w:r>
+      <w:proofErr w:type="spellEnd"/>
+      <w:r>
+        <w:rPr>
+          <w:rFonts w:ascii="Times New Roman" w:hAnsi="Times New Roman" w:cs="Times New Roman"/>
+        </w:rPr>
+        <w:t xml:space="preserve"> </w:t>
+      </w:r>
+      <w:proofErr w:type="spellStart"/>
+      <w:r>
+        <w:rPr>
+          <w:rFonts w:ascii="Times New Roman" w:hAnsi="Times New Roman" w:cs="Times New Roman"/>
+        </w:rPr>
+        <w:t>să</w:t>
+      </w:r>
+      <w:proofErr w:type="spellEnd"/>
+      <w:r>
+        <w:rPr>
+          <w:rFonts w:ascii="Times New Roman" w:hAnsi="Times New Roman" w:cs="Times New Roman"/>
+        </w:rPr>
+        <w:t xml:space="preserve"> nu fie </w:t>
+      </w:r>
+      <w:proofErr w:type="spellStart"/>
+      <w:r>
+        <w:rPr>
+          <w:rFonts w:ascii="Times New Roman" w:hAnsi="Times New Roman" w:cs="Times New Roman"/>
+        </w:rPr>
+        <w:t>foarte</w:t>
+      </w:r>
+      <w:proofErr w:type="spellEnd"/>
+      <w:r>
+        <w:rPr>
+          <w:rFonts w:ascii="Times New Roman" w:hAnsi="Times New Roman" w:cs="Times New Roman"/>
+        </w:rPr>
+        <w:t xml:space="preserve"> </w:t>
+      </w:r>
+      <w:proofErr w:type="spellStart"/>
+      <w:r>
+        <w:rPr>
+          <w:rFonts w:ascii="Times New Roman" w:hAnsi="Times New Roman" w:cs="Times New Roman"/>
+        </w:rPr>
+        <w:t>numeroase</w:t>
+      </w:r>
+      <w:proofErr w:type="spellEnd"/>
+      <w:r>
+        <w:rPr>
+          <w:rFonts w:ascii="Times New Roman" w:hAnsi="Times New Roman" w:cs="Times New Roman"/>
+        </w:rPr>
+        <w:t xml:space="preserve"> </w:t>
+      </w:r>
+      <w:proofErr w:type="spellStart"/>
+      <w:r>
+        <w:rPr>
+          <w:rFonts w:ascii="Times New Roman" w:hAnsi="Times New Roman" w:cs="Times New Roman"/>
+        </w:rPr>
+        <w:t>sau</w:t>
+      </w:r>
+      <w:proofErr w:type="spellEnd"/>
+      <w:r>
+        <w:rPr>
+          <w:rFonts w:ascii="Times New Roman" w:hAnsi="Times New Roman" w:cs="Times New Roman"/>
+        </w:rPr>
+        <w:t xml:space="preserve"> </w:t>
+      </w:r>
+      <w:proofErr w:type="spellStart"/>
+      <w:r>
+        <w:rPr>
+          <w:rFonts w:ascii="Times New Roman" w:hAnsi="Times New Roman" w:cs="Times New Roman"/>
+        </w:rPr>
+        <w:t>complexe</w:t>
+      </w:r>
+      <w:proofErr w:type="spellEnd"/>
+      <w:r>
+        <w:rPr>
+          <w:rFonts w:ascii="Times New Roman" w:hAnsi="Times New Roman" w:cs="Times New Roman"/>
+        </w:rPr>
+        <w:t>.</w:t>
       </w:r>
     </w:p>
     <w:p>
@@ -585,7 +964,133 @@
         <w:rPr>
           <w:rFonts w:ascii="Times New Roman" w:hAnsi="Times New Roman" w:cs="Times New Roman"/>
         </w:rPr>
-        <w:t>, care este multiplu de 2, prin urmare, pătratul unui număr par este, de asemenea, par.</w:t>
+        <w:t xml:space="preserve">, care </w:t>
+      </w:r>
+      <w:proofErr w:type="spellStart"/>
+      <w:r>
+        <w:rPr>
+          <w:rFonts w:ascii="Times New Roman" w:hAnsi="Times New Roman" w:cs="Times New Roman"/>
+        </w:rPr>
+        <w:t>este</w:t>
+      </w:r>
+      <w:proofErr w:type="spellEnd"/>
+      <w:r>
+        <w:rPr>
+          <w:rFonts w:ascii="Times New Roman" w:hAnsi="Times New Roman" w:cs="Times New Roman"/>
+        </w:rPr>
+        <w:t xml:space="preserve"> </w:t>
+      </w:r>
+      <w:proofErr w:type="spellStart"/>
+      <w:r>
+        <w:rPr>
+          <w:rFonts w:ascii="Times New Roman" w:hAnsi="Times New Roman" w:cs="Times New Roman"/>
+        </w:rPr>
+        <w:t>multiplu</w:t>
+      </w:r>
+      <w:proofErr w:type="spellEnd"/>
+      <w:r>
+        <w:rPr>
+          <w:rFonts w:ascii="Times New Roman" w:hAnsi="Times New Roman" w:cs="Times New Roman"/>
+        </w:rPr>
+        <w:t xml:space="preserve"> de 2, </w:t>
+      </w:r>
+      <w:proofErr w:type="spellStart"/>
+      <w:r>
+        <w:rPr>
+          <w:rFonts w:ascii="Times New Roman" w:hAnsi="Times New Roman" w:cs="Times New Roman"/>
+        </w:rPr>
+        <w:t>prin</w:t>
+      </w:r>
+      <w:proofErr w:type="spellEnd"/>
+      <w:r>
+        <w:rPr>
+          <w:rFonts w:ascii="Times New Roman" w:hAnsi="Times New Roman" w:cs="Times New Roman"/>
+        </w:rPr>
+        <w:t xml:space="preserve"> </w:t>
+      </w:r>
+      <w:proofErr w:type="spellStart"/>
+      <w:r>
+        <w:rPr>
+          <w:rFonts w:ascii="Times New Roman" w:hAnsi="Times New Roman" w:cs="Times New Roman"/>
+        </w:rPr>
+        <w:t>urmare</w:t>
+      </w:r>
+      <w:proofErr w:type="spellEnd"/>
+      <w:r>
+        <w:rPr>
+          <w:rFonts w:ascii="Times New Roman" w:hAnsi="Times New Roman" w:cs="Times New Roman"/>
+        </w:rPr>
+        <w:t xml:space="preserve">, </w:t>
+      </w:r>
+      <w:proofErr w:type="spellStart"/>
+      <w:r>
+        <w:rPr>
+          <w:rFonts w:ascii="Times New Roman" w:hAnsi="Times New Roman" w:cs="Times New Roman"/>
+        </w:rPr>
+        <w:t>pătratul</w:t>
+      </w:r>
+      <w:proofErr w:type="spellEnd"/>
+      <w:r>
+        <w:rPr>
+          <w:rFonts w:ascii="Times New Roman" w:hAnsi="Times New Roman" w:cs="Times New Roman"/>
+        </w:rPr>
+        <w:t xml:space="preserve"> </w:t>
+      </w:r>
+      <w:proofErr w:type="spellStart"/>
+      <w:r>
+        <w:rPr>
+          <w:rFonts w:ascii="Times New Roman" w:hAnsi="Times New Roman" w:cs="Times New Roman"/>
+        </w:rPr>
+        <w:t>unui</w:t>
+      </w:r>
+      <w:proofErr w:type="spellEnd"/>
+      <w:r>
+        <w:rPr>
+          <w:rFonts w:ascii="Times New Roman" w:hAnsi="Times New Roman" w:cs="Times New Roman"/>
+        </w:rPr>
+        <w:t xml:space="preserve"> </w:t>
+      </w:r>
+      <w:proofErr w:type="spellStart"/>
+      <w:r>
+        <w:rPr>
+          <w:rFonts w:ascii="Times New Roman" w:hAnsi="Times New Roman" w:cs="Times New Roman"/>
+        </w:rPr>
+        <w:t>număr</w:t>
+      </w:r>
+      <w:proofErr w:type="spellEnd"/>
+      <w:r>
+        <w:rPr>
+          <w:rFonts w:ascii="Times New Roman" w:hAnsi="Times New Roman" w:cs="Times New Roman"/>
+        </w:rPr>
+        <w:t xml:space="preserve"> par </w:t>
+      </w:r>
+      <w:proofErr w:type="spellStart"/>
+      <w:r>
+        <w:rPr>
+          <w:rFonts w:ascii="Times New Roman" w:hAnsi="Times New Roman" w:cs="Times New Roman"/>
+        </w:rPr>
+        <w:t>este</w:t>
+      </w:r>
+      <w:proofErr w:type="spellEnd"/>
+      <w:r>
+        <w:rPr>
+          <w:rFonts w:ascii="Times New Roman" w:hAnsi="Times New Roman" w:cs="Times New Roman"/>
+        </w:rPr>
+        <w:t xml:space="preserve">, de </w:t>
+      </w:r>
+      <w:proofErr w:type="spellStart"/>
+      <w:r>
+        <w:rPr>
+          <w:rFonts w:ascii="Times New Roman" w:hAnsi="Times New Roman" w:cs="Times New Roman"/>
+        </w:rPr>
+        <w:t>asemenea</w:t>
+      </w:r>
+      <w:proofErr w:type="spellEnd"/>
+      <w:r>
+        <w:rPr>
+          <w:rFonts w:ascii="Times New Roman" w:hAnsi="Times New Roman" w:cs="Times New Roman"/>
+        </w:rPr>
+        <w:t>, par.</w:t>
       </w:r>
     </w:p>
     <w:p>
@@ -1157,26 +1662,222 @@
           <w:bCs/>
         </w:rPr>
       </w:pPr>
-      <w:r>
-        <w:rPr>
-          <w:rFonts w:ascii="Times New Roman" w:hAnsi="Times New Roman" w:cs="Times New Roman"/>
-          <w:b/>
-          <w:bCs/>
-        </w:rPr>
-        <w:t>Arhitectura sistemului</w:t>
-      </w:r>
-    </w:p>
-    <w:p>
-      <w:pPr>
-        <w:rPr>
-          <w:rFonts w:ascii="Times New Roman" w:hAnsi="Times New Roman" w:cs="Times New Roman"/>
-        </w:rPr>
-      </w:pPr>
-      <w:r>
-        <w:rPr>
-          <w:rFonts w:ascii="Times New Roman" w:hAnsi="Times New Roman" w:cs="Times New Roman"/>
-        </w:rPr>
-        <w:t>Implementarea este realizată în limbajul C#, utilizând programarea orientată pe obiect. Structura aplicației este următoarea:</w:t>
+      <w:proofErr w:type="spellStart"/>
+      <w:r>
+        <w:rPr>
+          <w:rFonts w:ascii="Times New Roman" w:hAnsi="Times New Roman" w:cs="Times New Roman"/>
+          <w:b/>
+          <w:bCs/>
+        </w:rPr>
+        <w:t>Arhitectura</w:t>
+      </w:r>
+      <w:proofErr w:type="spellEnd"/>
+      <w:r>
+        <w:rPr>
+          <w:rFonts w:ascii="Times New Roman" w:hAnsi="Times New Roman" w:cs="Times New Roman"/>
+          <w:b/>
+          <w:bCs/>
+        </w:rPr>
+        <w:t xml:space="preserve"> </w:t>
+      </w:r>
+      <w:proofErr w:type="spellStart"/>
+      <w:r>
+        <w:rPr>
+          <w:rFonts w:ascii="Times New Roman" w:hAnsi="Times New Roman" w:cs="Times New Roman"/>
+          <w:b/>
+          <w:bCs/>
+        </w:rPr>
+        <w:t>sistemului</w:t>
+      </w:r>
+      <w:proofErr w:type="spellEnd"/>
+    </w:p>
+    <w:p>
+      <w:pPr>
+        <w:rPr>
+          <w:rFonts w:ascii="Times New Roman" w:hAnsi="Times New Roman" w:cs="Times New Roman"/>
+        </w:rPr>
+      </w:pPr>
+      <w:proofErr w:type="spellStart"/>
+      <w:r>
+        <w:rPr>
+          <w:rFonts w:ascii="Times New Roman" w:hAnsi="Times New Roman" w:cs="Times New Roman"/>
+        </w:rPr>
+        <w:t>Implementarea</w:t>
+      </w:r>
+      <w:proofErr w:type="spellEnd"/>
+      <w:r>
+        <w:rPr>
+          <w:rFonts w:ascii="Times New Roman" w:hAnsi="Times New Roman" w:cs="Times New Roman"/>
+        </w:rPr>
+        <w:t xml:space="preserve"> </w:t>
+      </w:r>
+      <w:proofErr w:type="spellStart"/>
+      <w:r>
+        <w:rPr>
+          <w:rFonts w:ascii="Times New Roman" w:hAnsi="Times New Roman" w:cs="Times New Roman"/>
+        </w:rPr>
+        <w:t>este</w:t>
+      </w:r>
+      <w:proofErr w:type="spellEnd"/>
+      <w:r>
+        <w:rPr>
+          <w:rFonts w:ascii="Times New Roman" w:hAnsi="Times New Roman" w:cs="Times New Roman"/>
+        </w:rPr>
+        <w:t xml:space="preserve"> </w:t>
+      </w:r>
+      <w:proofErr w:type="spellStart"/>
+      <w:r>
+        <w:rPr>
+          <w:rFonts w:ascii="Times New Roman" w:hAnsi="Times New Roman" w:cs="Times New Roman"/>
+        </w:rPr>
+        <w:t>realizată</w:t>
+      </w:r>
+      <w:proofErr w:type="spellEnd"/>
+      <w:r>
+        <w:rPr>
+          <w:rFonts w:ascii="Times New Roman" w:hAnsi="Times New Roman" w:cs="Times New Roman"/>
+        </w:rPr>
+        <w:t xml:space="preserve"> </w:t>
+      </w:r>
+      <w:proofErr w:type="spellStart"/>
+      <w:r>
+        <w:rPr>
+          <w:rFonts w:ascii="Times New Roman" w:hAnsi="Times New Roman" w:cs="Times New Roman"/>
+        </w:rPr>
+        <w:t>în</w:t>
+      </w:r>
+      <w:proofErr w:type="spellEnd"/>
+      <w:r>
+        <w:rPr>
+          <w:rFonts w:ascii="Times New Roman" w:hAnsi="Times New Roman" w:cs="Times New Roman"/>
+        </w:rPr>
+        <w:t xml:space="preserve"> </w:t>
+      </w:r>
+      <w:proofErr w:type="spellStart"/>
+      <w:r>
+        <w:rPr>
+          <w:rFonts w:ascii="Times New Roman" w:hAnsi="Times New Roman" w:cs="Times New Roman"/>
+        </w:rPr>
+        <w:t>limbajul</w:t>
+      </w:r>
+      <w:proofErr w:type="spellEnd"/>
+      <w:r>
+        <w:rPr>
+          <w:rFonts w:ascii="Times New Roman" w:hAnsi="Times New Roman" w:cs="Times New Roman"/>
+        </w:rPr>
+        <w:t xml:space="preserve"> C#, </w:t>
+      </w:r>
+      <w:proofErr w:type="spellStart"/>
+      <w:r>
+        <w:rPr>
+          <w:rFonts w:ascii="Times New Roman" w:hAnsi="Times New Roman" w:cs="Times New Roman"/>
+        </w:rPr>
+        <w:t>utilizând</w:t>
+      </w:r>
+      <w:proofErr w:type="spellEnd"/>
+      <w:r>
+        <w:rPr>
+          <w:rFonts w:ascii="Times New Roman" w:hAnsi="Times New Roman" w:cs="Times New Roman"/>
+        </w:rPr>
+        <w:t xml:space="preserve"> </w:t>
+      </w:r>
+      <w:proofErr w:type="spellStart"/>
+      <w:r>
+        <w:rPr>
+          <w:rFonts w:ascii="Times New Roman" w:hAnsi="Times New Roman" w:cs="Times New Roman"/>
+        </w:rPr>
+        <w:t>programarea</w:t>
+      </w:r>
+      <w:proofErr w:type="spellEnd"/>
+      <w:r>
+        <w:rPr>
+          <w:rFonts w:ascii="Times New Roman" w:hAnsi="Times New Roman" w:cs="Times New Roman"/>
+        </w:rPr>
+        <w:t xml:space="preserve"> </w:t>
+      </w:r>
+      <w:proofErr w:type="spellStart"/>
+      <w:r>
+        <w:rPr>
+          <w:rFonts w:ascii="Times New Roman" w:hAnsi="Times New Roman" w:cs="Times New Roman"/>
+        </w:rPr>
+        <w:t>orientată</w:t>
+      </w:r>
+      <w:proofErr w:type="spellEnd"/>
+      <w:r>
+        <w:rPr>
+          <w:rFonts w:ascii="Times New Roman" w:hAnsi="Times New Roman" w:cs="Times New Roman"/>
+        </w:rPr>
+        <w:t xml:space="preserve"> pe </w:t>
+      </w:r>
+      <w:proofErr w:type="spellStart"/>
+      <w:r>
+        <w:rPr>
+          <w:rFonts w:ascii="Times New Roman" w:hAnsi="Times New Roman" w:cs="Times New Roman"/>
+        </w:rPr>
+        <w:t>obiect</w:t>
+      </w:r>
+      <w:proofErr w:type="spellEnd"/>
+      <w:r>
+        <w:rPr>
+          <w:rFonts w:ascii="Times New Roman" w:hAnsi="Times New Roman" w:cs="Times New Roman"/>
+        </w:rPr>
+        <w:t xml:space="preserve">. </w:t>
+      </w:r>
+      <w:proofErr w:type="spellStart"/>
+      <w:r>
+        <w:rPr>
+          <w:rFonts w:ascii="Times New Roman" w:hAnsi="Times New Roman" w:cs="Times New Roman"/>
+        </w:rPr>
+        <w:t>Structura</w:t>
+      </w:r>
+      <w:proofErr w:type="spellEnd"/>
+      <w:r>
+        <w:rPr>
+          <w:rFonts w:ascii="Times New Roman" w:hAnsi="Times New Roman" w:cs="Times New Roman"/>
+        </w:rPr>
+        <w:t xml:space="preserve"> </w:t>
+      </w:r>
+      <w:proofErr w:type="spellStart"/>
+      <w:r>
+        <w:rPr>
+          <w:rFonts w:ascii="Times New Roman" w:hAnsi="Times New Roman" w:cs="Times New Roman"/>
+        </w:rPr>
+        <w:t>aplicației</w:t>
+      </w:r>
+      <w:proofErr w:type="spellEnd"/>
+      <w:r>
+        <w:rPr>
+          <w:rFonts w:ascii="Times New Roman" w:hAnsi="Times New Roman" w:cs="Times New Roman"/>
+        </w:rPr>
+        <w:t xml:space="preserve"> </w:t>
+      </w:r>
+      <w:proofErr w:type="spellStart"/>
+      <w:r>
+        <w:rPr>
+          <w:rFonts w:ascii="Times New Roman" w:hAnsi="Times New Roman" w:cs="Times New Roman"/>
+        </w:rPr>
+        <w:t>este</w:t>
+      </w:r>
+      <w:proofErr w:type="spellEnd"/>
+      <w:r>
+        <w:rPr>
+          <w:rFonts w:ascii="Times New Roman" w:hAnsi="Times New Roman" w:cs="Times New Roman"/>
+        </w:rPr>
+        <w:t xml:space="preserve"> </w:t>
+      </w:r>
+      <w:proofErr w:type="spellStart"/>
+      <w:r>
+        <w:rPr>
+          <w:rFonts w:ascii="Times New Roman" w:hAnsi="Times New Roman" w:cs="Times New Roman"/>
+        </w:rPr>
+        <w:t>următoarea</w:t>
+      </w:r>
+      <w:proofErr w:type="spellEnd"/>
+      <w:r>
+        <w:rPr>
+          <w:rFonts w:ascii="Times New Roman" w:hAnsi="Times New Roman" w:cs="Times New Roman"/>
+        </w:rPr>
+        <w:t>:</w:t>
       </w:r>
     </w:p>
     <w:p>
@@ -1191,6 +1892,7 @@
         </w:rPr>
         <w:t>-</w:t>
       </w:r>
+      <w:proofErr w:type="spellStart"/>
       <w:r>
         <w:rPr>
           <w:rFonts w:ascii="Times New Roman" w:hAnsi="Times New Roman" w:cs="Times New Roman"/>
@@ -1199,12 +1901,91 @@
         </w:rPr>
         <w:t>Predicate.cs</w:t>
       </w:r>
-      <w:r>
-        <w:rPr>
-          <w:rFonts w:ascii="Times New Roman" w:hAnsi="Times New Roman" w:cs="Times New Roman"/>
-        </w:rPr>
-        <w:t xml:space="preserve"> – definirea predicatelor logice și a mecanismului de unificare</w:t>
-      </w:r>
+      <w:proofErr w:type="spellEnd"/>
+      <w:r>
+        <w:rPr>
+          <w:rFonts w:ascii="Times New Roman" w:hAnsi="Times New Roman" w:cs="Times New Roman"/>
+        </w:rPr>
+        <w:t xml:space="preserve"> – </w:t>
+      </w:r>
+      <w:proofErr w:type="spellStart"/>
+      <w:r>
+        <w:rPr>
+          <w:rFonts w:ascii="Times New Roman" w:hAnsi="Times New Roman" w:cs="Times New Roman"/>
+        </w:rPr>
+        <w:t>definirea</w:t>
+      </w:r>
+      <w:proofErr w:type="spellEnd"/>
+      <w:r>
+        <w:rPr>
+          <w:rFonts w:ascii="Times New Roman" w:hAnsi="Times New Roman" w:cs="Times New Roman"/>
+        </w:rPr>
+        <w:t xml:space="preserve"> </w:t>
+      </w:r>
+      <w:proofErr w:type="spellStart"/>
+      <w:r>
+        <w:rPr>
+          <w:rFonts w:ascii="Times New Roman" w:hAnsi="Times New Roman" w:cs="Times New Roman"/>
+        </w:rPr>
+        <w:t>predicatelor</w:t>
+      </w:r>
+      <w:proofErr w:type="spellEnd"/>
+      <w:r>
+        <w:rPr>
+          <w:rFonts w:ascii="Times New Roman" w:hAnsi="Times New Roman" w:cs="Times New Roman"/>
+        </w:rPr>
+        <w:t xml:space="preserve"> </w:t>
+      </w:r>
+      <w:proofErr w:type="spellStart"/>
+      <w:r>
+        <w:rPr>
+          <w:rFonts w:ascii="Times New Roman" w:hAnsi="Times New Roman" w:cs="Times New Roman"/>
+        </w:rPr>
+        <w:t>logice</w:t>
+      </w:r>
+      <w:proofErr w:type="spellEnd"/>
+      <w:r>
+        <w:rPr>
+          <w:rFonts w:ascii="Times New Roman" w:hAnsi="Times New Roman" w:cs="Times New Roman"/>
+        </w:rPr>
+        <w:t xml:space="preserve"> </w:t>
+      </w:r>
+      <w:proofErr w:type="spellStart"/>
+      <w:r>
+        <w:rPr>
+          <w:rFonts w:ascii="Times New Roman" w:hAnsi="Times New Roman" w:cs="Times New Roman"/>
+        </w:rPr>
+        <w:t>și</w:t>
+      </w:r>
+      <w:proofErr w:type="spellEnd"/>
+      <w:r>
+        <w:rPr>
+          <w:rFonts w:ascii="Times New Roman" w:hAnsi="Times New Roman" w:cs="Times New Roman"/>
+        </w:rPr>
+        <w:t xml:space="preserve"> a </w:t>
+      </w:r>
+      <w:proofErr w:type="spellStart"/>
+      <w:r>
+        <w:rPr>
+          <w:rFonts w:ascii="Times New Roman" w:hAnsi="Times New Roman" w:cs="Times New Roman"/>
+        </w:rPr>
+        <w:t>mecanismului</w:t>
+      </w:r>
+      <w:proofErr w:type="spellEnd"/>
+      <w:r>
+        <w:rPr>
+          <w:rFonts w:ascii="Times New Roman" w:hAnsi="Times New Roman" w:cs="Times New Roman"/>
+        </w:rPr>
+        <w:t xml:space="preserve"> de </w:t>
+      </w:r>
+      <w:proofErr w:type="spellStart"/>
+      <w:r>
+        <w:rPr>
+          <w:rFonts w:ascii="Times New Roman" w:hAnsi="Times New Roman" w:cs="Times New Roman"/>
+        </w:rPr>
+        <w:t>unificare</w:t>
+      </w:r>
+      <w:proofErr w:type="spellEnd"/>
       <w:r>
         <w:rPr>
           <w:rFonts w:ascii="Times New Roman" w:hAnsi="Times New Roman" w:cs="Times New Roman"/>
@@ -1224,6 +2005,7 @@
         </w:rPr>
         <w:t>-</w:t>
       </w:r>
+      <w:proofErr w:type="spellStart"/>
       <w:r>
         <w:rPr>
           <w:rFonts w:ascii="Times New Roman" w:hAnsi="Times New Roman" w:cs="Times New Roman"/>
@@ -1232,12 +2014,49 @@
         </w:rPr>
         <w:t>Rule.cs</w:t>
       </w:r>
-      <w:r>
-        <w:rPr>
-          <w:rFonts w:ascii="Times New Roman" w:hAnsi="Times New Roman" w:cs="Times New Roman"/>
-        </w:rPr>
-        <w:t xml:space="preserve"> – reprezentarea regulilor de inferență</w:t>
-      </w:r>
+      <w:proofErr w:type="spellEnd"/>
+      <w:r>
+        <w:rPr>
+          <w:rFonts w:ascii="Times New Roman" w:hAnsi="Times New Roman" w:cs="Times New Roman"/>
+        </w:rPr>
+        <w:t xml:space="preserve"> – </w:t>
+      </w:r>
+      <w:proofErr w:type="spellStart"/>
+      <w:r>
+        <w:rPr>
+          <w:rFonts w:ascii="Times New Roman" w:hAnsi="Times New Roman" w:cs="Times New Roman"/>
+        </w:rPr>
+        <w:t>reprezentarea</w:t>
+      </w:r>
+      <w:proofErr w:type="spellEnd"/>
+      <w:r>
+        <w:rPr>
+          <w:rFonts w:ascii="Times New Roman" w:hAnsi="Times New Roman" w:cs="Times New Roman"/>
+        </w:rPr>
+        <w:t xml:space="preserve"> </w:t>
+      </w:r>
+      <w:proofErr w:type="spellStart"/>
+      <w:r>
+        <w:rPr>
+          <w:rFonts w:ascii="Times New Roman" w:hAnsi="Times New Roman" w:cs="Times New Roman"/>
+        </w:rPr>
+        <w:t>regulilor</w:t>
+      </w:r>
+      <w:proofErr w:type="spellEnd"/>
+      <w:r>
+        <w:rPr>
+          <w:rFonts w:ascii="Times New Roman" w:hAnsi="Times New Roman" w:cs="Times New Roman"/>
+        </w:rPr>
+        <w:t xml:space="preserve"> de </w:t>
+      </w:r>
+      <w:proofErr w:type="spellStart"/>
+      <w:r>
+        <w:rPr>
+          <w:rFonts w:ascii="Times New Roman" w:hAnsi="Times New Roman" w:cs="Times New Roman"/>
+        </w:rPr>
+        <w:t>inferență</w:t>
+      </w:r>
+      <w:proofErr w:type="spellEnd"/>
       <w:r>
         <w:rPr>
           <w:rFonts w:ascii="Times New Roman" w:hAnsi="Times New Roman" w:cs="Times New Roman"/>
@@ -1257,6 +2076,7 @@
         </w:rPr>
         <w:t>-</w:t>
       </w:r>
+      <w:proofErr w:type="spellStart"/>
       <w:r>
         <w:rPr>
           <w:rFonts w:ascii="Times New Roman" w:hAnsi="Times New Roman" w:cs="Times New Roman"/>
@@ -1265,11 +2085,68 @@
         </w:rPr>
         <w:t>KnowledgeBase.cs</w:t>
       </w:r>
-      <w:r>
-        <w:rPr>
-          <w:rFonts w:ascii="Times New Roman" w:hAnsi="Times New Roman" w:cs="Times New Roman"/>
-        </w:rPr>
-        <w:t xml:space="preserve"> – gestionarea bazei de fapte și reguli</w:t>
+      <w:proofErr w:type="spellEnd"/>
+      <w:r>
+        <w:rPr>
+          <w:rFonts w:ascii="Times New Roman" w:hAnsi="Times New Roman" w:cs="Times New Roman"/>
+        </w:rPr>
+        <w:t xml:space="preserve"> – </w:t>
+      </w:r>
+      <w:proofErr w:type="spellStart"/>
+      <w:r>
+        <w:rPr>
+          <w:rFonts w:ascii="Times New Roman" w:hAnsi="Times New Roman" w:cs="Times New Roman"/>
+        </w:rPr>
+        <w:t>gestionarea</w:t>
+      </w:r>
+      <w:proofErr w:type="spellEnd"/>
+      <w:r>
+        <w:rPr>
+          <w:rFonts w:ascii="Times New Roman" w:hAnsi="Times New Roman" w:cs="Times New Roman"/>
+        </w:rPr>
+        <w:t xml:space="preserve"> </w:t>
+      </w:r>
+      <w:proofErr w:type="spellStart"/>
+      <w:r>
+        <w:rPr>
+          <w:rFonts w:ascii="Times New Roman" w:hAnsi="Times New Roman" w:cs="Times New Roman"/>
+        </w:rPr>
+        <w:t>bazei</w:t>
+      </w:r>
+      <w:proofErr w:type="spellEnd"/>
+      <w:r>
+        <w:rPr>
+          <w:rFonts w:ascii="Times New Roman" w:hAnsi="Times New Roman" w:cs="Times New Roman"/>
+        </w:rPr>
+        <w:t xml:space="preserve"> de </w:t>
+      </w:r>
+      <w:proofErr w:type="spellStart"/>
+      <w:r>
+        <w:rPr>
+          <w:rFonts w:ascii="Times New Roman" w:hAnsi="Times New Roman" w:cs="Times New Roman"/>
+        </w:rPr>
+        <w:t>fapte</w:t>
+      </w:r>
+      <w:proofErr w:type="spellEnd"/>
+      <w:r>
+        <w:rPr>
+          <w:rFonts w:ascii="Times New Roman" w:hAnsi="Times New Roman" w:cs="Times New Roman"/>
+        </w:rPr>
+        <w:t xml:space="preserve"> </w:t>
+      </w:r>
+      <w:proofErr w:type="spellStart"/>
+      <w:r>
+        <w:rPr>
+          <w:rFonts w:ascii="Times New Roman" w:hAnsi="Times New Roman" w:cs="Times New Roman"/>
+        </w:rPr>
+        <w:t>și</w:t>
+      </w:r>
+      <w:proofErr w:type="spellEnd"/>
+      <w:r>
+        <w:rPr>
+          <w:rFonts w:ascii="Times New Roman" w:hAnsi="Times New Roman" w:cs="Times New Roman"/>
+        </w:rPr>
+        <w:t xml:space="preserve"> reguli</w:t>
       </w:r>
       <w:r>
         <w:rPr>
@@ -1290,6 +2167,7 @@
         </w:rPr>
         <w:t>-</w:t>
       </w:r>
+      <w:proofErr w:type="spellStart"/>
       <w:r>
         <w:rPr>
           <w:rFonts w:ascii="Times New Roman" w:hAnsi="Times New Roman" w:cs="Times New Roman"/>
@@ -1298,11 +2176,40 @@
         </w:rPr>
         <w:t>InferenceEngine.cs</w:t>
       </w:r>
-      <w:r>
-        <w:rPr>
-          <w:rFonts w:ascii="Times New Roman" w:hAnsi="Times New Roman" w:cs="Times New Roman"/>
-        </w:rPr>
-        <w:t xml:space="preserve"> – implementarea algoritmului Forward Chaining</w:t>
+      <w:proofErr w:type="spellEnd"/>
+      <w:r>
+        <w:rPr>
+          <w:rFonts w:ascii="Times New Roman" w:hAnsi="Times New Roman" w:cs="Times New Roman"/>
+        </w:rPr>
+        <w:t xml:space="preserve"> – </w:t>
+      </w:r>
+      <w:proofErr w:type="spellStart"/>
+      <w:r>
+        <w:rPr>
+          <w:rFonts w:ascii="Times New Roman" w:hAnsi="Times New Roman" w:cs="Times New Roman"/>
+        </w:rPr>
+        <w:t>implementarea</w:t>
+      </w:r>
+      <w:proofErr w:type="spellEnd"/>
+      <w:r>
+        <w:rPr>
+          <w:rFonts w:ascii="Times New Roman" w:hAnsi="Times New Roman" w:cs="Times New Roman"/>
+        </w:rPr>
+        <w:t xml:space="preserve"> </w:t>
+      </w:r>
+      <w:proofErr w:type="spellStart"/>
+      <w:r>
+        <w:rPr>
+          <w:rFonts w:ascii="Times New Roman" w:hAnsi="Times New Roman" w:cs="Times New Roman"/>
+        </w:rPr>
+        <w:t>algoritmului</w:t>
+      </w:r>
+      <w:proofErr w:type="spellEnd"/>
+      <w:r>
+        <w:rPr>
+          <w:rFonts w:ascii="Times New Roman" w:hAnsi="Times New Roman" w:cs="Times New Roman"/>
+        </w:rPr>
+        <w:t xml:space="preserve"> Forward Chaining</w:t>
       </w:r>
       <w:r>
         <w:rPr>
@@ -1323,6 +2230,7 @@
         </w:rPr>
         <w:t>-</w:t>
       </w:r>
+      <w:proofErr w:type="spellStart"/>
       <w:r>
         <w:rPr>
           <w:rFonts w:ascii="Times New Roman" w:hAnsi="Times New Roman" w:cs="Times New Roman"/>
@@ -1331,12 +2239,77 @@
         </w:rPr>
         <w:t>Program.cs</w:t>
       </w:r>
-      <w:r>
-        <w:rPr>
-          <w:rFonts w:ascii="Times New Roman" w:hAnsi="Times New Roman" w:cs="Times New Roman"/>
-        </w:rPr>
-        <w:t xml:space="preserve"> – rularea demonstrațiilor și afișarea rezultatelor</w:t>
-      </w:r>
+      <w:proofErr w:type="spellEnd"/>
+      <w:r>
+        <w:rPr>
+          <w:rFonts w:ascii="Times New Roman" w:hAnsi="Times New Roman" w:cs="Times New Roman"/>
+        </w:rPr>
+        <w:t xml:space="preserve"> – </w:t>
+      </w:r>
+      <w:proofErr w:type="spellStart"/>
+      <w:r>
+        <w:rPr>
+          <w:rFonts w:ascii="Times New Roman" w:hAnsi="Times New Roman" w:cs="Times New Roman"/>
+        </w:rPr>
+        <w:t>rularea</w:t>
+      </w:r>
+      <w:proofErr w:type="spellEnd"/>
+      <w:r>
+        <w:rPr>
+          <w:rFonts w:ascii="Times New Roman" w:hAnsi="Times New Roman" w:cs="Times New Roman"/>
+        </w:rPr>
+        <w:t xml:space="preserve"> </w:t>
+      </w:r>
+      <w:proofErr w:type="spellStart"/>
+      <w:r>
+        <w:rPr>
+          <w:rFonts w:ascii="Times New Roman" w:hAnsi="Times New Roman" w:cs="Times New Roman"/>
+        </w:rPr>
+        <w:t>demonstrațiilor</w:t>
+      </w:r>
+      <w:proofErr w:type="spellEnd"/>
+      <w:r>
+        <w:rPr>
+          <w:rFonts w:ascii="Times New Roman" w:hAnsi="Times New Roman" w:cs="Times New Roman"/>
+        </w:rPr>
+        <w:t xml:space="preserve"> </w:t>
+      </w:r>
+      <w:proofErr w:type="spellStart"/>
+      <w:r>
+        <w:rPr>
+          <w:rFonts w:ascii="Times New Roman" w:hAnsi="Times New Roman" w:cs="Times New Roman"/>
+        </w:rPr>
+        <w:t>și</w:t>
+      </w:r>
+      <w:proofErr w:type="spellEnd"/>
+      <w:r>
+        <w:rPr>
+          <w:rFonts w:ascii="Times New Roman" w:hAnsi="Times New Roman" w:cs="Times New Roman"/>
+        </w:rPr>
+        <w:t xml:space="preserve"> </w:t>
+      </w:r>
+      <w:proofErr w:type="spellStart"/>
+      <w:r>
+        <w:rPr>
+          <w:rFonts w:ascii="Times New Roman" w:hAnsi="Times New Roman" w:cs="Times New Roman"/>
+        </w:rPr>
+        <w:t>afișarea</w:t>
+      </w:r>
+      <w:proofErr w:type="spellEnd"/>
+      <w:r>
+        <w:rPr>
+          <w:rFonts w:ascii="Times New Roman" w:hAnsi="Times New Roman" w:cs="Times New Roman"/>
+        </w:rPr>
+        <w:t xml:space="preserve"> </w:t>
+      </w:r>
+      <w:proofErr w:type="spellStart"/>
+      <w:r>
+        <w:rPr>
+          <w:rFonts w:ascii="Times New Roman" w:hAnsi="Times New Roman" w:cs="Times New Roman"/>
+        </w:rPr>
+        <w:t>rezultatelor</w:t>
+      </w:r>
+      <w:proofErr w:type="spellEnd"/>
       <w:r>
         <w:rPr>
           <w:rFonts w:ascii="Times New Roman" w:hAnsi="Times New Roman" w:cs="Times New Roman"/>
@@ -1364,20 +2337,112 @@
           <w:b/>
           <w:bCs/>
         </w:rPr>
-        <w:t>4.2 Modelarea cunoștințelor</w:t>
-      </w:r>
-    </w:p>
-    <w:p>
-      <w:pPr>
-        <w:rPr>
-          <w:rFonts w:ascii="Times New Roman" w:hAnsi="Times New Roman" w:cs="Times New Roman"/>
-        </w:rPr>
-      </w:pPr>
-      <w:r>
-        <w:rPr>
-          <w:rFonts w:ascii="Times New Roman" w:hAnsi="Times New Roman" w:cs="Times New Roman"/>
-        </w:rPr>
-        <w:t>Teoremele matematice au fost transpuse în predicate simple:</w:t>
+        <w:t xml:space="preserve">4.2 </w:t>
+      </w:r>
+      <w:proofErr w:type="spellStart"/>
+      <w:r>
+        <w:rPr>
+          <w:rFonts w:ascii="Times New Roman" w:hAnsi="Times New Roman" w:cs="Times New Roman"/>
+          <w:b/>
+          <w:bCs/>
+        </w:rPr>
+        <w:t>Modelarea</w:t>
+      </w:r>
+      <w:proofErr w:type="spellEnd"/>
+      <w:r>
+        <w:rPr>
+          <w:rFonts w:ascii="Times New Roman" w:hAnsi="Times New Roman" w:cs="Times New Roman"/>
+          <w:b/>
+          <w:bCs/>
+        </w:rPr>
+        <w:t xml:space="preserve"> </w:t>
+      </w:r>
+      <w:proofErr w:type="spellStart"/>
+      <w:r>
+        <w:rPr>
+          <w:rFonts w:ascii="Times New Roman" w:hAnsi="Times New Roman" w:cs="Times New Roman"/>
+          <w:b/>
+          <w:bCs/>
+        </w:rPr>
+        <w:t>cunoștințelor</w:t>
+      </w:r>
+      <w:proofErr w:type="spellEnd"/>
+    </w:p>
+    <w:p>
+      <w:pPr>
+        <w:rPr>
+          <w:rFonts w:ascii="Times New Roman" w:hAnsi="Times New Roman" w:cs="Times New Roman"/>
+        </w:rPr>
+      </w:pPr>
+      <w:proofErr w:type="spellStart"/>
+      <w:r>
+        <w:rPr>
+          <w:rFonts w:ascii="Times New Roman" w:hAnsi="Times New Roman" w:cs="Times New Roman"/>
+        </w:rPr>
+        <w:t>Teoremele</w:t>
+      </w:r>
+      <w:proofErr w:type="spellEnd"/>
+      <w:r>
+        <w:rPr>
+          <w:rFonts w:ascii="Times New Roman" w:hAnsi="Times New Roman" w:cs="Times New Roman"/>
+        </w:rPr>
+        <w:t xml:space="preserve"> </w:t>
+      </w:r>
+      <w:proofErr w:type="spellStart"/>
+      <w:r>
+        <w:rPr>
+          <w:rFonts w:ascii="Times New Roman" w:hAnsi="Times New Roman" w:cs="Times New Roman"/>
+        </w:rPr>
+        <w:t>matematice</w:t>
+      </w:r>
+      <w:proofErr w:type="spellEnd"/>
+      <w:r>
+        <w:rPr>
+          <w:rFonts w:ascii="Times New Roman" w:hAnsi="Times New Roman" w:cs="Times New Roman"/>
+        </w:rPr>
+        <w:t xml:space="preserve"> au </w:t>
+      </w:r>
+      <w:proofErr w:type="spellStart"/>
+      <w:r>
+        <w:rPr>
+          <w:rFonts w:ascii="Times New Roman" w:hAnsi="Times New Roman" w:cs="Times New Roman"/>
+        </w:rPr>
+        <w:t>fost</w:t>
+      </w:r>
+      <w:proofErr w:type="spellEnd"/>
+      <w:r>
+        <w:rPr>
+          <w:rFonts w:ascii="Times New Roman" w:hAnsi="Times New Roman" w:cs="Times New Roman"/>
+        </w:rPr>
+        <w:t xml:space="preserve"> </w:t>
+      </w:r>
+      <w:proofErr w:type="spellStart"/>
+      <w:r>
+        <w:rPr>
+          <w:rFonts w:ascii="Times New Roman" w:hAnsi="Times New Roman" w:cs="Times New Roman"/>
+        </w:rPr>
+        <w:t>transpuse</w:t>
+      </w:r>
+      <w:proofErr w:type="spellEnd"/>
+      <w:r>
+        <w:rPr>
+          <w:rFonts w:ascii="Times New Roman" w:hAnsi="Times New Roman" w:cs="Times New Roman"/>
+        </w:rPr>
+        <w:t xml:space="preserve"> </w:t>
+      </w:r>
+      <w:proofErr w:type="spellStart"/>
+      <w:r>
+        <w:rPr>
+          <w:rFonts w:ascii="Times New Roman" w:hAnsi="Times New Roman" w:cs="Times New Roman"/>
+        </w:rPr>
+        <w:t>în</w:t>
+      </w:r>
+      <w:proofErr w:type="spellEnd"/>
+      <w:r>
+        <w:rPr>
+          <w:rFonts w:ascii="Times New Roman" w:hAnsi="Times New Roman" w:cs="Times New Roman"/>
+        </w:rPr>
+        <w:t xml:space="preserve"> predicate simple:</w:t>
       </w:r>
     </w:p>
     <w:p>
@@ -1405,58 +2470,192 @@
         </w:rPr>
         <w:t xml:space="preserve">- </w:t>
       </w:r>
-      <w:proofErr w:type="gramStart"/>
-      <w:r>
-        <w:rPr>
-          <w:rFonts w:ascii="Times New Roman" w:hAnsi="Times New Roman" w:cs="Times New Roman"/>
-        </w:rPr>
-        <w:t>Patrat(</w:t>
-      </w:r>
-      <w:proofErr w:type="gramEnd"/>
-      <w:r>
-        <w:rPr>
-          <w:rFonts w:ascii="Times New Roman" w:hAnsi="Times New Roman" w:cs="Times New Roman"/>
-        </w:rPr>
-        <w:t xml:space="preserve">x, y) </w:t>
-      </w:r>
-    </w:p>
-    <w:p>
-      <w:pPr>
-        <w:rPr>
-          <w:rFonts w:ascii="Times New Roman" w:hAnsi="Times New Roman" w:cs="Times New Roman"/>
-        </w:rPr>
-      </w:pPr>
-      <w:r>
-        <w:rPr>
-          <w:rFonts w:ascii="Times New Roman" w:hAnsi="Times New Roman" w:cs="Times New Roman"/>
-        </w:rPr>
-        <w:t xml:space="preserve">- Echilateral(t) </w:t>
-      </w:r>
-    </w:p>
-    <w:p>
-      <w:pPr>
-        <w:rPr>
-          <w:rFonts w:ascii="Times New Roman" w:hAnsi="Times New Roman" w:cs="Times New Roman"/>
-        </w:rPr>
-      </w:pPr>
-      <w:r>
-        <w:rPr>
-          <w:rFonts w:ascii="Times New Roman" w:hAnsi="Times New Roman" w:cs="Times New Roman"/>
-        </w:rPr>
-        <w:t>- Isoscel(t)</w:t>
-      </w:r>
-    </w:p>
-    <w:p>
-      <w:pPr>
-        <w:rPr>
-          <w:rFonts w:ascii="Times New Roman" w:hAnsi="Times New Roman" w:cs="Times New Roman"/>
-        </w:rPr>
-      </w:pPr>
-      <w:r>
-        <w:rPr>
-          <w:rFonts w:ascii="Times New Roman" w:hAnsi="Times New Roman" w:cs="Times New Roman"/>
-        </w:rPr>
-        <w:t>Regulile definesc relațiile dintre aceste predicate și permit deducerea concluziilor.</w:t>
+      <w:proofErr w:type="spellStart"/>
+      <w:r>
+        <w:rPr>
+          <w:rFonts w:ascii="Times New Roman" w:hAnsi="Times New Roman" w:cs="Times New Roman"/>
+        </w:rPr>
+        <w:t>Patrat</w:t>
+      </w:r>
+      <w:proofErr w:type="spellEnd"/>
+      <w:r>
+        <w:rPr>
+          <w:rFonts w:ascii="Times New Roman" w:hAnsi="Times New Roman" w:cs="Times New Roman"/>
+        </w:rPr>
+        <w:t xml:space="preserve">(x, y) </w:t>
+      </w:r>
+    </w:p>
+    <w:p>
+      <w:pPr>
+        <w:rPr>
+          <w:rFonts w:ascii="Times New Roman" w:hAnsi="Times New Roman" w:cs="Times New Roman"/>
+        </w:rPr>
+      </w:pPr>
+      <w:r>
+        <w:rPr>
+          <w:rFonts w:ascii="Times New Roman" w:hAnsi="Times New Roman" w:cs="Times New Roman"/>
+        </w:rPr>
+        <w:t xml:space="preserve">- </w:t>
+      </w:r>
+      <w:proofErr w:type="spellStart"/>
+      <w:r>
+        <w:rPr>
+          <w:rFonts w:ascii="Times New Roman" w:hAnsi="Times New Roman" w:cs="Times New Roman"/>
+        </w:rPr>
+        <w:t>Echilateral</w:t>
+      </w:r>
+      <w:proofErr w:type="spellEnd"/>
+      <w:r>
+        <w:rPr>
+          <w:rFonts w:ascii="Times New Roman" w:hAnsi="Times New Roman" w:cs="Times New Roman"/>
+        </w:rPr>
+        <w:t xml:space="preserve">(t) </w:t>
+      </w:r>
+    </w:p>
+    <w:p>
+      <w:pPr>
+        <w:rPr>
+          <w:rFonts w:ascii="Times New Roman" w:hAnsi="Times New Roman" w:cs="Times New Roman"/>
+        </w:rPr>
+      </w:pPr>
+      <w:r>
+        <w:rPr>
+          <w:rFonts w:ascii="Times New Roman" w:hAnsi="Times New Roman" w:cs="Times New Roman"/>
+        </w:rPr>
+        <w:t xml:space="preserve">- </w:t>
+      </w:r>
+      <w:proofErr w:type="spellStart"/>
+      <w:r>
+        <w:rPr>
+          <w:rFonts w:ascii="Times New Roman" w:hAnsi="Times New Roman" w:cs="Times New Roman"/>
+        </w:rPr>
+        <w:t>Isoscel</w:t>
+      </w:r>
+      <w:proofErr w:type="spellEnd"/>
+      <w:r>
+        <w:rPr>
+          <w:rFonts w:ascii="Times New Roman" w:hAnsi="Times New Roman" w:cs="Times New Roman"/>
+        </w:rPr>
+        <w:t>(t)</w:t>
+      </w:r>
+    </w:p>
+    <w:p>
+      <w:pPr>
+        <w:rPr>
+          <w:rFonts w:ascii="Times New Roman" w:hAnsi="Times New Roman" w:cs="Times New Roman"/>
+        </w:rPr>
+      </w:pPr>
+      <w:proofErr w:type="spellStart"/>
+      <w:r>
+        <w:rPr>
+          <w:rFonts w:ascii="Times New Roman" w:hAnsi="Times New Roman" w:cs="Times New Roman"/>
+        </w:rPr>
+        <w:t>Regulile</w:t>
+      </w:r>
+      <w:proofErr w:type="spellEnd"/>
+      <w:r>
+        <w:rPr>
+          <w:rFonts w:ascii="Times New Roman" w:hAnsi="Times New Roman" w:cs="Times New Roman"/>
+        </w:rPr>
+        <w:t xml:space="preserve"> </w:t>
+      </w:r>
+      <w:proofErr w:type="spellStart"/>
+      <w:r>
+        <w:rPr>
+          <w:rFonts w:ascii="Times New Roman" w:hAnsi="Times New Roman" w:cs="Times New Roman"/>
+        </w:rPr>
+        <w:t>definesc</w:t>
+      </w:r>
+      <w:proofErr w:type="spellEnd"/>
+      <w:r>
+        <w:rPr>
+          <w:rFonts w:ascii="Times New Roman" w:hAnsi="Times New Roman" w:cs="Times New Roman"/>
+        </w:rPr>
+        <w:t xml:space="preserve"> </w:t>
+      </w:r>
+      <w:proofErr w:type="spellStart"/>
+      <w:r>
+        <w:rPr>
+          <w:rFonts w:ascii="Times New Roman" w:hAnsi="Times New Roman" w:cs="Times New Roman"/>
+        </w:rPr>
+        <w:t>relațiile</w:t>
+      </w:r>
+      <w:proofErr w:type="spellEnd"/>
+      <w:r>
+        <w:rPr>
+          <w:rFonts w:ascii="Times New Roman" w:hAnsi="Times New Roman" w:cs="Times New Roman"/>
+        </w:rPr>
+        <w:t xml:space="preserve"> </w:t>
+      </w:r>
+      <w:proofErr w:type="spellStart"/>
+      <w:r>
+        <w:rPr>
+          <w:rFonts w:ascii="Times New Roman" w:hAnsi="Times New Roman" w:cs="Times New Roman"/>
+        </w:rPr>
+        <w:t>dintre</w:t>
+      </w:r>
+      <w:proofErr w:type="spellEnd"/>
+      <w:r>
+        <w:rPr>
+          <w:rFonts w:ascii="Times New Roman" w:hAnsi="Times New Roman" w:cs="Times New Roman"/>
+        </w:rPr>
+        <w:t xml:space="preserve"> </w:t>
+      </w:r>
+      <w:proofErr w:type="spellStart"/>
+      <w:r>
+        <w:rPr>
+          <w:rFonts w:ascii="Times New Roman" w:hAnsi="Times New Roman" w:cs="Times New Roman"/>
+        </w:rPr>
+        <w:t>aceste</w:t>
+      </w:r>
+      <w:proofErr w:type="spellEnd"/>
+      <w:r>
+        <w:rPr>
+          <w:rFonts w:ascii="Times New Roman" w:hAnsi="Times New Roman" w:cs="Times New Roman"/>
+        </w:rPr>
+        <w:t xml:space="preserve"> predicate </w:t>
+      </w:r>
+      <w:proofErr w:type="spellStart"/>
+      <w:r>
+        <w:rPr>
+          <w:rFonts w:ascii="Times New Roman" w:hAnsi="Times New Roman" w:cs="Times New Roman"/>
+        </w:rPr>
+        <w:t>și</w:t>
+      </w:r>
+      <w:proofErr w:type="spellEnd"/>
+      <w:r>
+        <w:rPr>
+          <w:rFonts w:ascii="Times New Roman" w:hAnsi="Times New Roman" w:cs="Times New Roman"/>
+        </w:rPr>
+        <w:t xml:space="preserve"> permit </w:t>
+      </w:r>
+      <w:proofErr w:type="spellStart"/>
+      <w:r>
+        <w:rPr>
+          <w:rFonts w:ascii="Times New Roman" w:hAnsi="Times New Roman" w:cs="Times New Roman"/>
+        </w:rPr>
+        <w:t>deducerea</w:t>
+      </w:r>
+      <w:proofErr w:type="spellEnd"/>
+      <w:r>
+        <w:rPr>
+          <w:rFonts w:ascii="Times New Roman" w:hAnsi="Times New Roman" w:cs="Times New Roman"/>
+        </w:rPr>
+        <w:t xml:space="preserve"> </w:t>
+      </w:r>
+      <w:proofErr w:type="spellStart"/>
+      <w:r>
+        <w:rPr>
+          <w:rFonts w:ascii="Times New Roman" w:hAnsi="Times New Roman" w:cs="Times New Roman"/>
+        </w:rPr>
+        <w:t>concluziilor</w:t>
+      </w:r>
+      <w:proofErr w:type="spellEnd"/>
+      <w:r>
+        <w:rPr>
+          <w:rFonts w:ascii="Times New Roman" w:hAnsi="Times New Roman" w:cs="Times New Roman"/>
+        </w:rPr>
+        <w:t>.</w:t>
       </w:r>
     </w:p>
     <w:p>
@@ -1523,6 +2722,7 @@
           <w:szCs w:val="28"/>
         </w:rPr>
       </w:pPr>
+      <w:proofErr w:type="spellStart"/>
       <w:r>
         <w:rPr>
           <w:rFonts w:ascii="Times New Roman" w:hAnsi="Times New Roman" w:cs="Times New Roman"/>
@@ -1532,12 +2732,10 @@
           <w:szCs w:val="28"/>
         </w:rPr>
         <w:lastRenderedPageBreak/>
-        <w:t>Listarea părților semnificative din codul sursă</w:t>
-      </w:r>
-    </w:p>
-    <w:p>
-      <w:pPr>
-        <w:ind w:left="270"/>
+        <w:t>Listarea</w:t>
+      </w:r>
+      <w:proofErr w:type="spellEnd"/>
+      <w:r>
         <w:rPr>
           <w:rFonts w:ascii="Times New Roman" w:hAnsi="Times New Roman" w:cs="Times New Roman"/>
           <w:b/>
@@ -1545,41 +2743,196 @@
           <w:sz w:val="28"/>
           <w:szCs w:val="28"/>
         </w:rPr>
-      </w:pPr>
-    </w:p>
-    <w:p>
-      <w:pPr>
-        <w:rPr>
-          <w:rFonts w:ascii="Times New Roman" w:hAnsi="Times New Roman" w:cs="Times New Roman"/>
-          <w:b/>
-          <w:bCs/>
-        </w:rPr>
-      </w:pPr>
-      <w:r>
-        <w:rPr>
-          <w:rFonts w:ascii="Times New Roman" w:hAnsi="Times New Roman" w:cs="Times New Roman"/>
-          <w:b/>
-          <w:bCs/>
-        </w:rPr>
-        <w:t xml:space="preserve">Motorul de inferență – bucla principală </w:t>
-      </w:r>
-      <w:proofErr w:type="gramStart"/>
-      <w:r>
-        <w:rPr>
-          <w:rFonts w:ascii="Times New Roman" w:hAnsi="Times New Roman" w:cs="Times New Roman"/>
-          <w:b/>
-          <w:bCs/>
-        </w:rPr>
-        <w:t>a</w:t>
-      </w:r>
-      <w:proofErr w:type="gramEnd"/>
-      <w:r>
-        <w:rPr>
-          <w:rFonts w:ascii="Times New Roman" w:hAnsi="Times New Roman" w:cs="Times New Roman"/>
-          <w:b/>
-          <w:bCs/>
-        </w:rPr>
-        <w:t xml:space="preserve"> algoritmului Forward Chaining.</w:t>
+        <w:t xml:space="preserve"> </w:t>
+      </w:r>
+      <w:proofErr w:type="spellStart"/>
+      <w:r>
+        <w:rPr>
+          <w:rFonts w:ascii="Times New Roman" w:hAnsi="Times New Roman" w:cs="Times New Roman"/>
+          <w:b/>
+          <w:bCs/>
+          <w:sz w:val="28"/>
+          <w:szCs w:val="28"/>
+        </w:rPr>
+        <w:t>părților</w:t>
+      </w:r>
+      <w:proofErr w:type="spellEnd"/>
+      <w:r>
+        <w:rPr>
+          <w:rFonts w:ascii="Times New Roman" w:hAnsi="Times New Roman" w:cs="Times New Roman"/>
+          <w:b/>
+          <w:bCs/>
+          <w:sz w:val="28"/>
+          <w:szCs w:val="28"/>
+        </w:rPr>
+        <w:t xml:space="preserve"> </w:t>
+      </w:r>
+      <w:proofErr w:type="spellStart"/>
+      <w:r>
+        <w:rPr>
+          <w:rFonts w:ascii="Times New Roman" w:hAnsi="Times New Roman" w:cs="Times New Roman"/>
+          <w:b/>
+          <w:bCs/>
+          <w:sz w:val="28"/>
+          <w:szCs w:val="28"/>
+        </w:rPr>
+        <w:t>semnificative</w:t>
+      </w:r>
+      <w:proofErr w:type="spellEnd"/>
+      <w:r>
+        <w:rPr>
+          <w:rFonts w:ascii="Times New Roman" w:hAnsi="Times New Roman" w:cs="Times New Roman"/>
+          <w:b/>
+          <w:bCs/>
+          <w:sz w:val="28"/>
+          <w:szCs w:val="28"/>
+        </w:rPr>
+        <w:t xml:space="preserve"> din </w:t>
+      </w:r>
+      <w:proofErr w:type="spellStart"/>
+      <w:r>
+        <w:rPr>
+          <w:rFonts w:ascii="Times New Roman" w:hAnsi="Times New Roman" w:cs="Times New Roman"/>
+          <w:b/>
+          <w:bCs/>
+          <w:sz w:val="28"/>
+          <w:szCs w:val="28"/>
+        </w:rPr>
+        <w:t>codul</w:t>
+      </w:r>
+      <w:proofErr w:type="spellEnd"/>
+      <w:r>
+        <w:rPr>
+          <w:rFonts w:ascii="Times New Roman" w:hAnsi="Times New Roman" w:cs="Times New Roman"/>
+          <w:b/>
+          <w:bCs/>
+          <w:sz w:val="28"/>
+          <w:szCs w:val="28"/>
+        </w:rPr>
+        <w:t xml:space="preserve"> </w:t>
+      </w:r>
+      <w:proofErr w:type="spellStart"/>
+      <w:r>
+        <w:rPr>
+          <w:rFonts w:ascii="Times New Roman" w:hAnsi="Times New Roman" w:cs="Times New Roman"/>
+          <w:b/>
+          <w:bCs/>
+          <w:sz w:val="28"/>
+          <w:szCs w:val="28"/>
+        </w:rPr>
+        <w:t>sursă</w:t>
+      </w:r>
+      <w:proofErr w:type="spellEnd"/>
+    </w:p>
+    <w:p>
+      <w:pPr>
+        <w:ind w:left="270"/>
+        <w:rPr>
+          <w:rFonts w:ascii="Times New Roman" w:hAnsi="Times New Roman" w:cs="Times New Roman"/>
+          <w:b/>
+          <w:bCs/>
+          <w:sz w:val="28"/>
+          <w:szCs w:val="28"/>
+        </w:rPr>
+      </w:pPr>
+    </w:p>
+    <w:p>
+      <w:pPr>
+        <w:rPr>
+          <w:rFonts w:ascii="Times New Roman" w:hAnsi="Times New Roman" w:cs="Times New Roman"/>
+          <w:b/>
+          <w:bCs/>
+        </w:rPr>
+      </w:pPr>
+      <w:proofErr w:type="spellStart"/>
+      <w:r>
+        <w:rPr>
+          <w:rFonts w:ascii="Times New Roman" w:hAnsi="Times New Roman" w:cs="Times New Roman"/>
+          <w:b/>
+          <w:bCs/>
+        </w:rPr>
+        <w:t>Motorul</w:t>
+      </w:r>
+      <w:proofErr w:type="spellEnd"/>
+      <w:r>
+        <w:rPr>
+          <w:rFonts w:ascii="Times New Roman" w:hAnsi="Times New Roman" w:cs="Times New Roman"/>
+          <w:b/>
+          <w:bCs/>
+        </w:rPr>
+        <w:t xml:space="preserve"> de </w:t>
+      </w:r>
+      <w:proofErr w:type="spellStart"/>
+      <w:r>
+        <w:rPr>
+          <w:rFonts w:ascii="Times New Roman" w:hAnsi="Times New Roman" w:cs="Times New Roman"/>
+          <w:b/>
+          <w:bCs/>
+        </w:rPr>
+        <w:t>inferență</w:t>
+      </w:r>
+      <w:proofErr w:type="spellEnd"/>
+      <w:r>
+        <w:rPr>
+          <w:rFonts w:ascii="Times New Roman" w:hAnsi="Times New Roman" w:cs="Times New Roman"/>
+          <w:b/>
+          <w:bCs/>
+        </w:rPr>
+        <w:t xml:space="preserve"> – </w:t>
+      </w:r>
+      <w:proofErr w:type="spellStart"/>
+      <w:r>
+        <w:rPr>
+          <w:rFonts w:ascii="Times New Roman" w:hAnsi="Times New Roman" w:cs="Times New Roman"/>
+          <w:b/>
+          <w:bCs/>
+        </w:rPr>
+        <w:t>bucla</w:t>
+      </w:r>
+      <w:proofErr w:type="spellEnd"/>
+      <w:r>
+        <w:rPr>
+          <w:rFonts w:ascii="Times New Roman" w:hAnsi="Times New Roman" w:cs="Times New Roman"/>
+          <w:b/>
+          <w:bCs/>
+        </w:rPr>
+        <w:t xml:space="preserve"> </w:t>
+      </w:r>
+      <w:proofErr w:type="spellStart"/>
+      <w:r>
+        <w:rPr>
+          <w:rFonts w:ascii="Times New Roman" w:hAnsi="Times New Roman" w:cs="Times New Roman"/>
+          <w:b/>
+          <w:bCs/>
+        </w:rPr>
+        <w:t>principală</w:t>
+      </w:r>
+      <w:proofErr w:type="spellEnd"/>
+      <w:r>
+        <w:rPr>
+          <w:rFonts w:ascii="Times New Roman" w:hAnsi="Times New Roman" w:cs="Times New Roman"/>
+          <w:b/>
+          <w:bCs/>
+        </w:rPr>
+        <w:t xml:space="preserve"> a </w:t>
+      </w:r>
+      <w:proofErr w:type="spellStart"/>
+      <w:r>
+        <w:rPr>
+          <w:rFonts w:ascii="Times New Roman" w:hAnsi="Times New Roman" w:cs="Times New Roman"/>
+          <w:b/>
+          <w:bCs/>
+        </w:rPr>
+        <w:t>algoritmului</w:t>
+      </w:r>
+      <w:proofErr w:type="spellEnd"/>
+      <w:r>
+        <w:rPr>
+          <w:rFonts w:ascii="Times New Roman" w:hAnsi="Times New Roman" w:cs="Times New Roman"/>
+          <w:b/>
+          <w:bCs/>
+        </w:rPr>
+        <w:t xml:space="preserve"> Forward Chaining.</w:t>
       </w:r>
     </w:p>
     <w:p>
@@ -1657,35 +3010,345 @@
           <w:rFonts w:ascii="Times New Roman" w:hAnsi="Times New Roman" w:cs="Times New Roman"/>
         </w:rPr>
       </w:pPr>
-      <w:r>
-        <w:rPr>
-          <w:rFonts w:ascii="Times New Roman" w:hAnsi="Times New Roman" w:cs="Times New Roman"/>
-        </w:rPr>
-        <w:t>Fragmentul de cod prezintă inițializarea procesului de inferență și parcurgerea regulilor din baza de cunoștințe, precum și verificarea potrivirii premiselor cu faptele existente prin unificare.</w:t>
-      </w:r>
-    </w:p>
-    <w:p>
-      <w:pPr>
-        <w:rPr>
-          <w:rFonts w:ascii="Times New Roman" w:hAnsi="Times New Roman" w:cs="Times New Roman"/>
-        </w:rPr>
-      </w:pPr>
-    </w:p>
-    <w:p>
-      <w:pPr>
-        <w:rPr>
-          <w:rFonts w:ascii="Times New Roman" w:hAnsi="Times New Roman" w:cs="Times New Roman"/>
-          <w:b/>
-          <w:bCs/>
-        </w:rPr>
-      </w:pPr>
-      <w:r>
-        <w:rPr>
-          <w:rFonts w:ascii="Times New Roman" w:hAnsi="Times New Roman" w:cs="Times New Roman"/>
-          <w:b/>
-          <w:bCs/>
-        </w:rPr>
-        <w:t>Motorul de inferență – generarea concluziilor.</w:t>
+      <w:proofErr w:type="spellStart"/>
+      <w:r>
+        <w:rPr>
+          <w:rFonts w:ascii="Times New Roman" w:hAnsi="Times New Roman" w:cs="Times New Roman"/>
+        </w:rPr>
+        <w:t>Fragmentul</w:t>
+      </w:r>
+      <w:proofErr w:type="spellEnd"/>
+      <w:r>
+        <w:rPr>
+          <w:rFonts w:ascii="Times New Roman" w:hAnsi="Times New Roman" w:cs="Times New Roman"/>
+        </w:rPr>
+        <w:t xml:space="preserve"> de cod </w:t>
+      </w:r>
+      <w:proofErr w:type="spellStart"/>
+      <w:r>
+        <w:rPr>
+          <w:rFonts w:ascii="Times New Roman" w:hAnsi="Times New Roman" w:cs="Times New Roman"/>
+        </w:rPr>
+        <w:t>prezintă</w:t>
+      </w:r>
+      <w:proofErr w:type="spellEnd"/>
+      <w:r>
+        <w:rPr>
+          <w:rFonts w:ascii="Times New Roman" w:hAnsi="Times New Roman" w:cs="Times New Roman"/>
+        </w:rPr>
+        <w:t xml:space="preserve"> </w:t>
+      </w:r>
+      <w:proofErr w:type="spellStart"/>
+      <w:r>
+        <w:rPr>
+          <w:rFonts w:ascii="Times New Roman" w:hAnsi="Times New Roman" w:cs="Times New Roman"/>
+        </w:rPr>
+        <w:t>inițializarea</w:t>
+      </w:r>
+      <w:proofErr w:type="spellEnd"/>
+      <w:r>
+        <w:rPr>
+          <w:rFonts w:ascii="Times New Roman" w:hAnsi="Times New Roman" w:cs="Times New Roman"/>
+        </w:rPr>
+        <w:t xml:space="preserve"> </w:t>
+      </w:r>
+      <w:proofErr w:type="spellStart"/>
+      <w:r>
+        <w:rPr>
+          <w:rFonts w:ascii="Times New Roman" w:hAnsi="Times New Roman" w:cs="Times New Roman"/>
+        </w:rPr>
+        <w:t>procesului</w:t>
+      </w:r>
+      <w:proofErr w:type="spellEnd"/>
+      <w:r>
+        <w:rPr>
+          <w:rFonts w:ascii="Times New Roman" w:hAnsi="Times New Roman" w:cs="Times New Roman"/>
+        </w:rPr>
+        <w:t xml:space="preserve"> de </w:t>
+      </w:r>
+      <w:proofErr w:type="spellStart"/>
+      <w:r>
+        <w:rPr>
+          <w:rFonts w:ascii="Times New Roman" w:hAnsi="Times New Roman" w:cs="Times New Roman"/>
+        </w:rPr>
+        <w:t>inferență</w:t>
+      </w:r>
+      <w:proofErr w:type="spellEnd"/>
+      <w:r>
+        <w:rPr>
+          <w:rFonts w:ascii="Times New Roman" w:hAnsi="Times New Roman" w:cs="Times New Roman"/>
+        </w:rPr>
+        <w:t xml:space="preserve"> </w:t>
+      </w:r>
+      <w:proofErr w:type="spellStart"/>
+      <w:r>
+        <w:rPr>
+          <w:rFonts w:ascii="Times New Roman" w:hAnsi="Times New Roman" w:cs="Times New Roman"/>
+        </w:rPr>
+        <w:t>și</w:t>
+      </w:r>
+      <w:proofErr w:type="spellEnd"/>
+      <w:r>
+        <w:rPr>
+          <w:rFonts w:ascii="Times New Roman" w:hAnsi="Times New Roman" w:cs="Times New Roman"/>
+        </w:rPr>
+        <w:t xml:space="preserve"> </w:t>
+      </w:r>
+      <w:proofErr w:type="spellStart"/>
+      <w:r>
+        <w:rPr>
+          <w:rFonts w:ascii="Times New Roman" w:hAnsi="Times New Roman" w:cs="Times New Roman"/>
+        </w:rPr>
+        <w:t>parcurgerea</w:t>
+      </w:r>
+      <w:proofErr w:type="spellEnd"/>
+      <w:r>
+        <w:rPr>
+          <w:rFonts w:ascii="Times New Roman" w:hAnsi="Times New Roman" w:cs="Times New Roman"/>
+        </w:rPr>
+        <w:t xml:space="preserve"> </w:t>
+      </w:r>
+      <w:proofErr w:type="spellStart"/>
+      <w:r>
+        <w:rPr>
+          <w:rFonts w:ascii="Times New Roman" w:hAnsi="Times New Roman" w:cs="Times New Roman"/>
+        </w:rPr>
+        <w:t>regulilor</w:t>
+      </w:r>
+      <w:proofErr w:type="spellEnd"/>
+      <w:r>
+        <w:rPr>
+          <w:rFonts w:ascii="Times New Roman" w:hAnsi="Times New Roman" w:cs="Times New Roman"/>
+        </w:rPr>
+        <w:t xml:space="preserve"> din </w:t>
+      </w:r>
+      <w:proofErr w:type="spellStart"/>
+      <w:r>
+        <w:rPr>
+          <w:rFonts w:ascii="Times New Roman" w:hAnsi="Times New Roman" w:cs="Times New Roman"/>
+        </w:rPr>
+        <w:t>baza</w:t>
+      </w:r>
+      <w:proofErr w:type="spellEnd"/>
+      <w:r>
+        <w:rPr>
+          <w:rFonts w:ascii="Times New Roman" w:hAnsi="Times New Roman" w:cs="Times New Roman"/>
+        </w:rPr>
+        <w:t xml:space="preserve"> de </w:t>
+      </w:r>
+      <w:proofErr w:type="spellStart"/>
+      <w:r>
+        <w:rPr>
+          <w:rFonts w:ascii="Times New Roman" w:hAnsi="Times New Roman" w:cs="Times New Roman"/>
+        </w:rPr>
+        <w:t>cunoștințe</w:t>
+      </w:r>
+      <w:proofErr w:type="spellEnd"/>
+      <w:r>
+        <w:rPr>
+          <w:rFonts w:ascii="Times New Roman" w:hAnsi="Times New Roman" w:cs="Times New Roman"/>
+        </w:rPr>
+        <w:t xml:space="preserve">, precum </w:t>
+      </w:r>
+      <w:proofErr w:type="spellStart"/>
+      <w:r>
+        <w:rPr>
+          <w:rFonts w:ascii="Times New Roman" w:hAnsi="Times New Roman" w:cs="Times New Roman"/>
+        </w:rPr>
+        <w:t>și</w:t>
+      </w:r>
+      <w:proofErr w:type="spellEnd"/>
+      <w:r>
+        <w:rPr>
+          <w:rFonts w:ascii="Times New Roman" w:hAnsi="Times New Roman" w:cs="Times New Roman"/>
+        </w:rPr>
+        <w:t xml:space="preserve"> </w:t>
+      </w:r>
+      <w:proofErr w:type="spellStart"/>
+      <w:r>
+        <w:rPr>
+          <w:rFonts w:ascii="Times New Roman" w:hAnsi="Times New Roman" w:cs="Times New Roman"/>
+        </w:rPr>
+        <w:t>verificarea</w:t>
+      </w:r>
+      <w:proofErr w:type="spellEnd"/>
+      <w:r>
+        <w:rPr>
+          <w:rFonts w:ascii="Times New Roman" w:hAnsi="Times New Roman" w:cs="Times New Roman"/>
+        </w:rPr>
+        <w:t xml:space="preserve"> </w:t>
+      </w:r>
+      <w:proofErr w:type="spellStart"/>
+      <w:r>
+        <w:rPr>
+          <w:rFonts w:ascii="Times New Roman" w:hAnsi="Times New Roman" w:cs="Times New Roman"/>
+        </w:rPr>
+        <w:t>potrivirii</w:t>
+      </w:r>
+      <w:proofErr w:type="spellEnd"/>
+      <w:r>
+        <w:rPr>
+          <w:rFonts w:ascii="Times New Roman" w:hAnsi="Times New Roman" w:cs="Times New Roman"/>
+        </w:rPr>
+        <w:t xml:space="preserve"> </w:t>
+      </w:r>
+      <w:proofErr w:type="spellStart"/>
+      <w:r>
+        <w:rPr>
+          <w:rFonts w:ascii="Times New Roman" w:hAnsi="Times New Roman" w:cs="Times New Roman"/>
+        </w:rPr>
+        <w:t>premiselor</w:t>
+      </w:r>
+      <w:proofErr w:type="spellEnd"/>
+      <w:r>
+        <w:rPr>
+          <w:rFonts w:ascii="Times New Roman" w:hAnsi="Times New Roman" w:cs="Times New Roman"/>
+        </w:rPr>
+        <w:t xml:space="preserve"> cu </w:t>
+      </w:r>
+      <w:proofErr w:type="spellStart"/>
+      <w:r>
+        <w:rPr>
+          <w:rFonts w:ascii="Times New Roman" w:hAnsi="Times New Roman" w:cs="Times New Roman"/>
+        </w:rPr>
+        <w:t>faptele</w:t>
+      </w:r>
+      <w:proofErr w:type="spellEnd"/>
+      <w:r>
+        <w:rPr>
+          <w:rFonts w:ascii="Times New Roman" w:hAnsi="Times New Roman" w:cs="Times New Roman"/>
+        </w:rPr>
+        <w:t xml:space="preserve"> </w:t>
+      </w:r>
+      <w:proofErr w:type="spellStart"/>
+      <w:r>
+        <w:rPr>
+          <w:rFonts w:ascii="Times New Roman" w:hAnsi="Times New Roman" w:cs="Times New Roman"/>
+        </w:rPr>
+        <w:t>existente</w:t>
+      </w:r>
+      <w:proofErr w:type="spellEnd"/>
+      <w:r>
+        <w:rPr>
+          <w:rFonts w:ascii="Times New Roman" w:hAnsi="Times New Roman" w:cs="Times New Roman"/>
+        </w:rPr>
+        <w:t xml:space="preserve"> </w:t>
+      </w:r>
+      <w:proofErr w:type="spellStart"/>
+      <w:r>
+        <w:rPr>
+          <w:rFonts w:ascii="Times New Roman" w:hAnsi="Times New Roman" w:cs="Times New Roman"/>
+        </w:rPr>
+        <w:t>prin</w:t>
+      </w:r>
+      <w:proofErr w:type="spellEnd"/>
+      <w:r>
+        <w:rPr>
+          <w:rFonts w:ascii="Times New Roman" w:hAnsi="Times New Roman" w:cs="Times New Roman"/>
+        </w:rPr>
+        <w:t xml:space="preserve"> </w:t>
+      </w:r>
+      <w:proofErr w:type="spellStart"/>
+      <w:r>
+        <w:rPr>
+          <w:rFonts w:ascii="Times New Roman" w:hAnsi="Times New Roman" w:cs="Times New Roman"/>
+        </w:rPr>
+        <w:t>unificare</w:t>
+      </w:r>
+      <w:proofErr w:type="spellEnd"/>
+      <w:r>
+        <w:rPr>
+          <w:rFonts w:ascii="Times New Roman" w:hAnsi="Times New Roman" w:cs="Times New Roman"/>
+        </w:rPr>
+        <w:t>.</w:t>
+      </w:r>
+    </w:p>
+    <w:p>
+      <w:pPr>
+        <w:rPr>
+          <w:rFonts w:ascii="Times New Roman" w:hAnsi="Times New Roman" w:cs="Times New Roman"/>
+        </w:rPr>
+      </w:pPr>
+    </w:p>
+    <w:p>
+      <w:pPr>
+        <w:rPr>
+          <w:rFonts w:ascii="Times New Roman" w:hAnsi="Times New Roman" w:cs="Times New Roman"/>
+          <w:b/>
+          <w:bCs/>
+        </w:rPr>
+      </w:pPr>
+      <w:proofErr w:type="spellStart"/>
+      <w:r>
+        <w:rPr>
+          <w:rFonts w:ascii="Times New Roman" w:hAnsi="Times New Roman" w:cs="Times New Roman"/>
+          <w:b/>
+          <w:bCs/>
+        </w:rPr>
+        <w:t>Motorul</w:t>
+      </w:r>
+      <w:proofErr w:type="spellEnd"/>
+      <w:r>
+        <w:rPr>
+          <w:rFonts w:ascii="Times New Roman" w:hAnsi="Times New Roman" w:cs="Times New Roman"/>
+          <w:b/>
+          <w:bCs/>
+        </w:rPr>
+        <w:t xml:space="preserve"> de </w:t>
+      </w:r>
+      <w:proofErr w:type="spellStart"/>
+      <w:r>
+        <w:rPr>
+          <w:rFonts w:ascii="Times New Roman" w:hAnsi="Times New Roman" w:cs="Times New Roman"/>
+          <w:b/>
+          <w:bCs/>
+        </w:rPr>
+        <w:t>inferență</w:t>
+      </w:r>
+      <w:proofErr w:type="spellEnd"/>
+      <w:r>
+        <w:rPr>
+          <w:rFonts w:ascii="Times New Roman" w:hAnsi="Times New Roman" w:cs="Times New Roman"/>
+          <w:b/>
+          <w:bCs/>
+        </w:rPr>
+        <w:t xml:space="preserve"> – </w:t>
+      </w:r>
+      <w:proofErr w:type="spellStart"/>
+      <w:r>
+        <w:rPr>
+          <w:rFonts w:ascii="Times New Roman" w:hAnsi="Times New Roman" w:cs="Times New Roman"/>
+          <w:b/>
+          <w:bCs/>
+        </w:rPr>
+        <w:t>generarea</w:t>
+      </w:r>
+      <w:proofErr w:type="spellEnd"/>
+      <w:r>
+        <w:rPr>
+          <w:rFonts w:ascii="Times New Roman" w:hAnsi="Times New Roman" w:cs="Times New Roman"/>
+          <w:b/>
+          <w:bCs/>
+        </w:rPr>
+        <w:t xml:space="preserve"> </w:t>
+      </w:r>
+      <w:proofErr w:type="spellStart"/>
+      <w:r>
+        <w:rPr>
+          <w:rFonts w:ascii="Times New Roman" w:hAnsi="Times New Roman" w:cs="Times New Roman"/>
+          <w:b/>
+          <w:bCs/>
+        </w:rPr>
+        <w:t>concluziilor</w:t>
+      </w:r>
+      <w:proofErr w:type="spellEnd"/>
+      <w:r>
+        <w:rPr>
+          <w:rFonts w:ascii="Times New Roman" w:hAnsi="Times New Roman" w:cs="Times New Roman"/>
+          <w:b/>
+          <w:bCs/>
+        </w:rPr>
+        <w:t>.</w:t>
       </w:r>
     </w:p>
     <w:p>
@@ -1759,48 +3422,436 @@
           <w:rFonts w:ascii="Times New Roman" w:hAnsi="Times New Roman" w:cs="Times New Roman"/>
         </w:rPr>
       </w:pPr>
+      <w:proofErr w:type="spellStart"/>
       <w:r>
         <w:rPr>
           <w:rFonts w:ascii="Times New Roman" w:hAnsi="Times New Roman" w:cs="Times New Roman"/>
         </w:rPr>
         <w:lastRenderedPageBreak/>
-        <w:t>Această parte a codului realizează aplicarea substituțiilor asupra concluziei regulii și adăugarea faptelor noi în baza de cunoștințe,</w:t>
-      </w:r>
-      <w:r>
-        <w:rPr>
-          <w:rFonts w:ascii="Times New Roman" w:hAnsi="Times New Roman" w:cs="Times New Roman"/>
-        </w:rPr>
-        <w:t xml:space="preserve"> </w:t>
-      </w:r>
-      <w:r>
-        <w:rPr>
-          <w:rFonts w:ascii="Times New Roman" w:hAnsi="Times New Roman" w:cs="Times New Roman"/>
-        </w:rPr>
-        <w:t>continuând procesul până când nu mai pot fi deduse informații suplimentare.</w:t>
-      </w:r>
-    </w:p>
-    <w:p>
-      <w:pPr>
-        <w:rPr>
-          <w:rFonts w:ascii="Times New Roman" w:hAnsi="Times New Roman" w:cs="Times New Roman"/>
-        </w:rPr>
-      </w:pPr>
-    </w:p>
-    <w:p>
-      <w:pPr>
-        <w:rPr>
-          <w:rFonts w:ascii="Times New Roman" w:hAnsi="Times New Roman" w:cs="Times New Roman"/>
-          <w:b/>
-          <w:bCs/>
-        </w:rPr>
-      </w:pPr>
-      <w:r>
-        <w:rPr>
-          <w:rFonts w:ascii="Times New Roman" w:hAnsi="Times New Roman" w:cs="Times New Roman"/>
-          <w:b/>
-          <w:bCs/>
-        </w:rPr>
-        <w:t>Implementarea algoritmului de unificare a predicatelor.</w:t>
+        <w:t>Această</w:t>
+      </w:r>
+      <w:proofErr w:type="spellEnd"/>
+      <w:r>
+        <w:rPr>
+          <w:rFonts w:ascii="Times New Roman" w:hAnsi="Times New Roman" w:cs="Times New Roman"/>
+        </w:rPr>
+        <w:t xml:space="preserve"> </w:t>
+      </w:r>
+      <w:proofErr w:type="spellStart"/>
+      <w:r>
+        <w:rPr>
+          <w:rFonts w:ascii="Times New Roman" w:hAnsi="Times New Roman" w:cs="Times New Roman"/>
+        </w:rPr>
+        <w:t>parte</w:t>
+      </w:r>
+      <w:proofErr w:type="spellEnd"/>
+      <w:r>
+        <w:rPr>
+          <w:rFonts w:ascii="Times New Roman" w:hAnsi="Times New Roman" w:cs="Times New Roman"/>
+        </w:rPr>
+        <w:t xml:space="preserve"> a </w:t>
+      </w:r>
+      <w:proofErr w:type="spellStart"/>
+      <w:r>
+        <w:rPr>
+          <w:rFonts w:ascii="Times New Roman" w:hAnsi="Times New Roman" w:cs="Times New Roman"/>
+        </w:rPr>
+        <w:t>codului</w:t>
+      </w:r>
+      <w:proofErr w:type="spellEnd"/>
+      <w:r>
+        <w:rPr>
+          <w:rFonts w:ascii="Times New Roman" w:hAnsi="Times New Roman" w:cs="Times New Roman"/>
+        </w:rPr>
+        <w:t xml:space="preserve"> </w:t>
+      </w:r>
+      <w:proofErr w:type="spellStart"/>
+      <w:r>
+        <w:rPr>
+          <w:rFonts w:ascii="Times New Roman" w:hAnsi="Times New Roman" w:cs="Times New Roman"/>
+        </w:rPr>
+        <w:t>realizează</w:t>
+      </w:r>
+      <w:proofErr w:type="spellEnd"/>
+      <w:r>
+        <w:rPr>
+          <w:rFonts w:ascii="Times New Roman" w:hAnsi="Times New Roman" w:cs="Times New Roman"/>
+        </w:rPr>
+        <w:t xml:space="preserve"> </w:t>
+      </w:r>
+      <w:proofErr w:type="spellStart"/>
+      <w:r>
+        <w:rPr>
+          <w:rFonts w:ascii="Times New Roman" w:hAnsi="Times New Roman" w:cs="Times New Roman"/>
+        </w:rPr>
+        <w:t>aplicarea</w:t>
+      </w:r>
+      <w:proofErr w:type="spellEnd"/>
+      <w:r>
+        <w:rPr>
+          <w:rFonts w:ascii="Times New Roman" w:hAnsi="Times New Roman" w:cs="Times New Roman"/>
+        </w:rPr>
+        <w:t xml:space="preserve"> </w:t>
+      </w:r>
+      <w:proofErr w:type="spellStart"/>
+      <w:r>
+        <w:rPr>
+          <w:rFonts w:ascii="Times New Roman" w:hAnsi="Times New Roman" w:cs="Times New Roman"/>
+        </w:rPr>
+        <w:t>substituțiilor</w:t>
+      </w:r>
+      <w:proofErr w:type="spellEnd"/>
+      <w:r>
+        <w:rPr>
+          <w:rFonts w:ascii="Times New Roman" w:hAnsi="Times New Roman" w:cs="Times New Roman"/>
+        </w:rPr>
+        <w:t xml:space="preserve"> </w:t>
+      </w:r>
+      <w:proofErr w:type="spellStart"/>
+      <w:r>
+        <w:rPr>
+          <w:rFonts w:ascii="Times New Roman" w:hAnsi="Times New Roman" w:cs="Times New Roman"/>
+        </w:rPr>
+        <w:t>asupra</w:t>
+      </w:r>
+      <w:proofErr w:type="spellEnd"/>
+      <w:r>
+        <w:rPr>
+          <w:rFonts w:ascii="Times New Roman" w:hAnsi="Times New Roman" w:cs="Times New Roman"/>
+        </w:rPr>
+        <w:t xml:space="preserve"> </w:t>
+      </w:r>
+      <w:proofErr w:type="spellStart"/>
+      <w:r>
+        <w:rPr>
+          <w:rFonts w:ascii="Times New Roman" w:hAnsi="Times New Roman" w:cs="Times New Roman"/>
+        </w:rPr>
+        <w:t>concluziei</w:t>
+      </w:r>
+      <w:proofErr w:type="spellEnd"/>
+      <w:r>
+        <w:rPr>
+          <w:rFonts w:ascii="Times New Roman" w:hAnsi="Times New Roman" w:cs="Times New Roman"/>
+        </w:rPr>
+        <w:t xml:space="preserve"> </w:t>
+      </w:r>
+      <w:proofErr w:type="spellStart"/>
+      <w:r>
+        <w:rPr>
+          <w:rFonts w:ascii="Times New Roman" w:hAnsi="Times New Roman" w:cs="Times New Roman"/>
+        </w:rPr>
+        <w:t>regulii</w:t>
+      </w:r>
+      <w:proofErr w:type="spellEnd"/>
+      <w:r>
+        <w:rPr>
+          <w:rFonts w:ascii="Times New Roman" w:hAnsi="Times New Roman" w:cs="Times New Roman"/>
+        </w:rPr>
+        <w:t xml:space="preserve"> </w:t>
+      </w:r>
+      <w:proofErr w:type="spellStart"/>
+      <w:r>
+        <w:rPr>
+          <w:rFonts w:ascii="Times New Roman" w:hAnsi="Times New Roman" w:cs="Times New Roman"/>
+        </w:rPr>
+        <w:t>și</w:t>
+      </w:r>
+      <w:proofErr w:type="spellEnd"/>
+      <w:r>
+        <w:rPr>
+          <w:rFonts w:ascii="Times New Roman" w:hAnsi="Times New Roman" w:cs="Times New Roman"/>
+        </w:rPr>
+        <w:t xml:space="preserve"> </w:t>
+      </w:r>
+      <w:proofErr w:type="spellStart"/>
+      <w:r>
+        <w:rPr>
+          <w:rFonts w:ascii="Times New Roman" w:hAnsi="Times New Roman" w:cs="Times New Roman"/>
+        </w:rPr>
+        <w:t>adăugarea</w:t>
+      </w:r>
+      <w:proofErr w:type="spellEnd"/>
+      <w:r>
+        <w:rPr>
+          <w:rFonts w:ascii="Times New Roman" w:hAnsi="Times New Roman" w:cs="Times New Roman"/>
+        </w:rPr>
+        <w:t xml:space="preserve"> </w:t>
+      </w:r>
+      <w:proofErr w:type="spellStart"/>
+      <w:r>
+        <w:rPr>
+          <w:rFonts w:ascii="Times New Roman" w:hAnsi="Times New Roman" w:cs="Times New Roman"/>
+        </w:rPr>
+        <w:t>faptelor</w:t>
+      </w:r>
+      <w:proofErr w:type="spellEnd"/>
+      <w:r>
+        <w:rPr>
+          <w:rFonts w:ascii="Times New Roman" w:hAnsi="Times New Roman" w:cs="Times New Roman"/>
+        </w:rPr>
+        <w:t xml:space="preserve"> </w:t>
+      </w:r>
+      <w:proofErr w:type="spellStart"/>
+      <w:r>
+        <w:rPr>
+          <w:rFonts w:ascii="Times New Roman" w:hAnsi="Times New Roman" w:cs="Times New Roman"/>
+        </w:rPr>
+        <w:t>noi</w:t>
+      </w:r>
+      <w:proofErr w:type="spellEnd"/>
+      <w:r>
+        <w:rPr>
+          <w:rFonts w:ascii="Times New Roman" w:hAnsi="Times New Roman" w:cs="Times New Roman"/>
+        </w:rPr>
+        <w:t xml:space="preserve"> </w:t>
+      </w:r>
+      <w:proofErr w:type="spellStart"/>
+      <w:r>
+        <w:rPr>
+          <w:rFonts w:ascii="Times New Roman" w:hAnsi="Times New Roman" w:cs="Times New Roman"/>
+        </w:rPr>
+        <w:t>în</w:t>
+      </w:r>
+      <w:proofErr w:type="spellEnd"/>
+      <w:r>
+        <w:rPr>
+          <w:rFonts w:ascii="Times New Roman" w:hAnsi="Times New Roman" w:cs="Times New Roman"/>
+        </w:rPr>
+        <w:t xml:space="preserve"> </w:t>
+      </w:r>
+      <w:proofErr w:type="spellStart"/>
+      <w:r>
+        <w:rPr>
+          <w:rFonts w:ascii="Times New Roman" w:hAnsi="Times New Roman" w:cs="Times New Roman"/>
+        </w:rPr>
+        <w:t>baza</w:t>
+      </w:r>
+      <w:proofErr w:type="spellEnd"/>
+      <w:r>
+        <w:rPr>
+          <w:rFonts w:ascii="Times New Roman" w:hAnsi="Times New Roman" w:cs="Times New Roman"/>
+        </w:rPr>
+        <w:t xml:space="preserve"> de </w:t>
+      </w:r>
+      <w:proofErr w:type="spellStart"/>
+      <w:r>
+        <w:rPr>
+          <w:rFonts w:ascii="Times New Roman" w:hAnsi="Times New Roman" w:cs="Times New Roman"/>
+        </w:rPr>
+        <w:t>cunoștințe</w:t>
+      </w:r>
+      <w:proofErr w:type="spellEnd"/>
+      <w:r>
+        <w:rPr>
+          <w:rFonts w:ascii="Times New Roman" w:hAnsi="Times New Roman" w:cs="Times New Roman"/>
+        </w:rPr>
+        <w:t>,</w:t>
+      </w:r>
+      <w:r>
+        <w:rPr>
+          <w:rFonts w:ascii="Times New Roman" w:hAnsi="Times New Roman" w:cs="Times New Roman"/>
+        </w:rPr>
+        <w:t xml:space="preserve"> </w:t>
+      </w:r>
+      <w:proofErr w:type="spellStart"/>
+      <w:r>
+        <w:rPr>
+          <w:rFonts w:ascii="Times New Roman" w:hAnsi="Times New Roman" w:cs="Times New Roman"/>
+        </w:rPr>
+        <w:t>continuând</w:t>
+      </w:r>
+      <w:proofErr w:type="spellEnd"/>
+      <w:r>
+        <w:rPr>
+          <w:rFonts w:ascii="Times New Roman" w:hAnsi="Times New Roman" w:cs="Times New Roman"/>
+        </w:rPr>
+        <w:t xml:space="preserve"> </w:t>
+      </w:r>
+      <w:proofErr w:type="spellStart"/>
+      <w:r>
+        <w:rPr>
+          <w:rFonts w:ascii="Times New Roman" w:hAnsi="Times New Roman" w:cs="Times New Roman"/>
+        </w:rPr>
+        <w:t>procesul</w:t>
+      </w:r>
+      <w:proofErr w:type="spellEnd"/>
+      <w:r>
+        <w:rPr>
+          <w:rFonts w:ascii="Times New Roman" w:hAnsi="Times New Roman" w:cs="Times New Roman"/>
+        </w:rPr>
+        <w:t xml:space="preserve"> </w:t>
+      </w:r>
+      <w:proofErr w:type="spellStart"/>
+      <w:r>
+        <w:rPr>
+          <w:rFonts w:ascii="Times New Roman" w:hAnsi="Times New Roman" w:cs="Times New Roman"/>
+        </w:rPr>
+        <w:t>până</w:t>
+      </w:r>
+      <w:proofErr w:type="spellEnd"/>
+      <w:r>
+        <w:rPr>
+          <w:rFonts w:ascii="Times New Roman" w:hAnsi="Times New Roman" w:cs="Times New Roman"/>
+        </w:rPr>
+        <w:t xml:space="preserve"> </w:t>
+      </w:r>
+      <w:proofErr w:type="spellStart"/>
+      <w:r>
+        <w:rPr>
+          <w:rFonts w:ascii="Times New Roman" w:hAnsi="Times New Roman" w:cs="Times New Roman"/>
+        </w:rPr>
+        <w:t>când</w:t>
+      </w:r>
+      <w:proofErr w:type="spellEnd"/>
+      <w:r>
+        <w:rPr>
+          <w:rFonts w:ascii="Times New Roman" w:hAnsi="Times New Roman" w:cs="Times New Roman"/>
+        </w:rPr>
+        <w:t xml:space="preserve"> nu </w:t>
+      </w:r>
+      <w:proofErr w:type="spellStart"/>
+      <w:r>
+        <w:rPr>
+          <w:rFonts w:ascii="Times New Roman" w:hAnsi="Times New Roman" w:cs="Times New Roman"/>
+        </w:rPr>
+        <w:t>mai</w:t>
+      </w:r>
+      <w:proofErr w:type="spellEnd"/>
+      <w:r>
+        <w:rPr>
+          <w:rFonts w:ascii="Times New Roman" w:hAnsi="Times New Roman" w:cs="Times New Roman"/>
+        </w:rPr>
+        <w:t xml:space="preserve"> pot fi </w:t>
+      </w:r>
+      <w:proofErr w:type="spellStart"/>
+      <w:r>
+        <w:rPr>
+          <w:rFonts w:ascii="Times New Roman" w:hAnsi="Times New Roman" w:cs="Times New Roman"/>
+        </w:rPr>
+        <w:t>deduse</w:t>
+      </w:r>
+      <w:proofErr w:type="spellEnd"/>
+      <w:r>
+        <w:rPr>
+          <w:rFonts w:ascii="Times New Roman" w:hAnsi="Times New Roman" w:cs="Times New Roman"/>
+        </w:rPr>
+        <w:t xml:space="preserve"> </w:t>
+      </w:r>
+      <w:proofErr w:type="spellStart"/>
+      <w:r>
+        <w:rPr>
+          <w:rFonts w:ascii="Times New Roman" w:hAnsi="Times New Roman" w:cs="Times New Roman"/>
+        </w:rPr>
+        <w:t>informații</w:t>
+      </w:r>
+      <w:proofErr w:type="spellEnd"/>
+      <w:r>
+        <w:rPr>
+          <w:rFonts w:ascii="Times New Roman" w:hAnsi="Times New Roman" w:cs="Times New Roman"/>
+        </w:rPr>
+        <w:t xml:space="preserve"> </w:t>
+      </w:r>
+      <w:proofErr w:type="spellStart"/>
+      <w:r>
+        <w:rPr>
+          <w:rFonts w:ascii="Times New Roman" w:hAnsi="Times New Roman" w:cs="Times New Roman"/>
+        </w:rPr>
+        <w:t>suplimentare</w:t>
+      </w:r>
+      <w:proofErr w:type="spellEnd"/>
+      <w:r>
+        <w:rPr>
+          <w:rFonts w:ascii="Times New Roman" w:hAnsi="Times New Roman" w:cs="Times New Roman"/>
+        </w:rPr>
+        <w:t>.</w:t>
+      </w:r>
+    </w:p>
+    <w:p>
+      <w:pPr>
+        <w:rPr>
+          <w:rFonts w:ascii="Times New Roman" w:hAnsi="Times New Roman" w:cs="Times New Roman"/>
+        </w:rPr>
+      </w:pPr>
+    </w:p>
+    <w:p>
+      <w:pPr>
+        <w:rPr>
+          <w:rFonts w:ascii="Times New Roman" w:hAnsi="Times New Roman" w:cs="Times New Roman"/>
+          <w:b/>
+          <w:bCs/>
+        </w:rPr>
+      </w:pPr>
+      <w:proofErr w:type="spellStart"/>
+      <w:r>
+        <w:rPr>
+          <w:rFonts w:ascii="Times New Roman" w:hAnsi="Times New Roman" w:cs="Times New Roman"/>
+          <w:b/>
+          <w:bCs/>
+        </w:rPr>
+        <w:t>Implementarea</w:t>
+      </w:r>
+      <w:proofErr w:type="spellEnd"/>
+      <w:r>
+        <w:rPr>
+          <w:rFonts w:ascii="Times New Roman" w:hAnsi="Times New Roman" w:cs="Times New Roman"/>
+          <w:b/>
+          <w:bCs/>
+        </w:rPr>
+        <w:t xml:space="preserve"> </w:t>
+      </w:r>
+      <w:proofErr w:type="spellStart"/>
+      <w:r>
+        <w:rPr>
+          <w:rFonts w:ascii="Times New Roman" w:hAnsi="Times New Roman" w:cs="Times New Roman"/>
+          <w:b/>
+          <w:bCs/>
+        </w:rPr>
+        <w:t>algoritmului</w:t>
+      </w:r>
+      <w:proofErr w:type="spellEnd"/>
+      <w:r>
+        <w:rPr>
+          <w:rFonts w:ascii="Times New Roman" w:hAnsi="Times New Roman" w:cs="Times New Roman"/>
+          <w:b/>
+          <w:bCs/>
+        </w:rPr>
+        <w:t xml:space="preserve"> de </w:t>
+      </w:r>
+      <w:proofErr w:type="spellStart"/>
+      <w:r>
+        <w:rPr>
+          <w:rFonts w:ascii="Times New Roman" w:hAnsi="Times New Roman" w:cs="Times New Roman"/>
+          <w:b/>
+          <w:bCs/>
+        </w:rPr>
+        <w:t>unificare</w:t>
+      </w:r>
+      <w:proofErr w:type="spellEnd"/>
+      <w:r>
+        <w:rPr>
+          <w:rFonts w:ascii="Times New Roman" w:hAnsi="Times New Roman" w:cs="Times New Roman"/>
+          <w:b/>
+          <w:bCs/>
+        </w:rPr>
+        <w:t xml:space="preserve"> a </w:t>
+      </w:r>
+      <w:proofErr w:type="spellStart"/>
+      <w:r>
+        <w:rPr>
+          <w:rFonts w:ascii="Times New Roman" w:hAnsi="Times New Roman" w:cs="Times New Roman"/>
+          <w:b/>
+          <w:bCs/>
+        </w:rPr>
+        <w:t>predicatelor</w:t>
+      </w:r>
+      <w:proofErr w:type="spellEnd"/>
+      <w:r>
+        <w:rPr>
+          <w:rFonts w:ascii="Times New Roman" w:hAnsi="Times New Roman" w:cs="Times New Roman"/>
+          <w:b/>
+          <w:bCs/>
+        </w:rPr>
+        <w:t>.</w:t>
       </w:r>
     </w:p>
     <w:p>
@@ -1874,11 +3925,509 @@
           <w:rFonts w:ascii="Times New Roman" w:hAnsi="Times New Roman" w:cs="Times New Roman"/>
         </w:rPr>
       </w:pPr>
-      <w:r>
-        <w:rPr>
-          <w:rFonts w:ascii="Times New Roman" w:hAnsi="Times New Roman" w:cs="Times New Roman"/>
-        </w:rPr>
-        <w:t>Metoda CanUnify verifică dacă două predicate se pot unifica prin compararea numelui și a numărului de argumente. Variabilele sunt identificate prin prefixul „?”, iar în cazul în care sunt întâlnite, acestea sunt asociate cu valorile corespunzătoare prin intermediul unui dicționar de substituții. Dacă apare un conflict între constante, unificarea eșuează.</w:t>
+      <w:proofErr w:type="spellStart"/>
+      <w:r>
+        <w:rPr>
+          <w:rFonts w:ascii="Times New Roman" w:hAnsi="Times New Roman" w:cs="Times New Roman"/>
+        </w:rPr>
+        <w:t>Metoda</w:t>
+      </w:r>
+      <w:proofErr w:type="spellEnd"/>
+      <w:r>
+        <w:rPr>
+          <w:rFonts w:ascii="Times New Roman" w:hAnsi="Times New Roman" w:cs="Times New Roman"/>
+        </w:rPr>
+        <w:t xml:space="preserve"> </w:t>
+      </w:r>
+      <w:proofErr w:type="spellStart"/>
+      <w:r>
+        <w:rPr>
+          <w:rFonts w:ascii="Times New Roman" w:hAnsi="Times New Roman" w:cs="Times New Roman"/>
+        </w:rPr>
+        <w:t>CanUnify</w:t>
+      </w:r>
+      <w:proofErr w:type="spellEnd"/>
+      <w:r>
+        <w:rPr>
+          <w:rFonts w:ascii="Times New Roman" w:hAnsi="Times New Roman" w:cs="Times New Roman"/>
+        </w:rPr>
+        <w:t xml:space="preserve"> </w:t>
+      </w:r>
+      <w:proofErr w:type="spellStart"/>
+      <w:r>
+        <w:rPr>
+          <w:rFonts w:ascii="Times New Roman" w:hAnsi="Times New Roman" w:cs="Times New Roman"/>
+        </w:rPr>
+        <w:t>verifică</w:t>
+      </w:r>
+      <w:proofErr w:type="spellEnd"/>
+      <w:r>
+        <w:rPr>
+          <w:rFonts w:ascii="Times New Roman" w:hAnsi="Times New Roman" w:cs="Times New Roman"/>
+        </w:rPr>
+        <w:t xml:space="preserve"> </w:t>
+      </w:r>
+      <w:proofErr w:type="spellStart"/>
+      <w:r>
+        <w:rPr>
+          <w:rFonts w:ascii="Times New Roman" w:hAnsi="Times New Roman" w:cs="Times New Roman"/>
+        </w:rPr>
+        <w:t>dacă</w:t>
+      </w:r>
+      <w:proofErr w:type="spellEnd"/>
+      <w:r>
+        <w:rPr>
+          <w:rFonts w:ascii="Times New Roman" w:hAnsi="Times New Roman" w:cs="Times New Roman"/>
+        </w:rPr>
+        <w:t xml:space="preserve"> </w:t>
+      </w:r>
+      <w:proofErr w:type="spellStart"/>
+      <w:r>
+        <w:rPr>
+          <w:rFonts w:ascii="Times New Roman" w:hAnsi="Times New Roman" w:cs="Times New Roman"/>
+        </w:rPr>
+        <w:t>două</w:t>
+      </w:r>
+      <w:proofErr w:type="spellEnd"/>
+      <w:r>
+        <w:rPr>
+          <w:rFonts w:ascii="Times New Roman" w:hAnsi="Times New Roman" w:cs="Times New Roman"/>
+        </w:rPr>
+        <w:t xml:space="preserve"> predicate se pot </w:t>
+      </w:r>
+      <w:proofErr w:type="spellStart"/>
+      <w:r>
+        <w:rPr>
+          <w:rFonts w:ascii="Times New Roman" w:hAnsi="Times New Roman" w:cs="Times New Roman"/>
+        </w:rPr>
+        <w:t>unifica</w:t>
+      </w:r>
+      <w:proofErr w:type="spellEnd"/>
+      <w:r>
+        <w:rPr>
+          <w:rFonts w:ascii="Times New Roman" w:hAnsi="Times New Roman" w:cs="Times New Roman"/>
+        </w:rPr>
+        <w:t xml:space="preserve"> </w:t>
+      </w:r>
+      <w:proofErr w:type="spellStart"/>
+      <w:r>
+        <w:rPr>
+          <w:rFonts w:ascii="Times New Roman" w:hAnsi="Times New Roman" w:cs="Times New Roman"/>
+        </w:rPr>
+        <w:t>prin</w:t>
+      </w:r>
+      <w:proofErr w:type="spellEnd"/>
+      <w:r>
+        <w:rPr>
+          <w:rFonts w:ascii="Times New Roman" w:hAnsi="Times New Roman" w:cs="Times New Roman"/>
+        </w:rPr>
+        <w:t xml:space="preserve"> </w:t>
+      </w:r>
+      <w:proofErr w:type="spellStart"/>
+      <w:r>
+        <w:rPr>
+          <w:rFonts w:ascii="Times New Roman" w:hAnsi="Times New Roman" w:cs="Times New Roman"/>
+        </w:rPr>
+        <w:t>compararea</w:t>
+      </w:r>
+      <w:proofErr w:type="spellEnd"/>
+      <w:r>
+        <w:rPr>
+          <w:rFonts w:ascii="Times New Roman" w:hAnsi="Times New Roman" w:cs="Times New Roman"/>
+        </w:rPr>
+        <w:t xml:space="preserve"> </w:t>
+      </w:r>
+      <w:proofErr w:type="spellStart"/>
+      <w:r>
+        <w:rPr>
+          <w:rFonts w:ascii="Times New Roman" w:hAnsi="Times New Roman" w:cs="Times New Roman"/>
+        </w:rPr>
+        <w:t>numelui</w:t>
+      </w:r>
+      <w:proofErr w:type="spellEnd"/>
+      <w:r>
+        <w:rPr>
+          <w:rFonts w:ascii="Times New Roman" w:hAnsi="Times New Roman" w:cs="Times New Roman"/>
+        </w:rPr>
+        <w:t xml:space="preserve"> </w:t>
+      </w:r>
+      <w:proofErr w:type="spellStart"/>
+      <w:r>
+        <w:rPr>
+          <w:rFonts w:ascii="Times New Roman" w:hAnsi="Times New Roman" w:cs="Times New Roman"/>
+        </w:rPr>
+        <w:t>și</w:t>
+      </w:r>
+      <w:proofErr w:type="spellEnd"/>
+      <w:r>
+        <w:rPr>
+          <w:rFonts w:ascii="Times New Roman" w:hAnsi="Times New Roman" w:cs="Times New Roman"/>
+        </w:rPr>
+        <w:t xml:space="preserve"> a </w:t>
+      </w:r>
+      <w:proofErr w:type="spellStart"/>
+      <w:r>
+        <w:rPr>
+          <w:rFonts w:ascii="Times New Roman" w:hAnsi="Times New Roman" w:cs="Times New Roman"/>
+        </w:rPr>
+        <w:t>numărului</w:t>
+      </w:r>
+      <w:proofErr w:type="spellEnd"/>
+      <w:r>
+        <w:rPr>
+          <w:rFonts w:ascii="Times New Roman" w:hAnsi="Times New Roman" w:cs="Times New Roman"/>
+        </w:rPr>
+        <w:t xml:space="preserve"> de </w:t>
+      </w:r>
+      <w:proofErr w:type="spellStart"/>
+      <w:r>
+        <w:rPr>
+          <w:rFonts w:ascii="Times New Roman" w:hAnsi="Times New Roman" w:cs="Times New Roman"/>
+        </w:rPr>
+        <w:t>argumente</w:t>
+      </w:r>
+      <w:proofErr w:type="spellEnd"/>
+      <w:r>
+        <w:rPr>
+          <w:rFonts w:ascii="Times New Roman" w:hAnsi="Times New Roman" w:cs="Times New Roman"/>
+        </w:rPr>
+        <w:t xml:space="preserve">. </w:t>
+      </w:r>
+      <w:proofErr w:type="spellStart"/>
+      <w:r>
+        <w:rPr>
+          <w:rFonts w:ascii="Times New Roman" w:hAnsi="Times New Roman" w:cs="Times New Roman"/>
+        </w:rPr>
+        <w:t>Variabilele</w:t>
+      </w:r>
+      <w:proofErr w:type="spellEnd"/>
+      <w:r>
+        <w:rPr>
+          <w:rFonts w:ascii="Times New Roman" w:hAnsi="Times New Roman" w:cs="Times New Roman"/>
+        </w:rPr>
+        <w:t xml:space="preserve"> sunt </w:t>
+      </w:r>
+      <w:proofErr w:type="spellStart"/>
+      <w:r>
+        <w:rPr>
+          <w:rFonts w:ascii="Times New Roman" w:hAnsi="Times New Roman" w:cs="Times New Roman"/>
+        </w:rPr>
+        <w:t>identificate</w:t>
+      </w:r>
+      <w:proofErr w:type="spellEnd"/>
+      <w:r>
+        <w:rPr>
+          <w:rFonts w:ascii="Times New Roman" w:hAnsi="Times New Roman" w:cs="Times New Roman"/>
+        </w:rPr>
+        <w:t xml:space="preserve"> </w:t>
+      </w:r>
+      <w:proofErr w:type="spellStart"/>
+      <w:r>
+        <w:rPr>
+          <w:rFonts w:ascii="Times New Roman" w:hAnsi="Times New Roman" w:cs="Times New Roman"/>
+        </w:rPr>
+        <w:t>prin</w:t>
+      </w:r>
+      <w:proofErr w:type="spellEnd"/>
+      <w:r>
+        <w:rPr>
+          <w:rFonts w:ascii="Times New Roman" w:hAnsi="Times New Roman" w:cs="Times New Roman"/>
+        </w:rPr>
+        <w:t xml:space="preserve"> </w:t>
+      </w:r>
+      <w:proofErr w:type="spellStart"/>
+      <w:r>
+        <w:rPr>
+          <w:rFonts w:ascii="Times New Roman" w:hAnsi="Times New Roman" w:cs="Times New Roman"/>
+        </w:rPr>
+        <w:t>prefixul</w:t>
+      </w:r>
+      <w:proofErr w:type="spellEnd"/>
+      <w:r>
+        <w:rPr>
+          <w:rFonts w:ascii="Times New Roman" w:hAnsi="Times New Roman" w:cs="Times New Roman"/>
+        </w:rPr>
+        <w:t xml:space="preserve"> „?”, </w:t>
+      </w:r>
+      <w:proofErr w:type="spellStart"/>
+      <w:r>
+        <w:rPr>
+          <w:rFonts w:ascii="Times New Roman" w:hAnsi="Times New Roman" w:cs="Times New Roman"/>
+        </w:rPr>
+        <w:t>iar</w:t>
+      </w:r>
+      <w:proofErr w:type="spellEnd"/>
+      <w:r>
+        <w:rPr>
+          <w:rFonts w:ascii="Times New Roman" w:hAnsi="Times New Roman" w:cs="Times New Roman"/>
+        </w:rPr>
+        <w:t xml:space="preserve"> </w:t>
+      </w:r>
+      <w:proofErr w:type="spellStart"/>
+      <w:r>
+        <w:rPr>
+          <w:rFonts w:ascii="Times New Roman" w:hAnsi="Times New Roman" w:cs="Times New Roman"/>
+        </w:rPr>
+        <w:t>în</w:t>
+      </w:r>
+      <w:proofErr w:type="spellEnd"/>
+      <w:r>
+        <w:rPr>
+          <w:rFonts w:ascii="Times New Roman" w:hAnsi="Times New Roman" w:cs="Times New Roman"/>
+        </w:rPr>
+        <w:t xml:space="preserve"> </w:t>
+      </w:r>
+      <w:proofErr w:type="spellStart"/>
+      <w:r>
+        <w:rPr>
+          <w:rFonts w:ascii="Times New Roman" w:hAnsi="Times New Roman" w:cs="Times New Roman"/>
+        </w:rPr>
+        <w:t>cazul</w:t>
+      </w:r>
+      <w:proofErr w:type="spellEnd"/>
+      <w:r>
+        <w:rPr>
+          <w:rFonts w:ascii="Times New Roman" w:hAnsi="Times New Roman" w:cs="Times New Roman"/>
+        </w:rPr>
+        <w:t xml:space="preserve"> </w:t>
+      </w:r>
+      <w:proofErr w:type="spellStart"/>
+      <w:r>
+        <w:rPr>
+          <w:rFonts w:ascii="Times New Roman" w:hAnsi="Times New Roman" w:cs="Times New Roman"/>
+        </w:rPr>
+        <w:t>în</w:t>
+      </w:r>
+      <w:proofErr w:type="spellEnd"/>
+      <w:r>
+        <w:rPr>
+          <w:rFonts w:ascii="Times New Roman" w:hAnsi="Times New Roman" w:cs="Times New Roman"/>
+        </w:rPr>
+        <w:t xml:space="preserve"> care sunt </w:t>
+      </w:r>
+      <w:proofErr w:type="spellStart"/>
+      <w:r>
+        <w:rPr>
+          <w:rFonts w:ascii="Times New Roman" w:hAnsi="Times New Roman" w:cs="Times New Roman"/>
+        </w:rPr>
+        <w:t>întâlnite</w:t>
+      </w:r>
+      <w:proofErr w:type="spellEnd"/>
+      <w:r>
+        <w:rPr>
+          <w:rFonts w:ascii="Times New Roman" w:hAnsi="Times New Roman" w:cs="Times New Roman"/>
+        </w:rPr>
+        <w:t xml:space="preserve">, </w:t>
+      </w:r>
+      <w:proofErr w:type="spellStart"/>
+      <w:r>
+        <w:rPr>
+          <w:rFonts w:ascii="Times New Roman" w:hAnsi="Times New Roman" w:cs="Times New Roman"/>
+        </w:rPr>
+        <w:t>acestea</w:t>
+      </w:r>
+      <w:proofErr w:type="spellEnd"/>
+      <w:r>
+        <w:rPr>
+          <w:rFonts w:ascii="Times New Roman" w:hAnsi="Times New Roman" w:cs="Times New Roman"/>
+        </w:rPr>
+        <w:t xml:space="preserve"> sunt </w:t>
+      </w:r>
+      <w:proofErr w:type="spellStart"/>
+      <w:r>
+        <w:rPr>
+          <w:rFonts w:ascii="Times New Roman" w:hAnsi="Times New Roman" w:cs="Times New Roman"/>
+        </w:rPr>
+        <w:t>asociate</w:t>
+      </w:r>
+      <w:proofErr w:type="spellEnd"/>
+      <w:r>
+        <w:rPr>
+          <w:rFonts w:ascii="Times New Roman" w:hAnsi="Times New Roman" w:cs="Times New Roman"/>
+        </w:rPr>
+        <w:t xml:space="preserve"> cu </w:t>
+      </w:r>
+      <w:proofErr w:type="spellStart"/>
+      <w:r>
+        <w:rPr>
+          <w:rFonts w:ascii="Times New Roman" w:hAnsi="Times New Roman" w:cs="Times New Roman"/>
+        </w:rPr>
+        <w:t>valorile</w:t>
+      </w:r>
+      <w:proofErr w:type="spellEnd"/>
+      <w:r>
+        <w:rPr>
+          <w:rFonts w:ascii="Times New Roman" w:hAnsi="Times New Roman" w:cs="Times New Roman"/>
+        </w:rPr>
+        <w:t xml:space="preserve"> </w:t>
+      </w:r>
+      <w:proofErr w:type="spellStart"/>
+      <w:r>
+        <w:rPr>
+          <w:rFonts w:ascii="Times New Roman" w:hAnsi="Times New Roman" w:cs="Times New Roman"/>
+        </w:rPr>
+        <w:t>corespunzătoare</w:t>
+      </w:r>
+      <w:proofErr w:type="spellEnd"/>
+      <w:r>
+        <w:rPr>
+          <w:rFonts w:ascii="Times New Roman" w:hAnsi="Times New Roman" w:cs="Times New Roman"/>
+        </w:rPr>
+        <w:t xml:space="preserve"> </w:t>
+      </w:r>
+      <w:proofErr w:type="spellStart"/>
+      <w:r>
+        <w:rPr>
+          <w:rFonts w:ascii="Times New Roman" w:hAnsi="Times New Roman" w:cs="Times New Roman"/>
+        </w:rPr>
+        <w:t>prin</w:t>
+      </w:r>
+      <w:proofErr w:type="spellEnd"/>
+      <w:r>
+        <w:rPr>
+          <w:rFonts w:ascii="Times New Roman" w:hAnsi="Times New Roman" w:cs="Times New Roman"/>
+        </w:rPr>
+        <w:t xml:space="preserve"> </w:t>
+      </w:r>
+      <w:proofErr w:type="spellStart"/>
+      <w:r>
+        <w:rPr>
+          <w:rFonts w:ascii="Times New Roman" w:hAnsi="Times New Roman" w:cs="Times New Roman"/>
+        </w:rPr>
+        <w:t>intermediul</w:t>
+      </w:r>
+      <w:proofErr w:type="spellEnd"/>
+      <w:r>
+        <w:rPr>
+          <w:rFonts w:ascii="Times New Roman" w:hAnsi="Times New Roman" w:cs="Times New Roman"/>
+        </w:rPr>
+        <w:t xml:space="preserve"> </w:t>
+      </w:r>
+      <w:proofErr w:type="spellStart"/>
+      <w:r>
+        <w:rPr>
+          <w:rFonts w:ascii="Times New Roman" w:hAnsi="Times New Roman" w:cs="Times New Roman"/>
+        </w:rPr>
+        <w:t>unui</w:t>
+      </w:r>
+      <w:proofErr w:type="spellEnd"/>
+      <w:r>
+        <w:rPr>
+          <w:rFonts w:ascii="Times New Roman" w:hAnsi="Times New Roman" w:cs="Times New Roman"/>
+        </w:rPr>
+        <w:t xml:space="preserve"> </w:t>
+      </w:r>
+      <w:proofErr w:type="spellStart"/>
+      <w:r>
+        <w:rPr>
+          <w:rFonts w:ascii="Times New Roman" w:hAnsi="Times New Roman" w:cs="Times New Roman"/>
+        </w:rPr>
+        <w:t>dicționar</w:t>
+      </w:r>
+      <w:proofErr w:type="spellEnd"/>
+      <w:r>
+        <w:rPr>
+          <w:rFonts w:ascii="Times New Roman" w:hAnsi="Times New Roman" w:cs="Times New Roman"/>
+        </w:rPr>
+        <w:t xml:space="preserve"> de </w:t>
+      </w:r>
+      <w:proofErr w:type="spellStart"/>
+      <w:r>
+        <w:rPr>
+          <w:rFonts w:ascii="Times New Roman" w:hAnsi="Times New Roman" w:cs="Times New Roman"/>
+        </w:rPr>
+        <w:t>substituții</w:t>
+      </w:r>
+      <w:proofErr w:type="spellEnd"/>
+      <w:r>
+        <w:rPr>
+          <w:rFonts w:ascii="Times New Roman" w:hAnsi="Times New Roman" w:cs="Times New Roman"/>
+        </w:rPr>
+        <w:t xml:space="preserve">. </w:t>
+      </w:r>
+      <w:proofErr w:type="spellStart"/>
+      <w:r>
+        <w:rPr>
+          <w:rFonts w:ascii="Times New Roman" w:hAnsi="Times New Roman" w:cs="Times New Roman"/>
+        </w:rPr>
+        <w:t>Dacă</w:t>
+      </w:r>
+      <w:proofErr w:type="spellEnd"/>
+      <w:r>
+        <w:rPr>
+          <w:rFonts w:ascii="Times New Roman" w:hAnsi="Times New Roman" w:cs="Times New Roman"/>
+        </w:rPr>
+        <w:t xml:space="preserve"> </w:t>
+      </w:r>
+      <w:proofErr w:type="spellStart"/>
+      <w:r>
+        <w:rPr>
+          <w:rFonts w:ascii="Times New Roman" w:hAnsi="Times New Roman" w:cs="Times New Roman"/>
+        </w:rPr>
+        <w:t>apare</w:t>
+      </w:r>
+      <w:proofErr w:type="spellEnd"/>
+      <w:r>
+        <w:rPr>
+          <w:rFonts w:ascii="Times New Roman" w:hAnsi="Times New Roman" w:cs="Times New Roman"/>
+        </w:rPr>
+        <w:t xml:space="preserve"> un conflict </w:t>
+      </w:r>
+      <w:proofErr w:type="spellStart"/>
+      <w:r>
+        <w:rPr>
+          <w:rFonts w:ascii="Times New Roman" w:hAnsi="Times New Roman" w:cs="Times New Roman"/>
+        </w:rPr>
+        <w:t>între</w:t>
+      </w:r>
+      <w:proofErr w:type="spellEnd"/>
+      <w:r>
+        <w:rPr>
+          <w:rFonts w:ascii="Times New Roman" w:hAnsi="Times New Roman" w:cs="Times New Roman"/>
+        </w:rPr>
+        <w:t xml:space="preserve"> </w:t>
+      </w:r>
+      <w:proofErr w:type="spellStart"/>
+      <w:r>
+        <w:rPr>
+          <w:rFonts w:ascii="Times New Roman" w:hAnsi="Times New Roman" w:cs="Times New Roman"/>
+        </w:rPr>
+        <w:t>constante</w:t>
+      </w:r>
+      <w:proofErr w:type="spellEnd"/>
+      <w:r>
+        <w:rPr>
+          <w:rFonts w:ascii="Times New Roman" w:hAnsi="Times New Roman" w:cs="Times New Roman"/>
+        </w:rPr>
+        <w:t xml:space="preserve">, </w:t>
+      </w:r>
+      <w:proofErr w:type="spellStart"/>
+      <w:r>
+        <w:rPr>
+          <w:rFonts w:ascii="Times New Roman" w:hAnsi="Times New Roman" w:cs="Times New Roman"/>
+        </w:rPr>
+        <w:t>unificarea</w:t>
+      </w:r>
+      <w:proofErr w:type="spellEnd"/>
+      <w:r>
+        <w:rPr>
+          <w:rFonts w:ascii="Times New Roman" w:hAnsi="Times New Roman" w:cs="Times New Roman"/>
+        </w:rPr>
+        <w:t xml:space="preserve"> </w:t>
+      </w:r>
+      <w:proofErr w:type="spellStart"/>
+      <w:r>
+        <w:rPr>
+          <w:rFonts w:ascii="Times New Roman" w:hAnsi="Times New Roman" w:cs="Times New Roman"/>
+        </w:rPr>
+        <w:t>eșuează</w:t>
+      </w:r>
+      <w:proofErr w:type="spellEnd"/>
+      <w:r>
+        <w:rPr>
+          <w:rFonts w:ascii="Times New Roman" w:hAnsi="Times New Roman" w:cs="Times New Roman"/>
+        </w:rPr>
+        <w:t>.</w:t>
       </w:r>
     </w:p>
     <w:p>
@@ -1973,6 +4522,7 @@
           <w:szCs w:val="28"/>
         </w:rPr>
       </w:pPr>
+      <w:proofErr w:type="spellStart"/>
       <w:r>
         <w:rPr>
           <w:rFonts w:ascii="Times New Roman" w:hAnsi="Times New Roman" w:cs="Times New Roman"/>
@@ -1982,8 +4532,31 @@
           <w:szCs w:val="28"/>
         </w:rPr>
         <w:lastRenderedPageBreak/>
-        <w:t>Rezultatele obținute</w:t>
-      </w:r>
+        <w:t>Rezultatele</w:t>
+      </w:r>
+      <w:proofErr w:type="spellEnd"/>
+      <w:r>
+        <w:rPr>
+          <w:rFonts w:ascii="Times New Roman" w:hAnsi="Times New Roman" w:cs="Times New Roman"/>
+          <w:b/>
+          <w:bCs/>
+          <w:sz w:val="28"/>
+          <w:szCs w:val="28"/>
+        </w:rPr>
+        <w:t xml:space="preserve"> </w:t>
+      </w:r>
+      <w:proofErr w:type="spellStart"/>
+      <w:r>
+        <w:rPr>
+          <w:rFonts w:ascii="Times New Roman" w:hAnsi="Times New Roman" w:cs="Times New Roman"/>
+          <w:b/>
+          <w:bCs/>
+          <w:sz w:val="28"/>
+          <w:szCs w:val="28"/>
+        </w:rPr>
+        <w:t>obținute</w:t>
+      </w:r>
+      <w:proofErr w:type="spellEnd"/>
     </w:p>
     <w:p>
       <w:pPr>
@@ -2067,40 +4640,188 @@
           <w:bCs/>
         </w:rPr>
       </w:pPr>
-      <w:r>
-        <w:rPr>
-          <w:rFonts w:ascii="Times New Roman" w:hAnsi="Times New Roman" w:cs="Times New Roman"/>
-          <w:b/>
-          <w:bCs/>
-        </w:rPr>
-        <w:t xml:space="preserve">Teorema numărului par </w:t>
-      </w:r>
-    </w:p>
-    <w:p>
-      <w:pPr>
-        <w:rPr>
-          <w:rFonts w:ascii="Times New Roman" w:hAnsi="Times New Roman" w:cs="Times New Roman"/>
-        </w:rPr>
-      </w:pPr>
-      <w:r>
-        <w:rPr>
-          <w:rFonts w:ascii="Times New Roman" w:hAnsi="Times New Roman" w:cs="Times New Roman"/>
-        </w:rPr>
-        <w:t xml:space="preserve">Pornind de la faptele inițiale Par(n) și </w:t>
-      </w:r>
-      <w:proofErr w:type="gramStart"/>
-      <w:r>
-        <w:rPr>
-          <w:rFonts w:ascii="Times New Roman" w:hAnsi="Times New Roman" w:cs="Times New Roman"/>
-        </w:rPr>
-        <w:t>Patrat(</w:t>
-      </w:r>
-      <w:proofErr w:type="gramEnd"/>
-      <w:r>
-        <w:rPr>
-          <w:rFonts w:ascii="Times New Roman" w:hAnsi="Times New Roman" w:cs="Times New Roman"/>
-        </w:rPr>
-        <w:t xml:space="preserve">n, n2) , sistemul aplică regula definită și deduce Par(n2) . </w:t>
+      <w:proofErr w:type="spellStart"/>
+      <w:r>
+        <w:rPr>
+          <w:rFonts w:ascii="Times New Roman" w:hAnsi="Times New Roman" w:cs="Times New Roman"/>
+          <w:b/>
+          <w:bCs/>
+        </w:rPr>
+        <w:t>Teorema</w:t>
+      </w:r>
+      <w:proofErr w:type="spellEnd"/>
+      <w:r>
+        <w:rPr>
+          <w:rFonts w:ascii="Times New Roman" w:hAnsi="Times New Roman" w:cs="Times New Roman"/>
+          <w:b/>
+          <w:bCs/>
+        </w:rPr>
+        <w:t xml:space="preserve"> </w:t>
+      </w:r>
+      <w:proofErr w:type="spellStart"/>
+      <w:r>
+        <w:rPr>
+          <w:rFonts w:ascii="Times New Roman" w:hAnsi="Times New Roman" w:cs="Times New Roman"/>
+          <w:b/>
+          <w:bCs/>
+        </w:rPr>
+        <w:t>numărului</w:t>
+      </w:r>
+      <w:proofErr w:type="spellEnd"/>
+      <w:r>
+        <w:rPr>
+          <w:rFonts w:ascii="Times New Roman" w:hAnsi="Times New Roman" w:cs="Times New Roman"/>
+          <w:b/>
+          <w:bCs/>
+        </w:rPr>
+        <w:t xml:space="preserve"> par </w:t>
+      </w:r>
+    </w:p>
+    <w:p>
+      <w:pPr>
+        <w:rPr>
+          <w:rFonts w:ascii="Times New Roman" w:hAnsi="Times New Roman" w:cs="Times New Roman"/>
+        </w:rPr>
+      </w:pPr>
+      <w:proofErr w:type="spellStart"/>
+      <w:r>
+        <w:rPr>
+          <w:rFonts w:ascii="Times New Roman" w:hAnsi="Times New Roman" w:cs="Times New Roman"/>
+        </w:rPr>
+        <w:t>Pornind</w:t>
+      </w:r>
+      <w:proofErr w:type="spellEnd"/>
+      <w:r>
+        <w:rPr>
+          <w:rFonts w:ascii="Times New Roman" w:hAnsi="Times New Roman" w:cs="Times New Roman"/>
+        </w:rPr>
+        <w:t xml:space="preserve"> de la </w:t>
+      </w:r>
+      <w:proofErr w:type="spellStart"/>
+      <w:r>
+        <w:rPr>
+          <w:rFonts w:ascii="Times New Roman" w:hAnsi="Times New Roman" w:cs="Times New Roman"/>
+        </w:rPr>
+        <w:t>faptele</w:t>
+      </w:r>
+      <w:proofErr w:type="spellEnd"/>
+      <w:r>
+        <w:rPr>
+          <w:rFonts w:ascii="Times New Roman" w:hAnsi="Times New Roman" w:cs="Times New Roman"/>
+        </w:rPr>
+        <w:t xml:space="preserve"> </w:t>
+      </w:r>
+      <w:proofErr w:type="spellStart"/>
+      <w:r>
+        <w:rPr>
+          <w:rFonts w:ascii="Times New Roman" w:hAnsi="Times New Roman" w:cs="Times New Roman"/>
+        </w:rPr>
+        <w:t>inițiale</w:t>
+      </w:r>
+      <w:proofErr w:type="spellEnd"/>
+      <w:r>
+        <w:rPr>
+          <w:rFonts w:ascii="Times New Roman" w:hAnsi="Times New Roman" w:cs="Times New Roman"/>
+        </w:rPr>
+        <w:t xml:space="preserve"> Par(n) </w:t>
+      </w:r>
+      <w:proofErr w:type="spellStart"/>
+      <w:r>
+        <w:rPr>
+          <w:rFonts w:ascii="Times New Roman" w:hAnsi="Times New Roman" w:cs="Times New Roman"/>
+        </w:rPr>
+        <w:t>și</w:t>
+      </w:r>
+      <w:proofErr w:type="spellEnd"/>
+      <w:r>
+        <w:rPr>
+          <w:rFonts w:ascii="Times New Roman" w:hAnsi="Times New Roman" w:cs="Times New Roman"/>
+        </w:rPr>
+        <w:t xml:space="preserve"> </w:t>
+      </w:r>
+      <w:proofErr w:type="spellStart"/>
+      <w:r>
+        <w:rPr>
+          <w:rFonts w:ascii="Times New Roman" w:hAnsi="Times New Roman" w:cs="Times New Roman"/>
+        </w:rPr>
+        <w:t>Patrat</w:t>
+      </w:r>
+      <w:proofErr w:type="spellEnd"/>
+      <w:r>
+        <w:rPr>
+          <w:rFonts w:ascii="Times New Roman" w:hAnsi="Times New Roman" w:cs="Times New Roman"/>
+        </w:rPr>
+        <w:t xml:space="preserve">(n, n2) , </w:t>
+      </w:r>
+      <w:proofErr w:type="spellStart"/>
+      <w:r>
+        <w:rPr>
+          <w:rFonts w:ascii="Times New Roman" w:hAnsi="Times New Roman" w:cs="Times New Roman"/>
+        </w:rPr>
+        <w:t>sistemul</w:t>
+      </w:r>
+      <w:proofErr w:type="spellEnd"/>
+      <w:r>
+        <w:rPr>
+          <w:rFonts w:ascii="Times New Roman" w:hAnsi="Times New Roman" w:cs="Times New Roman"/>
+        </w:rPr>
+        <w:t xml:space="preserve"> </w:t>
+      </w:r>
+      <w:proofErr w:type="spellStart"/>
+      <w:r>
+        <w:rPr>
+          <w:rFonts w:ascii="Times New Roman" w:hAnsi="Times New Roman" w:cs="Times New Roman"/>
+        </w:rPr>
+        <w:t>aplică</w:t>
+      </w:r>
+      <w:proofErr w:type="spellEnd"/>
+      <w:r>
+        <w:rPr>
+          <w:rFonts w:ascii="Times New Roman" w:hAnsi="Times New Roman" w:cs="Times New Roman"/>
+        </w:rPr>
+        <w:t xml:space="preserve"> </w:t>
+      </w:r>
+      <w:proofErr w:type="spellStart"/>
+      <w:r>
+        <w:rPr>
+          <w:rFonts w:ascii="Times New Roman" w:hAnsi="Times New Roman" w:cs="Times New Roman"/>
+        </w:rPr>
+        <w:t>regula</w:t>
+      </w:r>
+      <w:proofErr w:type="spellEnd"/>
+      <w:r>
+        <w:rPr>
+          <w:rFonts w:ascii="Times New Roman" w:hAnsi="Times New Roman" w:cs="Times New Roman"/>
+        </w:rPr>
+        <w:t xml:space="preserve"> </w:t>
+      </w:r>
+      <w:proofErr w:type="spellStart"/>
+      <w:r>
+        <w:rPr>
+          <w:rFonts w:ascii="Times New Roman" w:hAnsi="Times New Roman" w:cs="Times New Roman"/>
+        </w:rPr>
+        <w:t>definită</w:t>
+      </w:r>
+      <w:proofErr w:type="spellEnd"/>
+      <w:r>
+        <w:rPr>
+          <w:rFonts w:ascii="Times New Roman" w:hAnsi="Times New Roman" w:cs="Times New Roman"/>
+        </w:rPr>
+        <w:t xml:space="preserve"> </w:t>
+      </w:r>
+      <w:proofErr w:type="spellStart"/>
+      <w:r>
+        <w:rPr>
+          <w:rFonts w:ascii="Times New Roman" w:hAnsi="Times New Roman" w:cs="Times New Roman"/>
+        </w:rPr>
+        <w:t>și</w:t>
+      </w:r>
+      <w:proofErr w:type="spellEnd"/>
+      <w:r>
+        <w:rPr>
+          <w:rFonts w:ascii="Times New Roman" w:hAnsi="Times New Roman" w:cs="Times New Roman"/>
+        </w:rPr>
+        <w:t xml:space="preserve"> deduce Par(n2) . </w:t>
       </w:r>
     </w:p>
     <w:p>
@@ -2116,40 +4837,268 @@
           <w:bCs/>
         </w:rPr>
       </w:pPr>
-      <w:r>
-        <w:rPr>
-          <w:rFonts w:ascii="Times New Roman" w:hAnsi="Times New Roman" w:cs="Times New Roman"/>
-          <w:b/>
-          <w:bCs/>
-        </w:rPr>
-        <w:t xml:space="preserve">Teorema triunghiului echilateral </w:t>
-      </w:r>
-    </w:p>
-    <w:p>
-      <w:pPr>
-        <w:rPr>
-          <w:rFonts w:ascii="Times New Roman" w:hAnsi="Times New Roman" w:cs="Times New Roman"/>
-        </w:rPr>
-      </w:pPr>
-      <w:r>
-        <w:rPr>
-          <w:rFonts w:ascii="Times New Roman" w:hAnsi="Times New Roman" w:cs="Times New Roman"/>
-        </w:rPr>
-        <w:t>Din faptul Echilateral(t</w:t>
-      </w:r>
-      <w:proofErr w:type="gramStart"/>
-      <w:r>
-        <w:rPr>
-          <w:rFonts w:ascii="Times New Roman" w:hAnsi="Times New Roman" w:cs="Times New Roman"/>
-        </w:rPr>
-        <w:t>) ,</w:t>
-      </w:r>
-      <w:proofErr w:type="gramEnd"/>
-      <w:r>
-        <w:rPr>
-          <w:rFonts w:ascii="Times New Roman" w:hAnsi="Times New Roman" w:cs="Times New Roman"/>
-        </w:rPr>
-        <w:t xml:space="preserve"> motorul de inferență deduce Isoscel(t) într-un singur pas logic. Rezultatele sunt afișate în consolă, împreună cu pașii de inferență.</w:t>
+      <w:proofErr w:type="spellStart"/>
+      <w:r>
+        <w:rPr>
+          <w:rFonts w:ascii="Times New Roman" w:hAnsi="Times New Roman" w:cs="Times New Roman"/>
+          <w:b/>
+          <w:bCs/>
+        </w:rPr>
+        <w:t>Teorema</w:t>
+      </w:r>
+      <w:proofErr w:type="spellEnd"/>
+      <w:r>
+        <w:rPr>
+          <w:rFonts w:ascii="Times New Roman" w:hAnsi="Times New Roman" w:cs="Times New Roman"/>
+          <w:b/>
+          <w:bCs/>
+        </w:rPr>
+        <w:t xml:space="preserve"> </w:t>
+      </w:r>
+      <w:proofErr w:type="spellStart"/>
+      <w:r>
+        <w:rPr>
+          <w:rFonts w:ascii="Times New Roman" w:hAnsi="Times New Roman" w:cs="Times New Roman"/>
+          <w:b/>
+          <w:bCs/>
+        </w:rPr>
+        <w:t>triunghiului</w:t>
+      </w:r>
+      <w:proofErr w:type="spellEnd"/>
+      <w:r>
+        <w:rPr>
+          <w:rFonts w:ascii="Times New Roman" w:hAnsi="Times New Roman" w:cs="Times New Roman"/>
+          <w:b/>
+          <w:bCs/>
+        </w:rPr>
+        <w:t xml:space="preserve"> </w:t>
+      </w:r>
+      <w:proofErr w:type="spellStart"/>
+      <w:r>
+        <w:rPr>
+          <w:rFonts w:ascii="Times New Roman" w:hAnsi="Times New Roman" w:cs="Times New Roman"/>
+          <w:b/>
+          <w:bCs/>
+        </w:rPr>
+        <w:t>echilateral</w:t>
+      </w:r>
+      <w:proofErr w:type="spellEnd"/>
+      <w:r>
+        <w:rPr>
+          <w:rFonts w:ascii="Times New Roman" w:hAnsi="Times New Roman" w:cs="Times New Roman"/>
+          <w:b/>
+          <w:bCs/>
+        </w:rPr>
+        <w:t xml:space="preserve"> </w:t>
+      </w:r>
+    </w:p>
+    <w:p>
+      <w:pPr>
+        <w:rPr>
+          <w:rFonts w:ascii="Times New Roman" w:hAnsi="Times New Roman" w:cs="Times New Roman"/>
+        </w:rPr>
+      </w:pPr>
+      <w:r>
+        <w:rPr>
+          <w:rFonts w:ascii="Times New Roman" w:hAnsi="Times New Roman" w:cs="Times New Roman"/>
+        </w:rPr>
+        <w:t xml:space="preserve">Din </w:t>
+      </w:r>
+      <w:proofErr w:type="spellStart"/>
+      <w:r>
+        <w:rPr>
+          <w:rFonts w:ascii="Times New Roman" w:hAnsi="Times New Roman" w:cs="Times New Roman"/>
+        </w:rPr>
+        <w:t>faptul</w:t>
+      </w:r>
+      <w:proofErr w:type="spellEnd"/>
+      <w:r>
+        <w:rPr>
+          <w:rFonts w:ascii="Times New Roman" w:hAnsi="Times New Roman" w:cs="Times New Roman"/>
+        </w:rPr>
+        <w:t xml:space="preserve"> </w:t>
+      </w:r>
+      <w:proofErr w:type="spellStart"/>
+      <w:r>
+        <w:rPr>
+          <w:rFonts w:ascii="Times New Roman" w:hAnsi="Times New Roman" w:cs="Times New Roman"/>
+        </w:rPr>
+        <w:t>Echilateral</w:t>
+      </w:r>
+      <w:proofErr w:type="spellEnd"/>
+      <w:r>
+        <w:rPr>
+          <w:rFonts w:ascii="Times New Roman" w:hAnsi="Times New Roman" w:cs="Times New Roman"/>
+        </w:rPr>
+        <w:t xml:space="preserve">(t) , </w:t>
+      </w:r>
+      <w:proofErr w:type="spellStart"/>
+      <w:r>
+        <w:rPr>
+          <w:rFonts w:ascii="Times New Roman" w:hAnsi="Times New Roman" w:cs="Times New Roman"/>
+        </w:rPr>
+        <w:t>motorul</w:t>
+      </w:r>
+      <w:proofErr w:type="spellEnd"/>
+      <w:r>
+        <w:rPr>
+          <w:rFonts w:ascii="Times New Roman" w:hAnsi="Times New Roman" w:cs="Times New Roman"/>
+        </w:rPr>
+        <w:t xml:space="preserve"> de </w:t>
+      </w:r>
+      <w:proofErr w:type="spellStart"/>
+      <w:r>
+        <w:rPr>
+          <w:rFonts w:ascii="Times New Roman" w:hAnsi="Times New Roman" w:cs="Times New Roman"/>
+        </w:rPr>
+        <w:t>inferență</w:t>
+      </w:r>
+      <w:proofErr w:type="spellEnd"/>
+      <w:r>
+        <w:rPr>
+          <w:rFonts w:ascii="Times New Roman" w:hAnsi="Times New Roman" w:cs="Times New Roman"/>
+        </w:rPr>
+        <w:t xml:space="preserve"> deduce </w:t>
+      </w:r>
+      <w:proofErr w:type="spellStart"/>
+      <w:r>
+        <w:rPr>
+          <w:rFonts w:ascii="Times New Roman" w:hAnsi="Times New Roman" w:cs="Times New Roman"/>
+        </w:rPr>
+        <w:t>Isoscel</w:t>
+      </w:r>
+      <w:proofErr w:type="spellEnd"/>
+      <w:r>
+        <w:rPr>
+          <w:rFonts w:ascii="Times New Roman" w:hAnsi="Times New Roman" w:cs="Times New Roman"/>
+        </w:rPr>
+        <w:t xml:space="preserve">(t) </w:t>
+      </w:r>
+      <w:proofErr w:type="spellStart"/>
+      <w:r>
+        <w:rPr>
+          <w:rFonts w:ascii="Times New Roman" w:hAnsi="Times New Roman" w:cs="Times New Roman"/>
+        </w:rPr>
+        <w:t>într</w:t>
+      </w:r>
+      <w:proofErr w:type="spellEnd"/>
+      <w:r>
+        <w:rPr>
+          <w:rFonts w:ascii="Times New Roman" w:hAnsi="Times New Roman" w:cs="Times New Roman"/>
+        </w:rPr>
+        <w:t xml:space="preserve">-un </w:t>
+      </w:r>
+      <w:proofErr w:type="spellStart"/>
+      <w:r>
+        <w:rPr>
+          <w:rFonts w:ascii="Times New Roman" w:hAnsi="Times New Roman" w:cs="Times New Roman"/>
+        </w:rPr>
+        <w:t>singur</w:t>
+      </w:r>
+      <w:proofErr w:type="spellEnd"/>
+      <w:r>
+        <w:rPr>
+          <w:rFonts w:ascii="Times New Roman" w:hAnsi="Times New Roman" w:cs="Times New Roman"/>
+        </w:rPr>
+        <w:t xml:space="preserve"> pas logic. </w:t>
+      </w:r>
+      <w:proofErr w:type="spellStart"/>
+      <w:r>
+        <w:rPr>
+          <w:rFonts w:ascii="Times New Roman" w:hAnsi="Times New Roman" w:cs="Times New Roman"/>
+        </w:rPr>
+        <w:t>Rezultatele</w:t>
+      </w:r>
+      <w:proofErr w:type="spellEnd"/>
+      <w:r>
+        <w:rPr>
+          <w:rFonts w:ascii="Times New Roman" w:hAnsi="Times New Roman" w:cs="Times New Roman"/>
+        </w:rPr>
+        <w:t xml:space="preserve"> sunt </w:t>
+      </w:r>
+      <w:proofErr w:type="spellStart"/>
+      <w:r>
+        <w:rPr>
+          <w:rFonts w:ascii="Times New Roman" w:hAnsi="Times New Roman" w:cs="Times New Roman"/>
+        </w:rPr>
+        <w:t>afișate</w:t>
+      </w:r>
+      <w:proofErr w:type="spellEnd"/>
+      <w:r>
+        <w:rPr>
+          <w:rFonts w:ascii="Times New Roman" w:hAnsi="Times New Roman" w:cs="Times New Roman"/>
+        </w:rPr>
+        <w:t xml:space="preserve"> </w:t>
+      </w:r>
+      <w:proofErr w:type="spellStart"/>
+      <w:r>
+        <w:rPr>
+          <w:rFonts w:ascii="Times New Roman" w:hAnsi="Times New Roman" w:cs="Times New Roman"/>
+        </w:rPr>
+        <w:t>în</w:t>
+      </w:r>
+      <w:proofErr w:type="spellEnd"/>
+      <w:r>
+        <w:rPr>
+          <w:rFonts w:ascii="Times New Roman" w:hAnsi="Times New Roman" w:cs="Times New Roman"/>
+        </w:rPr>
+        <w:t xml:space="preserve"> </w:t>
+      </w:r>
+      <w:proofErr w:type="spellStart"/>
+      <w:r>
+        <w:rPr>
+          <w:rFonts w:ascii="Times New Roman" w:hAnsi="Times New Roman" w:cs="Times New Roman"/>
+        </w:rPr>
+        <w:t>consolă</w:t>
+      </w:r>
+      <w:proofErr w:type="spellEnd"/>
+      <w:r>
+        <w:rPr>
+          <w:rFonts w:ascii="Times New Roman" w:hAnsi="Times New Roman" w:cs="Times New Roman"/>
+        </w:rPr>
+        <w:t xml:space="preserve">, </w:t>
+      </w:r>
+      <w:proofErr w:type="spellStart"/>
+      <w:r>
+        <w:rPr>
+          <w:rFonts w:ascii="Times New Roman" w:hAnsi="Times New Roman" w:cs="Times New Roman"/>
+        </w:rPr>
+        <w:t>împreună</w:t>
+      </w:r>
+      <w:proofErr w:type="spellEnd"/>
+      <w:r>
+        <w:rPr>
+          <w:rFonts w:ascii="Times New Roman" w:hAnsi="Times New Roman" w:cs="Times New Roman"/>
+        </w:rPr>
+        <w:t xml:space="preserve"> cu </w:t>
+      </w:r>
+      <w:proofErr w:type="spellStart"/>
+      <w:r>
+        <w:rPr>
+          <w:rFonts w:ascii="Times New Roman" w:hAnsi="Times New Roman" w:cs="Times New Roman"/>
+        </w:rPr>
+        <w:t>pașii</w:t>
+      </w:r>
+      <w:proofErr w:type="spellEnd"/>
+      <w:r>
+        <w:rPr>
+          <w:rFonts w:ascii="Times New Roman" w:hAnsi="Times New Roman" w:cs="Times New Roman"/>
+        </w:rPr>
+        <w:t xml:space="preserve"> de </w:t>
+      </w:r>
+      <w:proofErr w:type="spellStart"/>
+      <w:r>
+        <w:rPr>
+          <w:rFonts w:ascii="Times New Roman" w:hAnsi="Times New Roman" w:cs="Times New Roman"/>
+        </w:rPr>
+        <w:t>inferență</w:t>
+      </w:r>
+      <w:proofErr w:type="spellEnd"/>
+      <w:r>
+        <w:rPr>
+          <w:rFonts w:ascii="Times New Roman" w:hAnsi="Times New Roman" w:cs="Times New Roman"/>
+        </w:rPr>
+        <w:t>.</w:t>
       </w:r>
     </w:p>
     <w:p>
@@ -2188,6 +5137,7 @@
           <w:szCs w:val="28"/>
         </w:rPr>
       </w:pPr>
+      <w:proofErr w:type="spellStart"/>
       <w:r>
         <w:rPr>
           <w:rFonts w:ascii="Times New Roman" w:hAnsi="Times New Roman" w:cs="Times New Roman"/>
@@ -2199,31 +5149,440 @@
         <w:lastRenderedPageBreak/>
         <w:t>Concluzii</w:t>
       </w:r>
-    </w:p>
-    <w:p>
-      <w:pPr>
-        <w:rPr>
-          <w:rFonts w:ascii="Times New Roman" w:hAnsi="Times New Roman" w:cs="Times New Roman"/>
-        </w:rPr>
-      </w:pPr>
-      <w:r>
-        <w:rPr>
-          <w:rFonts w:ascii="Times New Roman" w:hAnsi="Times New Roman" w:cs="Times New Roman"/>
-        </w:rPr>
-        <w:t xml:space="preserve">Proiectul demonstrează aplicabilitatea logicii predicative și a raționamentului înainte în demonstrarea automată a teoremelor matematice. Implementarea confirmă eficiența abordării data-driven pentru probleme simbolice simple. </w:t>
-      </w:r>
-    </w:p>
-    <w:p>
-      <w:pPr>
-        <w:rPr>
-          <w:rFonts w:ascii="Times New Roman" w:hAnsi="Times New Roman" w:cs="Times New Roman"/>
-        </w:rPr>
-      </w:pPr>
-      <w:r>
-        <w:rPr>
-          <w:rFonts w:ascii="Times New Roman" w:hAnsi="Times New Roman" w:cs="Times New Roman"/>
-        </w:rPr>
-        <w:t>Soluția este extensibilă și poate fi adaptată pentru un număr mai mare de teoreme și reguli.</w:t>
+      <w:proofErr w:type="spellEnd"/>
+    </w:p>
+    <w:p>
+      <w:pPr>
+        <w:rPr>
+          <w:rFonts w:ascii="Times New Roman" w:hAnsi="Times New Roman" w:cs="Times New Roman"/>
+        </w:rPr>
+      </w:pPr>
+      <w:proofErr w:type="spellStart"/>
+      <w:r>
+        <w:rPr>
+          <w:rFonts w:ascii="Times New Roman" w:hAnsi="Times New Roman" w:cs="Times New Roman"/>
+        </w:rPr>
+        <w:t>Proiectul</w:t>
+      </w:r>
+      <w:proofErr w:type="spellEnd"/>
+      <w:r>
+        <w:rPr>
+          <w:rFonts w:ascii="Times New Roman" w:hAnsi="Times New Roman" w:cs="Times New Roman"/>
+        </w:rPr>
+        <w:t xml:space="preserve"> </w:t>
+      </w:r>
+      <w:proofErr w:type="spellStart"/>
+      <w:r>
+        <w:rPr>
+          <w:rFonts w:ascii="Times New Roman" w:hAnsi="Times New Roman" w:cs="Times New Roman"/>
+        </w:rPr>
+        <w:t>demonstrează</w:t>
+      </w:r>
+      <w:proofErr w:type="spellEnd"/>
+      <w:r>
+        <w:rPr>
+          <w:rFonts w:ascii="Times New Roman" w:hAnsi="Times New Roman" w:cs="Times New Roman"/>
+        </w:rPr>
+        <w:t xml:space="preserve"> </w:t>
+      </w:r>
+      <w:proofErr w:type="spellStart"/>
+      <w:r>
+        <w:rPr>
+          <w:rFonts w:ascii="Times New Roman" w:hAnsi="Times New Roman" w:cs="Times New Roman"/>
+        </w:rPr>
+        <w:t>aplicabilitatea</w:t>
+      </w:r>
+      <w:proofErr w:type="spellEnd"/>
+      <w:r>
+        <w:rPr>
+          <w:rFonts w:ascii="Times New Roman" w:hAnsi="Times New Roman" w:cs="Times New Roman"/>
+        </w:rPr>
+        <w:t xml:space="preserve"> </w:t>
+      </w:r>
+      <w:proofErr w:type="spellStart"/>
+      <w:r>
+        <w:rPr>
+          <w:rFonts w:ascii="Times New Roman" w:hAnsi="Times New Roman" w:cs="Times New Roman"/>
+        </w:rPr>
+        <w:t>logicii</w:t>
+      </w:r>
+      <w:proofErr w:type="spellEnd"/>
+      <w:r>
+        <w:rPr>
+          <w:rFonts w:ascii="Times New Roman" w:hAnsi="Times New Roman" w:cs="Times New Roman"/>
+        </w:rPr>
+        <w:t xml:space="preserve"> predicative </w:t>
+      </w:r>
+      <w:proofErr w:type="spellStart"/>
+      <w:r>
+        <w:rPr>
+          <w:rFonts w:ascii="Times New Roman" w:hAnsi="Times New Roman" w:cs="Times New Roman"/>
+        </w:rPr>
+        <w:t>și</w:t>
+      </w:r>
+      <w:proofErr w:type="spellEnd"/>
+      <w:r>
+        <w:rPr>
+          <w:rFonts w:ascii="Times New Roman" w:hAnsi="Times New Roman" w:cs="Times New Roman"/>
+        </w:rPr>
+        <w:t xml:space="preserve"> a </w:t>
+      </w:r>
+      <w:proofErr w:type="spellStart"/>
+      <w:r>
+        <w:rPr>
+          <w:rFonts w:ascii="Times New Roman" w:hAnsi="Times New Roman" w:cs="Times New Roman"/>
+        </w:rPr>
+        <w:t>raționamentului</w:t>
+      </w:r>
+      <w:proofErr w:type="spellEnd"/>
+      <w:r>
+        <w:rPr>
+          <w:rFonts w:ascii="Times New Roman" w:hAnsi="Times New Roman" w:cs="Times New Roman"/>
+        </w:rPr>
+        <w:t xml:space="preserve"> </w:t>
+      </w:r>
+      <w:proofErr w:type="spellStart"/>
+      <w:r>
+        <w:rPr>
+          <w:rFonts w:ascii="Times New Roman" w:hAnsi="Times New Roman" w:cs="Times New Roman"/>
+        </w:rPr>
+        <w:t>înainte</w:t>
+      </w:r>
+      <w:proofErr w:type="spellEnd"/>
+      <w:r>
+        <w:rPr>
+          <w:rFonts w:ascii="Times New Roman" w:hAnsi="Times New Roman" w:cs="Times New Roman"/>
+        </w:rPr>
+        <w:t xml:space="preserve"> </w:t>
+      </w:r>
+      <w:proofErr w:type="spellStart"/>
+      <w:r>
+        <w:rPr>
+          <w:rFonts w:ascii="Times New Roman" w:hAnsi="Times New Roman" w:cs="Times New Roman"/>
+        </w:rPr>
+        <w:t>în</w:t>
+      </w:r>
+      <w:proofErr w:type="spellEnd"/>
+      <w:r>
+        <w:rPr>
+          <w:rFonts w:ascii="Times New Roman" w:hAnsi="Times New Roman" w:cs="Times New Roman"/>
+        </w:rPr>
+        <w:t xml:space="preserve"> </w:t>
+      </w:r>
+      <w:proofErr w:type="spellStart"/>
+      <w:r>
+        <w:rPr>
+          <w:rFonts w:ascii="Times New Roman" w:hAnsi="Times New Roman" w:cs="Times New Roman"/>
+        </w:rPr>
+        <w:t>demonstrarea</w:t>
+      </w:r>
+      <w:proofErr w:type="spellEnd"/>
+      <w:r>
+        <w:rPr>
+          <w:rFonts w:ascii="Times New Roman" w:hAnsi="Times New Roman" w:cs="Times New Roman"/>
+        </w:rPr>
+        <w:t xml:space="preserve"> </w:t>
+      </w:r>
+      <w:proofErr w:type="spellStart"/>
+      <w:r>
+        <w:rPr>
+          <w:rFonts w:ascii="Times New Roman" w:hAnsi="Times New Roman" w:cs="Times New Roman"/>
+        </w:rPr>
+        <w:t>automată</w:t>
+      </w:r>
+      <w:proofErr w:type="spellEnd"/>
+      <w:r>
+        <w:rPr>
+          <w:rFonts w:ascii="Times New Roman" w:hAnsi="Times New Roman" w:cs="Times New Roman"/>
+        </w:rPr>
+        <w:t xml:space="preserve"> a </w:t>
+      </w:r>
+      <w:proofErr w:type="spellStart"/>
+      <w:r>
+        <w:rPr>
+          <w:rFonts w:ascii="Times New Roman" w:hAnsi="Times New Roman" w:cs="Times New Roman"/>
+        </w:rPr>
+        <w:t>teoremelor</w:t>
+      </w:r>
+      <w:proofErr w:type="spellEnd"/>
+      <w:r>
+        <w:rPr>
+          <w:rFonts w:ascii="Times New Roman" w:hAnsi="Times New Roman" w:cs="Times New Roman"/>
+        </w:rPr>
+        <w:t xml:space="preserve"> </w:t>
+      </w:r>
+      <w:proofErr w:type="spellStart"/>
+      <w:r>
+        <w:rPr>
+          <w:rFonts w:ascii="Times New Roman" w:hAnsi="Times New Roman" w:cs="Times New Roman"/>
+        </w:rPr>
+        <w:t>matematice</w:t>
+      </w:r>
+      <w:proofErr w:type="spellEnd"/>
+      <w:r>
+        <w:rPr>
+          <w:rFonts w:ascii="Times New Roman" w:hAnsi="Times New Roman" w:cs="Times New Roman"/>
+        </w:rPr>
+        <w:t xml:space="preserve">. </w:t>
+      </w:r>
+      <w:proofErr w:type="spellStart"/>
+      <w:r>
+        <w:rPr>
+          <w:rFonts w:ascii="Times New Roman" w:hAnsi="Times New Roman" w:cs="Times New Roman"/>
+        </w:rPr>
+        <w:t>Implementarea</w:t>
+      </w:r>
+      <w:proofErr w:type="spellEnd"/>
+      <w:r>
+        <w:rPr>
+          <w:rFonts w:ascii="Times New Roman" w:hAnsi="Times New Roman" w:cs="Times New Roman"/>
+        </w:rPr>
+        <w:t xml:space="preserve"> </w:t>
+      </w:r>
+      <w:proofErr w:type="spellStart"/>
+      <w:r>
+        <w:rPr>
+          <w:rFonts w:ascii="Times New Roman" w:hAnsi="Times New Roman" w:cs="Times New Roman"/>
+        </w:rPr>
+        <w:t>confirmă</w:t>
+      </w:r>
+      <w:proofErr w:type="spellEnd"/>
+      <w:r>
+        <w:rPr>
+          <w:rFonts w:ascii="Times New Roman" w:hAnsi="Times New Roman" w:cs="Times New Roman"/>
+        </w:rPr>
+        <w:t xml:space="preserve"> </w:t>
+      </w:r>
+      <w:proofErr w:type="spellStart"/>
+      <w:r>
+        <w:rPr>
+          <w:rFonts w:ascii="Times New Roman" w:hAnsi="Times New Roman" w:cs="Times New Roman"/>
+        </w:rPr>
+        <w:t>eficiența</w:t>
+      </w:r>
+      <w:proofErr w:type="spellEnd"/>
+      <w:r>
+        <w:rPr>
+          <w:rFonts w:ascii="Times New Roman" w:hAnsi="Times New Roman" w:cs="Times New Roman"/>
+        </w:rPr>
+        <w:t xml:space="preserve"> </w:t>
+      </w:r>
+      <w:proofErr w:type="spellStart"/>
+      <w:r>
+        <w:rPr>
+          <w:rFonts w:ascii="Times New Roman" w:hAnsi="Times New Roman" w:cs="Times New Roman"/>
+        </w:rPr>
+        <w:t>abordării</w:t>
+      </w:r>
+      <w:proofErr w:type="spellEnd"/>
+      <w:r>
+        <w:rPr>
+          <w:rFonts w:ascii="Times New Roman" w:hAnsi="Times New Roman" w:cs="Times New Roman"/>
+        </w:rPr>
+        <w:t xml:space="preserve"> data-driven </w:t>
+      </w:r>
+      <w:proofErr w:type="spellStart"/>
+      <w:r>
+        <w:rPr>
+          <w:rFonts w:ascii="Times New Roman" w:hAnsi="Times New Roman" w:cs="Times New Roman"/>
+        </w:rPr>
+        <w:t>pentru</w:t>
+      </w:r>
+      <w:proofErr w:type="spellEnd"/>
+      <w:r>
+        <w:rPr>
+          <w:rFonts w:ascii="Times New Roman" w:hAnsi="Times New Roman" w:cs="Times New Roman"/>
+        </w:rPr>
+        <w:t xml:space="preserve"> </w:t>
+      </w:r>
+      <w:proofErr w:type="spellStart"/>
+      <w:r>
+        <w:rPr>
+          <w:rFonts w:ascii="Times New Roman" w:hAnsi="Times New Roman" w:cs="Times New Roman"/>
+        </w:rPr>
+        <w:t>probleme</w:t>
+      </w:r>
+      <w:proofErr w:type="spellEnd"/>
+      <w:r>
+        <w:rPr>
+          <w:rFonts w:ascii="Times New Roman" w:hAnsi="Times New Roman" w:cs="Times New Roman"/>
+        </w:rPr>
+        <w:t xml:space="preserve"> </w:t>
+      </w:r>
+      <w:proofErr w:type="spellStart"/>
+      <w:r>
+        <w:rPr>
+          <w:rFonts w:ascii="Times New Roman" w:hAnsi="Times New Roman" w:cs="Times New Roman"/>
+        </w:rPr>
+        <w:t>simbolice</w:t>
+      </w:r>
+      <w:proofErr w:type="spellEnd"/>
+      <w:r>
+        <w:rPr>
+          <w:rFonts w:ascii="Times New Roman" w:hAnsi="Times New Roman" w:cs="Times New Roman"/>
+        </w:rPr>
+        <w:t xml:space="preserve"> simple. </w:t>
+      </w:r>
+    </w:p>
+    <w:p>
+      <w:pPr>
+        <w:rPr>
+          <w:rFonts w:ascii="Times New Roman" w:hAnsi="Times New Roman" w:cs="Times New Roman"/>
+        </w:rPr>
+      </w:pPr>
+      <w:proofErr w:type="spellStart"/>
+      <w:r>
+        <w:rPr>
+          <w:rFonts w:ascii="Times New Roman" w:hAnsi="Times New Roman" w:cs="Times New Roman"/>
+        </w:rPr>
+        <w:t>Soluția</w:t>
+      </w:r>
+      <w:proofErr w:type="spellEnd"/>
+      <w:r>
+        <w:rPr>
+          <w:rFonts w:ascii="Times New Roman" w:hAnsi="Times New Roman" w:cs="Times New Roman"/>
+        </w:rPr>
+        <w:t xml:space="preserve"> </w:t>
+      </w:r>
+      <w:proofErr w:type="spellStart"/>
+      <w:r>
+        <w:rPr>
+          <w:rFonts w:ascii="Times New Roman" w:hAnsi="Times New Roman" w:cs="Times New Roman"/>
+        </w:rPr>
+        <w:t>este</w:t>
+      </w:r>
+      <w:proofErr w:type="spellEnd"/>
+      <w:r>
+        <w:rPr>
+          <w:rFonts w:ascii="Times New Roman" w:hAnsi="Times New Roman" w:cs="Times New Roman"/>
+        </w:rPr>
+        <w:t xml:space="preserve"> </w:t>
+      </w:r>
+      <w:proofErr w:type="spellStart"/>
+      <w:r>
+        <w:rPr>
+          <w:rFonts w:ascii="Times New Roman" w:hAnsi="Times New Roman" w:cs="Times New Roman"/>
+        </w:rPr>
+        <w:t>extensibilă</w:t>
+      </w:r>
+      <w:proofErr w:type="spellEnd"/>
+      <w:r>
+        <w:rPr>
+          <w:rFonts w:ascii="Times New Roman" w:hAnsi="Times New Roman" w:cs="Times New Roman"/>
+        </w:rPr>
+        <w:t xml:space="preserve"> </w:t>
+      </w:r>
+      <w:proofErr w:type="spellStart"/>
+      <w:r>
+        <w:rPr>
+          <w:rFonts w:ascii="Times New Roman" w:hAnsi="Times New Roman" w:cs="Times New Roman"/>
+        </w:rPr>
+        <w:t>și</w:t>
+      </w:r>
+      <w:proofErr w:type="spellEnd"/>
+      <w:r>
+        <w:rPr>
+          <w:rFonts w:ascii="Times New Roman" w:hAnsi="Times New Roman" w:cs="Times New Roman"/>
+        </w:rPr>
+        <w:t xml:space="preserve"> </w:t>
+      </w:r>
+      <w:proofErr w:type="spellStart"/>
+      <w:r>
+        <w:rPr>
+          <w:rFonts w:ascii="Times New Roman" w:hAnsi="Times New Roman" w:cs="Times New Roman"/>
+        </w:rPr>
+        <w:t>poate</w:t>
+      </w:r>
+      <w:proofErr w:type="spellEnd"/>
+      <w:r>
+        <w:rPr>
+          <w:rFonts w:ascii="Times New Roman" w:hAnsi="Times New Roman" w:cs="Times New Roman"/>
+        </w:rPr>
+        <w:t xml:space="preserve"> fi </w:t>
+      </w:r>
+      <w:proofErr w:type="spellStart"/>
+      <w:r>
+        <w:rPr>
+          <w:rFonts w:ascii="Times New Roman" w:hAnsi="Times New Roman" w:cs="Times New Roman"/>
+        </w:rPr>
+        <w:t>adaptată</w:t>
+      </w:r>
+      <w:proofErr w:type="spellEnd"/>
+      <w:r>
+        <w:rPr>
+          <w:rFonts w:ascii="Times New Roman" w:hAnsi="Times New Roman" w:cs="Times New Roman"/>
+        </w:rPr>
+        <w:t xml:space="preserve"> </w:t>
+      </w:r>
+      <w:proofErr w:type="spellStart"/>
+      <w:r>
+        <w:rPr>
+          <w:rFonts w:ascii="Times New Roman" w:hAnsi="Times New Roman" w:cs="Times New Roman"/>
+        </w:rPr>
+        <w:t>pentru</w:t>
+      </w:r>
+      <w:proofErr w:type="spellEnd"/>
+      <w:r>
+        <w:rPr>
+          <w:rFonts w:ascii="Times New Roman" w:hAnsi="Times New Roman" w:cs="Times New Roman"/>
+        </w:rPr>
+        <w:t xml:space="preserve"> un </w:t>
+      </w:r>
+      <w:proofErr w:type="spellStart"/>
+      <w:r>
+        <w:rPr>
+          <w:rFonts w:ascii="Times New Roman" w:hAnsi="Times New Roman" w:cs="Times New Roman"/>
+        </w:rPr>
+        <w:t>număr</w:t>
+      </w:r>
+      <w:proofErr w:type="spellEnd"/>
+      <w:r>
+        <w:rPr>
+          <w:rFonts w:ascii="Times New Roman" w:hAnsi="Times New Roman" w:cs="Times New Roman"/>
+        </w:rPr>
+        <w:t xml:space="preserve"> </w:t>
+      </w:r>
+      <w:proofErr w:type="spellStart"/>
+      <w:r>
+        <w:rPr>
+          <w:rFonts w:ascii="Times New Roman" w:hAnsi="Times New Roman" w:cs="Times New Roman"/>
+        </w:rPr>
+        <w:t>mai</w:t>
+      </w:r>
+      <w:proofErr w:type="spellEnd"/>
+      <w:r>
+        <w:rPr>
+          <w:rFonts w:ascii="Times New Roman" w:hAnsi="Times New Roman" w:cs="Times New Roman"/>
+        </w:rPr>
+        <w:t xml:space="preserve"> mare de </w:t>
+      </w:r>
+      <w:proofErr w:type="spellStart"/>
+      <w:r>
+        <w:rPr>
+          <w:rFonts w:ascii="Times New Roman" w:hAnsi="Times New Roman" w:cs="Times New Roman"/>
+        </w:rPr>
+        <w:t>teoreme</w:t>
+      </w:r>
+      <w:proofErr w:type="spellEnd"/>
+      <w:r>
+        <w:rPr>
+          <w:rFonts w:ascii="Times New Roman" w:hAnsi="Times New Roman" w:cs="Times New Roman"/>
+        </w:rPr>
+        <w:t xml:space="preserve"> </w:t>
+      </w:r>
+      <w:proofErr w:type="spellStart"/>
+      <w:r>
+        <w:rPr>
+          <w:rFonts w:ascii="Times New Roman" w:hAnsi="Times New Roman" w:cs="Times New Roman"/>
+        </w:rPr>
+        <w:t>și</w:t>
+      </w:r>
+      <w:proofErr w:type="spellEnd"/>
+      <w:r>
+        <w:rPr>
+          <w:rFonts w:ascii="Times New Roman" w:hAnsi="Times New Roman" w:cs="Times New Roman"/>
+        </w:rPr>
+        <w:t xml:space="preserve"> reguli.</w:t>
       </w:r>
     </w:p>
     <w:p>
@@ -2248,6 +5607,7 @@
           <w:szCs w:val="28"/>
         </w:rPr>
       </w:pPr>
+      <w:proofErr w:type="spellStart"/>
       <w:r>
         <w:rPr>
           <w:rFonts w:ascii="Times New Roman" w:hAnsi="Times New Roman" w:cs="Times New Roman"/>
@@ -2267,7 +5627,19 @@
           <w:szCs w:val="28"/>
           <w:lang w:val="ro-RO"/>
         </w:rPr>
-        <w:t>ția fiecărui membru</w:t>
+        <w:t>ția</w:t>
+      </w:r>
+      <w:proofErr w:type="spellEnd"/>
+      <w:r>
+        <w:rPr>
+          <w:rFonts w:ascii="Times New Roman" w:hAnsi="Times New Roman" w:cs="Times New Roman"/>
+          <w:b/>
+          <w:bCs/>
+          <w:sz w:val="28"/>
+          <w:szCs w:val="28"/>
+          <w:lang w:val="ro-RO"/>
+        </w:rPr>
+        <w:t xml:space="preserve"> fiecărui membru</w:t>
       </w:r>
     </w:p>
     <w:p>
@@ -2281,11 +5653,33 @@
           <w:rFonts w:ascii="Times New Roman" w:hAnsi="Times New Roman" w:cs="Times New Roman"/>
         </w:rPr>
       </w:pPr>
-      <w:r>
-        <w:rPr>
-          <w:rFonts w:ascii="Times New Roman" w:hAnsi="Times New Roman" w:cs="Times New Roman"/>
-        </w:rPr>
-        <w:t xml:space="preserve">Contribuție Catană Ricardo-Marcelin </w:t>
+      <w:proofErr w:type="spellStart"/>
+      <w:r>
+        <w:rPr>
+          <w:rFonts w:ascii="Times New Roman" w:hAnsi="Times New Roman" w:cs="Times New Roman"/>
+        </w:rPr>
+        <w:t>Contribuție</w:t>
+      </w:r>
+      <w:proofErr w:type="spellEnd"/>
+      <w:r>
+        <w:rPr>
+          <w:rFonts w:ascii="Times New Roman" w:hAnsi="Times New Roman" w:cs="Times New Roman"/>
+        </w:rPr>
+        <w:t xml:space="preserve"> </w:t>
+      </w:r>
+      <w:proofErr w:type="spellStart"/>
+      <w:r>
+        <w:rPr>
+          <w:rFonts w:ascii="Times New Roman" w:hAnsi="Times New Roman" w:cs="Times New Roman"/>
+        </w:rPr>
+        <w:t>Catană</w:t>
+      </w:r>
+      <w:proofErr w:type="spellEnd"/>
+      <w:r>
+        <w:rPr>
+          <w:rFonts w:ascii="Times New Roman" w:hAnsi="Times New Roman" w:cs="Times New Roman"/>
+        </w:rPr>
+        <w:t xml:space="preserve"> Ricardo-Marcelin </w:t>
       </w:r>
     </w:p>
     <w:p>
@@ -2303,11 +5697,19 @@
           <w:szCs w:val="28"/>
         </w:rPr>
       </w:pPr>
-      <w:r>
-        <w:rPr>
-          <w:rFonts w:ascii="Times New Roman" w:hAnsi="Times New Roman" w:cs="Times New Roman"/>
-        </w:rPr>
-        <w:t>Configurare repository GitHub</w:t>
+      <w:proofErr w:type="spellStart"/>
+      <w:r>
+        <w:rPr>
+          <w:rFonts w:ascii="Times New Roman" w:hAnsi="Times New Roman" w:cs="Times New Roman"/>
+        </w:rPr>
+        <w:t>Configurare</w:t>
+      </w:r>
+      <w:proofErr w:type="spellEnd"/>
+      <w:r>
+        <w:rPr>
+          <w:rFonts w:ascii="Times New Roman" w:hAnsi="Times New Roman" w:cs="Times New Roman"/>
+        </w:rPr>
+        <w:t xml:space="preserve"> repository GitHub</w:t>
       </w:r>
     </w:p>
     <w:p>
@@ -2325,12 +5727,28 @@
           <w:szCs w:val="28"/>
         </w:rPr>
       </w:pPr>
-      <w:r>
-        <w:rPr>
-          <w:rFonts w:ascii="Times New Roman" w:hAnsi="Times New Roman" w:cs="Times New Roman"/>
-        </w:rPr>
-        <w:t>Secțiunile 1-3 &amp; 8-9 ale documentației</w:t>
-      </w:r>
+      <w:proofErr w:type="spellStart"/>
+      <w:r>
+        <w:rPr>
+          <w:rFonts w:ascii="Times New Roman" w:hAnsi="Times New Roman" w:cs="Times New Roman"/>
+        </w:rPr>
+        <w:t>Secțiunile</w:t>
+      </w:r>
+      <w:proofErr w:type="spellEnd"/>
+      <w:r>
+        <w:rPr>
+          <w:rFonts w:ascii="Times New Roman" w:hAnsi="Times New Roman" w:cs="Times New Roman"/>
+        </w:rPr>
+        <w:t xml:space="preserve"> 1-3 &amp; 8-9 ale </w:t>
+      </w:r>
+      <w:proofErr w:type="spellStart"/>
+      <w:r>
+        <w:rPr>
+          <w:rFonts w:ascii="Times New Roman" w:hAnsi="Times New Roman" w:cs="Times New Roman"/>
+        </w:rPr>
+        <w:t>documentației</w:t>
+      </w:r>
+      <w:proofErr w:type="spellEnd"/>
     </w:p>
     <w:p>
       <w:pPr>
@@ -2347,11 +5765,47 @@
           <w:szCs w:val="28"/>
         </w:rPr>
       </w:pPr>
-      <w:r>
-        <w:rPr>
-          <w:rFonts w:ascii="Times New Roman" w:hAnsi="Times New Roman" w:cs="Times New Roman"/>
-        </w:rPr>
-        <w:t xml:space="preserve">Rule.cs, Predicate.cs, KnowledgeBase.cs </w:t>
+      <w:proofErr w:type="spellStart"/>
+      <w:r>
+        <w:rPr>
+          <w:rFonts w:ascii="Times New Roman" w:hAnsi="Times New Roman" w:cs="Times New Roman"/>
+        </w:rPr>
+        <w:t>Rule.cs</w:t>
+      </w:r>
+      <w:proofErr w:type="spellEnd"/>
+      <w:r>
+        <w:rPr>
+          <w:rFonts w:ascii="Times New Roman" w:hAnsi="Times New Roman" w:cs="Times New Roman"/>
+        </w:rPr>
+        <w:t xml:space="preserve">, </w:t>
+      </w:r>
+      <w:proofErr w:type="spellStart"/>
+      <w:r>
+        <w:rPr>
+          <w:rFonts w:ascii="Times New Roman" w:hAnsi="Times New Roman" w:cs="Times New Roman"/>
+        </w:rPr>
+        <w:t>Predicate.cs</w:t>
+      </w:r>
+      <w:proofErr w:type="spellEnd"/>
+      <w:r>
+        <w:rPr>
+          <w:rFonts w:ascii="Times New Roman" w:hAnsi="Times New Roman" w:cs="Times New Roman"/>
+        </w:rPr>
+        <w:t xml:space="preserve">, </w:t>
+      </w:r>
+      <w:proofErr w:type="spellStart"/>
+      <w:r>
+        <w:rPr>
+          <w:rFonts w:ascii="Times New Roman" w:hAnsi="Times New Roman" w:cs="Times New Roman"/>
+        </w:rPr>
+        <w:t>KnowledgeBase.cs</w:t>
+      </w:r>
+      <w:proofErr w:type="spellEnd"/>
+      <w:r>
+        <w:rPr>
+          <w:rFonts w:ascii="Times New Roman" w:hAnsi="Times New Roman" w:cs="Times New Roman"/>
+        </w:rPr>
+        <w:t xml:space="preserve"> </w:t>
       </w:r>
     </w:p>
     <w:p>
@@ -2369,12 +5823,28 @@
           <w:szCs w:val="28"/>
         </w:rPr>
       </w:pPr>
-      <w:r>
-        <w:rPr>
-          <w:rFonts w:ascii="Times New Roman" w:hAnsi="Times New Roman" w:cs="Times New Roman"/>
-        </w:rPr>
-        <w:t>Revizuire documentație</w:t>
-      </w:r>
+      <w:proofErr w:type="spellStart"/>
+      <w:r>
+        <w:rPr>
+          <w:rFonts w:ascii="Times New Roman" w:hAnsi="Times New Roman" w:cs="Times New Roman"/>
+        </w:rPr>
+        <w:t>Revizuire</w:t>
+      </w:r>
+      <w:proofErr w:type="spellEnd"/>
+      <w:r>
+        <w:rPr>
+          <w:rFonts w:ascii="Times New Roman" w:hAnsi="Times New Roman" w:cs="Times New Roman"/>
+        </w:rPr>
+        <w:t xml:space="preserve"> </w:t>
+      </w:r>
+      <w:proofErr w:type="spellStart"/>
+      <w:r>
+        <w:rPr>
+          <w:rFonts w:ascii="Times New Roman" w:hAnsi="Times New Roman" w:cs="Times New Roman"/>
+        </w:rPr>
+        <w:t>documentație</w:t>
+      </w:r>
+      <w:proofErr w:type="spellEnd"/>
     </w:p>
     <w:p>
       <w:pPr>
@@ -2387,11 +5857,19 @@
           <w:rFonts w:ascii="Times New Roman" w:hAnsi="Times New Roman" w:cs="Times New Roman"/>
         </w:rPr>
       </w:pPr>
-      <w:r>
-        <w:rPr>
-          <w:rFonts w:ascii="Times New Roman" w:hAnsi="Times New Roman" w:cs="Times New Roman"/>
-        </w:rPr>
-        <w:t>Contribuție Erhan Robert Gabriel</w:t>
+      <w:proofErr w:type="spellStart"/>
+      <w:r>
+        <w:rPr>
+          <w:rFonts w:ascii="Times New Roman" w:hAnsi="Times New Roman" w:cs="Times New Roman"/>
+        </w:rPr>
+        <w:t>Contribuție</w:t>
+      </w:r>
+      <w:proofErr w:type="spellEnd"/>
+      <w:r>
+        <w:rPr>
+          <w:rFonts w:ascii="Times New Roman" w:hAnsi="Times New Roman" w:cs="Times New Roman"/>
+        </w:rPr>
+        <w:t xml:space="preserve"> Erhan Robert Gabriel</w:t>
       </w:r>
     </w:p>
     <w:p>
@@ -2405,12 +5883,42 @@
           <w:rFonts w:ascii="Times New Roman" w:hAnsi="Times New Roman" w:cs="Times New Roman"/>
         </w:rPr>
       </w:pPr>
-      <w:r>
-        <w:rPr>
-          <w:rFonts w:ascii="Times New Roman" w:hAnsi="Times New Roman" w:cs="Times New Roman"/>
-        </w:rPr>
-        <w:t>Realizare schelet proiect</w:t>
-      </w:r>
+      <w:proofErr w:type="spellStart"/>
+      <w:r>
+        <w:rPr>
+          <w:rFonts w:ascii="Times New Roman" w:hAnsi="Times New Roman" w:cs="Times New Roman"/>
+        </w:rPr>
+        <w:t>Realizare</w:t>
+      </w:r>
+      <w:proofErr w:type="spellEnd"/>
+      <w:r>
+        <w:rPr>
+          <w:rFonts w:ascii="Times New Roman" w:hAnsi="Times New Roman" w:cs="Times New Roman"/>
+        </w:rPr>
+        <w:t xml:space="preserve"> </w:t>
+      </w:r>
+      <w:proofErr w:type="spellStart"/>
+      <w:r>
+        <w:rPr>
+          <w:rFonts w:ascii="Times New Roman" w:hAnsi="Times New Roman" w:cs="Times New Roman"/>
+        </w:rPr>
+        <w:t>schelet</w:t>
+      </w:r>
+      <w:proofErr w:type="spellEnd"/>
+      <w:r>
+        <w:rPr>
+          <w:rFonts w:ascii="Times New Roman" w:hAnsi="Times New Roman" w:cs="Times New Roman"/>
+        </w:rPr>
+        <w:t xml:space="preserve"> </w:t>
+      </w:r>
+      <w:proofErr w:type="spellStart"/>
+      <w:r>
+        <w:rPr>
+          <w:rFonts w:ascii="Times New Roman" w:hAnsi="Times New Roman" w:cs="Times New Roman"/>
+        </w:rPr>
+        <w:t>proiect</w:t>
+      </w:r>
+      <w:proofErr w:type="spellEnd"/>
     </w:p>
     <w:p>
       <w:pPr>
@@ -2423,12 +5931,28 @@
           <w:rFonts w:ascii="Times New Roman" w:hAnsi="Times New Roman" w:cs="Times New Roman"/>
         </w:rPr>
       </w:pPr>
-      <w:r>
-        <w:rPr>
-          <w:rFonts w:ascii="Times New Roman" w:hAnsi="Times New Roman" w:cs="Times New Roman"/>
-        </w:rPr>
-        <w:t>Secțiunile 4-7 ale documentației</w:t>
-      </w:r>
+      <w:proofErr w:type="spellStart"/>
+      <w:r>
+        <w:rPr>
+          <w:rFonts w:ascii="Times New Roman" w:hAnsi="Times New Roman" w:cs="Times New Roman"/>
+        </w:rPr>
+        <w:t>Secțiunile</w:t>
+      </w:r>
+      <w:proofErr w:type="spellEnd"/>
+      <w:r>
+        <w:rPr>
+          <w:rFonts w:ascii="Times New Roman" w:hAnsi="Times New Roman" w:cs="Times New Roman"/>
+        </w:rPr>
+        <w:t xml:space="preserve"> 4-7 ale </w:t>
+      </w:r>
+      <w:proofErr w:type="spellStart"/>
+      <w:r>
+        <w:rPr>
+          <w:rFonts w:ascii="Times New Roman" w:hAnsi="Times New Roman" w:cs="Times New Roman"/>
+        </w:rPr>
+        <w:t>documentației</w:t>
+      </w:r>
+      <w:proofErr w:type="spellEnd"/>
     </w:p>
     <w:p>
       <w:pPr>
@@ -2441,12 +5965,28 @@
           <w:rFonts w:ascii="Times New Roman" w:hAnsi="Times New Roman" w:cs="Times New Roman"/>
         </w:rPr>
       </w:pPr>
-      <w:r>
-        <w:rPr>
-          <w:rFonts w:ascii="Times New Roman" w:hAnsi="Times New Roman" w:cs="Times New Roman"/>
-        </w:rPr>
-        <w:t>Program.cs &amp; InferenceEngine.cs</w:t>
-      </w:r>
+      <w:proofErr w:type="spellStart"/>
+      <w:r>
+        <w:rPr>
+          <w:rFonts w:ascii="Times New Roman" w:hAnsi="Times New Roman" w:cs="Times New Roman"/>
+        </w:rPr>
+        <w:t>Program.cs</w:t>
+      </w:r>
+      <w:proofErr w:type="spellEnd"/>
+      <w:r>
+        <w:rPr>
+          <w:rFonts w:ascii="Times New Roman" w:hAnsi="Times New Roman" w:cs="Times New Roman"/>
+        </w:rPr>
+        <w:t xml:space="preserve"> &amp; </w:t>
+      </w:r>
+      <w:proofErr w:type="spellStart"/>
+      <w:r>
+        <w:rPr>
+          <w:rFonts w:ascii="Times New Roman" w:hAnsi="Times New Roman" w:cs="Times New Roman"/>
+        </w:rPr>
+        <w:t>InferenceEngine.cs</w:t>
+      </w:r>
+      <w:proofErr w:type="spellEnd"/>
     </w:p>
     <w:p>
       <w:pPr>
@@ -2459,12 +5999,28 @@
           <w:rFonts w:ascii="Times New Roman" w:hAnsi="Times New Roman" w:cs="Times New Roman"/>
         </w:rPr>
       </w:pPr>
-      <w:r>
-        <w:rPr>
-          <w:rFonts w:ascii="Times New Roman" w:hAnsi="Times New Roman" w:cs="Times New Roman"/>
-        </w:rPr>
-        <w:t>Revizuire documentație</w:t>
-      </w:r>
+      <w:proofErr w:type="spellStart"/>
+      <w:r>
+        <w:rPr>
+          <w:rFonts w:ascii="Times New Roman" w:hAnsi="Times New Roman" w:cs="Times New Roman"/>
+        </w:rPr>
+        <w:t>Revizuire</w:t>
+      </w:r>
+      <w:proofErr w:type="spellEnd"/>
+      <w:r>
+        <w:rPr>
+          <w:rFonts w:ascii="Times New Roman" w:hAnsi="Times New Roman" w:cs="Times New Roman"/>
+        </w:rPr>
+        <w:t xml:space="preserve"> </w:t>
+      </w:r>
+      <w:proofErr w:type="spellStart"/>
+      <w:r>
+        <w:rPr>
+          <w:rFonts w:ascii="Times New Roman" w:hAnsi="Times New Roman" w:cs="Times New Roman"/>
+        </w:rPr>
+        <w:t>documentație</w:t>
+      </w:r>
+      <w:proofErr w:type="spellEnd"/>
     </w:p>
     <w:p>
       <w:pPr>
@@ -2488,6 +6044,7 @@
           <w:szCs w:val="28"/>
         </w:rPr>
       </w:pPr>
+      <w:proofErr w:type="spellStart"/>
       <w:r>
         <w:rPr>
           <w:rFonts w:ascii="Times New Roman" w:hAnsi="Times New Roman" w:cs="Times New Roman"/>
@@ -2498,6 +6055,7 @@
         </w:rPr>
         <w:t>Bibliografie</w:t>
       </w:r>
+      <w:proofErr w:type="spellEnd"/>
     </w:p>
     <w:p>
       <w:pPr>
@@ -2505,7 +6063,63 @@
         <w:ind w:left="630"/>
       </w:pPr>
       <w:r>
-        <w:t xml:space="preserve">[1] Curs 6: Metode de inferenta in logica propozitionala si predicativa Sursa: </w:t>
+        <w:t xml:space="preserve">[1] Curs 6: </w:t>
+      </w:r>
+      <w:proofErr w:type="spellStart"/>
+      <w:r>
+        <w:t>Metode</w:t>
+      </w:r>
+      <w:proofErr w:type="spellEnd"/>
+      <w:r>
+        <w:t xml:space="preserve"> de </w:t>
+      </w:r>
+      <w:proofErr w:type="spellStart"/>
+      <w:r>
+        <w:t>inferenta</w:t>
+      </w:r>
+      <w:proofErr w:type="spellEnd"/>
+      <w:r>
+        <w:t xml:space="preserve"> in </w:t>
+      </w:r>
+      <w:proofErr w:type="spellStart"/>
+      <w:r>
+        <w:t>logica</w:t>
+      </w:r>
+      <w:proofErr w:type="spellEnd"/>
+      <w:r>
+        <w:t xml:space="preserve"> </w:t>
+      </w:r>
+      <w:proofErr w:type="spellStart"/>
+      <w:r>
+        <w:t>propozitionala</w:t>
+      </w:r>
+      <w:proofErr w:type="spellEnd"/>
+      <w:r>
+        <w:t xml:space="preserve"> </w:t>
+      </w:r>
+      <w:proofErr w:type="spellStart"/>
+      <w:r>
+        <w:t>si</w:t>
+      </w:r>
+      <w:proofErr w:type="spellEnd"/>
+      <w:r>
+        <w:t xml:space="preserve"> </w:t>
+      </w:r>
+      <w:proofErr w:type="spellStart"/>
+      <w:r>
+        <w:t>predicativa</w:t>
+      </w:r>
+      <w:proofErr w:type="spellEnd"/>
+      <w:r>
+        <w:t xml:space="preserve"> </w:t>
+      </w:r>
+      <w:proofErr w:type="spellStart"/>
+      <w:r>
+        <w:t>Sursa</w:t>
+      </w:r>
+      <w:proofErr w:type="spellEnd"/>
+      <w:r>
+        <w:t xml:space="preserve">: </w:t>
       </w:r>
       <w:r>
         <w:t>https://florinleon.byethost24.com/curs_ia.html?i=1</w:t>
@@ -2527,6 +6141,26 @@
       <w:pPr>
         <w:pStyle w:val="Listparagraf"/>
         <w:ind w:left="630"/>
+      </w:pPr>
+      <w:r>
+        <w:t>[3]</w:t>
+      </w:r>
+      <w:r>
+        <w:t xml:space="preserve"> </w:t>
+      </w:r>
+      <w:hyperlink r:id="rId12" w:history="1">
+        <w:r>
+          <w:rPr>
+            <w:rStyle w:val="Hyperlink"/>
+          </w:rPr>
+          <w:t>https://mquest.ro/home/learnunit?id=189</w:t>
+        </w:r>
+      </w:hyperlink>
+    </w:p>
+    <w:p>
+      <w:pPr>
+        <w:pStyle w:val="Listparagraf"/>
+        <w:ind w:left="630"/>
         <w:rPr>
           <w:rFonts w:ascii="Times New Roman" w:hAnsi="Times New Roman" w:cs="Times New Roman"/>
           <w:b/>
@@ -2536,13 +6170,14 @@
         </w:rPr>
       </w:pPr>
       <w:r>
-        <w:t>[3]</w:t>
-      </w:r>
-      <w:r>
-        <w:t xml:space="preserve"> </w:t>
-      </w:r>
-      <w:r>
-        <w:t>https://mquest.ro/home/learnunit?id=189</w:t>
+        <w:rPr>
+          <w:rFonts w:ascii="Times New Roman" w:hAnsi="Times New Roman" w:cs="Times New Roman"/>
+          <w:b/>
+          <w:bCs/>
+          <w:sz w:val="28"/>
+          <w:szCs w:val="28"/>
+        </w:rPr>
+        <w:t>https://github.com/CatanaRicardo/proiect-Inteligenta-Artificiala.git</w:t>
       </w:r>
     </w:p>
     <w:sectPr>
@@ -4813,6 +8448,29 @@
       <w:szCs w:val="20"/>
     </w:rPr>
   </w:style>
+  <w:style w:type="character" w:styleId="Hyperlink">
+    <w:name w:val="Hyperlink"/>
+    <w:basedOn w:val="Fontdeparagrafimplicit"/>
+    <w:uiPriority w:val="99"/>
+    <w:unhideWhenUsed/>
+    <w:rsid w:val="00864802"/>
+    <w:rPr>
+      <w:color w:val="0563C1" w:themeColor="hyperlink"/>
+      <w:u w:val="single"/>
+    </w:rPr>
+  </w:style>
+  <w:style w:type="character" w:styleId="MeniuneNerezolvat">
+    <w:name w:val="Unresolved Mention"/>
+    <w:basedOn w:val="Fontdeparagrafimplicit"/>
+    <w:uiPriority w:val="99"/>
+    <w:semiHidden/>
+    <w:unhideWhenUsed/>
+    <w:rsid w:val="00864802"/>
+    <w:rPr>
+      <w:color w:val="605E5C"/>
+      <w:shd w:val="clear" w:color="auto" w:fill="E1DFDD"/>
+    </w:rPr>
+  </w:style>
 </w:styles>
 </file>
 
